--- a/4.质量管理/1.流程制度规范类文件/TXHS-04-03-客户满意度调查管理制度.docx
+++ b/4.质量管理/1.流程制度规范类文件/TXHS-04-03-客户满意度调查管理制度.docx
@@ -1,10 +1,11 @@
 
 <file path=word/document.xml><?xml version="1.0" encoding="utf-8"?>
-<w:document xmlns:wpc="http://schemas.microsoft.com/office/word/2010/wordprocessingCanvas" xmlns:mc="http://schemas.openxmlformats.org/markup-compatibility/2006" xmlns:o="urn:schemas-microsoft-com:office:office" xmlns:r="http://schemas.openxmlformats.org/officeDocument/2006/relationships" xmlns:m="http://schemas.openxmlformats.org/officeDocument/2006/math" xmlns:v="urn:schemas-microsoft-com:vml" xmlns:wp14="http://schemas.microsoft.com/office/word/2010/wordprocessingDrawing" xmlns:wp="http://schemas.openxmlformats.org/drawingml/2006/wordprocessingDrawing" xmlns:w="http://schemas.openxmlformats.org/wordprocessingml/2006/main" xmlns:w14="http://schemas.microsoft.com/office/word/2010/wordml" xmlns:w10="urn:schemas-microsoft-com:office:word" xmlns:w15="http://schemas.microsoft.com/office/word/2012/wordml" xmlns:wpg="http://schemas.microsoft.com/office/word/2010/wordprocessingGroup" xmlns:wpi="http://schemas.microsoft.com/office/word/2010/wordprocessingInk" xmlns:wne="http://schemas.microsoft.com/office/word/2006/wordml" xmlns:wps="http://schemas.microsoft.com/office/word/2010/wordprocessingShape" xmlns:wpsCustomData="http://www.wps.cn/officeDocument/2013/wpsCustomData" mc:Ignorable="w14 w15 wp14">
+<w:document xmlns:wpc="http://schemas.microsoft.com/office/word/2010/wordprocessingCanvas" xmlns:mc="http://schemas.openxmlformats.org/markup-compatibility/2006" xmlns:o="urn:schemas-microsoft-com:office:office" xmlns:r="http://schemas.openxmlformats.org/officeDocument/2006/relationships" xmlns:m="http://schemas.openxmlformats.org/officeDocument/2006/math" xmlns:v="urn:schemas-microsoft-com:vml" xmlns:wp14="http://schemas.microsoft.com/office/word/2010/wordprocessingDrawing" xmlns:wp="http://schemas.openxmlformats.org/drawingml/2006/wordprocessingDrawing" xmlns:w10="urn:schemas-microsoft-com:office:word" xmlns:w="http://schemas.openxmlformats.org/wordprocessingml/2006/main" xmlns:w14="http://schemas.microsoft.com/office/word/2010/wordml" xmlns:w15="http://schemas.microsoft.com/office/word/2012/wordml" xmlns:wne="http://schemas.microsoft.com/office/word/2006/wordml" xmlns:wpg="http://schemas.microsoft.com/office/word/2010/wordprocessingGroup" xmlns:wpi="http://schemas.microsoft.com/office/word/2010/wordprocessingInk" xmlns:wps="http://schemas.microsoft.com/office/word/2010/wordprocessingShape" mc:Ignorable="w14 w15 wp14">
+  <!-- Generated by Aspose.Words for .NET 13.3.0.1 -->
   <w:body>
     <w:p>
       <w:pPr>
-        <w:pStyle w:val="24"/>
+        <w:pStyle w:val="a"/>
         <w:keepNext w:val="0"/>
         <w:keepLines w:val="0"/>
         <w:pageBreakBefore w:val="0"/>
@@ -24,7 +25,7 @@
       <w:bookmarkStart w:id="0" w:name="_Toc12611"/>
       <w:r>
         <w:drawing>
-          <wp:anchor distT="0" distB="0" distL="114300" distR="114300" simplePos="0" relativeHeight="251661312" behindDoc="1" locked="0" layoutInCell="1" allowOverlap="1">
+          <wp:anchor distT="0" distB="0" distL="114300" distR="114300" simplePos="0" relativeHeight="251660288" behindDoc="1" locked="0" layoutInCell="1" allowOverlap="1">
             <wp:simplePos x="0" y="0"/>
             <wp:positionH relativeFrom="column">
               <wp:posOffset>-19050</wp:posOffset>
@@ -49,7 +50,7 @@
                     </pic:cNvPicPr>
                   </pic:nvPicPr>
                   <pic:blipFill>
-                    <a:blip r:embed="rId7"/>
+                    <a:blip xmlns:r="http://schemas.openxmlformats.org/officeDocument/2006/relationships" r:embed="rId4"/>
                     <a:stretch>
                       <a:fillRect/>
                     </a:stretch>
@@ -75,7 +76,7 @@
       </w:r>
       <w:r>
         <w:drawing>
-          <wp:anchor distT="0" distB="0" distL="114300" distR="114300" simplePos="0" relativeHeight="251660288" behindDoc="1" locked="0" layoutInCell="1" allowOverlap="1">
+          <wp:anchor distT="0" distB="0" distL="114300" distR="114300" simplePos="0" relativeHeight="251659264" behindDoc="1" locked="0" layoutInCell="1" allowOverlap="1">
             <wp:simplePos x="0" y="0"/>
             <wp:positionH relativeFrom="column">
               <wp:posOffset>0</wp:posOffset>
@@ -100,7 +101,7 @@
                     </pic:cNvPicPr>
                   </pic:nvPicPr>
                   <pic:blipFill>
-                    <a:blip r:embed="rId8"/>
+                    <a:blip xmlns:r="http://schemas.openxmlformats.org/officeDocument/2006/relationships" r:embed="rId5"/>
                     <a:stretch>
                       <a:fillRect/>
                     </a:stretch>
@@ -130,7 +131,7 @@
           <w:lang w:val="en-US" w:eastAsia="zh-CN"/>
         </w:rPr>
         <w:drawing>
-          <wp:anchor distT="0" distB="0" distL="114300" distR="114300" simplePos="0" relativeHeight="251659264" behindDoc="1" locked="0" layoutInCell="1" allowOverlap="1">
+          <wp:anchor distT="0" distB="0" distL="114300" distR="114300" simplePos="0" relativeHeight="251658240" behindDoc="1" locked="0" layoutInCell="1" allowOverlap="1">
             <wp:simplePos x="0" y="0"/>
             <wp:positionH relativeFrom="column">
               <wp:posOffset>635</wp:posOffset>
@@ -155,7 +156,7 @@
                     </pic:cNvPicPr>
                   </pic:nvPicPr>
                   <pic:blipFill>
-                    <a:blip r:embed="rId9">
+                    <a:blip xmlns:r="http://schemas.openxmlformats.org/officeDocument/2006/relationships" r:embed="rId6">
                       <a:alphaModFix amt="58000"/>
                       <a:lum contrast="-52000"/>
                     </a:blip>
@@ -189,7 +190,7 @@
     </w:p>
     <w:p>
       <w:pPr>
-        <w:pStyle w:val="25"/>
+        <w:pStyle w:val="a0"/>
         <w:keepNext w:val="0"/>
         <w:keepLines w:val="0"/>
         <w:pageBreakBefore w:val="0"/>
@@ -236,11 +237,11 @@
         <w:adjustRightInd w:val="0"/>
         <w:snapToGrid w:val="0"/>
         <w:spacing w:after="624" w:afterLines="200" w:line="219" w:lineRule="auto"/>
-        <w:ind w:left="0" w:leftChars="0" w:right="0" w:rightChars="0" w:firstLine="0" w:firstLineChars="0"/>
+        <w:ind w:left="0" w:right="0" w:firstLine="0" w:leftChars="0" w:rightChars="0" w:firstLineChars="0"/>
         <w:jc w:val="center"/>
         <w:textAlignment w:val="baseline"/>
         <w:rPr>
-          <w:rFonts w:hint="eastAsia" w:ascii="宋体" w:hAnsi="宋体" w:eastAsia="宋体" w:cs="宋体"/>
+          <w:rFonts w:ascii="宋体" w:eastAsia="宋体" w:hAnsi="宋体" w:cs="宋体" w:hint="eastAsia"/>
           <w:sz w:val="24"/>
           <w:szCs w:val="24"/>
           <w:lang w:val="en-US" w:eastAsia="zh-CN"/>
@@ -248,7 +249,7 @@
       </w:pPr>
       <w:r>
         <w:rPr>
-          <w:rFonts w:ascii="宋体" w:hAnsi="宋体" w:eastAsia="宋体" w:cs="宋体"/>
+          <w:rFonts w:ascii="宋体" w:eastAsia="宋体" w:hAnsi="宋体" w:cs="宋体"/>
           <w:b/>
           <w:bCs/>
           <w:spacing w:val="-3"/>
@@ -259,7 +260,7 @@
       </w:r>
       <w:r>
         <w:rPr>
-          <w:rFonts w:hint="eastAsia" w:ascii="宋体" w:hAnsi="宋体" w:eastAsia="宋体" w:cs="宋体"/>
+          <w:rFonts w:ascii="宋体" w:eastAsia="宋体" w:hAnsi="宋体" w:cs="宋体" w:hint="eastAsia"/>
           <w:b/>
           <w:bCs/>
           <w:spacing w:val="-3"/>
@@ -271,7 +272,7 @@
       </w:r>
       <w:r>
         <w:rPr>
-          <w:rFonts w:ascii="宋体" w:hAnsi="宋体" w:eastAsia="宋体" w:cs="宋体"/>
+          <w:rFonts w:ascii="宋体" w:eastAsia="宋体" w:hAnsi="宋体" w:cs="宋体"/>
           <w:b/>
           <w:bCs/>
           <w:spacing w:val="-3"/>
@@ -282,7 +283,7 @@
       </w:r>
       <w:r>
         <w:rPr>
-          <w:rFonts w:hint="eastAsia" w:ascii="宋体" w:hAnsi="宋体" w:cs="宋体"/>
+          <w:rFonts w:ascii="宋体" w:hAnsi="宋体" w:cs="宋体" w:hint="eastAsia"/>
           <w:b/>
           <w:bCs/>
           <w:spacing w:val="-3"/>
@@ -294,7 +295,7 @@
       </w:r>
       <w:r>
         <w:rPr>
-          <w:rFonts w:ascii="宋体" w:hAnsi="宋体" w:eastAsia="宋体" w:cs="宋体"/>
+          <w:rFonts w:ascii="宋体" w:eastAsia="宋体" w:hAnsi="宋体" w:cs="宋体"/>
           <w:b/>
           <w:bCs/>
           <w:spacing w:val="-3"/>
@@ -305,7 +306,7 @@
       </w:r>
       <w:r>
         <w:rPr>
-          <w:rFonts w:hint="eastAsia" w:ascii="宋体" w:hAnsi="宋体" w:cs="宋体"/>
+          <w:rFonts w:ascii="宋体" w:hAnsi="宋体" w:cs="宋体" w:hint="eastAsia"/>
           <w:b/>
           <w:bCs/>
           <w:spacing w:val="-3"/>
@@ -318,18 +319,17 @@
     </w:p>
     <w:tbl>
       <w:tblPr>
-        <w:tblStyle w:val="21"/>
+        <w:tblStyle w:val="TableGrid"/>
         <w:tblW w:w="0" w:type="auto"/>
         <w:jc w:val="center"/>
         <w:tblBorders>
-          <w:top w:val="none" w:color="auto" w:sz="0" w:space="0"/>
-          <w:left w:val="none" w:color="auto" w:sz="0" w:space="0"/>
-          <w:bottom w:val="none" w:color="auto" w:sz="0" w:space="0"/>
-          <w:right w:val="none" w:color="auto" w:sz="0" w:space="0"/>
-          <w:insideH w:val="none" w:color="auto" w:sz="0" w:space="0"/>
-          <w:insideV w:val="none" w:color="auto" w:sz="0" w:space="0"/>
+          <w:top w:val="nil"/>
+          <w:left w:val="nil"/>
+          <w:bottom w:val="nil"/>
+          <w:right w:val="nil"/>
+          <w:insideH w:val="nil"/>
+          <w:insideV w:val="nil"/>
         </w:tblBorders>
-        <w:tblLayout w:type="autofit"/>
         <w:tblCellMar>
           <w:top w:w="0" w:type="dxa"/>
           <w:left w:w="108" w:type="dxa"/>
@@ -343,13 +343,15 @@
       </w:tblGrid>
       <w:tr>
         <w:tblPrEx>
+          <w:tblW w:w="0" w:type="auto"/>
+          <w:jc w:val="center"/>
           <w:tblBorders>
-            <w:top w:val="none" w:color="auto" w:sz="0" w:space="0"/>
-            <w:left w:val="none" w:color="auto" w:sz="0" w:space="0"/>
-            <w:bottom w:val="none" w:color="auto" w:sz="0" w:space="0"/>
-            <w:right w:val="none" w:color="auto" w:sz="0" w:space="0"/>
-            <w:insideH w:val="none" w:color="auto" w:sz="0" w:space="0"/>
-            <w:insideV w:val="none" w:color="auto" w:sz="0" w:space="0"/>
+            <w:top w:val="nil"/>
+            <w:left w:val="nil"/>
+            <w:bottom w:val="nil"/>
+            <w:right w:val="nil"/>
+            <w:insideH w:val="nil"/>
+            <w:insideV w:val="nil"/>
           </w:tblBorders>
           <w:tblCellMar>
             <w:top w:w="0" w:type="dxa"/>
@@ -359,7 +361,7 @@
           </w:tblCellMar>
         </w:tblPrEx>
         <w:trPr>
-          <w:trHeight w:val="810" w:hRule="atLeast"/>
+          <w:trHeight w:val="810"/>
           <w:jc w:val="center"/>
         </w:trPr>
         <w:tc>
@@ -398,7 +400,7 @@
             </w:r>
             <w:r>
               <w:rPr>
-                <w:rFonts w:hint="default" w:asciiTheme="minorAscii" w:hAnsiTheme="minorAscii" w:eastAsiaTheme="minorEastAsia"/>
+                <w:rFonts w:asciiTheme="minorAscii" w:eastAsiaTheme="minorEastAsia" w:hAnsiTheme="minorAscii" w:hint="default"/>
                 <w:spacing w:val="227"/>
                 <w:sz w:val="21"/>
                 <w:vertAlign w:val="baseline"/>
@@ -453,7 +455,7 @@
             </w:r>
             <w:r>
               <w:rPr>
-                <w:rFonts w:hint="eastAsia" w:asciiTheme="minorAscii" w:hAnsiTheme="minorAscii" w:eastAsiaTheme="minorEastAsia"/>
+                <w:rFonts w:asciiTheme="minorAscii" w:eastAsiaTheme="minorEastAsia" w:hAnsiTheme="minorAscii" w:hint="eastAsia"/>
                 <w:spacing w:val="227"/>
                 <w:sz w:val="21"/>
                 <w:vertAlign w:val="baseline"/>
@@ -475,14 +477,8 @@
       </w:tr>
       <w:tr>
         <w:tblPrEx>
-          <w:tblBorders>
-            <w:top w:val="none" w:color="auto" w:sz="0" w:space="0"/>
-            <w:left w:val="none" w:color="auto" w:sz="0" w:space="0"/>
-            <w:bottom w:val="none" w:color="auto" w:sz="0" w:space="0"/>
-            <w:right w:val="none" w:color="auto" w:sz="0" w:space="0"/>
-            <w:insideH w:val="none" w:color="auto" w:sz="0" w:space="0"/>
-            <w:insideV w:val="none" w:color="auto" w:sz="0" w:space="0"/>
-          </w:tblBorders>
+          <w:tblW w:w="0" w:type="auto"/>
+          <w:jc w:val="center"/>
           <w:tblCellMar>
             <w:top w:w="0" w:type="dxa"/>
             <w:left w:w="108" w:type="dxa"/>
@@ -491,7 +487,7 @@
           </w:tblCellMar>
         </w:tblPrEx>
         <w:trPr>
-          <w:trHeight w:val="810" w:hRule="atLeast"/>
+          <w:trHeight w:val="810"/>
           <w:jc w:val="center"/>
         </w:trPr>
         <w:tc>
@@ -516,7 +512,7 @@
               <w:snapToGrid w:val="0"/>
               <w:textAlignment w:val="baseline"/>
               <w:rPr>
-                <w:rFonts w:hint="default" w:ascii="Arial" w:hAnsi="Arial" w:eastAsia="Arial" w:cs="Arial"/>
+                <w:rFonts w:ascii="Arial" w:eastAsia="Arial" w:hAnsi="Arial" w:cs="Arial" w:hint="default"/>
                 <w:snapToGrid w:val="0"/>
                 <w:color w:val="000000"/>
                 <w:kern w:val="0"/>
@@ -548,7 +544,7 @@
             </w:r>
             <w:r>
               <w:rPr>
-                <w:rFonts w:hint="default" w:asciiTheme="minorAscii" w:hAnsiTheme="minorAscii" w:eastAsiaTheme="minorEastAsia"/>
+                <w:rFonts w:asciiTheme="minorAscii" w:eastAsiaTheme="minorEastAsia" w:hAnsiTheme="minorAscii" w:hint="default"/>
                 <w:spacing w:val="227"/>
                 <w:sz w:val="21"/>
                 <w:vertAlign w:val="baseline"/>
@@ -565,18 +561,7 @@
                 <w:vertAlign w:val="baseline"/>
                 <w:lang w:val="en-US" w:eastAsia="zh-CN"/>
               </w:rPr>
-              <w:t>V2.</w:t>
-            </w:r>
-            <w:r>
-              <w:rPr>
-                <w:rFonts w:hint="eastAsia"/>
-                <w:spacing w:val="0"/>
-                <w:kern w:val="0"/>
-                <w:u w:val="single"/>
-                <w:vertAlign w:val="baseline"/>
-                <w:lang w:val="en-US" w:eastAsia="zh-CN"/>
-              </w:rPr>
-              <w:t>0</w:t>
+              <w:t>V1.0</w:t>
             </w:r>
           </w:p>
         </w:tc>
@@ -602,7 +587,7 @@
               <w:snapToGrid w:val="0"/>
               <w:textAlignment w:val="baseline"/>
               <w:rPr>
-                <w:rFonts w:hint="default" w:ascii="Arial" w:hAnsi="Arial" w:eastAsia="Arial" w:cs="Arial"/>
+                <w:rFonts w:ascii="Arial" w:eastAsia="Arial" w:hAnsi="Arial" w:cs="Arial" w:hint="default"/>
                 <w:snapToGrid w:val="0"/>
                 <w:color w:val="000000"/>
                 <w:kern w:val="0"/>
@@ -620,11 +605,9 @@
               </w:rPr>
               <w:t>审核时间</w:t>
             </w:r>
-            <w:bookmarkStart w:id="31" w:name="_GoBack"/>
-            <w:bookmarkEnd w:id="31"/>
             <w:r>
               <w:rPr>
-                <w:rFonts w:hint="eastAsia" w:asciiTheme="minorAscii" w:hAnsiTheme="minorAscii" w:eastAsiaTheme="minorEastAsia"/>
+                <w:rFonts w:asciiTheme="minorAscii" w:eastAsiaTheme="minorEastAsia" w:hAnsiTheme="minorAscii" w:hint="eastAsia"/>
                 <w:spacing w:val="227"/>
                 <w:sz w:val="21"/>
                 <w:vertAlign w:val="baseline"/>
@@ -646,14 +629,8 @@
       </w:tr>
       <w:tr>
         <w:tblPrEx>
-          <w:tblBorders>
-            <w:top w:val="none" w:color="auto" w:sz="0" w:space="0"/>
-            <w:left w:val="none" w:color="auto" w:sz="0" w:space="0"/>
-            <w:bottom w:val="none" w:color="auto" w:sz="0" w:space="0"/>
-            <w:right w:val="none" w:color="auto" w:sz="0" w:space="0"/>
-            <w:insideH w:val="none" w:color="auto" w:sz="0" w:space="0"/>
-            <w:insideV w:val="none" w:color="auto" w:sz="0" w:space="0"/>
-          </w:tblBorders>
+          <w:tblW w:w="0" w:type="auto"/>
+          <w:jc w:val="center"/>
           <w:tblCellMar>
             <w:top w:w="0" w:type="dxa"/>
             <w:left w:w="108" w:type="dxa"/>
@@ -662,7 +639,7 @@
           </w:tblCellMar>
         </w:tblPrEx>
         <w:trPr>
-          <w:trHeight w:val="635" w:hRule="atLeast"/>
+          <w:trHeight w:val="635"/>
           <w:jc w:val="center"/>
         </w:trPr>
         <w:tc>
@@ -713,7 +690,7 @@
             </w:r>
             <w:r>
               <w:rPr>
-                <w:rFonts w:hint="eastAsia" w:asciiTheme="minorAscii" w:hAnsiTheme="minorAscii" w:eastAsiaTheme="minorEastAsia"/>
+                <w:rFonts w:asciiTheme="minorAscii" w:eastAsiaTheme="minorEastAsia" w:hAnsiTheme="minorAscii" w:hint="eastAsia"/>
                 <w:spacing w:val="227"/>
                 <w:sz w:val="21"/>
                 <w:vertAlign w:val="baseline"/>
@@ -767,7 +744,7 @@
             </w:r>
             <w:r>
               <w:rPr>
-                <w:rFonts w:hint="eastAsia" w:asciiTheme="minorAscii" w:hAnsiTheme="minorAscii" w:eastAsiaTheme="minorEastAsia"/>
+                <w:rFonts w:asciiTheme="minorAscii" w:eastAsiaTheme="minorEastAsia" w:hAnsiTheme="minorAscii" w:hint="eastAsia"/>
                 <w:spacing w:val="227"/>
                 <w:sz w:val="21"/>
                 <w:vertAlign w:val="baseline"/>
@@ -828,14 +805,14 @@
         <w:ind w:left="3634"/>
         <w:textAlignment w:val="baseline"/>
         <w:rPr>
-          <w:rFonts w:ascii="宋体" w:hAnsi="宋体" w:eastAsia="宋体" w:cs="宋体"/>
+          <w:rFonts w:ascii="宋体" w:eastAsia="宋体" w:hAnsi="宋体" w:cs="宋体"/>
           <w:sz w:val="31"/>
           <w:szCs w:val="31"/>
         </w:rPr>
       </w:pPr>
       <w:r>
         <w:rPr>
-          <w:rFonts w:ascii="宋体" w:hAnsi="宋体" w:eastAsia="宋体" w:cs="宋体"/>
+          <w:rFonts w:ascii="宋体" w:eastAsia="宋体" w:hAnsi="宋体" w:cs="宋体"/>
           <w:b/>
           <w:bCs/>
           <w:spacing w:val="4"/>
@@ -847,16 +824,16 @@
     </w:p>
     <w:tbl>
       <w:tblPr>
-        <w:tblStyle w:val="26"/>
+        <w:tblStyle w:val="TableNormal0"/>
         <w:tblW w:w="8214" w:type="dxa"/>
         <w:jc w:val="center"/>
         <w:tblBorders>
-          <w:top w:val="single" w:color="000000" w:sz="2" w:space="0"/>
-          <w:left w:val="single" w:color="000000" w:sz="2" w:space="0"/>
-          <w:bottom w:val="single" w:color="000000" w:sz="2" w:space="0"/>
-          <w:right w:val="single" w:color="000000" w:sz="2" w:space="0"/>
-          <w:insideH w:val="single" w:color="000000" w:sz="2" w:space="0"/>
-          <w:insideV w:val="single" w:color="000000" w:sz="2" w:space="0"/>
+          <w:top w:val="single" w:sz="2" w:space="0" w:color="000000"/>
+          <w:left w:val="single" w:sz="2" w:space="0" w:color="000000"/>
+          <w:bottom w:val="single" w:sz="2" w:space="0" w:color="000000"/>
+          <w:right w:val="single" w:sz="2" w:space="0" w:color="000000"/>
+          <w:insideH w:val="single" w:sz="2" w:space="0" w:color="000000"/>
+          <w:insideV w:val="single" w:sz="2" w:space="0" w:color="000000"/>
         </w:tblBorders>
         <w:tblLayout w:type="fixed"/>
         <w:tblCellMar>
@@ -876,14 +853,17 @@
       </w:tblGrid>
       <w:tr>
         <w:tblPrEx>
+          <w:tblW w:w="8214" w:type="dxa"/>
+          <w:jc w:val="center"/>
           <w:tblBorders>
-            <w:top w:val="single" w:color="000000" w:sz="2" w:space="0"/>
-            <w:left w:val="single" w:color="000000" w:sz="2" w:space="0"/>
-            <w:bottom w:val="single" w:color="000000" w:sz="2" w:space="0"/>
-            <w:right w:val="single" w:color="000000" w:sz="2" w:space="0"/>
-            <w:insideH w:val="single" w:color="000000" w:sz="2" w:space="0"/>
-            <w:insideV w:val="single" w:color="000000" w:sz="2" w:space="0"/>
+            <w:top w:val="single" w:sz="2" w:space="0" w:color="000000"/>
+            <w:left w:val="single" w:sz="2" w:space="0" w:color="000000"/>
+            <w:bottom w:val="single" w:sz="2" w:space="0" w:color="000000"/>
+            <w:right w:val="single" w:sz="2" w:space="0" w:color="000000"/>
+            <w:insideH w:val="single" w:sz="2" w:space="0" w:color="000000"/>
+            <w:insideV w:val="single" w:sz="2" w:space="0" w:color="000000"/>
           </w:tblBorders>
+          <w:tblLayout w:type="fixed"/>
           <w:tblCellMar>
             <w:top w:w="0" w:type="dxa"/>
             <w:left w:w="0" w:type="dxa"/>
@@ -892,7 +872,7 @@
           </w:tblCellMar>
         </w:tblPrEx>
         <w:trPr>
-          <w:trHeight w:val="593" w:hRule="atLeast"/>
+          <w:trHeight w:val="593"/>
           <w:jc w:val="center"/>
         </w:trPr>
         <w:tc>
@@ -914,18 +894,18 @@
               <w:adjustRightInd w:val="0"/>
               <w:snapToGrid w:val="0"/>
               <w:spacing w:before="176" w:line="228" w:lineRule="auto"/>
-              <w:ind w:left="0" w:leftChars="0" w:right="0" w:rightChars="0" w:firstLine="0" w:firstLineChars="0"/>
+              <w:ind w:left="0" w:right="0" w:firstLine="0" w:leftChars="0" w:rightChars="0" w:firstLineChars="0"/>
               <w:jc w:val="center"/>
               <w:textAlignment w:val="baseline"/>
               <w:rPr>
-                <w:rFonts w:ascii="宋体" w:hAnsi="宋体" w:eastAsia="宋体" w:cs="宋体"/>
+                <w:rFonts w:ascii="宋体" w:eastAsia="宋体" w:hAnsi="宋体" w:cs="宋体"/>
                 <w:sz w:val="20"/>
                 <w:szCs w:val="20"/>
               </w:rPr>
             </w:pPr>
             <w:r>
               <w:rPr>
-                <w:rFonts w:hint="eastAsia" w:ascii="宋体" w:hAnsi="宋体" w:cs="宋体"/>
+                <w:rFonts w:ascii="宋体" w:hAnsi="宋体" w:cs="宋体" w:hint="eastAsia"/>
                 <w:spacing w:val="-14"/>
                 <w:sz w:val="20"/>
                 <w:szCs w:val="20"/>
@@ -935,7 +915,7 @@
             </w:r>
             <w:r>
               <w:rPr>
-                <w:rFonts w:ascii="宋体" w:hAnsi="宋体" w:eastAsia="宋体" w:cs="宋体"/>
+                <w:rFonts w:ascii="宋体" w:eastAsia="宋体" w:hAnsi="宋体" w:cs="宋体"/>
                 <w:spacing w:val="-14"/>
                 <w:sz w:val="20"/>
                 <w:szCs w:val="20"/>
@@ -963,18 +943,18 @@
               <w:adjustRightInd w:val="0"/>
               <w:snapToGrid w:val="0"/>
               <w:spacing w:before="175" w:line="227" w:lineRule="auto"/>
-              <w:ind w:left="0" w:leftChars="0" w:right="0" w:rightChars="0" w:firstLine="0" w:firstLineChars="0"/>
+              <w:ind w:left="0" w:right="0" w:firstLine="0" w:leftChars="0" w:rightChars="0" w:firstLineChars="0"/>
               <w:jc w:val="center"/>
               <w:textAlignment w:val="baseline"/>
               <w:rPr>
-                <w:rFonts w:ascii="宋体" w:hAnsi="宋体" w:eastAsia="宋体" w:cs="宋体"/>
+                <w:rFonts w:ascii="宋体" w:eastAsia="宋体" w:hAnsi="宋体" w:cs="宋体"/>
                 <w:sz w:val="20"/>
                 <w:szCs w:val="20"/>
               </w:rPr>
             </w:pPr>
             <w:r>
               <w:rPr>
-                <w:rFonts w:ascii="宋体" w:hAnsi="宋体" w:eastAsia="宋体" w:cs="宋体"/>
+                <w:rFonts w:ascii="宋体" w:eastAsia="宋体" w:hAnsi="宋体" w:cs="宋体"/>
                 <w:spacing w:val="4"/>
                 <w:sz w:val="20"/>
                 <w:szCs w:val="20"/>
@@ -1002,18 +982,18 @@
               <w:adjustRightInd w:val="0"/>
               <w:snapToGrid w:val="0"/>
               <w:spacing w:before="175" w:line="228" w:lineRule="auto"/>
-              <w:ind w:left="0" w:leftChars="0" w:right="0" w:rightChars="0" w:firstLine="0" w:firstLineChars="0"/>
+              <w:ind w:left="0" w:right="0" w:firstLine="0" w:leftChars="0" w:rightChars="0" w:firstLineChars="0"/>
               <w:jc w:val="center"/>
               <w:textAlignment w:val="baseline"/>
               <w:rPr>
-                <w:rFonts w:ascii="宋体" w:hAnsi="宋体" w:eastAsia="宋体" w:cs="宋体"/>
+                <w:rFonts w:ascii="宋体" w:eastAsia="宋体" w:hAnsi="宋体" w:cs="宋体"/>
                 <w:sz w:val="20"/>
                 <w:szCs w:val="20"/>
               </w:rPr>
             </w:pPr>
             <w:r>
               <w:rPr>
-                <w:rFonts w:ascii="宋体" w:hAnsi="宋体" w:eastAsia="宋体" w:cs="宋体"/>
+                <w:rFonts w:ascii="宋体" w:eastAsia="宋体" w:hAnsi="宋体" w:cs="宋体"/>
                 <w:spacing w:val="7"/>
                 <w:sz w:val="20"/>
                 <w:szCs w:val="20"/>
@@ -1041,11 +1021,11 @@
               <w:adjustRightInd w:val="0"/>
               <w:snapToGrid w:val="0"/>
               <w:spacing w:before="175" w:line="228" w:lineRule="auto"/>
-              <w:ind w:left="0" w:leftChars="0" w:right="0" w:rightChars="0" w:firstLine="0" w:firstLineChars="0"/>
+              <w:ind w:left="0" w:right="0" w:firstLine="0" w:leftChars="0" w:rightChars="0" w:firstLineChars="0"/>
               <w:jc w:val="center"/>
               <w:textAlignment w:val="baseline"/>
               <w:rPr>
-                <w:rFonts w:hint="eastAsia" w:ascii="宋体" w:hAnsi="宋体" w:eastAsia="宋体" w:cs="宋体"/>
+                <w:rFonts w:ascii="宋体" w:eastAsia="宋体" w:hAnsi="宋体" w:cs="宋体" w:hint="eastAsia"/>
                 <w:spacing w:val="7"/>
                 <w:sz w:val="20"/>
                 <w:szCs w:val="20"/>
@@ -1054,7 +1034,7 @@
             </w:pPr>
             <w:r>
               <w:rPr>
-                <w:rFonts w:hint="eastAsia" w:ascii="宋体" w:hAnsi="宋体" w:cs="宋体"/>
+                <w:rFonts w:ascii="宋体" w:hAnsi="宋体" w:cs="宋体" w:hint="eastAsia"/>
                 <w:spacing w:val="7"/>
                 <w:sz w:val="20"/>
                 <w:szCs w:val="20"/>
@@ -1083,11 +1063,11 @@
               <w:adjustRightInd w:val="0"/>
               <w:snapToGrid w:val="0"/>
               <w:spacing w:before="175" w:line="228" w:lineRule="auto"/>
-              <w:ind w:left="0" w:leftChars="0" w:right="0" w:rightChars="0" w:firstLine="0" w:firstLineChars="0"/>
+              <w:ind w:left="0" w:right="0" w:firstLine="0" w:leftChars="0" w:rightChars="0" w:firstLineChars="0"/>
               <w:jc w:val="center"/>
               <w:textAlignment w:val="baseline"/>
               <w:rPr>
-                <w:rFonts w:hint="default" w:ascii="宋体" w:hAnsi="宋体" w:cs="宋体"/>
+                <w:rFonts w:ascii="宋体" w:hAnsi="宋体" w:cs="宋体" w:hint="default"/>
                 <w:spacing w:val="7"/>
                 <w:sz w:val="20"/>
                 <w:szCs w:val="20"/>
@@ -1096,7 +1076,7 @@
             </w:pPr>
             <w:r>
               <w:rPr>
-                <w:rFonts w:hint="eastAsia" w:ascii="宋体" w:hAnsi="宋体" w:cs="宋体"/>
+                <w:rFonts w:ascii="宋体" w:hAnsi="宋体" w:cs="宋体" w:hint="eastAsia"/>
                 <w:spacing w:val="7"/>
                 <w:sz w:val="20"/>
                 <w:szCs w:val="20"/>
@@ -1125,18 +1105,18 @@
               <w:adjustRightInd w:val="0"/>
               <w:snapToGrid w:val="0"/>
               <w:spacing w:before="176" w:line="229" w:lineRule="auto"/>
-              <w:ind w:left="0" w:leftChars="0" w:right="0" w:rightChars="0" w:firstLine="0" w:firstLineChars="0"/>
+              <w:ind w:left="0" w:right="0" w:firstLine="0" w:leftChars="0" w:rightChars="0" w:firstLineChars="0"/>
               <w:jc w:val="center"/>
               <w:textAlignment w:val="baseline"/>
               <w:rPr>
-                <w:rFonts w:ascii="宋体" w:hAnsi="宋体" w:eastAsia="宋体" w:cs="宋体"/>
+                <w:rFonts w:ascii="宋体" w:eastAsia="宋体" w:hAnsi="宋体" w:cs="宋体"/>
                 <w:sz w:val="20"/>
                 <w:szCs w:val="20"/>
               </w:rPr>
             </w:pPr>
             <w:r>
               <w:rPr>
-                <w:rFonts w:ascii="宋体" w:hAnsi="宋体" w:eastAsia="宋体" w:cs="宋体"/>
+                <w:rFonts w:ascii="宋体" w:eastAsia="宋体" w:hAnsi="宋体" w:cs="宋体"/>
                 <w:spacing w:val="7"/>
                 <w:sz w:val="20"/>
                 <w:szCs w:val="20"/>
@@ -1148,14 +1128,9 @@
       </w:tr>
       <w:tr>
         <w:tblPrEx>
-          <w:tblBorders>
-            <w:top w:val="single" w:color="000000" w:sz="2" w:space="0"/>
-            <w:left w:val="single" w:color="000000" w:sz="2" w:space="0"/>
-            <w:bottom w:val="single" w:color="000000" w:sz="2" w:space="0"/>
-            <w:right w:val="single" w:color="000000" w:sz="2" w:space="0"/>
-            <w:insideH w:val="single" w:color="000000" w:sz="2" w:space="0"/>
-            <w:insideV w:val="single" w:color="000000" w:sz="2" w:space="0"/>
-          </w:tblBorders>
+          <w:tblW w:w="8214" w:type="dxa"/>
+          <w:jc w:val="center"/>
+          <w:tblLayout w:type="fixed"/>
           <w:tblCellMar>
             <w:top w:w="0" w:type="dxa"/>
             <w:left w:w="0" w:type="dxa"/>
@@ -1164,7 +1139,327 @@
           </w:tblCellMar>
         </w:tblPrEx>
         <w:trPr>
-          <w:trHeight w:val="516" w:hRule="atLeast"/>
+          <w:trHeight w:val="516"/>
+          <w:jc w:val="center"/>
+        </w:trPr>
+        <w:tc>
+          <w:tcPr>
+            <w:tcW w:w="1317" w:type="dxa"/>
+            <w:shd w:val="clear" w:color="auto" w:fill="auto"/>
+          </w:tcPr>
+          <w:p>
+            <w:pPr>
+              <w:keepNext w:val="0"/>
+              <w:keepLines w:val="0"/>
+              <w:pageBreakBefore w:val="0"/>
+              <w:widowControl w:val="0"/>
+              <w:kinsoku w:val="0"/>
+              <w:wordWrap/>
+              <w:overflowPunct/>
+              <w:topLinePunct w:val="0"/>
+              <w:autoSpaceDE w:val="0"/>
+              <w:autoSpaceDN w:val="0"/>
+              <w:bidi w:val="0"/>
+              <w:adjustRightInd w:val="0"/>
+              <w:snapToGrid w:val="0"/>
+              <w:spacing w:before="173" w:line="267" w:lineRule="exact"/>
+              <w:ind w:left="0" w:right="0" w:firstLine="0" w:leftChars="0" w:rightChars="0" w:firstLineChars="0"/>
+              <w:jc w:val="center"/>
+              <w:textAlignment w:val="baseline"/>
+              <w:rPr>
+                <w:rFonts w:ascii="宋体" w:eastAsia="宋体" w:hAnsi="宋体" w:cs="宋体" w:hint="default"/>
+                <w:snapToGrid w:val="0"/>
+                <w:color w:val="000000"/>
+                <w:kern w:val="0"/>
+                <w:sz w:val="20"/>
+                <w:szCs w:val="20"/>
+                <w:lang w:val="en-US" w:eastAsia="en-US" w:bidi="ar-SA"/>
+              </w:rPr>
+            </w:pPr>
+            <w:bookmarkStart w:id="2" w:name="_GoBack" w:colFirst="0" w:colLast="5"/>
+            <w:r>
+              <w:rPr>
+                <w:rFonts w:ascii="宋体" w:eastAsia="宋体" w:hAnsi="宋体" w:cs="宋体"/>
+                <w:spacing w:val="3"/>
+                <w:position w:val="1"/>
+                <w:sz w:val="20"/>
+                <w:szCs w:val="20"/>
+              </w:rPr>
+              <w:t>2025.01.</w:t>
+            </w:r>
+            <w:r>
+              <w:rPr>
+                <w:rFonts w:ascii="宋体" w:hAnsi="宋体" w:cs="宋体" w:hint="eastAsia"/>
+                <w:spacing w:val="3"/>
+                <w:position w:val="1"/>
+                <w:sz w:val="20"/>
+                <w:szCs w:val="20"/>
+                <w:lang w:val="en-US" w:eastAsia="zh-CN"/>
+              </w:rPr>
+              <w:t>10</w:t>
+            </w:r>
+          </w:p>
+        </w:tc>
+        <w:tc>
+          <w:tcPr>
+            <w:tcW w:w="972" w:type="dxa"/>
+            <w:shd w:val="clear" w:color="auto" w:fill="auto"/>
+          </w:tcPr>
+          <w:p>
+            <w:pPr>
+              <w:keepNext w:val="0"/>
+              <w:keepLines w:val="0"/>
+              <w:pageBreakBefore w:val="0"/>
+              <w:widowControl w:val="0"/>
+              <w:kinsoku w:val="0"/>
+              <w:wordWrap/>
+              <w:overflowPunct/>
+              <w:topLinePunct w:val="0"/>
+              <w:autoSpaceDE w:val="0"/>
+              <w:autoSpaceDN w:val="0"/>
+              <w:bidi w:val="0"/>
+              <w:adjustRightInd w:val="0"/>
+              <w:snapToGrid w:val="0"/>
+              <w:spacing w:before="173" w:line="267" w:lineRule="exact"/>
+              <w:ind w:left="0" w:right="0" w:firstLine="0" w:leftChars="0" w:rightChars="0" w:firstLineChars="0"/>
+              <w:jc w:val="center"/>
+              <w:textAlignment w:val="baseline"/>
+              <w:rPr>
+                <w:rFonts w:ascii="宋体" w:eastAsia="宋体" w:hAnsi="宋体" w:cs="宋体"/>
+                <w:snapToGrid w:val="0"/>
+                <w:color w:val="000000"/>
+                <w:kern w:val="0"/>
+                <w:sz w:val="20"/>
+                <w:szCs w:val="20"/>
+                <w:lang w:val="en-US" w:eastAsia="en-US" w:bidi="ar-SA"/>
+              </w:rPr>
+            </w:pPr>
+            <w:r>
+              <w:rPr>
+                <w:rFonts w:ascii="宋体" w:eastAsia="宋体" w:hAnsi="宋体" w:cs="宋体"/>
+                <w:spacing w:val="4"/>
+                <w:position w:val="1"/>
+                <w:sz w:val="20"/>
+                <w:szCs w:val="20"/>
+              </w:rPr>
+              <w:t>V1.0</w:t>
+            </w:r>
+          </w:p>
+        </w:tc>
+        <w:tc>
+          <w:tcPr>
+            <w:tcW w:w="1575" w:type="dxa"/>
+            <w:shd w:val="clear" w:color="auto" w:fill="auto"/>
+          </w:tcPr>
+          <w:p>
+            <w:pPr>
+              <w:keepNext w:val="0"/>
+              <w:keepLines w:val="0"/>
+              <w:pageBreakBefore w:val="0"/>
+              <w:widowControl w:val="0"/>
+              <w:kinsoku w:val="0"/>
+              <w:wordWrap/>
+              <w:overflowPunct/>
+              <w:topLinePunct w:val="0"/>
+              <w:autoSpaceDE w:val="0"/>
+              <w:autoSpaceDN w:val="0"/>
+              <w:bidi w:val="0"/>
+              <w:adjustRightInd w:val="0"/>
+              <w:snapToGrid w:val="0"/>
+              <w:spacing w:before="172" w:line="228" w:lineRule="auto"/>
+              <w:ind w:left="0" w:right="0" w:firstLine="0" w:leftChars="0" w:rightChars="0" w:firstLineChars="0"/>
+              <w:jc w:val="center"/>
+              <w:textAlignment w:val="baseline"/>
+              <w:rPr>
+                <w:rFonts w:ascii="宋体" w:eastAsia="宋体" w:hAnsi="宋体" w:cs="宋体"/>
+                <w:snapToGrid w:val="0"/>
+                <w:color w:val="000000"/>
+                <w:kern w:val="0"/>
+                <w:sz w:val="20"/>
+                <w:szCs w:val="20"/>
+                <w:lang w:val="en-US" w:eastAsia="en-US" w:bidi="ar-SA"/>
+              </w:rPr>
+            </w:pPr>
+            <w:r>
+              <w:rPr>
+                <w:rFonts w:ascii="宋体" w:eastAsia="宋体" w:hAnsi="宋体" w:cs="宋体"/>
+                <w:spacing w:val="200"/>
+                <w:kern w:val="0"/>
+                <w:sz w:val="20"/>
+                <w:szCs w:val="20"/>
+              </w:rPr>
+              <w:t>新</w:t>
+            </w:r>
+            <w:r>
+              <w:rPr>
+                <w:rFonts w:ascii="宋体" w:eastAsia="宋体" w:hAnsi="宋体" w:cs="宋体"/>
+                <w:spacing w:val="0"/>
+                <w:kern w:val="0"/>
+                <w:sz w:val="20"/>
+                <w:szCs w:val="20"/>
+              </w:rPr>
+              <w:t>建</w:t>
+            </w:r>
+          </w:p>
+        </w:tc>
+        <w:tc>
+          <w:tcPr>
+            <w:tcW w:w="1829" w:type="dxa"/>
+            <w:shd w:val="clear" w:color="auto" w:fill="auto"/>
+          </w:tcPr>
+          <w:p>
+            <w:pPr>
+              <w:keepNext w:val="0"/>
+              <w:keepLines w:val="0"/>
+              <w:pageBreakBefore w:val="0"/>
+              <w:widowControl w:val="0"/>
+              <w:kinsoku w:val="0"/>
+              <w:wordWrap/>
+              <w:overflowPunct/>
+              <w:topLinePunct w:val="0"/>
+              <w:autoSpaceDE w:val="0"/>
+              <w:autoSpaceDN w:val="0"/>
+              <w:bidi w:val="0"/>
+              <w:adjustRightInd w:val="0"/>
+              <w:snapToGrid w:val="0"/>
+              <w:spacing w:before="173" w:line="229" w:lineRule="auto"/>
+              <w:ind w:left="0" w:right="0" w:firstLine="0" w:leftChars="0" w:rightChars="0" w:firstLineChars="0"/>
+              <w:jc w:val="center"/>
+              <w:textAlignment w:val="baseline"/>
+              <w:rPr>
+                <w:rFonts w:ascii="宋体" w:eastAsia="宋体" w:hAnsi="宋体" w:cs="宋体"/>
+                <w:snapToGrid w:val="0"/>
+                <w:color w:val="000000"/>
+                <w:spacing w:val="200"/>
+                <w:kern w:val="0"/>
+                <w:sz w:val="20"/>
+                <w:szCs w:val="20"/>
+                <w:lang w:val="en-US" w:eastAsia="en-US" w:bidi="ar-SA"/>
+              </w:rPr>
+            </w:pPr>
+            <w:r>
+              <w:rPr>
+                <w:rFonts w:asciiTheme="minorAscii" w:eastAsiaTheme="minorEastAsia" w:hAnsiTheme="minorAscii" w:hint="eastAsia"/>
+                <w:spacing w:val="0"/>
+                <w:kern w:val="0"/>
+                <w:sz w:val="21"/>
+                <w:vertAlign w:val="baseline"/>
+                <w:lang w:val="en-US" w:eastAsia="zh-CN"/>
+              </w:rPr>
+              <w:t>李伟</w:t>
+            </w:r>
+          </w:p>
+        </w:tc>
+        <w:tc>
+          <w:tcPr>
+            <w:tcW w:w="1606" w:type="dxa"/>
+            <w:shd w:val="clear" w:color="auto" w:fill="auto"/>
+          </w:tcPr>
+          <w:p>
+            <w:pPr>
+              <w:keepNext w:val="0"/>
+              <w:keepLines w:val="0"/>
+              <w:pageBreakBefore w:val="0"/>
+              <w:widowControl w:val="0"/>
+              <w:kinsoku w:val="0"/>
+              <w:wordWrap/>
+              <w:overflowPunct/>
+              <w:topLinePunct w:val="0"/>
+              <w:autoSpaceDE w:val="0"/>
+              <w:autoSpaceDN w:val="0"/>
+              <w:bidi w:val="0"/>
+              <w:adjustRightInd w:val="0"/>
+              <w:snapToGrid w:val="0"/>
+              <w:spacing w:before="172" w:line="228" w:lineRule="auto"/>
+              <w:ind w:left="0" w:right="0" w:firstLine="0" w:leftChars="0" w:rightChars="0" w:firstLineChars="0"/>
+              <w:jc w:val="center"/>
+              <w:textAlignment w:val="baseline"/>
+              <w:rPr>
+                <w:rFonts w:ascii="宋体" w:eastAsia="宋体" w:hAnsi="宋体" w:cs="宋体"/>
+                <w:snapToGrid w:val="0"/>
+                <w:color w:val="000000"/>
+                <w:spacing w:val="200"/>
+                <w:kern w:val="0"/>
+                <w:sz w:val="20"/>
+                <w:szCs w:val="20"/>
+                <w:lang w:val="en-US" w:eastAsia="en-US" w:bidi="ar-SA"/>
+              </w:rPr>
+            </w:pPr>
+            <w:r>
+              <w:rPr>
+                <w:rFonts w:asciiTheme="minorAscii" w:eastAsiaTheme="minorEastAsia" w:hAnsiTheme="minorAscii" w:hint="eastAsia"/>
+                <w:spacing w:val="0"/>
+                <w:kern w:val="0"/>
+                <w:sz w:val="21"/>
+                <w:vertAlign w:val="baseline"/>
+                <w:lang w:val="en-US" w:eastAsia="zh-CN"/>
+              </w:rPr>
+              <w:t>陈凯</w:t>
+            </w:r>
+          </w:p>
+        </w:tc>
+        <w:tc>
+          <w:tcPr>
+            <w:tcW w:w="915" w:type="dxa"/>
+            <w:shd w:val="clear" w:color="auto" w:fill="auto"/>
+          </w:tcPr>
+          <w:p>
+            <w:pPr>
+              <w:keepNext w:val="0"/>
+              <w:keepLines w:val="0"/>
+              <w:pageBreakBefore w:val="0"/>
+              <w:widowControl w:val="0"/>
+              <w:kinsoku w:val="0"/>
+              <w:wordWrap/>
+              <w:overflowPunct/>
+              <w:topLinePunct w:val="0"/>
+              <w:autoSpaceDE w:val="0"/>
+              <w:autoSpaceDN w:val="0"/>
+              <w:bidi w:val="0"/>
+              <w:adjustRightInd w:val="0"/>
+              <w:snapToGrid w:val="0"/>
+              <w:spacing w:before="173" w:line="229" w:lineRule="auto"/>
+              <w:ind w:left="0" w:right="0" w:firstLine="0" w:leftChars="0" w:rightChars="0" w:firstLineChars="0"/>
+              <w:jc w:val="center"/>
+              <w:textAlignment w:val="baseline"/>
+              <w:rPr>
+                <w:rFonts w:ascii="宋体" w:eastAsia="宋体" w:hAnsi="宋体" w:cs="宋体"/>
+                <w:snapToGrid w:val="0"/>
+                <w:color w:val="000000"/>
+                <w:kern w:val="0"/>
+                <w:sz w:val="20"/>
+                <w:szCs w:val="20"/>
+                <w:lang w:val="en-US" w:eastAsia="en-US" w:bidi="ar-SA"/>
+              </w:rPr>
+            </w:pPr>
+            <w:r>
+              <w:rPr>
+                <w:rFonts w:asciiTheme="minorAscii" w:eastAsiaTheme="minorEastAsia" w:hAnsiTheme="minorAscii" w:hint="eastAsia"/>
+                <w:spacing w:val="0"/>
+                <w:kern w:val="0"/>
+                <w:sz w:val="21"/>
+                <w:vertAlign w:val="baseline"/>
+                <w:lang w:val="en-US" w:eastAsia="zh-CN"/>
+              </w:rPr>
+              <w:t>吴亚红</w:t>
+            </w:r>
+          </w:p>
+        </w:tc>
+      </w:tr>
+      <w:tr>
+        <w:tblPrEx>
+          <w:tblW w:w="8214" w:type="dxa"/>
+          <w:jc w:val="center"/>
+          <w:tblLayout w:type="fixed"/>
+          <w:tblCellMar>
+            <w:top w:w="0" w:type="dxa"/>
+            <w:left w:w="0" w:type="dxa"/>
+            <w:bottom w:w="0" w:type="dxa"/>
+            <w:right w:w="0" w:type="dxa"/>
+          </w:tblCellMar>
+        </w:tblPrEx>
+        <w:trPr>
+          <w:trHeight w:val="556"/>
           <w:jc w:val="center"/>
         </w:trPr>
         <w:tc>
@@ -1187,26 +1482,11 @@
               <w:adjustRightInd w:val="0"/>
               <w:snapToGrid w:val="0"/>
               <w:spacing w:before="173" w:line="267" w:lineRule="exact"/>
-              <w:ind w:left="0" w:leftChars="0" w:right="0" w:rightChars="0" w:firstLine="0" w:firstLineChars="0"/>
+              <w:ind w:left="0" w:right="0" w:firstLine="0" w:leftChars="0" w:rightChars="0" w:firstLineChars="0"/>
               <w:jc w:val="center"/>
               <w:textAlignment w:val="baseline"/>
-              <w:rPr>
-                <w:rFonts w:hint="default" w:ascii="宋体" w:hAnsi="宋体" w:eastAsia="宋体" w:cs="宋体"/>
-                <w:sz w:val="20"/>
-                <w:szCs w:val="20"/>
-                <w:lang w:val="en-US"/>
-              </w:rPr>
             </w:pPr>
-            <w:r>
-              <w:rPr>
-                <w:rFonts w:ascii="宋体" w:hAnsi="宋体" w:eastAsia="宋体" w:cs="宋体"/>
-                <w:spacing w:val="3"/>
-                <w:position w:val="1"/>
-                <w:sz w:val="20"/>
-                <w:szCs w:val="20"/>
-              </w:rPr>
-              <w:t>2022.06.20</w:t>
-            </w:r>
+            <w:bookmarkEnd w:id="2"/>
           </w:p>
         </w:tc>
         <w:tc>
@@ -1229,25 +1509,10 @@
               <w:adjustRightInd w:val="0"/>
               <w:snapToGrid w:val="0"/>
               <w:spacing w:before="173" w:line="267" w:lineRule="exact"/>
-              <w:ind w:left="0" w:leftChars="0" w:right="0" w:rightChars="0" w:firstLine="0" w:firstLineChars="0"/>
+              <w:ind w:left="0" w:right="0" w:firstLine="0" w:leftChars="0" w:rightChars="0" w:firstLineChars="0"/>
               <w:jc w:val="center"/>
               <w:textAlignment w:val="baseline"/>
-              <w:rPr>
-                <w:rFonts w:ascii="宋体" w:hAnsi="宋体" w:eastAsia="宋体" w:cs="宋体"/>
-                <w:sz w:val="20"/>
-                <w:szCs w:val="20"/>
-              </w:rPr>
             </w:pPr>
-            <w:r>
-              <w:rPr>
-                <w:rFonts w:ascii="宋体" w:hAnsi="宋体" w:eastAsia="宋体" w:cs="宋体"/>
-                <w:spacing w:val="4"/>
-                <w:position w:val="1"/>
-                <w:sz w:val="20"/>
-                <w:szCs w:val="20"/>
-              </w:rPr>
-              <w:t>V1.0</w:t>
-            </w:r>
           </w:p>
         </w:tc>
         <w:tc>
@@ -1270,35 +1535,14 @@
               <w:adjustRightInd w:val="0"/>
               <w:snapToGrid w:val="0"/>
               <w:spacing w:before="172" w:line="228" w:lineRule="auto"/>
-              <w:ind w:left="0" w:leftChars="0" w:right="0" w:rightChars="0" w:firstLine="0" w:firstLineChars="0"/>
+              <w:ind w:left="0" w:right="0" w:firstLine="0" w:leftChars="0" w:rightChars="0" w:firstLineChars="0"/>
               <w:jc w:val="center"/>
               <w:textAlignment w:val="baseline"/>
               <w:rPr>
-                <w:rFonts w:ascii="宋体" w:hAnsi="宋体" w:eastAsia="宋体" w:cs="宋体"/>
-                <w:sz w:val="20"/>
-                <w:szCs w:val="20"/>
+                <w:rFonts w:hint="default"/>
+                <w:lang w:val="en-US"/>
               </w:rPr>
             </w:pPr>
-            <w:r>
-              <w:rPr>
-                <w:rFonts w:ascii="宋体" w:hAnsi="宋体" w:eastAsia="宋体" w:cs="宋体"/>
-                <w:spacing w:val="200"/>
-                <w:kern w:val="0"/>
-                <w:sz w:val="20"/>
-                <w:szCs w:val="20"/>
-              </w:rPr>
-              <w:t>新</w:t>
-            </w:r>
-            <w:r>
-              <w:rPr>
-                <w:rFonts w:ascii="宋体" w:hAnsi="宋体" w:eastAsia="宋体" w:cs="宋体"/>
-                <w:spacing w:val="0"/>
-                <w:kern w:val="0"/>
-                <w:sz w:val="20"/>
-                <w:szCs w:val="20"/>
-              </w:rPr>
-              <w:t>建</w:t>
-            </w:r>
           </w:p>
         </w:tc>
         <w:tc>
@@ -1321,28 +1565,10 @@
               <w:adjustRightInd w:val="0"/>
               <w:snapToGrid w:val="0"/>
               <w:spacing w:before="173" w:line="229" w:lineRule="auto"/>
-              <w:ind w:left="0" w:leftChars="0" w:right="0" w:rightChars="0" w:firstLine="0" w:firstLineChars="0"/>
+              <w:ind w:left="0" w:right="0" w:firstLine="0" w:leftChars="0" w:rightChars="0" w:firstLineChars="0"/>
               <w:jc w:val="center"/>
               <w:textAlignment w:val="baseline"/>
-              <w:rPr>
-                <w:rFonts w:ascii="宋体" w:hAnsi="宋体" w:eastAsia="宋体" w:cs="宋体"/>
-                <w:spacing w:val="200"/>
-                <w:kern w:val="0"/>
-                <w:sz w:val="20"/>
-                <w:szCs w:val="20"/>
-              </w:rPr>
             </w:pPr>
-            <w:r>
-              <w:rPr>
-                <w:rFonts w:hint="eastAsia" w:asciiTheme="minorAscii" w:hAnsiTheme="minorAscii" w:eastAsiaTheme="minorEastAsia"/>
-                <w:spacing w:val="0"/>
-                <w:kern w:val="0"/>
-                <w:sz w:val="21"/>
-                <w:vertAlign w:val="baseline"/>
-                <w:lang w:val="en-US" w:eastAsia="zh-CN"/>
-              </w:rPr>
-              <w:t>沈坚</w:t>
-            </w:r>
           </w:p>
         </w:tc>
         <w:tc>
@@ -1364,29 +1590,11 @@
               <w:bidi w:val="0"/>
               <w:adjustRightInd w:val="0"/>
               <w:snapToGrid w:val="0"/>
-              <w:spacing w:before="172" w:line="228" w:lineRule="auto"/>
-              <w:ind w:left="0" w:leftChars="0" w:right="0" w:rightChars="0" w:firstLine="0" w:firstLineChars="0"/>
+              <w:spacing w:before="173" w:line="229" w:lineRule="auto"/>
+              <w:ind w:left="0" w:right="0" w:firstLine="0" w:leftChars="0" w:rightChars="0" w:firstLineChars="0"/>
               <w:jc w:val="center"/>
               <w:textAlignment w:val="baseline"/>
-              <w:rPr>
-                <w:rFonts w:ascii="宋体" w:hAnsi="宋体" w:eastAsia="宋体" w:cs="宋体"/>
-                <w:spacing w:val="200"/>
-                <w:kern w:val="0"/>
-                <w:sz w:val="20"/>
-                <w:szCs w:val="20"/>
-              </w:rPr>
             </w:pPr>
-            <w:r>
-              <w:rPr>
-                <w:rFonts w:hint="eastAsia" w:asciiTheme="minorAscii" w:hAnsiTheme="minorAscii" w:eastAsiaTheme="minorEastAsia"/>
-                <w:spacing w:val="0"/>
-                <w:kern w:val="0"/>
-                <w:sz w:val="21"/>
-                <w:vertAlign w:val="baseline"/>
-                <w:lang w:val="en-US" w:eastAsia="zh-CN"/>
-              </w:rPr>
-              <w:t>茅建根</w:t>
-            </w:r>
           </w:p>
         </w:tc>
         <w:tc>
@@ -1409,39 +1617,18 @@
               <w:adjustRightInd w:val="0"/>
               <w:snapToGrid w:val="0"/>
               <w:spacing w:before="173" w:line="229" w:lineRule="auto"/>
-              <w:ind w:left="0" w:leftChars="0" w:right="0" w:rightChars="0" w:firstLine="0" w:firstLineChars="0"/>
+              <w:ind w:left="0" w:right="0" w:firstLine="0" w:leftChars="0" w:rightChars="0" w:firstLineChars="0"/>
               <w:jc w:val="center"/>
               <w:textAlignment w:val="baseline"/>
-              <w:rPr>
-                <w:rFonts w:ascii="宋体" w:hAnsi="宋体" w:eastAsia="宋体" w:cs="宋体"/>
-                <w:sz w:val="20"/>
-                <w:szCs w:val="20"/>
-              </w:rPr>
             </w:pPr>
-            <w:r>
-              <w:rPr>
-                <w:rFonts w:hint="eastAsia" w:asciiTheme="minorAscii" w:hAnsiTheme="minorAscii" w:eastAsiaTheme="minorEastAsia"/>
-                <w:spacing w:val="0"/>
-                <w:kern w:val="0"/>
-                <w:sz w:val="21"/>
-                <w:vertAlign w:val="baseline"/>
-                <w:lang w:val="en-US" w:eastAsia="zh-CN"/>
-              </w:rPr>
-              <w:t>吴亚红</w:t>
-            </w:r>
           </w:p>
         </w:tc>
       </w:tr>
       <w:tr>
         <w:tblPrEx>
-          <w:tblBorders>
-            <w:top w:val="single" w:color="000000" w:sz="2" w:space="0"/>
-            <w:left w:val="single" w:color="000000" w:sz="2" w:space="0"/>
-            <w:bottom w:val="single" w:color="000000" w:sz="2" w:space="0"/>
-            <w:right w:val="single" w:color="000000" w:sz="2" w:space="0"/>
-            <w:insideH w:val="single" w:color="000000" w:sz="2" w:space="0"/>
-            <w:insideV w:val="single" w:color="000000" w:sz="2" w:space="0"/>
-          </w:tblBorders>
+          <w:tblW w:w="8214" w:type="dxa"/>
+          <w:jc w:val="center"/>
+          <w:tblLayout w:type="fixed"/>
           <w:tblCellMar>
             <w:top w:w="0" w:type="dxa"/>
             <w:left w:w="0" w:type="dxa"/>
@@ -1450,7 +1637,7 @@
           </w:tblCellMar>
         </w:tblPrEx>
         <w:trPr>
-          <w:trHeight w:val="556" w:hRule="atLeast"/>
+          <w:trHeight w:val="556"/>
           <w:jc w:val="center"/>
         </w:trPr>
         <w:tc>
@@ -1459,286 +1646,7 @@
           </w:tcPr>
           <w:p>
             <w:pPr>
-              <w:keepNext w:val="0"/>
-              <w:keepLines w:val="0"/>
-              <w:pageBreakBefore w:val="0"/>
-              <w:widowControl w:val="0"/>
-              <w:kinsoku w:val="0"/>
-              <w:wordWrap/>
-              <w:overflowPunct/>
-              <w:topLinePunct w:val="0"/>
-              <w:autoSpaceDE w:val="0"/>
-              <w:autoSpaceDN w:val="0"/>
-              <w:bidi w:val="0"/>
-              <w:adjustRightInd w:val="0"/>
-              <w:snapToGrid w:val="0"/>
-              <w:spacing w:before="173" w:line="267" w:lineRule="exact"/>
-              <w:ind w:left="0" w:leftChars="0" w:right="0" w:rightChars="0" w:firstLine="0" w:firstLineChars="0"/>
-              <w:jc w:val="center"/>
-              <w:textAlignment w:val="baseline"/>
-            </w:pPr>
-            <w:r>
-              <w:rPr>
-                <w:rFonts w:ascii="宋体" w:hAnsi="宋体" w:eastAsia="宋体" w:cs="宋体"/>
-                <w:spacing w:val="3"/>
-                <w:position w:val="1"/>
-                <w:sz w:val="20"/>
-                <w:szCs w:val="20"/>
-              </w:rPr>
-              <w:t>2025.01.</w:t>
-            </w:r>
-            <w:r>
-              <w:rPr>
-                <w:rFonts w:hint="eastAsia" w:ascii="宋体" w:hAnsi="宋体" w:cs="宋体"/>
-                <w:spacing w:val="3"/>
-                <w:position w:val="1"/>
-                <w:sz w:val="20"/>
-                <w:szCs w:val="20"/>
-                <w:lang w:val="en-US" w:eastAsia="zh-CN"/>
-              </w:rPr>
-              <w:t>10</w:t>
-            </w:r>
-          </w:p>
-        </w:tc>
-        <w:tc>
-          <w:tcPr>
-            <w:tcW w:w="972" w:type="dxa"/>
-          </w:tcPr>
-          <w:p>
-            <w:pPr>
-              <w:keepNext w:val="0"/>
-              <w:keepLines w:val="0"/>
-              <w:pageBreakBefore w:val="0"/>
-              <w:widowControl w:val="0"/>
-              <w:kinsoku w:val="0"/>
-              <w:wordWrap/>
-              <w:overflowPunct/>
-              <w:topLinePunct w:val="0"/>
-              <w:autoSpaceDE w:val="0"/>
-              <w:autoSpaceDN w:val="0"/>
-              <w:bidi w:val="0"/>
-              <w:adjustRightInd w:val="0"/>
-              <w:snapToGrid w:val="0"/>
-              <w:spacing w:before="173" w:line="267" w:lineRule="exact"/>
-              <w:ind w:left="0" w:leftChars="0" w:right="0" w:rightChars="0" w:firstLine="0" w:firstLineChars="0"/>
-              <w:jc w:val="center"/>
-              <w:textAlignment w:val="baseline"/>
-            </w:pPr>
-            <w:r>
-              <w:rPr>
-                <w:rFonts w:ascii="宋体" w:hAnsi="宋体" w:eastAsia="宋体" w:cs="宋体"/>
-                <w:spacing w:val="4"/>
-                <w:position w:val="1"/>
-                <w:sz w:val="20"/>
-                <w:szCs w:val="20"/>
-              </w:rPr>
-              <w:t>V</w:t>
-            </w:r>
-            <w:r>
-              <w:rPr>
-                <w:rFonts w:hint="eastAsia" w:ascii="宋体" w:hAnsi="宋体" w:cs="宋体"/>
-                <w:spacing w:val="4"/>
-                <w:position w:val="1"/>
-                <w:sz w:val="20"/>
-                <w:szCs w:val="20"/>
-                <w:lang w:val="en-US" w:eastAsia="zh-CN"/>
-              </w:rPr>
-              <w:t>2</w:t>
-            </w:r>
-            <w:r>
-              <w:rPr>
-                <w:rFonts w:ascii="宋体" w:hAnsi="宋体" w:eastAsia="宋体" w:cs="宋体"/>
-                <w:spacing w:val="4"/>
-                <w:position w:val="1"/>
-                <w:sz w:val="20"/>
-                <w:szCs w:val="20"/>
-              </w:rPr>
-              <w:t>.0</w:t>
-            </w:r>
-          </w:p>
-        </w:tc>
-        <w:tc>
-          <w:tcPr>
-            <w:tcW w:w="1575" w:type="dxa"/>
-          </w:tcPr>
-          <w:p>
-            <w:pPr>
-              <w:keepNext w:val="0"/>
-              <w:keepLines w:val="0"/>
-              <w:pageBreakBefore w:val="0"/>
-              <w:widowControl w:val="0"/>
-              <w:kinsoku w:val="0"/>
-              <w:wordWrap/>
-              <w:overflowPunct/>
-              <w:topLinePunct w:val="0"/>
-              <w:autoSpaceDE w:val="0"/>
-              <w:autoSpaceDN w:val="0"/>
-              <w:bidi w:val="0"/>
-              <w:adjustRightInd w:val="0"/>
-              <w:snapToGrid w:val="0"/>
-              <w:spacing w:before="172" w:line="228" w:lineRule="auto"/>
-              <w:ind w:left="0" w:leftChars="0" w:right="0" w:rightChars="0" w:firstLine="0" w:firstLineChars="0"/>
-              <w:jc w:val="center"/>
-              <w:textAlignment w:val="baseline"/>
-              <w:rPr>
-                <w:rFonts w:hint="default"/>
-                <w:lang w:val="en-US"/>
-              </w:rPr>
-            </w:pPr>
-            <w:r>
-              <w:rPr>
-                <w:rFonts w:hint="eastAsia" w:ascii="宋体" w:hAnsi="宋体" w:cs="宋体"/>
-                <w:snapToGrid w:val="0"/>
-                <w:color w:val="000000"/>
-                <w:kern w:val="0"/>
-                <w:sz w:val="20"/>
-                <w:szCs w:val="20"/>
-                <w:lang w:val="en-US" w:eastAsia="zh-CN" w:bidi="ar-SA"/>
-              </w:rPr>
-              <w:t>完善满意度调查方法</w:t>
-            </w:r>
-          </w:p>
-        </w:tc>
-        <w:tc>
-          <w:tcPr>
-            <w:tcW w:w="1829" w:type="dxa"/>
-          </w:tcPr>
-          <w:p>
-            <w:pPr>
-              <w:keepNext w:val="0"/>
-              <w:keepLines w:val="0"/>
-              <w:pageBreakBefore w:val="0"/>
-              <w:widowControl w:val="0"/>
-              <w:kinsoku w:val="0"/>
-              <w:wordWrap/>
-              <w:overflowPunct/>
-              <w:topLinePunct w:val="0"/>
-              <w:autoSpaceDE w:val="0"/>
-              <w:autoSpaceDN w:val="0"/>
-              <w:bidi w:val="0"/>
-              <w:adjustRightInd w:val="0"/>
-              <w:snapToGrid w:val="0"/>
-              <w:spacing w:before="173" w:line="229" w:lineRule="auto"/>
-              <w:ind w:left="0" w:leftChars="0" w:right="0" w:rightChars="0" w:firstLine="0" w:firstLineChars="0"/>
-              <w:jc w:val="center"/>
-              <w:textAlignment w:val="baseline"/>
-            </w:pPr>
-            <w:r>
-              <w:rPr>
-                <w:rFonts w:hint="eastAsia" w:asciiTheme="minorAscii" w:hAnsiTheme="minorAscii" w:eastAsiaTheme="minorEastAsia"/>
-                <w:spacing w:val="0"/>
-                <w:kern w:val="0"/>
-                <w:sz w:val="21"/>
-                <w:vertAlign w:val="baseline"/>
-                <w:lang w:val="en-US" w:eastAsia="zh-CN"/>
-              </w:rPr>
-              <w:t>沈坚</w:t>
-            </w:r>
-          </w:p>
-        </w:tc>
-        <w:tc>
-          <w:tcPr>
-            <w:tcW w:w="1606" w:type="dxa"/>
-          </w:tcPr>
-          <w:p>
-            <w:pPr>
-              <w:keepNext w:val="0"/>
-              <w:keepLines w:val="0"/>
-              <w:pageBreakBefore w:val="0"/>
-              <w:widowControl w:val="0"/>
-              <w:kinsoku w:val="0"/>
-              <w:wordWrap/>
-              <w:overflowPunct/>
-              <w:topLinePunct w:val="0"/>
-              <w:autoSpaceDE w:val="0"/>
-              <w:autoSpaceDN w:val="0"/>
-              <w:bidi w:val="0"/>
-              <w:adjustRightInd w:val="0"/>
-              <w:snapToGrid w:val="0"/>
-              <w:spacing w:before="173" w:line="229" w:lineRule="auto"/>
-              <w:ind w:left="0" w:leftChars="0" w:right="0" w:rightChars="0" w:firstLine="0" w:firstLineChars="0"/>
-              <w:jc w:val="center"/>
-              <w:textAlignment w:val="baseline"/>
-            </w:pPr>
-            <w:r>
-              <w:rPr>
-                <w:rFonts w:hint="eastAsia" w:asciiTheme="minorAscii" w:hAnsiTheme="minorAscii" w:eastAsiaTheme="minorEastAsia"/>
-                <w:spacing w:val="0"/>
-                <w:kern w:val="0"/>
-                <w:sz w:val="21"/>
-                <w:vertAlign w:val="baseline"/>
-                <w:lang w:val="en-US" w:eastAsia="zh-CN"/>
-              </w:rPr>
-              <w:t>茅建根</w:t>
-            </w:r>
-          </w:p>
-        </w:tc>
-        <w:tc>
-          <w:tcPr>
-            <w:tcW w:w="915" w:type="dxa"/>
-          </w:tcPr>
-          <w:p>
-            <w:pPr>
-              <w:keepNext w:val="0"/>
-              <w:keepLines w:val="0"/>
-              <w:pageBreakBefore w:val="0"/>
-              <w:widowControl w:val="0"/>
-              <w:kinsoku w:val="0"/>
-              <w:wordWrap/>
-              <w:overflowPunct/>
-              <w:topLinePunct w:val="0"/>
-              <w:autoSpaceDE w:val="0"/>
-              <w:autoSpaceDN w:val="0"/>
-              <w:bidi w:val="0"/>
-              <w:adjustRightInd w:val="0"/>
-              <w:snapToGrid w:val="0"/>
-              <w:spacing w:before="173" w:line="229" w:lineRule="auto"/>
-              <w:ind w:left="0" w:leftChars="0" w:right="0" w:rightChars="0" w:firstLine="0" w:firstLineChars="0"/>
-              <w:jc w:val="center"/>
-              <w:textAlignment w:val="baseline"/>
-            </w:pPr>
-            <w:r>
-              <w:rPr>
-                <w:rFonts w:hint="eastAsia" w:asciiTheme="minorAscii" w:hAnsiTheme="minorAscii" w:eastAsiaTheme="minorEastAsia"/>
-                <w:spacing w:val="0"/>
-                <w:kern w:val="0"/>
-                <w:sz w:val="21"/>
-                <w:vertAlign w:val="baseline"/>
-                <w:lang w:val="en-US" w:eastAsia="zh-CN"/>
-              </w:rPr>
-              <w:t>吴亚红</w:t>
-            </w:r>
-          </w:p>
-        </w:tc>
-      </w:tr>
-      <w:tr>
-        <w:tblPrEx>
-          <w:tblBorders>
-            <w:top w:val="single" w:color="000000" w:sz="2" w:space="0"/>
-            <w:left w:val="single" w:color="000000" w:sz="2" w:space="0"/>
-            <w:bottom w:val="single" w:color="000000" w:sz="2" w:space="0"/>
-            <w:right w:val="single" w:color="000000" w:sz="2" w:space="0"/>
-            <w:insideH w:val="single" w:color="000000" w:sz="2" w:space="0"/>
-            <w:insideV w:val="single" w:color="000000" w:sz="2" w:space="0"/>
-          </w:tblBorders>
-          <w:tblCellMar>
-            <w:top w:w="0" w:type="dxa"/>
-            <w:left w:w="0" w:type="dxa"/>
-            <w:bottom w:w="0" w:type="dxa"/>
-            <w:right w:w="0" w:type="dxa"/>
-          </w:tblCellMar>
-        </w:tblPrEx>
-        <w:trPr>
-          <w:trHeight w:val="556" w:hRule="atLeast"/>
-          <w:jc w:val="center"/>
-        </w:trPr>
-        <w:tc>
-          <w:tcPr>
-            <w:tcW w:w="1317" w:type="dxa"/>
-          </w:tcPr>
-          <w:p>
-            <w:pPr>
-              <w:pStyle w:val="27"/>
+              <w:pStyle w:val="TableText"/>
               <w:keepNext w:val="0"/>
               <w:keepLines w:val="0"/>
               <w:pageBreakBefore w:val="0"/>
@@ -1751,7 +1659,7 @@
               <w:bidi w:val="0"/>
               <w:adjustRightInd w:val="0"/>
               <w:snapToGrid w:val="0"/>
-              <w:ind w:left="0" w:leftChars="0" w:right="0" w:rightChars="0" w:firstLine="0" w:firstLineChars="0"/>
+              <w:ind w:left="0" w:right="0" w:firstLine="0" w:leftChars="0" w:rightChars="0" w:firstLineChars="0"/>
               <w:jc w:val="center"/>
               <w:textAlignment w:val="baseline"/>
             </w:pPr>
@@ -1763,7 +1671,7 @@
           </w:tcPr>
           <w:p>
             <w:pPr>
-              <w:pStyle w:val="27"/>
+              <w:pStyle w:val="TableText"/>
               <w:keepNext w:val="0"/>
               <w:keepLines w:val="0"/>
               <w:pageBreakBefore w:val="0"/>
@@ -1776,7 +1684,7 @@
               <w:bidi w:val="0"/>
               <w:adjustRightInd w:val="0"/>
               <w:snapToGrid w:val="0"/>
-              <w:ind w:left="0" w:leftChars="0" w:right="0" w:rightChars="0" w:firstLine="0" w:firstLineChars="0"/>
+              <w:ind w:left="0" w:right="0" w:firstLine="0" w:leftChars="0" w:rightChars="0" w:firstLineChars="0"/>
               <w:jc w:val="center"/>
               <w:textAlignment w:val="baseline"/>
             </w:pPr>
@@ -1788,7 +1696,7 @@
           </w:tcPr>
           <w:p>
             <w:pPr>
-              <w:pStyle w:val="27"/>
+              <w:pStyle w:val="TableText"/>
               <w:keepNext w:val="0"/>
               <w:keepLines w:val="0"/>
               <w:pageBreakBefore w:val="0"/>
@@ -1801,7 +1709,7 @@
               <w:bidi w:val="0"/>
               <w:adjustRightInd w:val="0"/>
               <w:snapToGrid w:val="0"/>
-              <w:ind w:left="0" w:leftChars="0" w:right="0" w:rightChars="0" w:firstLine="0" w:firstLineChars="0"/>
+              <w:ind w:left="0" w:right="0" w:firstLine="0" w:leftChars="0" w:rightChars="0" w:firstLineChars="0"/>
               <w:jc w:val="center"/>
               <w:textAlignment w:val="baseline"/>
             </w:pPr>
@@ -1813,7 +1721,7 @@
           </w:tcPr>
           <w:p>
             <w:pPr>
-              <w:pStyle w:val="27"/>
+              <w:pStyle w:val="TableText"/>
               <w:keepNext w:val="0"/>
               <w:keepLines w:val="0"/>
               <w:pageBreakBefore w:val="0"/>
@@ -1826,7 +1734,7 @@
               <w:bidi w:val="0"/>
               <w:adjustRightInd w:val="0"/>
               <w:snapToGrid w:val="0"/>
-              <w:ind w:left="0" w:leftChars="0" w:right="0" w:rightChars="0" w:firstLine="0" w:firstLineChars="0"/>
+              <w:ind w:left="0" w:right="0" w:firstLine="0" w:leftChars="0" w:rightChars="0" w:firstLineChars="0"/>
               <w:jc w:val="center"/>
               <w:textAlignment w:val="baseline"/>
             </w:pPr>
@@ -1838,7 +1746,7 @@
           </w:tcPr>
           <w:p>
             <w:pPr>
-              <w:pStyle w:val="27"/>
+              <w:pStyle w:val="TableText"/>
               <w:keepNext w:val="0"/>
               <w:keepLines w:val="0"/>
               <w:pageBreakBefore w:val="0"/>
@@ -1851,7 +1759,7 @@
               <w:bidi w:val="0"/>
               <w:adjustRightInd w:val="0"/>
               <w:snapToGrid w:val="0"/>
-              <w:ind w:left="0" w:leftChars="0" w:right="0" w:rightChars="0" w:firstLine="0" w:firstLineChars="0"/>
+              <w:ind w:left="0" w:right="0" w:firstLine="0" w:leftChars="0" w:rightChars="0" w:firstLineChars="0"/>
               <w:jc w:val="center"/>
               <w:textAlignment w:val="baseline"/>
             </w:pPr>
@@ -1863,7 +1771,7 @@
           </w:tcPr>
           <w:p>
             <w:pPr>
-              <w:pStyle w:val="27"/>
+              <w:pStyle w:val="TableText"/>
               <w:keepNext w:val="0"/>
               <w:keepLines w:val="0"/>
               <w:pageBreakBefore w:val="0"/>
@@ -1876,7 +1784,7 @@
               <w:bidi w:val="0"/>
               <w:adjustRightInd w:val="0"/>
               <w:snapToGrid w:val="0"/>
-              <w:ind w:left="0" w:leftChars="0" w:right="0" w:rightChars="0" w:firstLine="0" w:firstLineChars="0"/>
+              <w:ind w:left="0" w:right="0" w:firstLine="0" w:leftChars="0" w:rightChars="0" w:firstLineChars="0"/>
               <w:jc w:val="center"/>
               <w:textAlignment w:val="baseline"/>
             </w:pPr>
@@ -1885,14 +1793,9 @@
       </w:tr>
       <w:tr>
         <w:tblPrEx>
-          <w:tblBorders>
-            <w:top w:val="single" w:color="000000" w:sz="2" w:space="0"/>
-            <w:left w:val="single" w:color="000000" w:sz="2" w:space="0"/>
-            <w:bottom w:val="single" w:color="000000" w:sz="2" w:space="0"/>
-            <w:right w:val="single" w:color="000000" w:sz="2" w:space="0"/>
-            <w:insideH w:val="single" w:color="000000" w:sz="2" w:space="0"/>
-            <w:insideV w:val="single" w:color="000000" w:sz="2" w:space="0"/>
-          </w:tblBorders>
+          <w:tblW w:w="8214" w:type="dxa"/>
+          <w:jc w:val="center"/>
+          <w:tblLayout w:type="fixed"/>
           <w:tblCellMar>
             <w:top w:w="0" w:type="dxa"/>
             <w:left w:w="0" w:type="dxa"/>
@@ -1901,7 +1804,7 @@
           </w:tblCellMar>
         </w:tblPrEx>
         <w:trPr>
-          <w:trHeight w:val="557" w:hRule="atLeast"/>
+          <w:trHeight w:val="557"/>
           <w:jc w:val="center"/>
         </w:trPr>
         <w:tc>
@@ -1910,7 +1813,7 @@
           </w:tcPr>
           <w:p>
             <w:pPr>
-              <w:pStyle w:val="27"/>
+              <w:pStyle w:val="TableText"/>
               <w:keepNext w:val="0"/>
               <w:keepLines w:val="0"/>
               <w:pageBreakBefore w:val="0"/>
@@ -1923,7 +1826,7 @@
               <w:bidi w:val="0"/>
               <w:adjustRightInd w:val="0"/>
               <w:snapToGrid w:val="0"/>
-              <w:ind w:left="0" w:leftChars="0" w:right="0" w:rightChars="0" w:firstLine="0" w:firstLineChars="0"/>
+              <w:ind w:left="0" w:right="0" w:firstLine="0" w:leftChars="0" w:rightChars="0" w:firstLineChars="0"/>
               <w:jc w:val="center"/>
               <w:textAlignment w:val="baseline"/>
             </w:pPr>
@@ -1935,7 +1838,7 @@
           </w:tcPr>
           <w:p>
             <w:pPr>
-              <w:pStyle w:val="27"/>
+              <w:pStyle w:val="TableText"/>
               <w:keepNext w:val="0"/>
               <w:keepLines w:val="0"/>
               <w:pageBreakBefore w:val="0"/>
@@ -1948,7 +1851,7 @@
               <w:bidi w:val="0"/>
               <w:adjustRightInd w:val="0"/>
               <w:snapToGrid w:val="0"/>
-              <w:ind w:left="0" w:leftChars="0" w:right="0" w:rightChars="0" w:firstLine="0" w:firstLineChars="0"/>
+              <w:ind w:left="0" w:right="0" w:firstLine="0" w:leftChars="0" w:rightChars="0" w:firstLineChars="0"/>
               <w:jc w:val="center"/>
               <w:textAlignment w:val="baseline"/>
             </w:pPr>
@@ -1960,7 +1863,7 @@
           </w:tcPr>
           <w:p>
             <w:pPr>
-              <w:pStyle w:val="27"/>
+              <w:pStyle w:val="TableText"/>
               <w:keepNext w:val="0"/>
               <w:keepLines w:val="0"/>
               <w:pageBreakBefore w:val="0"/>
@@ -1973,7 +1876,7 @@
               <w:bidi w:val="0"/>
               <w:adjustRightInd w:val="0"/>
               <w:snapToGrid w:val="0"/>
-              <w:ind w:left="0" w:leftChars="0" w:right="0" w:rightChars="0" w:firstLine="0" w:firstLineChars="0"/>
+              <w:ind w:left="0" w:right="0" w:firstLine="0" w:leftChars="0" w:rightChars="0" w:firstLineChars="0"/>
               <w:jc w:val="center"/>
               <w:textAlignment w:val="baseline"/>
             </w:pPr>
@@ -1985,7 +1888,7 @@
           </w:tcPr>
           <w:p>
             <w:pPr>
-              <w:pStyle w:val="27"/>
+              <w:pStyle w:val="TableText"/>
               <w:keepNext w:val="0"/>
               <w:keepLines w:val="0"/>
               <w:pageBreakBefore w:val="0"/>
@@ -1998,7 +1901,7 @@
               <w:bidi w:val="0"/>
               <w:adjustRightInd w:val="0"/>
               <w:snapToGrid w:val="0"/>
-              <w:ind w:left="0" w:leftChars="0" w:right="0" w:rightChars="0" w:firstLine="0" w:firstLineChars="0"/>
+              <w:ind w:left="0" w:right="0" w:firstLine="0" w:leftChars="0" w:rightChars="0" w:firstLineChars="0"/>
               <w:jc w:val="center"/>
               <w:textAlignment w:val="baseline"/>
             </w:pPr>
@@ -2010,7 +1913,7 @@
           </w:tcPr>
           <w:p>
             <w:pPr>
-              <w:pStyle w:val="27"/>
+              <w:pStyle w:val="TableText"/>
               <w:keepNext w:val="0"/>
               <w:keepLines w:val="0"/>
               <w:pageBreakBefore w:val="0"/>
@@ -2023,7 +1926,7 @@
               <w:bidi w:val="0"/>
               <w:adjustRightInd w:val="0"/>
               <w:snapToGrid w:val="0"/>
-              <w:ind w:left="0" w:leftChars="0" w:right="0" w:rightChars="0" w:firstLine="0" w:firstLineChars="0"/>
+              <w:ind w:left="0" w:right="0" w:firstLine="0" w:leftChars="0" w:rightChars="0" w:firstLineChars="0"/>
               <w:jc w:val="center"/>
               <w:textAlignment w:val="baseline"/>
             </w:pPr>
@@ -2035,7 +1938,7 @@
           </w:tcPr>
           <w:p>
             <w:pPr>
-              <w:pStyle w:val="27"/>
+              <w:pStyle w:val="TableText"/>
               <w:keepNext w:val="0"/>
               <w:keepLines w:val="0"/>
               <w:pageBreakBefore w:val="0"/>
@@ -2048,7 +1951,7 @@
               <w:bidi w:val="0"/>
               <w:adjustRightInd w:val="0"/>
               <w:snapToGrid w:val="0"/>
-              <w:ind w:left="0" w:leftChars="0" w:right="0" w:rightChars="0" w:firstLine="0" w:firstLineChars="0"/>
+              <w:ind w:left="0" w:right="0" w:firstLine="0" w:leftChars="0" w:rightChars="0" w:firstLineChars="0"/>
               <w:jc w:val="center"/>
               <w:textAlignment w:val="baseline"/>
             </w:pPr>
@@ -2080,7 +1983,7 @@
     <w:sdt>
       <w:sdtPr>
         <w:rPr>
-          <w:rFonts w:ascii="宋体" w:hAnsi="宋体" w:eastAsia="宋体" w:cs="Arial"/>
+          <w:rFonts w:ascii="宋体" w:eastAsia="宋体" w:hAnsi="宋体" w:cs="Arial"/>
           <w:snapToGrid w:val="0"/>
           <w:color w:val="000000"/>
           <w:kern w:val="0"/>
@@ -2096,7 +1999,7 @@
       </w:sdtPr>
       <w:sdtEndPr>
         <w:rPr>
-          <w:rFonts w:hint="eastAsia" w:ascii="宋体" w:hAnsi="宋体" w:eastAsia="宋体" w:cs="宋体"/>
+          <w:rFonts w:ascii="宋体" w:eastAsia="宋体" w:hAnsi="宋体" w:cs="宋体" w:hint="eastAsia"/>
           <w:snapToGrid w:val="0"/>
           <w:color w:val="000000"/>
           <w:kern w:val="0"/>
@@ -2122,18 +2025,18 @@
             <w:adjustRightInd w:val="0"/>
             <w:snapToGrid w:val="0"/>
             <w:spacing w:before="0" w:beforeLines="0" w:after="0" w:afterLines="0" w:line="240" w:lineRule="auto"/>
-            <w:ind w:left="0" w:leftChars="0" w:right="0" w:rightChars="0" w:firstLine="0" w:firstLineChars="0"/>
+            <w:ind w:left="0" w:right="0" w:firstLine="0" w:leftChars="0" w:rightChars="0" w:firstLineChars="0"/>
             <w:jc w:val="center"/>
             <w:textAlignment w:val="baseline"/>
             <w:rPr>
-              <w:rFonts w:hint="eastAsia" w:ascii="宋体" w:hAnsi="宋体" w:eastAsia="宋体" w:cs="宋体"/>
+              <w:rFonts w:ascii="宋体" w:eastAsia="宋体" w:hAnsi="宋体" w:cs="宋体" w:hint="eastAsia"/>
               <w:sz w:val="24"/>
               <w:szCs w:val="24"/>
             </w:rPr>
           </w:pPr>
           <w:r>
             <w:rPr>
-              <w:rFonts w:hint="eastAsia" w:ascii="宋体" w:hAnsi="宋体" w:eastAsia="宋体" w:cs="宋体"/>
+              <w:rFonts w:ascii="宋体" w:eastAsia="宋体" w:hAnsi="宋体" w:cs="宋体" w:hint="eastAsia"/>
               <w:sz w:val="24"/>
               <w:szCs w:val="24"/>
             </w:rPr>
@@ -2142,14 +2045,14 @@
         </w:p>
         <w:p>
           <w:pPr>
-            <w:pStyle w:val="16"/>
+            <w:pStyle w:val="TOC1"/>
             <w:tabs>
               <w:tab w:val="right" w:leader="dot" w:pos="8306"/>
             </w:tabs>
           </w:pPr>
           <w:r>
             <w:rPr>
-              <w:rFonts w:hint="eastAsia" w:ascii="宋体" w:hAnsi="宋体" w:eastAsia="宋体" w:cs="宋体"/>
+              <w:rFonts w:ascii="宋体" w:eastAsia="宋体" w:hAnsi="宋体" w:cs="宋体" w:hint="eastAsia"/>
               <w:sz w:val="24"/>
               <w:szCs w:val="24"/>
             </w:rPr>
@@ -2157,7 +2060,7 @@
           </w:r>
           <w:r>
             <w:rPr>
-              <w:rFonts w:hint="eastAsia" w:ascii="宋体" w:hAnsi="宋体" w:eastAsia="宋体" w:cs="宋体"/>
+              <w:rFonts w:ascii="宋体" w:eastAsia="宋体" w:hAnsi="宋体" w:cs="宋体" w:hint="eastAsia"/>
               <w:sz w:val="24"/>
               <w:szCs w:val="24"/>
             </w:rPr>
@@ -2165,7 +2068,7 @@
           </w:r>
           <w:r>
             <w:rPr>
-              <w:rFonts w:hint="eastAsia" w:ascii="宋体" w:hAnsi="宋体" w:eastAsia="宋体" w:cs="宋体"/>
+              <w:rFonts w:ascii="宋体" w:eastAsia="宋体" w:hAnsi="宋体" w:cs="宋体" w:hint="eastAsia"/>
               <w:sz w:val="24"/>
               <w:szCs w:val="24"/>
             </w:rPr>
@@ -2173,21 +2076,21 @@
           </w:r>
           <w:r>
             <w:rPr>
-              <w:rFonts w:hint="eastAsia" w:ascii="宋体" w:hAnsi="宋体" w:eastAsia="宋体" w:cs="宋体"/>
+              <w:rFonts w:ascii="宋体" w:eastAsia="宋体" w:hAnsi="宋体" w:cs="宋体" w:hint="eastAsia"/>
               <w:szCs w:val="24"/>
             </w:rPr>
             <w:fldChar w:fldCharType="begin"/>
           </w:r>
           <w:r>
             <w:rPr>
-              <w:rFonts w:hint="eastAsia" w:ascii="宋体" w:hAnsi="宋体" w:eastAsia="宋体" w:cs="宋体"/>
+              <w:rFonts w:ascii="宋体" w:eastAsia="宋体" w:hAnsi="宋体" w:cs="宋体" w:hint="eastAsia"/>
               <w:szCs w:val="24"/>
             </w:rPr>
             <w:instrText xml:space="preserve"> HYPERLINK \l _Toc12611 </w:instrText>
           </w:r>
           <w:r>
             <w:rPr>
-              <w:rFonts w:hint="eastAsia" w:ascii="宋体" w:hAnsi="宋体" w:eastAsia="宋体" w:cs="宋体"/>
+              <w:rFonts w:ascii="宋体" w:eastAsia="宋体" w:hAnsi="宋体" w:cs="宋体" w:hint="eastAsia"/>
               <w:szCs w:val="24"/>
             </w:rPr>
             <w:fldChar w:fldCharType="separate"/>
@@ -2219,7 +2122,7 @@
           </w:r>
           <w:r>
             <w:rPr>
-              <w:rFonts w:hint="eastAsia" w:ascii="宋体" w:hAnsi="宋体" w:eastAsia="宋体" w:cs="宋体"/>
+              <w:rFonts w:ascii="宋体" w:eastAsia="宋体" w:hAnsi="宋体" w:cs="宋体" w:hint="eastAsia"/>
               <w:szCs w:val="24"/>
             </w:rPr>
             <w:fldChar w:fldCharType="end"/>
@@ -2227,28 +2130,28 @@
         </w:p>
         <w:p>
           <w:pPr>
-            <w:pStyle w:val="16"/>
+            <w:pStyle w:val="TOC1"/>
             <w:tabs>
               <w:tab w:val="right" w:leader="dot" w:pos="8306"/>
             </w:tabs>
           </w:pPr>
           <w:r>
             <w:rPr>
-              <w:rFonts w:hint="eastAsia" w:ascii="宋体" w:hAnsi="宋体" w:eastAsia="宋体" w:cs="宋体"/>
+              <w:rFonts w:ascii="宋体" w:eastAsia="宋体" w:hAnsi="宋体" w:cs="宋体" w:hint="eastAsia"/>
               <w:szCs w:val="24"/>
             </w:rPr>
             <w:fldChar w:fldCharType="begin"/>
           </w:r>
           <w:r>
             <w:rPr>
-              <w:rFonts w:hint="eastAsia" w:ascii="宋体" w:hAnsi="宋体" w:eastAsia="宋体" w:cs="宋体"/>
+              <w:rFonts w:ascii="宋体" w:eastAsia="宋体" w:hAnsi="宋体" w:cs="宋体" w:hint="eastAsia"/>
               <w:szCs w:val="24"/>
             </w:rPr>
             <w:instrText xml:space="preserve"> HYPERLINK \l _Toc16914 </w:instrText>
           </w:r>
           <w:r>
             <w:rPr>
-              <w:rFonts w:hint="eastAsia" w:ascii="宋体" w:hAnsi="宋体" w:eastAsia="宋体" w:cs="宋体"/>
+              <w:rFonts w:ascii="宋体" w:eastAsia="宋体" w:hAnsi="宋体" w:cs="宋体" w:hint="eastAsia"/>
               <w:szCs w:val="24"/>
             </w:rPr>
             <w:fldChar w:fldCharType="separate"/>
@@ -2280,7 +2183,7 @@
           </w:r>
           <w:r>
             <w:rPr>
-              <w:rFonts w:hint="eastAsia" w:ascii="宋体" w:hAnsi="宋体" w:eastAsia="宋体" w:cs="宋体"/>
+              <w:rFonts w:ascii="宋体" w:eastAsia="宋体" w:hAnsi="宋体" w:cs="宋体" w:hint="eastAsia"/>
               <w:szCs w:val="24"/>
             </w:rPr>
             <w:fldChar w:fldCharType="end"/>
@@ -2288,28 +2191,28 @@
         </w:p>
         <w:p>
           <w:pPr>
-            <w:pStyle w:val="16"/>
+            <w:pStyle w:val="TOC1"/>
             <w:tabs>
               <w:tab w:val="right" w:leader="dot" w:pos="8306"/>
             </w:tabs>
           </w:pPr>
           <w:r>
             <w:rPr>
-              <w:rFonts w:hint="eastAsia" w:ascii="宋体" w:hAnsi="宋体" w:eastAsia="宋体" w:cs="宋体"/>
+              <w:rFonts w:ascii="宋体" w:eastAsia="宋体" w:hAnsi="宋体" w:cs="宋体" w:hint="eastAsia"/>
               <w:szCs w:val="24"/>
             </w:rPr>
             <w:fldChar w:fldCharType="begin"/>
           </w:r>
           <w:r>
             <w:rPr>
-              <w:rFonts w:hint="eastAsia" w:ascii="宋体" w:hAnsi="宋体" w:eastAsia="宋体" w:cs="宋体"/>
+              <w:rFonts w:ascii="宋体" w:eastAsia="宋体" w:hAnsi="宋体" w:cs="宋体" w:hint="eastAsia"/>
               <w:szCs w:val="24"/>
             </w:rPr>
             <w:instrText xml:space="preserve"> HYPERLINK \l _Toc24787 </w:instrText>
           </w:r>
           <w:r>
             <w:rPr>
-              <w:rFonts w:hint="eastAsia" w:ascii="宋体" w:hAnsi="宋体" w:eastAsia="宋体" w:cs="宋体"/>
+              <w:rFonts w:ascii="宋体" w:eastAsia="宋体" w:hAnsi="宋体" w:cs="宋体" w:hint="eastAsia"/>
               <w:szCs w:val="24"/>
             </w:rPr>
             <w:fldChar w:fldCharType="separate"/>
@@ -2348,7 +2251,7 @@
           </w:r>
           <w:r>
             <w:rPr>
-              <w:rFonts w:hint="eastAsia" w:ascii="宋体" w:hAnsi="宋体" w:eastAsia="宋体" w:cs="宋体"/>
+              <w:rFonts w:ascii="宋体" w:eastAsia="宋体" w:hAnsi="宋体" w:cs="宋体" w:hint="eastAsia"/>
               <w:szCs w:val="24"/>
             </w:rPr>
             <w:fldChar w:fldCharType="end"/>
@@ -2356,28 +2259,28 @@
         </w:p>
         <w:p>
           <w:pPr>
-            <w:pStyle w:val="17"/>
+            <w:pStyle w:val="TOC2"/>
             <w:tabs>
               <w:tab w:val="right" w:leader="dot" w:pos="8306"/>
             </w:tabs>
           </w:pPr>
           <w:r>
             <w:rPr>
-              <w:rFonts w:hint="eastAsia" w:ascii="宋体" w:hAnsi="宋体" w:eastAsia="宋体" w:cs="宋体"/>
+              <w:rFonts w:ascii="宋体" w:eastAsia="宋体" w:hAnsi="宋体" w:cs="宋体" w:hint="eastAsia"/>
               <w:szCs w:val="24"/>
             </w:rPr>
             <w:fldChar w:fldCharType="begin"/>
           </w:r>
           <w:r>
             <w:rPr>
-              <w:rFonts w:hint="eastAsia" w:ascii="宋体" w:hAnsi="宋体" w:eastAsia="宋体" w:cs="宋体"/>
+              <w:rFonts w:ascii="宋体" w:eastAsia="宋体" w:hAnsi="宋体" w:cs="宋体" w:hint="eastAsia"/>
               <w:szCs w:val="24"/>
             </w:rPr>
             <w:instrText xml:space="preserve"> HYPERLINK \l _Toc5359 </w:instrText>
           </w:r>
           <w:r>
             <w:rPr>
-              <w:rFonts w:hint="eastAsia" w:ascii="宋体" w:hAnsi="宋体" w:eastAsia="宋体" w:cs="宋体"/>
+              <w:rFonts w:ascii="宋体" w:eastAsia="宋体" w:hAnsi="宋体" w:cs="宋体" w:hint="eastAsia"/>
               <w:szCs w:val="24"/>
             </w:rPr>
             <w:fldChar w:fldCharType="separate"/>
@@ -2416,7 +2319,7 @@
           </w:r>
           <w:r>
             <w:rPr>
-              <w:rFonts w:hint="eastAsia" w:ascii="宋体" w:hAnsi="宋体" w:eastAsia="宋体" w:cs="宋体"/>
+              <w:rFonts w:ascii="宋体" w:eastAsia="宋体" w:hAnsi="宋体" w:cs="宋体" w:hint="eastAsia"/>
               <w:szCs w:val="24"/>
             </w:rPr>
             <w:fldChar w:fldCharType="end"/>
@@ -2424,28 +2327,28 @@
         </w:p>
         <w:p>
           <w:pPr>
-            <w:pStyle w:val="17"/>
+            <w:pStyle w:val="TOC2"/>
             <w:tabs>
               <w:tab w:val="right" w:leader="dot" w:pos="8306"/>
             </w:tabs>
           </w:pPr>
           <w:r>
             <w:rPr>
-              <w:rFonts w:hint="eastAsia" w:ascii="宋体" w:hAnsi="宋体" w:eastAsia="宋体" w:cs="宋体"/>
+              <w:rFonts w:ascii="宋体" w:eastAsia="宋体" w:hAnsi="宋体" w:cs="宋体" w:hint="eastAsia"/>
               <w:szCs w:val="24"/>
             </w:rPr>
             <w:fldChar w:fldCharType="begin"/>
           </w:r>
           <w:r>
             <w:rPr>
-              <w:rFonts w:hint="eastAsia" w:ascii="宋体" w:hAnsi="宋体" w:eastAsia="宋体" w:cs="宋体"/>
+              <w:rFonts w:ascii="宋体" w:eastAsia="宋体" w:hAnsi="宋体" w:cs="宋体" w:hint="eastAsia"/>
               <w:szCs w:val="24"/>
             </w:rPr>
             <w:instrText xml:space="preserve"> HYPERLINK \l _Toc31661 </w:instrText>
           </w:r>
           <w:r>
             <w:rPr>
-              <w:rFonts w:hint="eastAsia" w:ascii="宋体" w:hAnsi="宋体" w:eastAsia="宋体" w:cs="宋体"/>
+              <w:rFonts w:ascii="宋体" w:eastAsia="宋体" w:hAnsi="宋体" w:cs="宋体" w:hint="eastAsia"/>
               <w:szCs w:val="24"/>
             </w:rPr>
             <w:fldChar w:fldCharType="separate"/>
@@ -2484,7 +2387,7 @@
           </w:r>
           <w:r>
             <w:rPr>
-              <w:rFonts w:hint="eastAsia" w:ascii="宋体" w:hAnsi="宋体" w:eastAsia="宋体" w:cs="宋体"/>
+              <w:rFonts w:ascii="宋体" w:eastAsia="宋体" w:hAnsi="宋体" w:cs="宋体" w:hint="eastAsia"/>
               <w:szCs w:val="24"/>
             </w:rPr>
             <w:fldChar w:fldCharType="end"/>
@@ -2492,28 +2395,28 @@
         </w:p>
         <w:p>
           <w:pPr>
-            <w:pStyle w:val="16"/>
+            <w:pStyle w:val="TOC1"/>
             <w:tabs>
               <w:tab w:val="right" w:leader="dot" w:pos="8306"/>
             </w:tabs>
           </w:pPr>
           <w:r>
             <w:rPr>
-              <w:rFonts w:hint="eastAsia" w:ascii="宋体" w:hAnsi="宋体" w:eastAsia="宋体" w:cs="宋体"/>
+              <w:rFonts w:ascii="宋体" w:eastAsia="宋体" w:hAnsi="宋体" w:cs="宋体" w:hint="eastAsia"/>
               <w:szCs w:val="24"/>
             </w:rPr>
             <w:fldChar w:fldCharType="begin"/>
           </w:r>
           <w:r>
             <w:rPr>
-              <w:rFonts w:hint="eastAsia" w:ascii="宋体" w:hAnsi="宋体" w:eastAsia="宋体" w:cs="宋体"/>
+              <w:rFonts w:ascii="宋体" w:eastAsia="宋体" w:hAnsi="宋体" w:cs="宋体" w:hint="eastAsia"/>
               <w:szCs w:val="24"/>
             </w:rPr>
             <w:instrText xml:space="preserve"> HYPERLINK \l _Toc25005 </w:instrText>
           </w:r>
           <w:r>
             <w:rPr>
-              <w:rFonts w:hint="eastAsia" w:ascii="宋体" w:hAnsi="宋体" w:eastAsia="宋体" w:cs="宋体"/>
+              <w:rFonts w:ascii="宋体" w:eastAsia="宋体" w:hAnsi="宋体" w:cs="宋体" w:hint="eastAsia"/>
               <w:szCs w:val="24"/>
             </w:rPr>
             <w:fldChar w:fldCharType="separate"/>
@@ -2552,7 +2455,7 @@
           </w:r>
           <w:r>
             <w:rPr>
-              <w:rFonts w:hint="eastAsia" w:ascii="宋体" w:hAnsi="宋体" w:eastAsia="宋体" w:cs="宋体"/>
+              <w:rFonts w:ascii="宋体" w:eastAsia="宋体" w:hAnsi="宋体" w:cs="宋体" w:hint="eastAsia"/>
               <w:szCs w:val="24"/>
             </w:rPr>
             <w:fldChar w:fldCharType="end"/>
@@ -2560,28 +2463,28 @@
         </w:p>
         <w:p>
           <w:pPr>
-            <w:pStyle w:val="17"/>
+            <w:pStyle w:val="TOC2"/>
             <w:tabs>
               <w:tab w:val="right" w:leader="dot" w:pos="8306"/>
             </w:tabs>
           </w:pPr>
           <w:r>
             <w:rPr>
-              <w:rFonts w:hint="eastAsia" w:ascii="宋体" w:hAnsi="宋体" w:eastAsia="宋体" w:cs="宋体"/>
+              <w:rFonts w:ascii="宋体" w:eastAsia="宋体" w:hAnsi="宋体" w:cs="宋体" w:hint="eastAsia"/>
               <w:szCs w:val="24"/>
             </w:rPr>
             <w:fldChar w:fldCharType="begin"/>
           </w:r>
           <w:r>
             <w:rPr>
-              <w:rFonts w:hint="eastAsia" w:ascii="宋体" w:hAnsi="宋体" w:eastAsia="宋体" w:cs="宋体"/>
+              <w:rFonts w:ascii="宋体" w:eastAsia="宋体" w:hAnsi="宋体" w:cs="宋体" w:hint="eastAsia"/>
               <w:szCs w:val="24"/>
             </w:rPr>
             <w:instrText xml:space="preserve"> HYPERLINK \l _Toc14001 </w:instrText>
           </w:r>
           <w:r>
             <w:rPr>
-              <w:rFonts w:hint="eastAsia" w:ascii="宋体" w:hAnsi="宋体" w:eastAsia="宋体" w:cs="宋体"/>
+              <w:rFonts w:ascii="宋体" w:eastAsia="宋体" w:hAnsi="宋体" w:cs="宋体" w:hint="eastAsia"/>
               <w:szCs w:val="24"/>
             </w:rPr>
             <w:fldChar w:fldCharType="separate"/>
@@ -2620,7 +2523,7 @@
           </w:r>
           <w:r>
             <w:rPr>
-              <w:rFonts w:hint="eastAsia" w:ascii="宋体" w:hAnsi="宋体" w:eastAsia="宋体" w:cs="宋体"/>
+              <w:rFonts w:ascii="宋体" w:eastAsia="宋体" w:hAnsi="宋体" w:cs="宋体" w:hint="eastAsia"/>
               <w:szCs w:val="24"/>
             </w:rPr>
             <w:fldChar w:fldCharType="end"/>
@@ -2628,28 +2531,28 @@
         </w:p>
         <w:p>
           <w:pPr>
-            <w:pStyle w:val="17"/>
+            <w:pStyle w:val="TOC2"/>
             <w:tabs>
               <w:tab w:val="right" w:leader="dot" w:pos="8306"/>
             </w:tabs>
           </w:pPr>
           <w:r>
             <w:rPr>
-              <w:rFonts w:hint="eastAsia" w:ascii="宋体" w:hAnsi="宋体" w:eastAsia="宋体" w:cs="宋体"/>
+              <w:rFonts w:ascii="宋体" w:eastAsia="宋体" w:hAnsi="宋体" w:cs="宋体" w:hint="eastAsia"/>
               <w:szCs w:val="24"/>
             </w:rPr>
             <w:fldChar w:fldCharType="begin"/>
           </w:r>
           <w:r>
             <w:rPr>
-              <w:rFonts w:hint="eastAsia" w:ascii="宋体" w:hAnsi="宋体" w:eastAsia="宋体" w:cs="宋体"/>
+              <w:rFonts w:ascii="宋体" w:eastAsia="宋体" w:hAnsi="宋体" w:cs="宋体" w:hint="eastAsia"/>
               <w:szCs w:val="24"/>
             </w:rPr>
             <w:instrText xml:space="preserve"> HYPERLINK \l _Toc24971 </w:instrText>
           </w:r>
           <w:r>
             <w:rPr>
-              <w:rFonts w:hint="eastAsia" w:ascii="宋体" w:hAnsi="宋体" w:eastAsia="宋体" w:cs="宋体"/>
+              <w:rFonts w:ascii="宋体" w:eastAsia="宋体" w:hAnsi="宋体" w:cs="宋体" w:hint="eastAsia"/>
               <w:szCs w:val="24"/>
             </w:rPr>
             <w:fldChar w:fldCharType="separate"/>
@@ -2688,7 +2591,7 @@
           </w:r>
           <w:r>
             <w:rPr>
-              <w:rFonts w:hint="eastAsia" w:ascii="宋体" w:hAnsi="宋体" w:eastAsia="宋体" w:cs="宋体"/>
+              <w:rFonts w:ascii="宋体" w:eastAsia="宋体" w:hAnsi="宋体" w:cs="宋体" w:hint="eastAsia"/>
               <w:szCs w:val="24"/>
             </w:rPr>
             <w:fldChar w:fldCharType="end"/>
@@ -2696,28 +2599,28 @@
         </w:p>
         <w:p>
           <w:pPr>
-            <w:pStyle w:val="17"/>
+            <w:pStyle w:val="TOC2"/>
             <w:tabs>
               <w:tab w:val="right" w:leader="dot" w:pos="8306"/>
             </w:tabs>
           </w:pPr>
           <w:r>
             <w:rPr>
-              <w:rFonts w:hint="eastAsia" w:ascii="宋体" w:hAnsi="宋体" w:eastAsia="宋体" w:cs="宋体"/>
+              <w:rFonts w:ascii="宋体" w:eastAsia="宋体" w:hAnsi="宋体" w:cs="宋体" w:hint="eastAsia"/>
               <w:szCs w:val="24"/>
             </w:rPr>
             <w:fldChar w:fldCharType="begin"/>
           </w:r>
           <w:r>
             <w:rPr>
-              <w:rFonts w:hint="eastAsia" w:ascii="宋体" w:hAnsi="宋体" w:eastAsia="宋体" w:cs="宋体"/>
+              <w:rFonts w:ascii="宋体" w:eastAsia="宋体" w:hAnsi="宋体" w:cs="宋体" w:hint="eastAsia"/>
               <w:szCs w:val="24"/>
             </w:rPr>
             <w:instrText xml:space="preserve"> HYPERLINK \l _Toc26232 </w:instrText>
           </w:r>
           <w:r>
             <w:rPr>
-              <w:rFonts w:hint="eastAsia" w:ascii="宋体" w:hAnsi="宋体" w:eastAsia="宋体" w:cs="宋体"/>
+              <w:rFonts w:ascii="宋体" w:eastAsia="宋体" w:hAnsi="宋体" w:cs="宋体" w:hint="eastAsia"/>
               <w:szCs w:val="24"/>
             </w:rPr>
             <w:fldChar w:fldCharType="separate"/>
@@ -2756,7 +2659,7 @@
           </w:r>
           <w:r>
             <w:rPr>
-              <w:rFonts w:hint="eastAsia" w:ascii="宋体" w:hAnsi="宋体" w:eastAsia="宋体" w:cs="宋体"/>
+              <w:rFonts w:ascii="宋体" w:eastAsia="宋体" w:hAnsi="宋体" w:cs="宋体" w:hint="eastAsia"/>
               <w:szCs w:val="24"/>
             </w:rPr>
             <w:fldChar w:fldCharType="end"/>
@@ -2764,28 +2667,28 @@
         </w:p>
         <w:p>
           <w:pPr>
-            <w:pStyle w:val="17"/>
+            <w:pStyle w:val="TOC2"/>
             <w:tabs>
               <w:tab w:val="right" w:leader="dot" w:pos="8306"/>
             </w:tabs>
           </w:pPr>
           <w:r>
             <w:rPr>
-              <w:rFonts w:hint="eastAsia" w:ascii="宋体" w:hAnsi="宋体" w:eastAsia="宋体" w:cs="宋体"/>
+              <w:rFonts w:ascii="宋体" w:eastAsia="宋体" w:hAnsi="宋体" w:cs="宋体" w:hint="eastAsia"/>
               <w:szCs w:val="24"/>
             </w:rPr>
             <w:fldChar w:fldCharType="begin"/>
           </w:r>
           <w:r>
             <w:rPr>
-              <w:rFonts w:hint="eastAsia" w:ascii="宋体" w:hAnsi="宋体" w:eastAsia="宋体" w:cs="宋体"/>
+              <w:rFonts w:ascii="宋体" w:eastAsia="宋体" w:hAnsi="宋体" w:cs="宋体" w:hint="eastAsia"/>
               <w:szCs w:val="24"/>
             </w:rPr>
             <w:instrText xml:space="preserve"> HYPERLINK \l _Toc32177 </w:instrText>
           </w:r>
           <w:r>
             <w:rPr>
-              <w:rFonts w:hint="eastAsia" w:ascii="宋体" w:hAnsi="宋体" w:eastAsia="宋体" w:cs="宋体"/>
+              <w:rFonts w:ascii="宋体" w:eastAsia="宋体" w:hAnsi="宋体" w:cs="宋体" w:hint="eastAsia"/>
               <w:szCs w:val="24"/>
             </w:rPr>
             <w:fldChar w:fldCharType="separate"/>
@@ -2824,7 +2727,7 @@
           </w:r>
           <w:r>
             <w:rPr>
-              <w:rFonts w:hint="eastAsia" w:ascii="宋体" w:hAnsi="宋体" w:eastAsia="宋体" w:cs="宋体"/>
+              <w:rFonts w:ascii="宋体" w:eastAsia="宋体" w:hAnsi="宋体" w:cs="宋体" w:hint="eastAsia"/>
               <w:szCs w:val="24"/>
             </w:rPr>
             <w:fldChar w:fldCharType="end"/>
@@ -2832,28 +2735,28 @@
         </w:p>
         <w:p>
           <w:pPr>
-            <w:pStyle w:val="16"/>
+            <w:pStyle w:val="TOC1"/>
             <w:tabs>
               <w:tab w:val="right" w:leader="dot" w:pos="8306"/>
             </w:tabs>
           </w:pPr>
           <w:r>
             <w:rPr>
-              <w:rFonts w:hint="eastAsia" w:ascii="宋体" w:hAnsi="宋体" w:eastAsia="宋体" w:cs="宋体"/>
+              <w:rFonts w:ascii="宋体" w:eastAsia="宋体" w:hAnsi="宋体" w:cs="宋体" w:hint="eastAsia"/>
               <w:szCs w:val="24"/>
             </w:rPr>
             <w:fldChar w:fldCharType="begin"/>
           </w:r>
           <w:r>
             <w:rPr>
-              <w:rFonts w:hint="eastAsia" w:ascii="宋体" w:hAnsi="宋体" w:eastAsia="宋体" w:cs="宋体"/>
+              <w:rFonts w:ascii="宋体" w:eastAsia="宋体" w:hAnsi="宋体" w:cs="宋体" w:hint="eastAsia"/>
               <w:szCs w:val="24"/>
             </w:rPr>
             <w:instrText xml:space="preserve"> HYPERLINK \l _Toc25271 </w:instrText>
           </w:r>
           <w:r>
             <w:rPr>
-              <w:rFonts w:hint="eastAsia" w:ascii="宋体" w:hAnsi="宋体" w:eastAsia="宋体" w:cs="宋体"/>
+              <w:rFonts w:ascii="宋体" w:eastAsia="宋体" w:hAnsi="宋体" w:cs="宋体" w:hint="eastAsia"/>
               <w:szCs w:val="24"/>
             </w:rPr>
             <w:fldChar w:fldCharType="separate"/>
@@ -2892,7 +2795,7 @@
           </w:r>
           <w:r>
             <w:rPr>
-              <w:rFonts w:hint="eastAsia" w:ascii="宋体" w:hAnsi="宋体" w:eastAsia="宋体" w:cs="宋体"/>
+              <w:rFonts w:ascii="宋体" w:eastAsia="宋体" w:hAnsi="宋体" w:cs="宋体" w:hint="eastAsia"/>
               <w:szCs w:val="24"/>
             </w:rPr>
             <w:fldChar w:fldCharType="end"/>
@@ -2900,28 +2803,28 @@
         </w:p>
         <w:p>
           <w:pPr>
-            <w:pStyle w:val="16"/>
+            <w:pStyle w:val="TOC1"/>
             <w:tabs>
               <w:tab w:val="right" w:leader="dot" w:pos="8306"/>
             </w:tabs>
           </w:pPr>
           <w:r>
             <w:rPr>
-              <w:rFonts w:hint="eastAsia" w:ascii="宋体" w:hAnsi="宋体" w:eastAsia="宋体" w:cs="宋体"/>
+              <w:rFonts w:ascii="宋体" w:eastAsia="宋体" w:hAnsi="宋体" w:cs="宋体" w:hint="eastAsia"/>
               <w:szCs w:val="24"/>
             </w:rPr>
             <w:fldChar w:fldCharType="begin"/>
           </w:r>
           <w:r>
             <w:rPr>
-              <w:rFonts w:hint="eastAsia" w:ascii="宋体" w:hAnsi="宋体" w:eastAsia="宋体" w:cs="宋体"/>
+              <w:rFonts w:ascii="宋体" w:eastAsia="宋体" w:hAnsi="宋体" w:cs="宋体" w:hint="eastAsia"/>
               <w:szCs w:val="24"/>
             </w:rPr>
             <w:instrText xml:space="preserve"> HYPERLINK \l _Toc7552 </w:instrText>
           </w:r>
           <w:r>
             <w:rPr>
-              <w:rFonts w:hint="eastAsia" w:ascii="宋体" w:hAnsi="宋体" w:eastAsia="宋体" w:cs="宋体"/>
+              <w:rFonts w:ascii="宋体" w:eastAsia="宋体" w:hAnsi="宋体" w:cs="宋体" w:hint="eastAsia"/>
               <w:szCs w:val="24"/>
             </w:rPr>
             <w:fldChar w:fldCharType="separate"/>
@@ -2960,7 +2863,7 @@
           </w:r>
           <w:r>
             <w:rPr>
-              <w:rFonts w:hint="eastAsia" w:ascii="宋体" w:hAnsi="宋体" w:eastAsia="宋体" w:cs="宋体"/>
+              <w:rFonts w:ascii="宋体" w:eastAsia="宋体" w:hAnsi="宋体" w:cs="宋体" w:hint="eastAsia"/>
               <w:szCs w:val="24"/>
             </w:rPr>
             <w:fldChar w:fldCharType="end"/>
@@ -2968,28 +2871,28 @@
         </w:p>
         <w:p>
           <w:pPr>
-            <w:pStyle w:val="17"/>
+            <w:pStyle w:val="TOC2"/>
             <w:tabs>
               <w:tab w:val="right" w:leader="dot" w:pos="8306"/>
             </w:tabs>
           </w:pPr>
           <w:r>
             <w:rPr>
-              <w:rFonts w:hint="eastAsia" w:ascii="宋体" w:hAnsi="宋体" w:eastAsia="宋体" w:cs="宋体"/>
+              <w:rFonts w:ascii="宋体" w:eastAsia="宋体" w:hAnsi="宋体" w:cs="宋体" w:hint="eastAsia"/>
               <w:szCs w:val="24"/>
             </w:rPr>
             <w:fldChar w:fldCharType="begin"/>
           </w:r>
           <w:r>
             <w:rPr>
-              <w:rFonts w:hint="eastAsia" w:ascii="宋体" w:hAnsi="宋体" w:eastAsia="宋体" w:cs="宋体"/>
+              <w:rFonts w:ascii="宋体" w:eastAsia="宋体" w:hAnsi="宋体" w:cs="宋体" w:hint="eastAsia"/>
               <w:szCs w:val="24"/>
             </w:rPr>
             <w:instrText xml:space="preserve"> HYPERLINK \l _Toc12743 </w:instrText>
           </w:r>
           <w:r>
             <w:rPr>
-              <w:rFonts w:hint="eastAsia" w:ascii="宋体" w:hAnsi="宋体" w:eastAsia="宋体" w:cs="宋体"/>
+              <w:rFonts w:ascii="宋体" w:eastAsia="宋体" w:hAnsi="宋体" w:cs="宋体" w:hint="eastAsia"/>
               <w:szCs w:val="24"/>
             </w:rPr>
             <w:fldChar w:fldCharType="separate"/>
@@ -3028,7 +2931,7 @@
           </w:r>
           <w:r>
             <w:rPr>
-              <w:rFonts w:hint="eastAsia" w:ascii="宋体" w:hAnsi="宋体" w:eastAsia="宋体" w:cs="宋体"/>
+              <w:rFonts w:ascii="宋体" w:eastAsia="宋体" w:hAnsi="宋体" w:cs="宋体" w:hint="eastAsia"/>
               <w:szCs w:val="24"/>
             </w:rPr>
             <w:fldChar w:fldCharType="end"/>
@@ -3036,28 +2939,28 @@
         </w:p>
         <w:p>
           <w:pPr>
-            <w:pStyle w:val="17"/>
+            <w:pStyle w:val="TOC2"/>
             <w:tabs>
               <w:tab w:val="right" w:leader="dot" w:pos="8306"/>
             </w:tabs>
           </w:pPr>
           <w:r>
             <w:rPr>
-              <w:rFonts w:hint="eastAsia" w:ascii="宋体" w:hAnsi="宋体" w:eastAsia="宋体" w:cs="宋体"/>
+              <w:rFonts w:ascii="宋体" w:eastAsia="宋体" w:hAnsi="宋体" w:cs="宋体" w:hint="eastAsia"/>
               <w:szCs w:val="24"/>
             </w:rPr>
             <w:fldChar w:fldCharType="begin"/>
           </w:r>
           <w:r>
             <w:rPr>
-              <w:rFonts w:hint="eastAsia" w:ascii="宋体" w:hAnsi="宋体" w:eastAsia="宋体" w:cs="宋体"/>
+              <w:rFonts w:ascii="宋体" w:eastAsia="宋体" w:hAnsi="宋体" w:cs="宋体" w:hint="eastAsia"/>
               <w:szCs w:val="24"/>
             </w:rPr>
             <w:instrText xml:space="preserve"> HYPERLINK \l _Toc24706 </w:instrText>
           </w:r>
           <w:r>
             <w:rPr>
-              <w:rFonts w:hint="eastAsia" w:ascii="宋体" w:hAnsi="宋体" w:eastAsia="宋体" w:cs="宋体"/>
+              <w:rFonts w:ascii="宋体" w:eastAsia="宋体" w:hAnsi="宋体" w:cs="宋体" w:hint="eastAsia"/>
               <w:szCs w:val="24"/>
             </w:rPr>
             <w:fldChar w:fldCharType="separate"/>
@@ -3096,7 +2999,7 @@
           </w:r>
           <w:r>
             <w:rPr>
-              <w:rFonts w:hint="eastAsia" w:ascii="宋体" w:hAnsi="宋体" w:eastAsia="宋体" w:cs="宋体"/>
+              <w:rFonts w:ascii="宋体" w:eastAsia="宋体" w:hAnsi="宋体" w:cs="宋体" w:hint="eastAsia"/>
               <w:szCs w:val="24"/>
             </w:rPr>
             <w:fldChar w:fldCharType="end"/>
@@ -3104,28 +3007,28 @@
         </w:p>
         <w:p>
           <w:pPr>
-            <w:pStyle w:val="17"/>
+            <w:pStyle w:val="TOC2"/>
             <w:tabs>
               <w:tab w:val="right" w:leader="dot" w:pos="8306"/>
             </w:tabs>
           </w:pPr>
           <w:r>
             <w:rPr>
-              <w:rFonts w:hint="eastAsia" w:ascii="宋体" w:hAnsi="宋体" w:eastAsia="宋体" w:cs="宋体"/>
+              <w:rFonts w:ascii="宋体" w:eastAsia="宋体" w:hAnsi="宋体" w:cs="宋体" w:hint="eastAsia"/>
               <w:szCs w:val="24"/>
             </w:rPr>
             <w:fldChar w:fldCharType="begin"/>
           </w:r>
           <w:r>
             <w:rPr>
-              <w:rFonts w:hint="eastAsia" w:ascii="宋体" w:hAnsi="宋体" w:eastAsia="宋体" w:cs="宋体"/>
+              <w:rFonts w:ascii="宋体" w:eastAsia="宋体" w:hAnsi="宋体" w:cs="宋体" w:hint="eastAsia"/>
               <w:szCs w:val="24"/>
             </w:rPr>
             <w:instrText xml:space="preserve"> HYPERLINK \l _Toc9550 </w:instrText>
           </w:r>
           <w:r>
             <w:rPr>
-              <w:rFonts w:hint="eastAsia" w:ascii="宋体" w:hAnsi="宋体" w:eastAsia="宋体" w:cs="宋体"/>
+              <w:rFonts w:ascii="宋体" w:eastAsia="宋体" w:hAnsi="宋体" w:cs="宋体" w:hint="eastAsia"/>
               <w:szCs w:val="24"/>
             </w:rPr>
             <w:fldChar w:fldCharType="separate"/>
@@ -3164,7 +3067,7 @@
           </w:r>
           <w:r>
             <w:rPr>
-              <w:rFonts w:hint="eastAsia" w:ascii="宋体" w:hAnsi="宋体" w:eastAsia="宋体" w:cs="宋体"/>
+              <w:rFonts w:ascii="宋体" w:eastAsia="宋体" w:hAnsi="宋体" w:cs="宋体" w:hint="eastAsia"/>
               <w:szCs w:val="24"/>
             </w:rPr>
             <w:fldChar w:fldCharType="end"/>
@@ -3172,28 +3075,28 @@
         </w:p>
         <w:p>
           <w:pPr>
-            <w:pStyle w:val="17"/>
+            <w:pStyle w:val="TOC2"/>
             <w:tabs>
               <w:tab w:val="right" w:leader="dot" w:pos="8306"/>
             </w:tabs>
           </w:pPr>
           <w:r>
             <w:rPr>
-              <w:rFonts w:hint="eastAsia" w:ascii="宋体" w:hAnsi="宋体" w:eastAsia="宋体" w:cs="宋体"/>
+              <w:rFonts w:ascii="宋体" w:eastAsia="宋体" w:hAnsi="宋体" w:cs="宋体" w:hint="eastAsia"/>
               <w:szCs w:val="24"/>
             </w:rPr>
             <w:fldChar w:fldCharType="begin"/>
           </w:r>
           <w:r>
             <w:rPr>
-              <w:rFonts w:hint="eastAsia" w:ascii="宋体" w:hAnsi="宋体" w:eastAsia="宋体" w:cs="宋体"/>
+              <w:rFonts w:ascii="宋体" w:eastAsia="宋体" w:hAnsi="宋体" w:cs="宋体" w:hint="eastAsia"/>
               <w:szCs w:val="24"/>
             </w:rPr>
             <w:instrText xml:space="preserve"> HYPERLINK \l _Toc26852 </w:instrText>
           </w:r>
           <w:r>
             <w:rPr>
-              <w:rFonts w:hint="eastAsia" w:ascii="宋体" w:hAnsi="宋体" w:eastAsia="宋体" w:cs="宋体"/>
+              <w:rFonts w:ascii="宋体" w:eastAsia="宋体" w:hAnsi="宋体" w:cs="宋体" w:hint="eastAsia"/>
               <w:szCs w:val="24"/>
             </w:rPr>
             <w:fldChar w:fldCharType="separate"/>
@@ -3232,7 +3135,7 @@
           </w:r>
           <w:r>
             <w:rPr>
-              <w:rFonts w:hint="eastAsia" w:ascii="宋体" w:hAnsi="宋体" w:eastAsia="宋体" w:cs="宋体"/>
+              <w:rFonts w:ascii="宋体" w:eastAsia="宋体" w:hAnsi="宋体" w:cs="宋体" w:hint="eastAsia"/>
               <w:szCs w:val="24"/>
             </w:rPr>
             <w:fldChar w:fldCharType="end"/>
@@ -3240,28 +3143,28 @@
         </w:p>
         <w:p>
           <w:pPr>
-            <w:pStyle w:val="17"/>
+            <w:pStyle w:val="TOC2"/>
             <w:tabs>
               <w:tab w:val="right" w:leader="dot" w:pos="8306"/>
             </w:tabs>
           </w:pPr>
           <w:r>
             <w:rPr>
-              <w:rFonts w:hint="eastAsia" w:ascii="宋体" w:hAnsi="宋体" w:eastAsia="宋体" w:cs="宋体"/>
+              <w:rFonts w:ascii="宋体" w:eastAsia="宋体" w:hAnsi="宋体" w:cs="宋体" w:hint="eastAsia"/>
               <w:szCs w:val="24"/>
             </w:rPr>
             <w:fldChar w:fldCharType="begin"/>
           </w:r>
           <w:r>
             <w:rPr>
-              <w:rFonts w:hint="eastAsia" w:ascii="宋体" w:hAnsi="宋体" w:eastAsia="宋体" w:cs="宋体"/>
+              <w:rFonts w:ascii="宋体" w:eastAsia="宋体" w:hAnsi="宋体" w:cs="宋体" w:hint="eastAsia"/>
               <w:szCs w:val="24"/>
             </w:rPr>
             <w:instrText xml:space="preserve"> HYPERLINK \l _Toc6499 </w:instrText>
           </w:r>
           <w:r>
             <w:rPr>
-              <w:rFonts w:hint="eastAsia" w:ascii="宋体" w:hAnsi="宋体" w:eastAsia="宋体" w:cs="宋体"/>
+              <w:rFonts w:ascii="宋体" w:eastAsia="宋体" w:hAnsi="宋体" w:cs="宋体" w:hint="eastAsia"/>
               <w:szCs w:val="24"/>
             </w:rPr>
             <w:fldChar w:fldCharType="separate"/>
@@ -3300,7 +3203,7 @@
           </w:r>
           <w:r>
             <w:rPr>
-              <w:rFonts w:hint="eastAsia" w:ascii="宋体" w:hAnsi="宋体" w:eastAsia="宋体" w:cs="宋体"/>
+              <w:rFonts w:ascii="宋体" w:eastAsia="宋体" w:hAnsi="宋体" w:cs="宋体" w:hint="eastAsia"/>
               <w:szCs w:val="24"/>
             </w:rPr>
             <w:fldChar w:fldCharType="end"/>
@@ -3308,28 +3211,28 @@
         </w:p>
         <w:p>
           <w:pPr>
-            <w:pStyle w:val="17"/>
+            <w:pStyle w:val="TOC2"/>
             <w:tabs>
               <w:tab w:val="right" w:leader="dot" w:pos="8306"/>
             </w:tabs>
           </w:pPr>
           <w:r>
             <w:rPr>
-              <w:rFonts w:hint="eastAsia" w:ascii="宋体" w:hAnsi="宋体" w:eastAsia="宋体" w:cs="宋体"/>
+              <w:rFonts w:ascii="宋体" w:eastAsia="宋体" w:hAnsi="宋体" w:cs="宋体" w:hint="eastAsia"/>
               <w:szCs w:val="24"/>
             </w:rPr>
             <w:fldChar w:fldCharType="begin"/>
           </w:r>
           <w:r>
             <w:rPr>
-              <w:rFonts w:hint="eastAsia" w:ascii="宋体" w:hAnsi="宋体" w:eastAsia="宋体" w:cs="宋体"/>
+              <w:rFonts w:ascii="宋体" w:eastAsia="宋体" w:hAnsi="宋体" w:cs="宋体" w:hint="eastAsia"/>
               <w:szCs w:val="24"/>
             </w:rPr>
             <w:instrText xml:space="preserve"> HYPERLINK \l _Toc17044 </w:instrText>
           </w:r>
           <w:r>
             <w:rPr>
-              <w:rFonts w:hint="eastAsia" w:ascii="宋体" w:hAnsi="宋体" w:eastAsia="宋体" w:cs="宋体"/>
+              <w:rFonts w:ascii="宋体" w:eastAsia="宋体" w:hAnsi="宋体" w:cs="宋体" w:hint="eastAsia"/>
               <w:szCs w:val="24"/>
             </w:rPr>
             <w:fldChar w:fldCharType="separate"/>
@@ -3368,7 +3271,7 @@
           </w:r>
           <w:r>
             <w:rPr>
-              <w:rFonts w:hint="eastAsia" w:ascii="宋体" w:hAnsi="宋体" w:eastAsia="宋体" w:cs="宋体"/>
+              <w:rFonts w:ascii="宋体" w:eastAsia="宋体" w:hAnsi="宋体" w:cs="宋体" w:hint="eastAsia"/>
               <w:szCs w:val="24"/>
             </w:rPr>
             <w:fldChar w:fldCharType="end"/>
@@ -3376,28 +3279,28 @@
         </w:p>
         <w:p>
           <w:pPr>
-            <w:pStyle w:val="17"/>
+            <w:pStyle w:val="TOC2"/>
             <w:tabs>
               <w:tab w:val="right" w:leader="dot" w:pos="8306"/>
             </w:tabs>
           </w:pPr>
           <w:r>
             <w:rPr>
-              <w:rFonts w:hint="eastAsia" w:ascii="宋体" w:hAnsi="宋体" w:eastAsia="宋体" w:cs="宋体"/>
+              <w:rFonts w:ascii="宋体" w:eastAsia="宋体" w:hAnsi="宋体" w:cs="宋体" w:hint="eastAsia"/>
               <w:szCs w:val="24"/>
             </w:rPr>
             <w:fldChar w:fldCharType="begin"/>
           </w:r>
           <w:r>
             <w:rPr>
-              <w:rFonts w:hint="eastAsia" w:ascii="宋体" w:hAnsi="宋体" w:eastAsia="宋体" w:cs="宋体"/>
+              <w:rFonts w:ascii="宋体" w:eastAsia="宋体" w:hAnsi="宋体" w:cs="宋体" w:hint="eastAsia"/>
               <w:szCs w:val="24"/>
             </w:rPr>
             <w:instrText xml:space="preserve"> HYPERLINK \l _Toc20899 </w:instrText>
           </w:r>
           <w:r>
             <w:rPr>
-              <w:rFonts w:hint="eastAsia" w:ascii="宋体" w:hAnsi="宋体" w:eastAsia="宋体" w:cs="宋体"/>
+              <w:rFonts w:ascii="宋体" w:eastAsia="宋体" w:hAnsi="宋体" w:cs="宋体" w:hint="eastAsia"/>
               <w:szCs w:val="24"/>
             </w:rPr>
             <w:fldChar w:fldCharType="separate"/>
@@ -3436,7 +3339,7 @@
           </w:r>
           <w:r>
             <w:rPr>
-              <w:rFonts w:hint="eastAsia" w:ascii="宋体" w:hAnsi="宋体" w:eastAsia="宋体" w:cs="宋体"/>
+              <w:rFonts w:ascii="宋体" w:eastAsia="宋体" w:hAnsi="宋体" w:cs="宋体" w:hint="eastAsia"/>
               <w:szCs w:val="24"/>
             </w:rPr>
             <w:fldChar w:fldCharType="end"/>
@@ -3444,28 +3347,28 @@
         </w:p>
         <w:p>
           <w:pPr>
-            <w:pStyle w:val="16"/>
+            <w:pStyle w:val="TOC1"/>
             <w:tabs>
               <w:tab w:val="right" w:leader="dot" w:pos="8306"/>
             </w:tabs>
           </w:pPr>
           <w:r>
             <w:rPr>
-              <w:rFonts w:hint="eastAsia" w:ascii="宋体" w:hAnsi="宋体" w:eastAsia="宋体" w:cs="宋体"/>
+              <w:rFonts w:ascii="宋体" w:eastAsia="宋体" w:hAnsi="宋体" w:cs="宋体" w:hint="eastAsia"/>
               <w:szCs w:val="24"/>
             </w:rPr>
             <w:fldChar w:fldCharType="begin"/>
           </w:r>
           <w:r>
             <w:rPr>
-              <w:rFonts w:hint="eastAsia" w:ascii="宋体" w:hAnsi="宋体" w:eastAsia="宋体" w:cs="宋体"/>
+              <w:rFonts w:ascii="宋体" w:eastAsia="宋体" w:hAnsi="宋体" w:cs="宋体" w:hint="eastAsia"/>
               <w:szCs w:val="24"/>
             </w:rPr>
             <w:instrText xml:space="preserve"> HYPERLINK \l _Toc5245 </w:instrText>
           </w:r>
           <w:r>
             <w:rPr>
-              <w:rFonts w:hint="eastAsia" w:ascii="宋体" w:hAnsi="宋体" w:eastAsia="宋体" w:cs="宋体"/>
+              <w:rFonts w:ascii="宋体" w:eastAsia="宋体" w:hAnsi="宋体" w:cs="宋体" w:hint="eastAsia"/>
               <w:szCs w:val="24"/>
             </w:rPr>
             <w:fldChar w:fldCharType="separate"/>
@@ -3504,7 +3407,7 @@
           </w:r>
           <w:r>
             <w:rPr>
-              <w:rFonts w:hint="eastAsia" w:ascii="宋体" w:hAnsi="宋体" w:eastAsia="宋体" w:cs="宋体"/>
+              <w:rFonts w:ascii="宋体" w:eastAsia="宋体" w:hAnsi="宋体" w:cs="宋体" w:hint="eastAsia"/>
               <w:szCs w:val="24"/>
             </w:rPr>
             <w:fldChar w:fldCharType="end"/>
@@ -3512,28 +3415,28 @@
         </w:p>
         <w:p>
           <w:pPr>
-            <w:pStyle w:val="17"/>
+            <w:pStyle w:val="TOC2"/>
             <w:tabs>
               <w:tab w:val="right" w:leader="dot" w:pos="8306"/>
             </w:tabs>
           </w:pPr>
           <w:r>
             <w:rPr>
-              <w:rFonts w:hint="eastAsia" w:ascii="宋体" w:hAnsi="宋体" w:eastAsia="宋体" w:cs="宋体"/>
+              <w:rFonts w:ascii="宋体" w:eastAsia="宋体" w:hAnsi="宋体" w:cs="宋体" w:hint="eastAsia"/>
               <w:szCs w:val="24"/>
             </w:rPr>
             <w:fldChar w:fldCharType="begin"/>
           </w:r>
           <w:r>
             <w:rPr>
-              <w:rFonts w:hint="eastAsia" w:ascii="宋体" w:hAnsi="宋体" w:eastAsia="宋体" w:cs="宋体"/>
+              <w:rFonts w:ascii="宋体" w:eastAsia="宋体" w:hAnsi="宋体" w:cs="宋体" w:hint="eastAsia"/>
               <w:szCs w:val="24"/>
             </w:rPr>
             <w:instrText xml:space="preserve"> HYPERLINK \l _Toc3085 </w:instrText>
           </w:r>
           <w:r>
             <w:rPr>
-              <w:rFonts w:hint="eastAsia" w:ascii="宋体" w:hAnsi="宋体" w:eastAsia="宋体" w:cs="宋体"/>
+              <w:rFonts w:ascii="宋体" w:eastAsia="宋体" w:hAnsi="宋体" w:cs="宋体" w:hint="eastAsia"/>
               <w:szCs w:val="24"/>
             </w:rPr>
             <w:fldChar w:fldCharType="separate"/>
@@ -3572,7 +3475,7 @@
           </w:r>
           <w:r>
             <w:rPr>
-              <w:rFonts w:hint="eastAsia" w:ascii="宋体" w:hAnsi="宋体" w:eastAsia="宋体" w:cs="宋体"/>
+              <w:rFonts w:ascii="宋体" w:eastAsia="宋体" w:hAnsi="宋体" w:cs="宋体" w:hint="eastAsia"/>
               <w:szCs w:val="24"/>
             </w:rPr>
             <w:fldChar w:fldCharType="end"/>
@@ -3580,28 +3483,28 @@
         </w:p>
         <w:p>
           <w:pPr>
-            <w:pStyle w:val="17"/>
+            <w:pStyle w:val="TOC2"/>
             <w:tabs>
               <w:tab w:val="right" w:leader="dot" w:pos="8306"/>
             </w:tabs>
           </w:pPr>
           <w:r>
             <w:rPr>
-              <w:rFonts w:hint="eastAsia" w:ascii="宋体" w:hAnsi="宋体" w:eastAsia="宋体" w:cs="宋体"/>
+              <w:rFonts w:ascii="宋体" w:eastAsia="宋体" w:hAnsi="宋体" w:cs="宋体" w:hint="eastAsia"/>
               <w:szCs w:val="24"/>
             </w:rPr>
             <w:fldChar w:fldCharType="begin"/>
           </w:r>
           <w:r>
             <w:rPr>
-              <w:rFonts w:hint="eastAsia" w:ascii="宋体" w:hAnsi="宋体" w:eastAsia="宋体" w:cs="宋体"/>
+              <w:rFonts w:ascii="宋体" w:eastAsia="宋体" w:hAnsi="宋体" w:cs="宋体" w:hint="eastAsia"/>
               <w:szCs w:val="24"/>
             </w:rPr>
             <w:instrText xml:space="preserve"> HYPERLINK \l _Toc29814 </w:instrText>
           </w:r>
           <w:r>
             <w:rPr>
-              <w:rFonts w:hint="eastAsia" w:ascii="宋体" w:hAnsi="宋体" w:eastAsia="宋体" w:cs="宋体"/>
+              <w:rFonts w:ascii="宋体" w:eastAsia="宋体" w:hAnsi="宋体" w:cs="宋体" w:hint="eastAsia"/>
               <w:szCs w:val="24"/>
             </w:rPr>
             <w:fldChar w:fldCharType="separate"/>
@@ -3640,7 +3543,7 @@
           </w:r>
           <w:r>
             <w:rPr>
-              <w:rFonts w:hint="eastAsia" w:ascii="宋体" w:hAnsi="宋体" w:eastAsia="宋体" w:cs="宋体"/>
+              <w:rFonts w:ascii="宋体" w:eastAsia="宋体" w:hAnsi="宋体" w:cs="宋体" w:hint="eastAsia"/>
               <w:szCs w:val="24"/>
             </w:rPr>
             <w:fldChar w:fldCharType="end"/>
@@ -3648,28 +3551,28 @@
         </w:p>
         <w:p>
           <w:pPr>
-            <w:pStyle w:val="17"/>
+            <w:pStyle w:val="TOC2"/>
             <w:tabs>
               <w:tab w:val="right" w:leader="dot" w:pos="8306"/>
             </w:tabs>
           </w:pPr>
           <w:r>
             <w:rPr>
-              <w:rFonts w:hint="eastAsia" w:ascii="宋体" w:hAnsi="宋体" w:eastAsia="宋体" w:cs="宋体"/>
+              <w:rFonts w:ascii="宋体" w:eastAsia="宋体" w:hAnsi="宋体" w:cs="宋体" w:hint="eastAsia"/>
               <w:szCs w:val="24"/>
             </w:rPr>
             <w:fldChar w:fldCharType="begin"/>
           </w:r>
           <w:r>
             <w:rPr>
-              <w:rFonts w:hint="eastAsia" w:ascii="宋体" w:hAnsi="宋体" w:eastAsia="宋体" w:cs="宋体"/>
+              <w:rFonts w:ascii="宋体" w:eastAsia="宋体" w:hAnsi="宋体" w:cs="宋体" w:hint="eastAsia"/>
               <w:szCs w:val="24"/>
             </w:rPr>
             <w:instrText xml:space="preserve"> HYPERLINK \l _Toc24480 </w:instrText>
           </w:r>
           <w:r>
             <w:rPr>
-              <w:rFonts w:hint="eastAsia" w:ascii="宋体" w:hAnsi="宋体" w:eastAsia="宋体" w:cs="宋体"/>
+              <w:rFonts w:ascii="宋体" w:eastAsia="宋体" w:hAnsi="宋体" w:cs="宋体" w:hint="eastAsia"/>
               <w:szCs w:val="24"/>
             </w:rPr>
             <w:fldChar w:fldCharType="separate"/>
@@ -3708,7 +3611,7 @@
           </w:r>
           <w:r>
             <w:rPr>
-              <w:rFonts w:hint="eastAsia" w:ascii="宋体" w:hAnsi="宋体" w:eastAsia="宋体" w:cs="宋体"/>
+              <w:rFonts w:ascii="宋体" w:eastAsia="宋体" w:hAnsi="宋体" w:cs="宋体" w:hint="eastAsia"/>
               <w:szCs w:val="24"/>
             </w:rPr>
             <w:fldChar w:fldCharType="end"/>
@@ -3716,28 +3619,28 @@
         </w:p>
         <w:p>
           <w:pPr>
-            <w:pStyle w:val="17"/>
+            <w:pStyle w:val="TOC2"/>
             <w:tabs>
               <w:tab w:val="right" w:leader="dot" w:pos="8306"/>
             </w:tabs>
           </w:pPr>
           <w:r>
             <w:rPr>
-              <w:rFonts w:hint="eastAsia" w:ascii="宋体" w:hAnsi="宋体" w:eastAsia="宋体" w:cs="宋体"/>
+              <w:rFonts w:ascii="宋体" w:eastAsia="宋体" w:hAnsi="宋体" w:cs="宋体" w:hint="eastAsia"/>
               <w:szCs w:val="24"/>
             </w:rPr>
             <w:fldChar w:fldCharType="begin"/>
           </w:r>
           <w:r>
             <w:rPr>
-              <w:rFonts w:hint="eastAsia" w:ascii="宋体" w:hAnsi="宋体" w:eastAsia="宋体" w:cs="宋体"/>
+              <w:rFonts w:ascii="宋体" w:eastAsia="宋体" w:hAnsi="宋体" w:cs="宋体" w:hint="eastAsia"/>
               <w:szCs w:val="24"/>
             </w:rPr>
             <w:instrText xml:space="preserve"> HYPERLINK \l _Toc15330 </w:instrText>
           </w:r>
           <w:r>
             <w:rPr>
-              <w:rFonts w:hint="eastAsia" w:ascii="宋体" w:hAnsi="宋体" w:eastAsia="宋体" w:cs="宋体"/>
+              <w:rFonts w:ascii="宋体" w:eastAsia="宋体" w:hAnsi="宋体" w:cs="宋体" w:hint="eastAsia"/>
               <w:szCs w:val="24"/>
             </w:rPr>
             <w:fldChar w:fldCharType="separate"/>
@@ -3776,7 +3679,7 @@
           </w:r>
           <w:r>
             <w:rPr>
-              <w:rFonts w:hint="eastAsia" w:ascii="宋体" w:hAnsi="宋体" w:eastAsia="宋体" w:cs="宋体"/>
+              <w:rFonts w:ascii="宋体" w:eastAsia="宋体" w:hAnsi="宋体" w:cs="宋体" w:hint="eastAsia"/>
               <w:szCs w:val="24"/>
             </w:rPr>
             <w:fldChar w:fldCharType="end"/>
@@ -3784,28 +3687,28 @@
         </w:p>
         <w:p>
           <w:pPr>
-            <w:pStyle w:val="17"/>
+            <w:pStyle w:val="TOC2"/>
             <w:tabs>
               <w:tab w:val="right" w:leader="dot" w:pos="8306"/>
             </w:tabs>
           </w:pPr>
           <w:r>
             <w:rPr>
-              <w:rFonts w:hint="eastAsia" w:ascii="宋体" w:hAnsi="宋体" w:eastAsia="宋体" w:cs="宋体"/>
+              <w:rFonts w:ascii="宋体" w:eastAsia="宋体" w:hAnsi="宋体" w:cs="宋体" w:hint="eastAsia"/>
               <w:szCs w:val="24"/>
             </w:rPr>
             <w:fldChar w:fldCharType="begin"/>
           </w:r>
           <w:r>
             <w:rPr>
-              <w:rFonts w:hint="eastAsia" w:ascii="宋体" w:hAnsi="宋体" w:eastAsia="宋体" w:cs="宋体"/>
+              <w:rFonts w:ascii="宋体" w:eastAsia="宋体" w:hAnsi="宋体" w:cs="宋体" w:hint="eastAsia"/>
               <w:szCs w:val="24"/>
             </w:rPr>
             <w:instrText xml:space="preserve"> HYPERLINK \l _Toc27922 </w:instrText>
           </w:r>
           <w:r>
             <w:rPr>
-              <w:rFonts w:hint="eastAsia" w:ascii="宋体" w:hAnsi="宋体" w:eastAsia="宋体" w:cs="宋体"/>
+              <w:rFonts w:ascii="宋体" w:eastAsia="宋体" w:hAnsi="宋体" w:cs="宋体" w:hint="eastAsia"/>
               <w:szCs w:val="24"/>
             </w:rPr>
             <w:fldChar w:fldCharType="separate"/>
@@ -3844,7 +3747,7 @@
           </w:r>
           <w:r>
             <w:rPr>
-              <w:rFonts w:hint="eastAsia" w:ascii="宋体" w:hAnsi="宋体" w:eastAsia="宋体" w:cs="宋体"/>
+              <w:rFonts w:ascii="宋体" w:eastAsia="宋体" w:hAnsi="宋体" w:cs="宋体" w:hint="eastAsia"/>
               <w:szCs w:val="24"/>
             </w:rPr>
             <w:fldChar w:fldCharType="end"/>
@@ -3852,28 +3755,28 @@
         </w:p>
         <w:p>
           <w:pPr>
-            <w:pStyle w:val="17"/>
+            <w:pStyle w:val="TOC2"/>
             <w:tabs>
               <w:tab w:val="right" w:leader="dot" w:pos="8306"/>
             </w:tabs>
           </w:pPr>
           <w:r>
             <w:rPr>
-              <w:rFonts w:hint="eastAsia" w:ascii="宋体" w:hAnsi="宋体" w:eastAsia="宋体" w:cs="宋体"/>
+              <w:rFonts w:ascii="宋体" w:eastAsia="宋体" w:hAnsi="宋体" w:cs="宋体" w:hint="eastAsia"/>
               <w:szCs w:val="24"/>
             </w:rPr>
             <w:fldChar w:fldCharType="begin"/>
           </w:r>
           <w:r>
             <w:rPr>
-              <w:rFonts w:hint="eastAsia" w:ascii="宋体" w:hAnsi="宋体" w:eastAsia="宋体" w:cs="宋体"/>
+              <w:rFonts w:ascii="宋体" w:eastAsia="宋体" w:hAnsi="宋体" w:cs="宋体" w:hint="eastAsia"/>
               <w:szCs w:val="24"/>
             </w:rPr>
             <w:instrText xml:space="preserve"> HYPERLINK \l _Toc27152 </w:instrText>
           </w:r>
           <w:r>
             <w:rPr>
-              <w:rFonts w:hint="eastAsia" w:ascii="宋体" w:hAnsi="宋体" w:eastAsia="宋体" w:cs="宋体"/>
+              <w:rFonts w:ascii="宋体" w:eastAsia="宋体" w:hAnsi="宋体" w:cs="宋体" w:hint="eastAsia"/>
               <w:szCs w:val="24"/>
             </w:rPr>
             <w:fldChar w:fldCharType="separate"/>
@@ -3912,7 +3815,7 @@
           </w:r>
           <w:r>
             <w:rPr>
-              <w:rFonts w:hint="eastAsia" w:ascii="宋体" w:hAnsi="宋体" w:eastAsia="宋体" w:cs="宋体"/>
+              <w:rFonts w:ascii="宋体" w:eastAsia="宋体" w:hAnsi="宋体" w:cs="宋体" w:hint="eastAsia"/>
               <w:szCs w:val="24"/>
             </w:rPr>
             <w:fldChar w:fldCharType="end"/>
@@ -3920,28 +3823,28 @@
         </w:p>
         <w:p>
           <w:pPr>
-            <w:pStyle w:val="17"/>
+            <w:pStyle w:val="TOC2"/>
             <w:tabs>
               <w:tab w:val="right" w:leader="dot" w:pos="8306"/>
             </w:tabs>
           </w:pPr>
           <w:r>
             <w:rPr>
-              <w:rFonts w:hint="eastAsia" w:ascii="宋体" w:hAnsi="宋体" w:eastAsia="宋体" w:cs="宋体"/>
+              <w:rFonts w:ascii="宋体" w:eastAsia="宋体" w:hAnsi="宋体" w:cs="宋体" w:hint="eastAsia"/>
               <w:szCs w:val="24"/>
             </w:rPr>
             <w:fldChar w:fldCharType="begin"/>
           </w:r>
           <w:r>
             <w:rPr>
-              <w:rFonts w:hint="eastAsia" w:ascii="宋体" w:hAnsi="宋体" w:eastAsia="宋体" w:cs="宋体"/>
+              <w:rFonts w:ascii="宋体" w:eastAsia="宋体" w:hAnsi="宋体" w:cs="宋体" w:hint="eastAsia"/>
               <w:szCs w:val="24"/>
             </w:rPr>
             <w:instrText xml:space="preserve"> HYPERLINK \l _Toc23066 </w:instrText>
           </w:r>
           <w:r>
             <w:rPr>
-              <w:rFonts w:hint="eastAsia" w:ascii="宋体" w:hAnsi="宋体" w:eastAsia="宋体" w:cs="宋体"/>
+              <w:rFonts w:ascii="宋体" w:eastAsia="宋体" w:hAnsi="宋体" w:cs="宋体" w:hint="eastAsia"/>
               <w:szCs w:val="24"/>
             </w:rPr>
             <w:fldChar w:fldCharType="separate"/>
@@ -3980,7 +3883,7 @@
           </w:r>
           <w:r>
             <w:rPr>
-              <w:rFonts w:hint="eastAsia" w:ascii="宋体" w:hAnsi="宋体" w:eastAsia="宋体" w:cs="宋体"/>
+              <w:rFonts w:ascii="宋体" w:eastAsia="宋体" w:hAnsi="宋体" w:cs="宋体" w:hint="eastAsia"/>
               <w:szCs w:val="24"/>
             </w:rPr>
             <w:fldChar w:fldCharType="end"/>
@@ -3988,28 +3891,28 @@
         </w:p>
         <w:p>
           <w:pPr>
-            <w:pStyle w:val="17"/>
+            <w:pStyle w:val="TOC2"/>
             <w:tabs>
               <w:tab w:val="right" w:leader="dot" w:pos="8306"/>
             </w:tabs>
           </w:pPr>
           <w:r>
             <w:rPr>
-              <w:rFonts w:hint="eastAsia" w:ascii="宋体" w:hAnsi="宋体" w:eastAsia="宋体" w:cs="宋体"/>
+              <w:rFonts w:ascii="宋体" w:eastAsia="宋体" w:hAnsi="宋体" w:cs="宋体" w:hint="eastAsia"/>
               <w:szCs w:val="24"/>
             </w:rPr>
             <w:fldChar w:fldCharType="begin"/>
           </w:r>
           <w:r>
             <w:rPr>
-              <w:rFonts w:hint="eastAsia" w:ascii="宋体" w:hAnsi="宋体" w:eastAsia="宋体" w:cs="宋体"/>
+              <w:rFonts w:ascii="宋体" w:eastAsia="宋体" w:hAnsi="宋体" w:cs="宋体" w:hint="eastAsia"/>
               <w:szCs w:val="24"/>
             </w:rPr>
             <w:instrText xml:space="preserve"> HYPERLINK \l _Toc19165 </w:instrText>
           </w:r>
           <w:r>
             <w:rPr>
-              <w:rFonts w:hint="eastAsia" w:ascii="宋体" w:hAnsi="宋体" w:eastAsia="宋体" w:cs="宋体"/>
+              <w:rFonts w:ascii="宋体" w:eastAsia="宋体" w:hAnsi="宋体" w:cs="宋体" w:hint="eastAsia"/>
               <w:szCs w:val="24"/>
             </w:rPr>
             <w:fldChar w:fldCharType="separate"/>
@@ -4048,7 +3951,7 @@
           </w:r>
           <w:r>
             <w:rPr>
-              <w:rFonts w:hint="eastAsia" w:ascii="宋体" w:hAnsi="宋体" w:eastAsia="宋体" w:cs="宋体"/>
+              <w:rFonts w:ascii="宋体" w:eastAsia="宋体" w:hAnsi="宋体" w:cs="宋体" w:hint="eastAsia"/>
               <w:szCs w:val="24"/>
             </w:rPr>
             <w:fldChar w:fldCharType="end"/>
@@ -4056,28 +3959,28 @@
         </w:p>
         <w:p>
           <w:pPr>
-            <w:pStyle w:val="17"/>
+            <w:pStyle w:val="TOC2"/>
             <w:tabs>
               <w:tab w:val="right" w:leader="dot" w:pos="8306"/>
             </w:tabs>
           </w:pPr>
           <w:r>
             <w:rPr>
-              <w:rFonts w:hint="eastAsia" w:ascii="宋体" w:hAnsi="宋体" w:eastAsia="宋体" w:cs="宋体"/>
+              <w:rFonts w:ascii="宋体" w:eastAsia="宋体" w:hAnsi="宋体" w:cs="宋体" w:hint="eastAsia"/>
               <w:szCs w:val="24"/>
             </w:rPr>
             <w:fldChar w:fldCharType="begin"/>
           </w:r>
           <w:r>
             <w:rPr>
-              <w:rFonts w:hint="eastAsia" w:ascii="宋体" w:hAnsi="宋体" w:eastAsia="宋体" w:cs="宋体"/>
+              <w:rFonts w:ascii="宋体" w:eastAsia="宋体" w:hAnsi="宋体" w:cs="宋体" w:hint="eastAsia"/>
               <w:szCs w:val="24"/>
             </w:rPr>
             <w:instrText xml:space="preserve"> HYPERLINK \l _Toc5151 </w:instrText>
           </w:r>
           <w:r>
             <w:rPr>
-              <w:rFonts w:hint="eastAsia" w:ascii="宋体" w:hAnsi="宋体" w:eastAsia="宋体" w:cs="宋体"/>
+              <w:rFonts w:ascii="宋体" w:eastAsia="宋体" w:hAnsi="宋体" w:cs="宋体" w:hint="eastAsia"/>
               <w:szCs w:val="24"/>
             </w:rPr>
             <w:fldChar w:fldCharType="separate"/>
@@ -4116,7 +4019,7 @@
           </w:r>
           <w:r>
             <w:rPr>
-              <w:rFonts w:hint="eastAsia" w:ascii="宋体" w:hAnsi="宋体" w:eastAsia="宋体" w:cs="宋体"/>
+              <w:rFonts w:ascii="宋体" w:eastAsia="宋体" w:hAnsi="宋体" w:cs="宋体" w:hint="eastAsia"/>
               <w:szCs w:val="24"/>
             </w:rPr>
             <w:fldChar w:fldCharType="end"/>
@@ -4124,28 +4027,28 @@
         </w:p>
         <w:p>
           <w:pPr>
-            <w:pStyle w:val="16"/>
+            <w:pStyle w:val="TOC1"/>
             <w:tabs>
               <w:tab w:val="right" w:leader="dot" w:pos="8306"/>
             </w:tabs>
           </w:pPr>
           <w:r>
             <w:rPr>
-              <w:rFonts w:hint="eastAsia" w:ascii="宋体" w:hAnsi="宋体" w:eastAsia="宋体" w:cs="宋体"/>
+              <w:rFonts w:ascii="宋体" w:eastAsia="宋体" w:hAnsi="宋体" w:cs="宋体" w:hint="eastAsia"/>
               <w:szCs w:val="24"/>
             </w:rPr>
             <w:fldChar w:fldCharType="begin"/>
           </w:r>
           <w:r>
             <w:rPr>
-              <w:rFonts w:hint="eastAsia" w:ascii="宋体" w:hAnsi="宋体" w:eastAsia="宋体" w:cs="宋体"/>
+              <w:rFonts w:ascii="宋体" w:eastAsia="宋体" w:hAnsi="宋体" w:cs="宋体" w:hint="eastAsia"/>
               <w:szCs w:val="24"/>
             </w:rPr>
             <w:instrText xml:space="preserve"> HYPERLINK \l _Toc2857 </w:instrText>
           </w:r>
           <w:r>
             <w:rPr>
-              <w:rFonts w:hint="eastAsia" w:ascii="宋体" w:hAnsi="宋体" w:eastAsia="宋体" w:cs="宋体"/>
+              <w:rFonts w:ascii="宋体" w:eastAsia="宋体" w:hAnsi="宋体" w:cs="宋体" w:hint="eastAsia"/>
               <w:szCs w:val="24"/>
             </w:rPr>
             <w:fldChar w:fldCharType="separate"/>
@@ -4184,7 +4087,7 @@
           </w:r>
           <w:r>
             <w:rPr>
-              <w:rFonts w:hint="eastAsia" w:ascii="宋体" w:hAnsi="宋体" w:eastAsia="宋体" w:cs="宋体"/>
+              <w:rFonts w:ascii="宋体" w:eastAsia="宋体" w:hAnsi="宋体" w:cs="宋体" w:hint="eastAsia"/>
               <w:szCs w:val="24"/>
             </w:rPr>
             <w:fldChar w:fldCharType="end"/>
@@ -4192,28 +4095,28 @@
         </w:p>
         <w:p>
           <w:pPr>
-            <w:pStyle w:val="16"/>
+            <w:pStyle w:val="TOC1"/>
             <w:tabs>
               <w:tab w:val="right" w:leader="dot" w:pos="8306"/>
             </w:tabs>
           </w:pPr>
           <w:r>
             <w:rPr>
-              <w:rFonts w:hint="eastAsia" w:ascii="宋体" w:hAnsi="宋体" w:eastAsia="宋体" w:cs="宋体"/>
+              <w:rFonts w:ascii="宋体" w:eastAsia="宋体" w:hAnsi="宋体" w:cs="宋体" w:hint="eastAsia"/>
               <w:szCs w:val="24"/>
             </w:rPr>
             <w:fldChar w:fldCharType="begin"/>
           </w:r>
           <w:r>
             <w:rPr>
-              <w:rFonts w:hint="eastAsia" w:ascii="宋体" w:hAnsi="宋体" w:eastAsia="宋体" w:cs="宋体"/>
+              <w:rFonts w:ascii="宋体" w:eastAsia="宋体" w:hAnsi="宋体" w:cs="宋体" w:hint="eastAsia"/>
               <w:szCs w:val="24"/>
             </w:rPr>
             <w:instrText xml:space="preserve"> HYPERLINK \l _Toc32076 </w:instrText>
           </w:r>
           <w:r>
             <w:rPr>
-              <w:rFonts w:hint="eastAsia" w:ascii="宋体" w:hAnsi="宋体" w:eastAsia="宋体" w:cs="宋体"/>
+              <w:rFonts w:ascii="宋体" w:eastAsia="宋体" w:hAnsi="宋体" w:cs="宋体" w:hint="eastAsia"/>
               <w:szCs w:val="24"/>
             </w:rPr>
             <w:fldChar w:fldCharType="separate"/>
@@ -4252,7 +4155,7 @@
           </w:r>
           <w:r>
             <w:rPr>
-              <w:rFonts w:hint="eastAsia" w:ascii="宋体" w:hAnsi="宋体" w:eastAsia="宋体" w:cs="宋体"/>
+              <w:rFonts w:ascii="宋体" w:eastAsia="宋体" w:hAnsi="宋体" w:cs="宋体" w:hint="eastAsia"/>
               <w:szCs w:val="24"/>
             </w:rPr>
             <w:fldChar w:fldCharType="end"/>
@@ -4275,7 +4178,7 @@
             <w:snapToGrid w:val="0"/>
             <w:textAlignment w:val="baseline"/>
             <w:rPr>
-              <w:rFonts w:hint="eastAsia" w:ascii="宋体" w:hAnsi="宋体" w:eastAsia="宋体" w:cs="宋体"/>
+              <w:rFonts w:ascii="宋体" w:eastAsia="宋体" w:hAnsi="宋体" w:cs="宋体" w:hint="eastAsia"/>
               <w:snapToGrid w:val="0"/>
               <w:color w:val="000000"/>
               <w:kern w:val="0"/>
@@ -4286,7 +4189,7 @@
           </w:pPr>
           <w:r>
             <w:rPr>
-              <w:rFonts w:hint="eastAsia" w:ascii="宋体" w:hAnsi="宋体" w:eastAsia="宋体" w:cs="宋体"/>
+              <w:rFonts w:ascii="宋体" w:eastAsia="宋体" w:hAnsi="宋体" w:cs="宋体" w:hint="eastAsia"/>
               <w:szCs w:val="24"/>
             </w:rPr>
             <w:fldChar w:fldCharType="end"/>
@@ -4311,7 +4214,7 @@
         <w:snapToGrid w:val="0"/>
         <w:textAlignment w:val="baseline"/>
         <w:rPr>
-          <w:rFonts w:ascii="Arial" w:hAnsi="Arial" w:eastAsia="Arial" w:cs="Arial"/>
+          <w:rFonts w:ascii="Arial" w:eastAsia="Arial" w:hAnsi="Arial" w:cs="Arial"/>
           <w:snapToGrid w:val="0"/>
           <w:color w:val="000000"/>
           <w:kern w:val="0"/>
@@ -4322,7 +4225,7 @@
       </w:pPr>
       <w:r>
         <w:rPr>
-          <w:rFonts w:ascii="Arial" w:hAnsi="Arial" w:eastAsia="Arial" w:cs="Arial"/>
+          <w:rFonts w:ascii="Arial" w:eastAsia="Arial" w:hAnsi="Arial" w:cs="Arial"/>
           <w:snapToGrid w:val="0"/>
           <w:color w:val="000000"/>
           <w:kern w:val="0"/>
@@ -4335,14 +4238,14 @@
     </w:p>
     <w:p>
       <w:pPr>
-        <w:pStyle w:val="28"/>
+        <w:pStyle w:val="1"/>
         <w:bidi w:val="0"/>
         <w:rPr>
           <w:rFonts w:hint="eastAsia"/>
           <w:lang w:val="en-US" w:eastAsia="zh-CN"/>
         </w:rPr>
       </w:pPr>
-      <w:bookmarkStart w:id="2" w:name="_Toc24787"/>
+      <w:bookmarkStart w:id="3" w:name="_Toc24787"/>
       <w:r>
         <w:rPr>
           <w:rFonts w:hint="eastAsia"/>
@@ -4350,18 +4253,18 @@
         </w:rPr>
         <w:t>文档介绍</w:t>
       </w:r>
-      <w:bookmarkEnd w:id="2"/>
-    </w:p>
-    <w:p>
-      <w:pPr>
-        <w:pStyle w:val="30"/>
+      <w:bookmarkEnd w:id="3"/>
+    </w:p>
+    <w:p>
+      <w:pPr>
+        <w:pStyle w:val="2"/>
         <w:bidi w:val="0"/>
         <w:rPr>
           <w:rFonts w:hint="eastAsia"/>
           <w:lang w:val="en-US" w:eastAsia="zh-CN"/>
         </w:rPr>
       </w:pPr>
-      <w:bookmarkStart w:id="3" w:name="_Toc5359"/>
+      <w:bookmarkStart w:id="4" w:name="_Toc5359"/>
       <w:r>
         <w:rPr>
           <w:rFonts w:hint="eastAsia"/>
@@ -4369,11 +4272,11 @@
         </w:rPr>
         <w:t>文档简介</w:t>
       </w:r>
-      <w:bookmarkEnd w:id="3"/>
-    </w:p>
-    <w:p>
-      <w:pPr>
-        <w:pStyle w:val="29"/>
+      <w:bookmarkEnd w:id="4"/>
+    </w:p>
+    <w:p>
+      <w:pPr>
+        <w:pStyle w:val="a1"/>
         <w:keepNext w:val="0"/>
         <w:keepLines w:val="0"/>
         <w:pageBreakBefore w:val="0"/>
@@ -4403,14 +4306,14 @@
     </w:p>
     <w:p>
       <w:pPr>
-        <w:pStyle w:val="30"/>
+        <w:pStyle w:val="2"/>
         <w:bidi w:val="0"/>
         <w:rPr>
           <w:rFonts w:hint="eastAsia"/>
           <w:lang w:val="en-US" w:eastAsia="zh-CN"/>
         </w:rPr>
       </w:pPr>
-      <w:bookmarkStart w:id="4" w:name="_Toc31661"/>
+      <w:bookmarkStart w:id="5" w:name="_Toc31661"/>
       <w:r>
         <w:rPr>
           <w:rFonts w:hint="eastAsia"/>
@@ -4418,11 +4321,11 @@
         </w:rPr>
         <w:t>文档目标</w:t>
       </w:r>
-      <w:bookmarkEnd w:id="4"/>
-    </w:p>
-    <w:p>
-      <w:pPr>
-        <w:pStyle w:val="29"/>
+      <w:bookmarkEnd w:id="5"/>
+    </w:p>
+    <w:p>
+      <w:pPr>
+        <w:pStyle w:val="a1"/>
         <w:keepNext w:val="0"/>
         <w:keepLines w:val="0"/>
         <w:pageBreakBefore w:val="0"/>
@@ -4452,14 +4355,14 @@
     </w:p>
     <w:p>
       <w:pPr>
-        <w:pStyle w:val="28"/>
+        <w:pStyle w:val="1"/>
         <w:bidi w:val="0"/>
         <w:rPr>
           <w:rFonts w:hint="eastAsia"/>
           <w:lang w:val="en-US" w:eastAsia="zh-CN"/>
         </w:rPr>
       </w:pPr>
-      <w:bookmarkStart w:id="5" w:name="_Toc25005"/>
+      <w:bookmarkStart w:id="6" w:name="_Toc25005"/>
       <w:r>
         <w:rPr>
           <w:rFonts w:hint="eastAsia"/>
@@ -4467,11 +4370,11 @@
         </w:rPr>
         <w:t>总则</w:t>
       </w:r>
-      <w:bookmarkEnd w:id="5"/>
-    </w:p>
-    <w:p>
-      <w:pPr>
-        <w:pStyle w:val="29"/>
+      <w:bookmarkEnd w:id="6"/>
+    </w:p>
+    <w:p>
+      <w:pPr>
+        <w:pStyle w:val="a1"/>
         <w:keepNext w:val="0"/>
         <w:keepLines w:val="0"/>
         <w:pageBreakBefore w:val="0"/>
@@ -4501,14 +4404,14 @@
     </w:p>
     <w:p>
       <w:pPr>
-        <w:pStyle w:val="30"/>
+        <w:pStyle w:val="2"/>
         <w:bidi w:val="0"/>
         <w:rPr>
           <w:rFonts w:hint="eastAsia"/>
           <w:lang w:val="en-US" w:eastAsia="zh-CN"/>
         </w:rPr>
       </w:pPr>
-      <w:bookmarkStart w:id="6" w:name="_Toc14001"/>
+      <w:bookmarkStart w:id="7" w:name="_Toc14001"/>
       <w:r>
         <w:rPr>
           <w:rFonts w:hint="eastAsia"/>
@@ -4516,11 +4419,11 @@
         </w:rPr>
         <w:t>客户满意度管理定义</w:t>
       </w:r>
-      <w:bookmarkEnd w:id="6"/>
-    </w:p>
-    <w:p>
-      <w:pPr>
-        <w:pStyle w:val="29"/>
+      <w:bookmarkEnd w:id="7"/>
+    </w:p>
+    <w:p>
+      <w:pPr>
+        <w:pStyle w:val="a1"/>
         <w:keepNext w:val="0"/>
         <w:keepLines w:val="0"/>
         <w:pageBreakBefore w:val="0"/>
@@ -4550,7 +4453,7 @@
     </w:p>
     <w:p>
       <w:pPr>
-        <w:pStyle w:val="29"/>
+        <w:pStyle w:val="a1"/>
         <w:keepNext w:val="0"/>
         <w:keepLines w:val="0"/>
         <w:pageBreakBefore w:val="0"/>
@@ -4580,14 +4483,14 @@
     </w:p>
     <w:p>
       <w:pPr>
-        <w:pStyle w:val="30"/>
+        <w:pStyle w:val="2"/>
         <w:bidi w:val="0"/>
         <w:rPr>
           <w:rFonts w:hint="eastAsia"/>
           <w:lang w:val="en-US" w:eastAsia="zh-CN"/>
         </w:rPr>
       </w:pPr>
-      <w:bookmarkStart w:id="7" w:name="_Toc24971"/>
+      <w:bookmarkStart w:id="8" w:name="_Toc24971"/>
       <w:r>
         <w:rPr>
           <w:rFonts w:hint="eastAsia"/>
@@ -4595,11 +4498,11 @@
         </w:rPr>
         <w:t>客户满意度管理重要性</w:t>
       </w:r>
-      <w:bookmarkEnd w:id="7"/>
-    </w:p>
-    <w:p>
-      <w:pPr>
-        <w:pStyle w:val="29"/>
+      <w:bookmarkEnd w:id="8"/>
+    </w:p>
+    <w:p>
+      <w:pPr>
+        <w:pStyle w:val="a1"/>
         <w:keepNext w:val="0"/>
         <w:keepLines w:val="0"/>
         <w:pageBreakBefore w:val="0"/>
@@ -4629,14 +4532,14 @@
     </w:p>
     <w:p>
       <w:pPr>
-        <w:pStyle w:val="30"/>
+        <w:pStyle w:val="2"/>
         <w:bidi w:val="0"/>
         <w:rPr>
           <w:rFonts w:hint="eastAsia"/>
           <w:lang w:val="en-US" w:eastAsia="zh-CN"/>
         </w:rPr>
       </w:pPr>
-      <w:bookmarkStart w:id="8" w:name="_Toc26232"/>
+      <w:bookmarkStart w:id="9" w:name="_Toc26232"/>
       <w:r>
         <w:rPr>
           <w:rFonts w:hint="eastAsia"/>
@@ -4644,11 +4547,11 @@
         </w:rPr>
         <w:t>客户满意度管理要求</w:t>
       </w:r>
-      <w:bookmarkEnd w:id="8"/>
-    </w:p>
-    <w:p>
-      <w:pPr>
-        <w:pStyle w:val="29"/>
+      <w:bookmarkEnd w:id="9"/>
+    </w:p>
+    <w:p>
+      <w:pPr>
+        <w:pStyle w:val="a1"/>
         <w:keepNext w:val="0"/>
         <w:keepLines w:val="0"/>
         <w:pageBreakBefore w:val="0"/>
@@ -4678,7 +4581,7 @@
     </w:p>
     <w:p>
       <w:pPr>
-        <w:pStyle w:val="29"/>
+        <w:pStyle w:val="a1"/>
         <w:keepNext w:val="0"/>
         <w:keepLines w:val="0"/>
         <w:pageBreakBefore w:val="0"/>
@@ -4708,7 +4611,7 @@
     </w:p>
     <w:p>
       <w:pPr>
-        <w:pStyle w:val="29"/>
+        <w:pStyle w:val="a1"/>
         <w:keepNext w:val="0"/>
         <w:keepLines w:val="0"/>
         <w:pageBreakBefore w:val="0"/>
@@ -4738,7 +4641,7 @@
     </w:p>
     <w:p>
       <w:pPr>
-        <w:pStyle w:val="29"/>
+        <w:pStyle w:val="a1"/>
         <w:keepNext w:val="0"/>
         <w:keepLines w:val="0"/>
         <w:pageBreakBefore w:val="0"/>
@@ -4768,14 +4671,14 @@
     </w:p>
     <w:p>
       <w:pPr>
-        <w:pStyle w:val="30"/>
+        <w:pStyle w:val="2"/>
         <w:bidi w:val="0"/>
         <w:rPr>
           <w:rFonts w:hint="eastAsia"/>
           <w:lang w:val="en-US" w:eastAsia="zh-CN"/>
         </w:rPr>
       </w:pPr>
-      <w:bookmarkStart w:id="9" w:name="_Toc32177"/>
+      <w:bookmarkStart w:id="10" w:name="_Toc32177"/>
       <w:r>
         <w:rPr>
           <w:rFonts w:hint="eastAsia"/>
@@ -4783,11 +4686,11 @@
         </w:rPr>
         <w:t>客户满意度管理目标</w:t>
       </w:r>
-      <w:bookmarkEnd w:id="9"/>
-    </w:p>
-    <w:p>
-      <w:pPr>
-        <w:pStyle w:val="29"/>
+      <w:bookmarkEnd w:id="10"/>
+    </w:p>
+    <w:p>
+      <w:pPr>
+        <w:pStyle w:val="a1"/>
         <w:keepNext w:val="0"/>
         <w:keepLines w:val="0"/>
         <w:pageBreakBefore w:val="0"/>
@@ -4817,7 +4720,7 @@
     </w:p>
     <w:p>
       <w:pPr>
-        <w:pStyle w:val="29"/>
+        <w:pStyle w:val="a1"/>
         <w:keepNext w:val="0"/>
         <w:keepLines w:val="0"/>
         <w:pageBreakBefore w:val="0"/>
@@ -4847,7 +4750,7 @@
     </w:p>
     <w:p>
       <w:pPr>
-        <w:pStyle w:val="29"/>
+        <w:pStyle w:val="a1"/>
         <w:keepNext w:val="0"/>
         <w:keepLines w:val="0"/>
         <w:pageBreakBefore w:val="0"/>
@@ -4877,14 +4780,14 @@
     </w:p>
     <w:p>
       <w:pPr>
-        <w:pStyle w:val="28"/>
+        <w:pStyle w:val="1"/>
         <w:bidi w:val="0"/>
         <w:rPr>
           <w:rFonts w:hint="eastAsia"/>
           <w:lang w:val="en-US" w:eastAsia="zh-CN"/>
         </w:rPr>
       </w:pPr>
-      <w:bookmarkStart w:id="10" w:name="_Toc25271"/>
+      <w:bookmarkStart w:id="11" w:name="_Toc25271"/>
       <w:r>
         <w:rPr>
           <w:rFonts w:hint="eastAsia"/>
@@ -4892,11 +4795,11 @@
         </w:rPr>
         <w:t>职责和分工</w:t>
       </w:r>
-      <w:bookmarkEnd w:id="10"/>
-    </w:p>
-    <w:p>
-      <w:pPr>
-        <w:pStyle w:val="29"/>
+      <w:bookmarkEnd w:id="11"/>
+    </w:p>
+    <w:p>
+      <w:pPr>
+        <w:pStyle w:val="a1"/>
         <w:keepNext w:val="0"/>
         <w:keepLines w:val="0"/>
         <w:pageBreakBefore w:val="0"/>
@@ -4926,14 +4829,14 @@
     </w:p>
     <w:p>
       <w:pPr>
-        <w:pStyle w:val="28"/>
+        <w:pStyle w:val="1"/>
         <w:bidi w:val="0"/>
         <w:rPr>
           <w:rFonts w:hint="eastAsia"/>
           <w:lang w:val="en-US" w:eastAsia="zh-CN"/>
         </w:rPr>
       </w:pPr>
-      <w:bookmarkStart w:id="11" w:name="_Toc7552"/>
+      <w:bookmarkStart w:id="12" w:name="_Toc7552"/>
       <w:r>
         <w:rPr>
           <w:rFonts w:hint="eastAsia"/>
@@ -4941,18 +4844,18 @@
         </w:rPr>
         <w:t>满意度管理工作流程</w:t>
       </w:r>
-      <w:bookmarkEnd w:id="11"/>
-    </w:p>
-    <w:p>
-      <w:pPr>
-        <w:pStyle w:val="30"/>
+      <w:bookmarkEnd w:id="12"/>
+    </w:p>
+    <w:p>
+      <w:pPr>
+        <w:pStyle w:val="2"/>
         <w:bidi w:val="0"/>
         <w:rPr>
           <w:rFonts w:hint="eastAsia"/>
           <w:lang w:val="en-US" w:eastAsia="zh-CN"/>
         </w:rPr>
       </w:pPr>
-      <w:bookmarkStart w:id="12" w:name="_Toc12743"/>
+      <w:bookmarkStart w:id="13" w:name="_Toc12743"/>
       <w:r>
         <w:rPr>
           <w:rFonts w:hint="eastAsia"/>
@@ -4960,11 +4863,11 @@
         </w:rPr>
         <w:t>客户满意度调查计划</w:t>
       </w:r>
-      <w:bookmarkEnd w:id="12"/>
-    </w:p>
-    <w:p>
-      <w:pPr>
-        <w:pStyle w:val="29"/>
+      <w:bookmarkEnd w:id="13"/>
+    </w:p>
+    <w:p>
+      <w:pPr>
+        <w:pStyle w:val="a1"/>
         <w:keepNext w:val="0"/>
         <w:keepLines w:val="0"/>
         <w:pageBreakBefore w:val="0"/>
@@ -4994,14 +4897,14 @@
     </w:p>
     <w:p>
       <w:pPr>
-        <w:pStyle w:val="30"/>
+        <w:pStyle w:val="2"/>
         <w:bidi w:val="0"/>
         <w:rPr>
           <w:rFonts w:hint="eastAsia"/>
           <w:lang w:val="en-US" w:eastAsia="zh-CN"/>
         </w:rPr>
       </w:pPr>
-      <w:bookmarkStart w:id="13" w:name="_Toc24706"/>
+      <w:bookmarkStart w:id="14" w:name="_Toc24706"/>
       <w:r>
         <w:rPr>
           <w:rFonts w:hint="eastAsia"/>
@@ -5009,11 +4912,11 @@
         </w:rPr>
         <w:t>客户满意诊断</w:t>
       </w:r>
-      <w:bookmarkEnd w:id="13"/>
-    </w:p>
-    <w:p>
-      <w:pPr>
-        <w:pStyle w:val="29"/>
+      <w:bookmarkEnd w:id="14"/>
+    </w:p>
+    <w:p>
+      <w:pPr>
+        <w:pStyle w:val="a1"/>
         <w:keepNext w:val="0"/>
         <w:keepLines w:val="0"/>
         <w:pageBreakBefore w:val="0"/>
@@ -5043,7 +4946,7 @@
     </w:p>
     <w:p>
       <w:pPr>
-        <w:pStyle w:val="29"/>
+        <w:pStyle w:val="a1"/>
         <w:keepNext w:val="0"/>
         <w:keepLines w:val="0"/>
         <w:pageBreakBefore w:val="0"/>
@@ -5073,14 +4976,14 @@
     </w:p>
     <w:p>
       <w:pPr>
-        <w:pStyle w:val="30"/>
+        <w:pStyle w:val="2"/>
         <w:bidi w:val="0"/>
         <w:rPr>
           <w:rFonts w:hint="eastAsia"/>
           <w:lang w:val="en-US" w:eastAsia="zh-CN"/>
         </w:rPr>
       </w:pPr>
-      <w:bookmarkStart w:id="14" w:name="_Toc9550"/>
+      <w:bookmarkStart w:id="15" w:name="_Toc9550"/>
       <w:r>
         <w:rPr>
           <w:rFonts w:hint="eastAsia"/>
@@ -5088,11 +4991,11 @@
         </w:rPr>
         <w:t>评估现状</w:t>
       </w:r>
-      <w:bookmarkEnd w:id="14"/>
-    </w:p>
-    <w:p>
-      <w:pPr>
-        <w:pStyle w:val="29"/>
+      <w:bookmarkEnd w:id="15"/>
+    </w:p>
+    <w:p>
+      <w:pPr>
+        <w:pStyle w:val="a1"/>
         <w:keepNext w:val="0"/>
         <w:keepLines w:val="0"/>
         <w:pageBreakBefore w:val="0"/>
@@ -5122,14 +5025,14 @@
     </w:p>
     <w:p>
       <w:pPr>
-        <w:pStyle w:val="30"/>
+        <w:pStyle w:val="2"/>
         <w:bidi w:val="0"/>
         <w:rPr>
           <w:rFonts w:hint="eastAsia"/>
           <w:lang w:val="en-US" w:eastAsia="zh-CN"/>
         </w:rPr>
       </w:pPr>
-      <w:bookmarkStart w:id="15" w:name="_Toc26852"/>
+      <w:bookmarkStart w:id="16" w:name="_Toc26852"/>
       <w:r>
         <w:rPr>
           <w:rFonts w:hint="eastAsia"/>
@@ -5137,11 +5040,11 @@
         </w:rPr>
         <w:t>客户满意度调查表分析</w:t>
       </w:r>
-      <w:bookmarkEnd w:id="15"/>
-    </w:p>
-    <w:p>
-      <w:pPr>
-        <w:pStyle w:val="29"/>
+      <w:bookmarkEnd w:id="16"/>
+    </w:p>
+    <w:p>
+      <w:pPr>
+        <w:pStyle w:val="a1"/>
         <w:keepNext w:val="0"/>
         <w:keepLines w:val="0"/>
         <w:pageBreakBefore w:val="0"/>
@@ -5171,14 +5074,14 @@
     </w:p>
     <w:p>
       <w:pPr>
-        <w:pStyle w:val="30"/>
+        <w:pStyle w:val="2"/>
         <w:bidi w:val="0"/>
         <w:rPr>
           <w:rFonts w:hint="eastAsia"/>
           <w:lang w:val="en-US" w:eastAsia="zh-CN"/>
         </w:rPr>
       </w:pPr>
-      <w:bookmarkStart w:id="16" w:name="_Toc6499"/>
+      <w:bookmarkStart w:id="17" w:name="_Toc6499"/>
       <w:r>
         <w:rPr>
           <w:rFonts w:hint="eastAsia"/>
@@ -5186,11 +5089,11 @@
         </w:rPr>
         <w:t>形成客户满意度调查分析报告</w:t>
       </w:r>
-      <w:bookmarkEnd w:id="16"/>
-    </w:p>
-    <w:p>
-      <w:pPr>
-        <w:pStyle w:val="29"/>
+      <w:bookmarkEnd w:id="17"/>
+    </w:p>
+    <w:p>
+      <w:pPr>
+        <w:pStyle w:val="a1"/>
         <w:keepNext w:val="0"/>
         <w:keepLines w:val="0"/>
         <w:pageBreakBefore w:val="0"/>
@@ -5220,14 +5123,14 @@
     </w:p>
     <w:p>
       <w:pPr>
-        <w:pStyle w:val="30"/>
+        <w:pStyle w:val="2"/>
         <w:bidi w:val="0"/>
         <w:rPr>
           <w:rFonts w:hint="eastAsia"/>
           <w:lang w:val="en-US" w:eastAsia="zh-CN"/>
         </w:rPr>
       </w:pPr>
-      <w:bookmarkStart w:id="17" w:name="_Toc17044"/>
+      <w:bookmarkStart w:id="18" w:name="_Toc17044"/>
       <w:r>
         <w:rPr>
           <w:rFonts w:hint="eastAsia"/>
@@ -5235,11 +5138,11 @@
         </w:rPr>
         <w:t>客户不满意事项整改及效果验证</w:t>
       </w:r>
-      <w:bookmarkEnd w:id="17"/>
-    </w:p>
-    <w:p>
-      <w:pPr>
-        <w:pStyle w:val="29"/>
+      <w:bookmarkEnd w:id="18"/>
+    </w:p>
+    <w:p>
+      <w:pPr>
+        <w:pStyle w:val="a1"/>
         <w:keepNext w:val="0"/>
         <w:keepLines w:val="0"/>
         <w:pageBreakBefore w:val="0"/>
@@ -5269,7 +5172,7 @@
     </w:p>
     <w:p>
       <w:pPr>
-        <w:pStyle w:val="29"/>
+        <w:pStyle w:val="a1"/>
         <w:keepNext w:val="0"/>
         <w:keepLines w:val="0"/>
         <w:pageBreakBefore w:val="0"/>
@@ -5299,14 +5202,14 @@
     </w:p>
     <w:p>
       <w:pPr>
-        <w:pStyle w:val="30"/>
+        <w:pStyle w:val="2"/>
         <w:bidi w:val="0"/>
         <w:rPr>
           <w:rFonts w:hint="eastAsia"/>
           <w:lang w:val="en-US" w:eastAsia="zh-CN"/>
         </w:rPr>
       </w:pPr>
-      <w:bookmarkStart w:id="18" w:name="_Toc20899"/>
+      <w:bookmarkStart w:id="19" w:name="_Toc20899"/>
       <w:r>
         <w:rPr>
           <w:rFonts w:hint="eastAsia"/>
@@ -5314,12 +5217,12 @@
         </w:rPr>
         <w:t>客户满意度管理工作流程图</w:t>
       </w:r>
-      <w:bookmarkEnd w:id="18"/>
-    </w:p>
-    <w:p>
-      <w:pPr>
-        <w:pStyle w:val="29"/>
-        <w:ind w:left="0" w:leftChars="0" w:right="0" w:rightChars="0" w:firstLine="0" w:firstLineChars="0"/>
+      <w:bookmarkEnd w:id="19"/>
+    </w:p>
+    <w:p>
+      <w:pPr>
+        <w:pStyle w:val="a1"/>
+        <w:ind w:left="0" w:right="0" w:firstLine="0" w:leftChars="0" w:rightChars="0" w:firstLineChars="0"/>
         <w:jc w:val="center"/>
         <w:rPr>
           <w:rFonts w:hint="eastAsia"/>
@@ -5332,31 +5235,45 @@
           <w:lang w:val="en-US" w:eastAsia="zh-CN"/>
         </w:rPr>
         <w:object>
-          <v:shape id="_x0000_i1025" o:spt="75" type="#_x0000_t75" style="height:514.25pt;width:252.6pt;" o:ole="t" filled="f" o:preferrelative="t" stroked="f" coordsize="21600,21600">
-            <v:path/>
-            <v:fill on="f" focussize="0,0"/>
-            <v:stroke on="f" joinstyle="miter"/>
-            <v:imagedata r:id="rId11" o:title=""/>
+          <v:shapetype id="_x0000_t75" coordsize="21600,21600" o:spt="75" o:preferrelative="t" path="m@4@5l@4@11@9@11@9@5xe" filled="f" stroked="f">
+            <v:stroke joinstyle="miter"/>
+            <v:formulas>
+              <v:f eqn="if lineDrawn pixelLineWidth 0"/>
+              <v:f eqn="sum @0 1 0"/>
+              <v:f eqn="sum 0 0 @1"/>
+              <v:f eqn="prod @2 1 2"/>
+              <v:f eqn="prod @3 21600 pixelWidth"/>
+              <v:f eqn="prod @3 21600 pixelHeight"/>
+              <v:f eqn="sum @0 0 1"/>
+              <v:f eqn="prod @6 1 2"/>
+              <v:f eqn="prod @7 21600 pixelWidth"/>
+              <v:f eqn="sum @8 21600 0"/>
+              <v:f eqn="prod @7 21600 pixelHeight"/>
+              <v:f eqn="sum @10 21600 0"/>
+            </v:formulas>
+            <v:path o:extrusionok="f" gradientshapeok="t" o:connecttype="rect"/>
             <o:lock v:ext="edit" aspectratio="t"/>
-            <w10:wrap type="none"/>
+          </v:shapetype>
+          <v:shape id="_x0000_i1025" type="#_x0000_t75" style="height:514.25pt;width:252.6pt" o:oleicon="f" o:ole="" coordsize="21600,21600" o:preferrelative="t" filled="f" stroked="f">
+            <v:stroke joinstyle="miter"/>
+            <v:imagedata r:id="rId7" o:title=""/>
+            <o:lock v:ext="edit" aspectratio="t"/>
             <w10:anchorlock/>
           </v:shape>
-          <o:OLEObject Type="Embed" ProgID="Visio.Drawing.15" ShapeID="_x0000_i1025" DrawAspect="Content" ObjectID="_1468075725" r:id="rId10">
-            <o:LockedField>false</o:LockedField>
-          </o:OLEObject>
+          <o:OLEObject Type="Embed" ProgID="Visio.Drawing.15" ShapeID="_x0000_i1025" DrawAspect="Content" ObjectID="_1468075725" r:id="rId8"/>
         </w:object>
       </w:r>
     </w:p>
     <w:p>
       <w:pPr>
-        <w:pStyle w:val="28"/>
+        <w:pStyle w:val="1"/>
         <w:bidi w:val="0"/>
         <w:rPr>
           <w:rFonts w:hint="eastAsia"/>
           <w:lang w:val="en-US" w:eastAsia="zh-CN"/>
         </w:rPr>
       </w:pPr>
-      <w:bookmarkStart w:id="19" w:name="_Toc5245"/>
+      <w:bookmarkStart w:id="20" w:name="_Toc5245"/>
       <w:r>
         <w:rPr>
           <w:rFonts w:hint="eastAsia"/>
@@ -5364,18 +5281,18 @@
         </w:rPr>
         <w:t>满意度调查方法</w:t>
       </w:r>
-      <w:bookmarkEnd w:id="19"/>
-    </w:p>
-    <w:p>
-      <w:pPr>
-        <w:pStyle w:val="30"/>
+      <w:bookmarkEnd w:id="20"/>
+    </w:p>
+    <w:p>
+      <w:pPr>
+        <w:pStyle w:val="2"/>
         <w:bidi w:val="0"/>
         <w:rPr>
           <w:rFonts w:hint="eastAsia"/>
           <w:lang w:val="en-US" w:eastAsia="zh-CN"/>
         </w:rPr>
       </w:pPr>
-      <w:bookmarkStart w:id="20" w:name="_Toc3085"/>
+      <w:bookmarkStart w:id="21" w:name="_Toc3085"/>
       <w:r>
         <w:rPr>
           <w:rFonts w:hint="eastAsia"/>
@@ -5383,11 +5300,11 @@
         </w:rPr>
         <w:t>确定客户满意度目标</w:t>
       </w:r>
-      <w:bookmarkEnd w:id="20"/>
-    </w:p>
-    <w:p>
-      <w:pPr>
-        <w:pStyle w:val="29"/>
+      <w:bookmarkEnd w:id="21"/>
+    </w:p>
+    <w:p>
+      <w:pPr>
+        <w:pStyle w:val="a1"/>
         <w:bidi w:val="0"/>
         <w:rPr>
           <w:rFonts w:hint="eastAsia"/>
@@ -5404,7 +5321,7 @@
     </w:p>
     <w:p>
       <w:pPr>
-        <w:pStyle w:val="29"/>
+        <w:pStyle w:val="a1"/>
         <w:keepNext w:val="0"/>
         <w:keepLines w:val="0"/>
         <w:pageBreakBefore w:val="0"/>
@@ -5422,7 +5339,7 @@
         <w:bidi w:val="0"/>
         <w:adjustRightInd w:val="0"/>
         <w:snapToGrid w:val="0"/>
-        <w:ind w:left="425" w:leftChars="0" w:hanging="425" w:firstLineChars="0"/>
+        <w:ind w:left="425" w:hanging="425" w:leftChars="0" w:firstLineChars="0"/>
         <w:textAlignment w:val="baseline"/>
         <w:rPr>
           <w:rFonts w:hint="eastAsia"/>
@@ -5439,7 +5356,7 @@
     </w:p>
     <w:p>
       <w:pPr>
-        <w:pStyle w:val="29"/>
+        <w:pStyle w:val="a1"/>
         <w:keepNext w:val="0"/>
         <w:keepLines w:val="0"/>
         <w:pageBreakBefore w:val="0"/>
@@ -5457,7 +5374,7 @@
         <w:bidi w:val="0"/>
         <w:adjustRightInd w:val="0"/>
         <w:snapToGrid w:val="0"/>
-        <w:ind w:left="425" w:leftChars="0" w:hanging="425" w:firstLineChars="0"/>
+        <w:ind w:left="425" w:hanging="425" w:leftChars="0" w:firstLineChars="0"/>
         <w:textAlignment w:val="baseline"/>
         <w:rPr>
           <w:rFonts w:hint="eastAsia"/>
@@ -5474,14 +5391,14 @@
     </w:p>
     <w:p>
       <w:pPr>
-        <w:pStyle w:val="30"/>
+        <w:pStyle w:val="2"/>
         <w:bidi w:val="0"/>
         <w:rPr>
           <w:rFonts w:hint="eastAsia"/>
           <w:lang w:val="en-US" w:eastAsia="zh-CN"/>
         </w:rPr>
       </w:pPr>
-      <w:bookmarkStart w:id="21" w:name="_Toc29814"/>
+      <w:bookmarkStart w:id="22" w:name="_Toc29814"/>
       <w:r>
         <w:rPr>
           <w:rFonts w:hint="eastAsia"/>
@@ -5489,11 +5406,11 @@
         </w:rPr>
         <w:t>编制调查计划</w:t>
       </w:r>
-      <w:bookmarkEnd w:id="21"/>
-    </w:p>
-    <w:p>
-      <w:pPr>
-        <w:pStyle w:val="29"/>
+      <w:bookmarkEnd w:id="22"/>
+    </w:p>
+    <w:p>
+      <w:pPr>
+        <w:pStyle w:val="a1"/>
         <w:keepNext w:val="0"/>
         <w:keepLines w:val="0"/>
         <w:pageBreakBefore w:val="0"/>
@@ -5523,7 +5440,7 @@
     </w:p>
     <w:p>
       <w:pPr>
-        <w:pStyle w:val="29"/>
+        <w:pStyle w:val="a1"/>
         <w:keepNext w:val="0"/>
         <w:keepLines w:val="0"/>
         <w:pageBreakBefore w:val="0"/>
@@ -5553,7 +5470,7 @@
     </w:p>
     <w:p>
       <w:pPr>
-        <w:pStyle w:val="29"/>
+        <w:pStyle w:val="a1"/>
         <w:keepNext w:val="0"/>
         <w:keepLines w:val="0"/>
         <w:pageBreakBefore w:val="0"/>
@@ -5583,7 +5500,7 @@
     </w:p>
     <w:p>
       <w:pPr>
-        <w:pStyle w:val="29"/>
+        <w:pStyle w:val="a1"/>
         <w:keepNext w:val="0"/>
         <w:keepLines w:val="0"/>
         <w:pageBreakBefore w:val="0"/>
@@ -5613,14 +5530,14 @@
     </w:p>
     <w:p>
       <w:pPr>
-        <w:pStyle w:val="30"/>
+        <w:pStyle w:val="2"/>
         <w:bidi w:val="0"/>
         <w:rPr>
           <w:rFonts w:hint="eastAsia"/>
           <w:lang w:val="en-US" w:eastAsia="zh-CN"/>
         </w:rPr>
       </w:pPr>
-      <w:bookmarkStart w:id="22" w:name="_Toc24480"/>
+      <w:bookmarkStart w:id="23" w:name="_Toc24480"/>
       <w:r>
         <w:rPr>
           <w:rFonts w:hint="eastAsia"/>
@@ -5628,11 +5545,11 @@
         </w:rPr>
         <w:t>确定调查方法</w:t>
       </w:r>
-      <w:bookmarkEnd w:id="22"/>
-    </w:p>
-    <w:p>
-      <w:pPr>
-        <w:pStyle w:val="29"/>
+      <w:bookmarkEnd w:id="23"/>
+    </w:p>
+    <w:p>
+      <w:pPr>
+        <w:pStyle w:val="a1"/>
         <w:keepNext w:val="0"/>
         <w:keepLines w:val="0"/>
         <w:pageBreakBefore w:val="0"/>
@@ -5662,7 +5579,7 @@
     </w:p>
     <w:p>
       <w:pPr>
-        <w:pStyle w:val="29"/>
+        <w:pStyle w:val="a1"/>
         <w:rPr>
           <w:rFonts w:hint="default"/>
           <w:lang w:val="en-US" w:eastAsia="zh-CN"/>
@@ -5692,7 +5609,7 @@
     </w:p>
     <w:p>
       <w:pPr>
-        <w:pStyle w:val="29"/>
+        <w:pStyle w:val="a1"/>
         <w:rPr>
           <w:rFonts w:hint="default"/>
           <w:lang w:val="en-US" w:eastAsia="zh-CN"/>
@@ -5715,7 +5632,7 @@
     </w:p>
     <w:p>
       <w:pPr>
-        <w:pStyle w:val="29"/>
+        <w:pStyle w:val="a1"/>
         <w:rPr>
           <w:rFonts w:hint="default"/>
           <w:lang w:val="en-US" w:eastAsia="zh-CN"/>
@@ -5738,7 +5655,7 @@
     </w:p>
     <w:p>
       <w:pPr>
-        <w:pStyle w:val="29"/>
+        <w:pStyle w:val="a1"/>
         <w:rPr>
           <w:rFonts w:hint="default"/>
           <w:lang w:val="en-US" w:eastAsia="zh-CN"/>
@@ -5761,7 +5678,7 @@
     </w:p>
     <w:p>
       <w:pPr>
-        <w:pStyle w:val="29"/>
+        <w:pStyle w:val="a1"/>
         <w:rPr>
           <w:rFonts w:hint="default"/>
           <w:lang w:val="en-US" w:eastAsia="zh-CN"/>
@@ -5784,7 +5701,7 @@
     </w:p>
     <w:p>
       <w:pPr>
-        <w:pStyle w:val="29"/>
+        <w:pStyle w:val="a1"/>
         <w:rPr>
           <w:rFonts w:hint="default"/>
           <w:lang w:val="en-US" w:eastAsia="zh-CN"/>
@@ -5814,7 +5731,7 @@
     </w:p>
     <w:p>
       <w:pPr>
-        <w:pStyle w:val="29"/>
+        <w:pStyle w:val="a1"/>
         <w:keepNext w:val="0"/>
         <w:keepLines w:val="0"/>
         <w:pageBreakBefore w:val="0"/>
@@ -5844,14 +5761,14 @@
     </w:p>
     <w:p>
       <w:pPr>
-        <w:pStyle w:val="30"/>
+        <w:pStyle w:val="2"/>
         <w:bidi w:val="0"/>
         <w:rPr>
           <w:rFonts w:hint="eastAsia"/>
           <w:lang w:val="en-US" w:eastAsia="zh-CN"/>
         </w:rPr>
       </w:pPr>
-      <w:bookmarkStart w:id="23" w:name="_Toc15330"/>
+      <w:bookmarkStart w:id="24" w:name="_Toc15330"/>
       <w:r>
         <w:rPr>
           <w:rFonts w:hint="eastAsia"/>
@@ -5859,11 +5776,11 @@
         </w:rPr>
         <w:t>收集调查结果</w:t>
       </w:r>
-      <w:bookmarkEnd w:id="23"/>
-    </w:p>
-    <w:p>
-      <w:pPr>
-        <w:pStyle w:val="29"/>
+      <w:bookmarkEnd w:id="24"/>
+    </w:p>
+    <w:p>
+      <w:pPr>
+        <w:pStyle w:val="a1"/>
         <w:keepNext w:val="0"/>
         <w:keepLines w:val="0"/>
         <w:pageBreakBefore w:val="0"/>
@@ -5893,7 +5810,7 @@
     </w:p>
     <w:p>
       <w:pPr>
-        <w:pStyle w:val="29"/>
+        <w:pStyle w:val="a1"/>
         <w:keepNext w:val="0"/>
         <w:keepLines w:val="0"/>
         <w:pageBreakBefore w:val="0"/>
@@ -5923,14 +5840,14 @@
     </w:p>
     <w:p>
       <w:pPr>
-        <w:pStyle w:val="30"/>
+        <w:pStyle w:val="2"/>
         <w:bidi w:val="0"/>
         <w:rPr>
           <w:rFonts w:hint="eastAsia"/>
           <w:lang w:val="en-US" w:eastAsia="zh-CN"/>
         </w:rPr>
       </w:pPr>
-      <w:bookmarkStart w:id="24" w:name="_Toc27922"/>
+      <w:bookmarkStart w:id="25" w:name="_Toc27922"/>
       <w:r>
         <w:rPr>
           <w:rFonts w:hint="eastAsia"/>
@@ -5938,11 +5855,11 @@
         </w:rPr>
         <w:t>统计分析调查结果</w:t>
       </w:r>
-      <w:bookmarkEnd w:id="24"/>
-    </w:p>
-    <w:p>
-      <w:pPr>
-        <w:pStyle w:val="29"/>
+      <w:bookmarkEnd w:id="25"/>
+    </w:p>
+    <w:p>
+      <w:pPr>
+        <w:pStyle w:val="a1"/>
         <w:keepNext w:val="0"/>
         <w:keepLines w:val="0"/>
         <w:pageBreakBefore w:val="0"/>
@@ -5972,14 +5889,14 @@
     </w:p>
     <w:p>
       <w:pPr>
-        <w:pStyle w:val="30"/>
+        <w:pStyle w:val="2"/>
         <w:bidi w:val="0"/>
         <w:rPr>
           <w:rFonts w:hint="eastAsia"/>
           <w:lang w:val="en-US" w:eastAsia="zh-CN"/>
         </w:rPr>
       </w:pPr>
-      <w:bookmarkStart w:id="25" w:name="_Toc27152"/>
+      <w:bookmarkStart w:id="26" w:name="_Toc27152"/>
       <w:r>
         <w:rPr>
           <w:rFonts w:hint="eastAsia"/>
@@ -5987,11 +5904,11 @@
         </w:rPr>
         <w:t>评审客户满意度</w:t>
       </w:r>
-      <w:bookmarkEnd w:id="25"/>
-    </w:p>
-    <w:p>
-      <w:pPr>
-        <w:pStyle w:val="29"/>
+      <w:bookmarkEnd w:id="26"/>
+    </w:p>
+    <w:p>
+      <w:pPr>
+        <w:pStyle w:val="a1"/>
         <w:keepNext w:val="0"/>
         <w:keepLines w:val="0"/>
         <w:pageBreakBefore w:val="0"/>
@@ -6021,7 +5938,7 @@
     </w:p>
     <w:p>
       <w:pPr>
-        <w:pStyle w:val="29"/>
+        <w:pStyle w:val="a1"/>
         <w:keepNext w:val="0"/>
         <w:keepLines w:val="0"/>
         <w:pageBreakBefore w:val="0"/>
@@ -6051,14 +5968,14 @@
     </w:p>
     <w:p>
       <w:pPr>
-        <w:pStyle w:val="30"/>
+        <w:pStyle w:val="2"/>
         <w:bidi w:val="0"/>
         <w:rPr>
           <w:rFonts w:hint="eastAsia"/>
           <w:lang w:val="en-US" w:eastAsia="zh-CN"/>
         </w:rPr>
       </w:pPr>
-      <w:bookmarkStart w:id="26" w:name="_Toc23066"/>
+      <w:bookmarkStart w:id="27" w:name="_Toc23066"/>
       <w:r>
         <w:rPr>
           <w:rFonts w:hint="eastAsia"/>
@@ -6066,11 +5983,11 @@
         </w:rPr>
         <w:t>评价纠正措施</w:t>
       </w:r>
-      <w:bookmarkEnd w:id="26"/>
-    </w:p>
-    <w:p>
-      <w:pPr>
-        <w:pStyle w:val="29"/>
+      <w:bookmarkEnd w:id="27"/>
+    </w:p>
+    <w:p>
+      <w:pPr>
+        <w:pStyle w:val="a1"/>
         <w:keepNext w:val="0"/>
         <w:keepLines w:val="0"/>
         <w:pageBreakBefore w:val="0"/>
@@ -6100,14 +6017,14 @@
     </w:p>
     <w:p>
       <w:pPr>
-        <w:pStyle w:val="30"/>
+        <w:pStyle w:val="2"/>
         <w:bidi w:val="0"/>
         <w:rPr>
           <w:rFonts w:hint="eastAsia"/>
           <w:lang w:val="en-US" w:eastAsia="zh-CN"/>
         </w:rPr>
       </w:pPr>
-      <w:bookmarkStart w:id="27" w:name="_Toc19165"/>
+      <w:bookmarkStart w:id="28" w:name="_Toc19165"/>
       <w:r>
         <w:rPr>
           <w:rFonts w:hint="eastAsia"/>
@@ -6115,11 +6032,11 @@
         </w:rPr>
         <w:t>实施纠正措施</w:t>
       </w:r>
-      <w:bookmarkEnd w:id="27"/>
-    </w:p>
-    <w:p>
-      <w:pPr>
-        <w:pStyle w:val="29"/>
+      <w:bookmarkEnd w:id="28"/>
+    </w:p>
+    <w:p>
+      <w:pPr>
+        <w:pStyle w:val="a1"/>
         <w:keepNext w:val="0"/>
         <w:keepLines w:val="0"/>
         <w:pageBreakBefore w:val="0"/>
@@ -6149,14 +6066,14 @@
     </w:p>
     <w:p>
       <w:pPr>
-        <w:pStyle w:val="30"/>
+        <w:pStyle w:val="2"/>
         <w:bidi w:val="0"/>
         <w:rPr>
           <w:rFonts w:hint="eastAsia"/>
           <w:lang w:val="en-US" w:eastAsia="zh-CN"/>
         </w:rPr>
       </w:pPr>
-      <w:bookmarkStart w:id="28" w:name="_Toc5151"/>
+      <w:bookmarkStart w:id="29" w:name="_Toc5151"/>
       <w:r>
         <w:rPr>
           <w:rFonts w:hint="eastAsia"/>
@@ -6164,11 +6081,11 @@
         </w:rPr>
         <w:t>效果验证</w:t>
       </w:r>
-      <w:bookmarkEnd w:id="28"/>
-    </w:p>
-    <w:p>
-      <w:pPr>
-        <w:pStyle w:val="29"/>
+      <w:bookmarkEnd w:id="29"/>
+    </w:p>
+    <w:p>
+      <w:pPr>
+        <w:pStyle w:val="a1"/>
         <w:keepNext w:val="0"/>
         <w:keepLines w:val="0"/>
         <w:pageBreakBefore w:val="0"/>
@@ -6198,7 +6115,7 @@
     </w:p>
     <w:p>
       <w:pPr>
-        <w:pStyle w:val="28"/>
+        <w:pStyle w:val="1"/>
         <w:keepNext w:val="0"/>
         <w:keepLines w:val="0"/>
         <w:pageBreakBefore w:val="0"/>
@@ -6218,7 +6135,7 @@
           <w:lang w:val="en-US" w:eastAsia="zh-CN"/>
         </w:rPr>
       </w:pPr>
-      <w:bookmarkStart w:id="29" w:name="_Toc2857"/>
+      <w:bookmarkStart w:id="30" w:name="_Toc2857"/>
       <w:r>
         <w:rPr>
           <w:rFonts w:hint="eastAsia"/>
@@ -6226,23 +6143,22 @@
         </w:rPr>
         <w:t>考核指标</w:t>
       </w:r>
-      <w:bookmarkEnd w:id="29"/>
+      <w:bookmarkEnd w:id="30"/>
     </w:p>
     <w:tbl>
       <w:tblPr>
-        <w:tblStyle w:val="20"/>
+        <w:tblStyle w:val="TableNormal"/>
         <w:tblW w:w="7675" w:type="dxa"/>
         <w:tblInd w:w="96" w:type="dxa"/>
         <w:tblBorders>
-          <w:top w:val="none" w:color="auto" w:sz="0" w:space="0"/>
-          <w:left w:val="none" w:color="auto" w:sz="0" w:space="0"/>
-          <w:bottom w:val="none" w:color="auto" w:sz="0" w:space="0"/>
-          <w:right w:val="none" w:color="auto" w:sz="0" w:space="0"/>
-          <w:insideH w:val="none" w:color="auto" w:sz="0" w:space="0"/>
-          <w:insideV w:val="none" w:color="auto" w:sz="0" w:space="0"/>
+          <w:top w:val="nil"/>
+          <w:left w:val="nil"/>
+          <w:bottom w:val="nil"/>
+          <w:right w:val="nil"/>
+          <w:insideH w:val="nil"/>
+          <w:insideV w:val="nil"/>
         </w:tblBorders>
         <w:shd w:val="clear" w:color="auto" w:fill="auto"/>
-        <w:tblLayout w:type="autofit"/>
         <w:tblCellMar>
           <w:top w:w="0" w:type="dxa"/>
           <w:left w:w="108" w:type="dxa"/>
@@ -6258,14 +6174,17 @@
       </w:tblGrid>
       <w:tr>
         <w:tblPrEx>
+          <w:tblW w:w="7675" w:type="dxa"/>
+          <w:tblInd w:w="96" w:type="dxa"/>
           <w:tblBorders>
-            <w:top w:val="none" w:color="auto" w:sz="0" w:space="0"/>
-            <w:left w:val="none" w:color="auto" w:sz="0" w:space="0"/>
-            <w:bottom w:val="none" w:color="auto" w:sz="0" w:space="0"/>
-            <w:right w:val="none" w:color="auto" w:sz="0" w:space="0"/>
-            <w:insideH w:val="none" w:color="auto" w:sz="0" w:space="0"/>
-            <w:insideV w:val="none" w:color="auto" w:sz="0" w:space="0"/>
+            <w:top w:val="nil"/>
+            <w:left w:val="nil"/>
+            <w:bottom w:val="nil"/>
+            <w:right w:val="nil"/>
+            <w:insideH w:val="nil"/>
+            <w:insideV w:val="nil"/>
           </w:tblBorders>
+          <w:shd w:val="clear" w:color="auto" w:fill="auto"/>
           <w:tblCellMar>
             <w:top w:w="0" w:type="dxa"/>
             <w:left w:w="108" w:type="dxa"/>
@@ -6274,16 +6193,16 @@
           </w:tblCellMar>
         </w:tblPrEx>
         <w:trPr>
-          <w:trHeight w:val="493" w:hRule="atLeast"/>
+          <w:trHeight w:val="493"/>
         </w:trPr>
         <w:tc>
           <w:tcPr>
             <w:tcW w:w="1663" w:type="dxa"/>
             <w:tcBorders>
-              <w:top w:val="single" w:color="000000" w:sz="4" w:space="0"/>
-              <w:left w:val="single" w:color="000000" w:sz="4" w:space="0"/>
-              <w:bottom w:val="single" w:color="000000" w:sz="4" w:space="0"/>
-              <w:right w:val="single" w:color="000000" w:sz="4" w:space="0"/>
+              <w:top w:val="single" w:sz="4" w:space="0" w:color="000000"/>
+              <w:left w:val="single" w:sz="4" w:space="0" w:color="000000"/>
+              <w:bottom w:val="single" w:sz="4" w:space="0" w:color="000000"/>
+              <w:right w:val="single" w:sz="4" w:space="0" w:color="000000"/>
             </w:tcBorders>
             <w:shd w:val="clear" w:color="auto" w:fill="C0C0C0"/>
             <w:vAlign w:val="center"/>
@@ -6297,7 +6216,7 @@
               <w:jc w:val="center"/>
               <w:textAlignment w:val="center"/>
               <w:rPr>
-                <w:rFonts w:hint="default" w:ascii="楷体_GB2312" w:hAnsi="宋体" w:eastAsia="楷体_GB2312" w:cs="楷体_GB2312"/>
+                <w:rFonts w:ascii="楷体_GB2312" w:eastAsia="楷体_GB2312" w:hAnsi="宋体" w:cs="楷体_GB2312" w:hint="default"/>
                 <w:b/>
                 <w:bCs/>
                 <w:i w:val="0"/>
@@ -6310,7 +6229,7 @@
             </w:pPr>
             <w:r>
               <w:rPr>
-                <w:rFonts w:hint="default" w:ascii="楷体_GB2312" w:hAnsi="宋体" w:eastAsia="楷体_GB2312" w:cs="楷体_GB2312"/>
+                <w:rFonts w:ascii="楷体_GB2312" w:eastAsia="楷体_GB2312" w:hAnsi="宋体" w:cs="楷体_GB2312" w:hint="default"/>
                 <w:b/>
                 <w:bCs/>
                 <w:i w:val="0"/>
@@ -6331,10 +6250,10 @@
           <w:tcPr>
             <w:tcW w:w="1152" w:type="dxa"/>
             <w:tcBorders>
-              <w:top w:val="single" w:color="000000" w:sz="4" w:space="0"/>
-              <w:left w:val="single" w:color="000000" w:sz="4" w:space="0"/>
-              <w:bottom w:val="single" w:color="000000" w:sz="4" w:space="0"/>
-              <w:right w:val="single" w:color="000000" w:sz="4" w:space="0"/>
+              <w:top w:val="single" w:sz="4" w:space="0" w:color="000000"/>
+              <w:left w:val="single" w:sz="4" w:space="0" w:color="000000"/>
+              <w:bottom w:val="single" w:sz="4" w:space="0" w:color="000000"/>
+              <w:right w:val="single" w:sz="4" w:space="0" w:color="000000"/>
             </w:tcBorders>
             <w:shd w:val="clear" w:color="auto" w:fill="C0C0C0"/>
             <w:vAlign w:val="center"/>
@@ -6348,7 +6267,7 @@
               <w:jc w:val="center"/>
               <w:textAlignment w:val="center"/>
               <w:rPr>
-                <w:rFonts w:hint="default" w:ascii="楷体_GB2312" w:hAnsi="宋体" w:eastAsia="楷体_GB2312" w:cs="楷体_GB2312"/>
+                <w:rFonts w:ascii="楷体_GB2312" w:eastAsia="楷体_GB2312" w:hAnsi="宋体" w:cs="楷体_GB2312" w:hint="default"/>
                 <w:b/>
                 <w:bCs/>
                 <w:i w:val="0"/>
@@ -6361,7 +6280,7 @@
             </w:pPr>
             <w:r>
               <w:rPr>
-                <w:rFonts w:hint="default" w:ascii="楷体_GB2312" w:hAnsi="宋体" w:eastAsia="楷体_GB2312" w:cs="楷体_GB2312"/>
+                <w:rFonts w:ascii="楷体_GB2312" w:eastAsia="楷体_GB2312" w:hAnsi="宋体" w:cs="楷体_GB2312" w:hint="default"/>
                 <w:b/>
                 <w:bCs/>
                 <w:i w:val="0"/>
@@ -6382,10 +6301,10 @@
           <w:tcPr>
             <w:tcW w:w="3552" w:type="dxa"/>
             <w:tcBorders>
-              <w:top w:val="single" w:color="000000" w:sz="4" w:space="0"/>
-              <w:left w:val="single" w:color="000000" w:sz="4" w:space="0"/>
-              <w:bottom w:val="single" w:color="000000" w:sz="4" w:space="0"/>
-              <w:right w:val="single" w:color="000000" w:sz="4" w:space="0"/>
+              <w:top w:val="single" w:sz="4" w:space="0" w:color="000000"/>
+              <w:left w:val="single" w:sz="4" w:space="0" w:color="000000"/>
+              <w:bottom w:val="single" w:sz="4" w:space="0" w:color="000000"/>
+              <w:right w:val="single" w:sz="4" w:space="0" w:color="000000"/>
             </w:tcBorders>
             <w:shd w:val="clear" w:color="auto" w:fill="C0C0C0"/>
             <w:vAlign w:val="center"/>
@@ -6399,7 +6318,7 @@
               <w:jc w:val="center"/>
               <w:textAlignment w:val="center"/>
               <w:rPr>
-                <w:rFonts w:hint="default" w:ascii="楷体_GB2312" w:hAnsi="宋体" w:eastAsia="楷体_GB2312" w:cs="楷体_GB2312"/>
+                <w:rFonts w:ascii="楷体_GB2312" w:eastAsia="楷体_GB2312" w:hAnsi="宋体" w:cs="楷体_GB2312" w:hint="default"/>
                 <w:b/>
                 <w:bCs/>
                 <w:i w:val="0"/>
@@ -6412,7 +6331,7 @@
             </w:pPr>
             <w:r>
               <w:rPr>
-                <w:rFonts w:hint="default" w:ascii="楷体_GB2312" w:hAnsi="宋体" w:eastAsia="楷体_GB2312" w:cs="楷体_GB2312"/>
+                <w:rFonts w:ascii="楷体_GB2312" w:eastAsia="楷体_GB2312" w:hAnsi="宋体" w:cs="楷体_GB2312" w:hint="default"/>
                 <w:b/>
                 <w:bCs/>
                 <w:i w:val="0"/>
@@ -6433,10 +6352,10 @@
           <w:tcPr>
             <w:tcW w:w="1308" w:type="dxa"/>
             <w:tcBorders>
-              <w:top w:val="single" w:color="000000" w:sz="4" w:space="0"/>
-              <w:left w:val="single" w:color="000000" w:sz="4" w:space="0"/>
-              <w:bottom w:val="single" w:color="000000" w:sz="4" w:space="0"/>
-              <w:right w:val="single" w:color="000000" w:sz="4" w:space="0"/>
+              <w:top w:val="single" w:sz="4" w:space="0" w:color="000000"/>
+              <w:left w:val="single" w:sz="4" w:space="0" w:color="000000"/>
+              <w:bottom w:val="single" w:sz="4" w:space="0" w:color="000000"/>
+              <w:right w:val="single" w:sz="4" w:space="0" w:color="000000"/>
             </w:tcBorders>
             <w:shd w:val="clear" w:color="auto" w:fill="C0C0C0"/>
             <w:vAlign w:val="center"/>
@@ -6450,7 +6369,7 @@
               <w:jc w:val="center"/>
               <w:textAlignment w:val="center"/>
               <w:rPr>
-                <w:rFonts w:hint="default" w:ascii="楷体_GB2312" w:hAnsi="宋体" w:eastAsia="楷体_GB2312" w:cs="楷体_GB2312"/>
+                <w:rFonts w:ascii="楷体_GB2312" w:eastAsia="楷体_GB2312" w:hAnsi="宋体" w:cs="楷体_GB2312" w:hint="default"/>
                 <w:b/>
                 <w:bCs/>
                 <w:i w:val="0"/>
@@ -6463,7 +6382,7 @@
             </w:pPr>
             <w:r>
               <w:rPr>
-                <w:rFonts w:hint="default" w:ascii="楷体_GB2312" w:hAnsi="宋体" w:eastAsia="楷体_GB2312" w:cs="楷体_GB2312"/>
+                <w:rFonts w:ascii="楷体_GB2312" w:eastAsia="楷体_GB2312" w:hAnsi="宋体" w:cs="楷体_GB2312" w:hint="default"/>
                 <w:b/>
                 <w:bCs/>
                 <w:i w:val="0"/>
@@ -6483,14 +6402,9 @@
       </w:tr>
       <w:tr>
         <w:tblPrEx>
-          <w:tblBorders>
-            <w:top w:val="none" w:color="auto" w:sz="0" w:space="0"/>
-            <w:left w:val="none" w:color="auto" w:sz="0" w:space="0"/>
-            <w:bottom w:val="none" w:color="auto" w:sz="0" w:space="0"/>
-            <w:right w:val="none" w:color="auto" w:sz="0" w:space="0"/>
-            <w:insideH w:val="none" w:color="auto" w:sz="0" w:space="0"/>
-            <w:insideV w:val="none" w:color="auto" w:sz="0" w:space="0"/>
-          </w:tblBorders>
+          <w:tblW w:w="7675" w:type="dxa"/>
+          <w:tblInd w:w="96" w:type="dxa"/>
+          <w:shd w:val="clear" w:color="auto" w:fill="auto"/>
           <w:tblCellMar>
             <w:top w:w="0" w:type="dxa"/>
             <w:left w:w="108" w:type="dxa"/>
@@ -6499,16 +6413,16 @@
           </w:tblCellMar>
         </w:tblPrEx>
         <w:trPr>
-          <w:trHeight w:val="493" w:hRule="atLeast"/>
+          <w:trHeight w:val="493"/>
         </w:trPr>
         <w:tc>
           <w:tcPr>
             <w:tcW w:w="1663" w:type="dxa"/>
             <w:tcBorders>
-              <w:top w:val="single" w:color="000000" w:sz="4" w:space="0"/>
-              <w:left w:val="single" w:color="000000" w:sz="4" w:space="0"/>
-              <w:bottom w:val="single" w:color="000000" w:sz="4" w:space="0"/>
-              <w:right w:val="single" w:color="000000" w:sz="4" w:space="0"/>
+              <w:top w:val="single" w:sz="4" w:space="0" w:color="000000"/>
+              <w:left w:val="single" w:sz="4" w:space="0" w:color="000000"/>
+              <w:bottom w:val="single" w:sz="4" w:space="0" w:color="000000"/>
+              <w:right w:val="single" w:sz="4" w:space="0" w:color="000000"/>
             </w:tcBorders>
             <w:shd w:val="clear" w:color="auto" w:fill="auto"/>
             <w:vAlign w:val="center"/>
@@ -6519,11 +6433,11 @@
               <w:keepLines w:val="0"/>
               <w:widowControl/>
               <w:suppressLineNumbers w:val="0"/>
-              <w:ind w:left="0" w:leftChars="0" w:right="0" w:rightChars="0" w:firstLine="0" w:firstLineChars="0"/>
+              <w:ind w:left="0" w:right="0" w:firstLine="0" w:leftChars="0" w:rightChars="0" w:firstLineChars="0"/>
               <w:jc w:val="center"/>
               <w:textAlignment w:val="center"/>
               <w:rPr>
-                <w:rFonts w:hint="eastAsia" w:ascii="宋体" w:hAnsi="宋体" w:eastAsia="宋体" w:cs="宋体"/>
+                <w:rFonts w:ascii="宋体" w:eastAsia="宋体" w:hAnsi="宋体" w:cs="宋体" w:hint="eastAsia"/>
                 <w:i w:val="0"/>
                 <w:iCs w:val="0"/>
                 <w:snapToGrid w:val="0"/>
@@ -6537,7 +6451,7 @@
             </w:pPr>
             <w:r>
               <w:rPr>
-                <w:rFonts w:hint="eastAsia" w:ascii="宋体" w:hAnsi="宋体" w:eastAsia="宋体" w:cs="宋体"/>
+                <w:rFonts w:ascii="宋体" w:eastAsia="宋体" w:hAnsi="宋体" w:cs="宋体" w:hint="eastAsia"/>
                 <w:i w:val="0"/>
                 <w:iCs w:val="0"/>
                 <w:snapToGrid w:val="0"/>
@@ -6556,10 +6470,10 @@
           <w:tcPr>
             <w:tcW w:w="1152" w:type="dxa"/>
             <w:tcBorders>
-              <w:top w:val="single" w:color="000000" w:sz="4" w:space="0"/>
-              <w:left w:val="single" w:color="000000" w:sz="4" w:space="0"/>
-              <w:bottom w:val="single" w:color="000000" w:sz="4" w:space="0"/>
-              <w:right w:val="single" w:color="000000" w:sz="4" w:space="0"/>
+              <w:top w:val="single" w:sz="4" w:space="0" w:color="000000"/>
+              <w:left w:val="single" w:sz="4" w:space="0" w:color="000000"/>
+              <w:bottom w:val="single" w:sz="4" w:space="0" w:color="000000"/>
+              <w:right w:val="single" w:sz="4" w:space="0" w:color="000000"/>
             </w:tcBorders>
             <w:shd w:val="clear" w:color="auto" w:fill="auto"/>
             <w:vAlign w:val="center"/>
@@ -6573,7 +6487,7 @@
               <w:jc w:val="left"/>
               <w:textAlignment w:val="center"/>
               <w:rPr>
-                <w:rFonts w:hint="eastAsia" w:ascii="宋体" w:hAnsi="宋体" w:eastAsia="宋体" w:cs="宋体"/>
+                <w:rFonts w:ascii="宋体" w:eastAsia="宋体" w:hAnsi="宋体" w:cs="宋体" w:hint="eastAsia"/>
                 <w:i w:val="0"/>
                 <w:iCs w:val="0"/>
                 <w:snapToGrid w:val="0"/>
@@ -6587,7 +6501,7 @@
             </w:pPr>
             <w:r>
               <w:rPr>
-                <w:rFonts w:hint="eastAsia" w:ascii="宋体" w:hAnsi="宋体" w:eastAsia="宋体" w:cs="宋体"/>
+                <w:rFonts w:ascii="宋体" w:eastAsia="宋体" w:hAnsi="宋体" w:cs="宋体" w:hint="eastAsia"/>
                 <w:i w:val="0"/>
                 <w:iCs w:val="0"/>
                 <w:snapToGrid w:val="0"/>
@@ -6606,10 +6520,10 @@
           <w:tcPr>
             <w:tcW w:w="3552" w:type="dxa"/>
             <w:tcBorders>
-              <w:top w:val="single" w:color="000000" w:sz="4" w:space="0"/>
-              <w:left w:val="single" w:color="000000" w:sz="4" w:space="0"/>
-              <w:bottom w:val="single" w:color="000000" w:sz="4" w:space="0"/>
-              <w:right w:val="single" w:color="000000" w:sz="4" w:space="0"/>
+              <w:top w:val="single" w:sz="4" w:space="0" w:color="000000"/>
+              <w:left w:val="single" w:sz="4" w:space="0" w:color="000000"/>
+              <w:bottom w:val="single" w:sz="4" w:space="0" w:color="000000"/>
+              <w:right w:val="single" w:sz="4" w:space="0" w:color="000000"/>
             </w:tcBorders>
             <w:shd w:val="clear" w:color="auto" w:fill="auto"/>
             <w:vAlign w:val="center"/>
@@ -6623,7 +6537,7 @@
               <w:jc w:val="left"/>
               <w:textAlignment w:val="center"/>
               <w:rPr>
-                <w:rFonts w:hint="eastAsia" w:ascii="宋体" w:hAnsi="宋体" w:eastAsia="宋体" w:cs="宋体"/>
+                <w:rFonts w:ascii="宋体" w:eastAsia="宋体" w:hAnsi="宋体" w:cs="宋体" w:hint="eastAsia"/>
                 <w:i w:val="0"/>
                 <w:iCs w:val="0"/>
                 <w:snapToGrid w:val="0"/>
@@ -6654,7 +6568,7 @@
                           </pic:cNvPicPr>
                         </pic:nvPicPr>
                         <pic:blipFill>
-                          <a:blip r:embed="rId12"/>
+                          <a:blip xmlns:r="http://schemas.openxmlformats.org/officeDocument/2006/relationships" r:embed="rId9"/>
                           <a:stretch>
                             <a:fillRect/>
                           </a:stretch>
@@ -6684,10 +6598,10 @@
           <w:tcPr>
             <w:tcW w:w="1308" w:type="dxa"/>
             <w:tcBorders>
-              <w:top w:val="single" w:color="000000" w:sz="4" w:space="0"/>
-              <w:left w:val="single" w:color="000000" w:sz="4" w:space="0"/>
-              <w:bottom w:val="single" w:color="000000" w:sz="4" w:space="0"/>
-              <w:right w:val="single" w:color="000000" w:sz="4" w:space="0"/>
+              <w:top w:val="single" w:sz="4" w:space="0" w:color="000000"/>
+              <w:left w:val="single" w:sz="4" w:space="0" w:color="000000"/>
+              <w:bottom w:val="single" w:sz="4" w:space="0" w:color="000000"/>
+              <w:right w:val="single" w:sz="4" w:space="0" w:color="000000"/>
             </w:tcBorders>
             <w:shd w:val="clear" w:color="auto" w:fill="auto"/>
             <w:vAlign w:val="center"/>
@@ -6701,7 +6615,7 @@
               <w:jc w:val="left"/>
               <w:textAlignment w:val="center"/>
               <w:rPr>
-                <w:rFonts w:hint="eastAsia" w:ascii="宋体" w:hAnsi="宋体" w:eastAsia="宋体" w:cs="宋体"/>
+                <w:rFonts w:ascii="宋体" w:eastAsia="宋体" w:hAnsi="宋体" w:cs="宋体" w:hint="eastAsia"/>
                 <w:i w:val="0"/>
                 <w:iCs w:val="0"/>
                 <w:snapToGrid w:val="0"/>
@@ -6715,7 +6629,7 @@
             </w:pPr>
             <w:r>
               <w:rPr>
-                <w:rFonts w:hint="eastAsia" w:ascii="宋体" w:hAnsi="宋体" w:eastAsia="宋体" w:cs="宋体"/>
+                <w:rFonts w:ascii="宋体" w:eastAsia="宋体" w:hAnsi="宋体" w:cs="宋体" w:hint="eastAsia"/>
                 <w:i w:val="0"/>
                 <w:iCs w:val="0"/>
                 <w:snapToGrid w:val="0"/>
@@ -6734,14 +6648,14 @@
     </w:tbl>
     <w:p>
       <w:pPr>
-        <w:pStyle w:val="28"/>
+        <w:pStyle w:val="1"/>
         <w:bidi w:val="0"/>
         <w:rPr>
           <w:rFonts w:hint="eastAsia"/>
           <w:lang w:val="en-US" w:eastAsia="zh-CN"/>
         </w:rPr>
       </w:pPr>
-      <w:bookmarkStart w:id="30" w:name="_Toc32076"/>
+      <w:bookmarkStart w:id="31" w:name="_Toc32076"/>
       <w:r>
         <w:rPr>
           <w:rFonts w:hint="eastAsia"/>
@@ -6749,11 +6663,11 @@
         </w:rPr>
         <w:t>相关文件</w:t>
       </w:r>
-      <w:bookmarkEnd w:id="30"/>
-    </w:p>
-    <w:p>
-      <w:pPr>
-        <w:pStyle w:val="29"/>
+      <w:bookmarkEnd w:id="31"/>
+    </w:p>
+    <w:p>
+      <w:pPr>
+        <w:pStyle w:val="a1"/>
         <w:keepNext w:val="0"/>
         <w:keepLines w:val="0"/>
         <w:pageBreakBefore w:val="0"/>
@@ -6783,7 +6697,7 @@
     </w:p>
     <w:p>
       <w:pPr>
-        <w:pStyle w:val="29"/>
+        <w:pStyle w:val="a1"/>
         <w:keepNext w:val="0"/>
         <w:keepLines w:val="0"/>
         <w:pageBreakBefore w:val="0"/>
@@ -6813,7 +6727,7 @@
     </w:p>
     <w:p>
       <w:pPr>
-        <w:pStyle w:val="29"/>
+        <w:pStyle w:val="a1"/>
         <w:keepNext w:val="0"/>
         <w:keepLines w:val="0"/>
         <w:pageBreakBefore w:val="0"/>
@@ -6842,73 +6756,23 @@
       </w:r>
     </w:p>
     <w:sectPr>
-      <w:headerReference r:id="rId5" w:type="default"/>
+      <w:headerReference w:type="default" r:id="rId10"/>
       <w:pgSz w:w="11906" w:h="16838"/>
       <w:pgMar w:top="1417" w:right="1800" w:bottom="1440" w:left="1800" w:header="1140" w:footer="992" w:gutter="0"/>
-      <w:cols w:space="425" w:num="1"/>
+      <w:cols w:num="1" w:space="425"/>
       <w:docGrid w:type="lines" w:linePitch="312" w:charSpace="0"/>
     </w:sectPr>
   </w:body>
 </w:document>
 </file>
 
-<file path=word/endnotes.xml><?xml version="1.0" encoding="utf-8"?>
-<w:endnotes xmlns:wpc="http://schemas.microsoft.com/office/word/2010/wordprocessingCanvas" xmlns:mc="http://schemas.openxmlformats.org/markup-compatibility/2006" xmlns:o="urn:schemas-microsoft-com:office:office" xmlns:r="http://schemas.openxmlformats.org/officeDocument/2006/relationships" xmlns:m="http://schemas.openxmlformats.org/officeDocument/2006/math" xmlns:v="urn:schemas-microsoft-com:vml" xmlns:wp14="http://schemas.microsoft.com/office/word/2010/wordprocessingDrawing" xmlns:wp="http://schemas.openxmlformats.org/drawingml/2006/wordprocessingDrawing" xmlns:w="http://schemas.openxmlformats.org/wordprocessingml/2006/main" xmlns:w14="http://schemas.microsoft.com/office/word/2010/wordml" xmlns:w15="http://schemas.microsoft.com/office/word/2012/wordml" xmlns:w10="urn:schemas-microsoft-com:office:word" xmlns:wpg="http://schemas.microsoft.com/office/word/2010/wordprocessingGroup" xmlns:wpi="http://schemas.microsoft.com/office/word/2010/wordprocessingInk" xmlns:wne="http://schemas.microsoft.com/office/word/2006/wordml" xmlns:wps="http://schemas.microsoft.com/office/word/2010/wordprocessingShape" xmlns:wpsCustomData="http://www.wps.cn/officeDocument/2013/wpsCustomData" mc:Ignorable="w14 w15 wp14">
-  <w:endnote w:type="separator" w:id="0">
-    <w:p>
-      <w:pPr>
-        <w:spacing w:line="240" w:lineRule="auto"/>
-      </w:pPr>
-      <w:r>
-        <w:separator/>
-      </w:r>
-    </w:p>
-  </w:endnote>
-  <w:endnote w:type="continuationSeparator" w:id="1">
-    <w:p>
-      <w:pPr>
-        <w:spacing w:line="240" w:lineRule="auto"/>
-      </w:pPr>
-      <w:r>
-        <w:continuationSeparator/>
-      </w:r>
-    </w:p>
-  </w:endnote>
-</w:endnotes>
-</file>
-
-<file path=word/footnotes.xml><?xml version="1.0" encoding="utf-8"?>
-<w:footnotes xmlns:wpc="http://schemas.microsoft.com/office/word/2010/wordprocessingCanvas" xmlns:mc="http://schemas.openxmlformats.org/markup-compatibility/2006" xmlns:o="urn:schemas-microsoft-com:office:office" xmlns:r="http://schemas.openxmlformats.org/officeDocument/2006/relationships" xmlns:m="http://schemas.openxmlformats.org/officeDocument/2006/math" xmlns:v="urn:schemas-microsoft-com:vml" xmlns:wp14="http://schemas.microsoft.com/office/word/2010/wordprocessingDrawing" xmlns:wp="http://schemas.openxmlformats.org/drawingml/2006/wordprocessingDrawing" xmlns:w="http://schemas.openxmlformats.org/wordprocessingml/2006/main" xmlns:w14="http://schemas.microsoft.com/office/word/2010/wordml" xmlns:w15="http://schemas.microsoft.com/office/word/2012/wordml" xmlns:w10="urn:schemas-microsoft-com:office:word" xmlns:wpg="http://schemas.microsoft.com/office/word/2010/wordprocessingGroup" xmlns:wpi="http://schemas.microsoft.com/office/word/2010/wordprocessingInk" xmlns:wne="http://schemas.microsoft.com/office/word/2006/wordml" xmlns:wps="http://schemas.microsoft.com/office/word/2010/wordprocessingShape" xmlns:wpsCustomData="http://www.wps.cn/officeDocument/2013/wpsCustomData" mc:Ignorable="w14 w15 wp14">
-  <w:footnote w:type="separator" w:id="0">
-    <w:p>
-      <w:pPr>
-        <w:spacing w:line="360" w:lineRule="auto"/>
-      </w:pPr>
-      <w:r>
-        <w:separator/>
-      </w:r>
-    </w:p>
-  </w:footnote>
-  <w:footnote w:type="continuationSeparator" w:id="1">
-    <w:p>
-      <w:pPr>
-        <w:spacing w:line="360" w:lineRule="auto"/>
-      </w:pPr>
-      <w:r>
-        <w:continuationSeparator/>
-      </w:r>
-    </w:p>
-  </w:footnote>
-</w:footnotes>
-</file>
-
 <file path=word/header1.xml><?xml version="1.0" encoding="utf-8"?>
-<w:hdr xmlns:wpc="http://schemas.microsoft.com/office/word/2010/wordprocessingCanvas" xmlns:mc="http://schemas.openxmlformats.org/markup-compatibility/2006" xmlns:o="urn:schemas-microsoft-com:office:office" xmlns:r="http://schemas.openxmlformats.org/officeDocument/2006/relationships" xmlns:m="http://schemas.openxmlformats.org/officeDocument/2006/math" xmlns:v="urn:schemas-microsoft-com:vml" xmlns:wp14="http://schemas.microsoft.com/office/word/2010/wordprocessingDrawing" xmlns:wp="http://schemas.openxmlformats.org/drawingml/2006/wordprocessingDrawing" xmlns:w10="urn:schemas-microsoft-com:office:word" xmlns:w="http://schemas.openxmlformats.org/wordprocessingml/2006/main" xmlns:w14="http://schemas.microsoft.com/office/word/2010/wordml" xmlns:w15="http://schemas.microsoft.com/office/word/2012/wordml" xmlns:wpg="http://schemas.microsoft.com/office/word/2010/wordprocessingGroup" xmlns:wpi="http://schemas.microsoft.com/office/word/2010/wordprocessingInk" xmlns:wne="http://schemas.microsoft.com/office/word/2006/wordml" xmlns:wps="http://schemas.microsoft.com/office/word/2010/wordprocessingShape" xmlns:wpsCustomData="http://www.wps.cn/officeDocument/2013/wpsCustomData" mc:Ignorable="w14 w15 wp14">
+<w:hdr xmlns:wpc="http://schemas.microsoft.com/office/word/2010/wordprocessingCanvas" xmlns:mc="http://schemas.openxmlformats.org/markup-compatibility/2006" xmlns:o="urn:schemas-microsoft-com:office:office" xmlns:r="http://schemas.openxmlformats.org/officeDocument/2006/relationships" xmlns:m="http://schemas.openxmlformats.org/officeDocument/2006/math" xmlns:v="urn:schemas-microsoft-com:vml" xmlns:wp14="http://schemas.microsoft.com/office/word/2010/wordprocessingDrawing" xmlns:wp="http://schemas.openxmlformats.org/drawingml/2006/wordprocessingDrawing" xmlns:w10="urn:schemas-microsoft-com:office:word" xmlns:w="http://schemas.openxmlformats.org/wordprocessingml/2006/main" xmlns:w14="http://schemas.microsoft.com/office/word/2010/wordml" xmlns:w15="http://schemas.microsoft.com/office/word/2012/wordml" xmlns:wne="http://schemas.microsoft.com/office/word/2006/wordml" xmlns:wpg="http://schemas.microsoft.com/office/word/2010/wordprocessingGroup" xmlns:wpi="http://schemas.microsoft.com/office/word/2010/wordprocessingInk" xmlns:wps="http://schemas.microsoft.com/office/word/2010/wordprocessingShape" mc:Ignorable="w14 w15 wp14">
   <w:p>
     <w:pPr>
-      <w:pStyle w:val="15"/>
+      <w:pStyle w:val="Header"/>
       <w:pBdr>
-        <w:bottom w:val="single" w:color="auto" w:sz="4" w:space="1"/>
+        <w:bottom w:val="single" w:sz="4" w:space="1" w:color="auto"/>
       </w:pBdr>
       <w:tabs>
         <w:tab w:val="left" w:pos="335"/>
@@ -6916,27 +6780,27 @@
       </w:tabs>
       <w:jc w:val="right"/>
       <w:rPr>
-        <w:rFonts w:hint="eastAsia" w:eastAsiaTheme="minorEastAsia"/>
+        <w:rFonts w:eastAsiaTheme="minorEastAsia" w:hint="eastAsia"/>
         <w:lang w:eastAsia="zh-CN"/>
       </w:rPr>
     </w:pPr>
     <w:r>
       <w:rPr>
-        <w:rFonts w:hint="eastAsia" w:eastAsiaTheme="minorEastAsia"/>
+        <w:rFonts w:eastAsiaTheme="minorEastAsia" w:hint="eastAsia"/>
         <w:lang w:val="en-US" w:eastAsia="zh-CN"/>
       </w:rPr>
       <w:tab/>
     </w:r>
     <w:r>
       <w:rPr>
-        <w:rFonts w:hint="eastAsia" w:eastAsiaTheme="minorEastAsia"/>
+        <w:rFonts w:eastAsiaTheme="minorEastAsia" w:hint="eastAsia"/>
         <w:lang w:val="en-US" w:eastAsia="zh-CN"/>
       </w:rPr>
       <w:tab/>
     </w:r>
     <w:r>
       <w:rPr>
-        <w:rFonts w:hint="eastAsia" w:eastAsiaTheme="minorEastAsia"/>
+        <w:rFonts w:eastAsiaTheme="minorEastAsia" w:hint="eastAsia"/>
         <w:lang w:val="en-US" w:eastAsia="zh-CN"/>
       </w:rPr>
       <w:t>桐乡华数广电网络有限公司</w:t>
@@ -6946,15 +6810,15 @@
 </file>
 
 <file path=word/numbering.xml><?xml version="1.0" encoding="utf-8"?>
-<w:numbering xmlns:wpc="http://schemas.microsoft.com/office/word/2010/wordprocessingCanvas" xmlns:mc="http://schemas.openxmlformats.org/markup-compatibility/2006" xmlns:o="urn:schemas-microsoft-com:office:office" xmlns:r="http://schemas.openxmlformats.org/officeDocument/2006/relationships" xmlns:m="http://schemas.openxmlformats.org/officeDocument/2006/math" xmlns:v="urn:schemas-microsoft-com:vml" xmlns:wp14="http://schemas.microsoft.com/office/word/2010/wordprocessingDrawing" xmlns:wp="http://schemas.openxmlformats.org/drawingml/2006/wordprocessingDrawing" xmlns:w10="urn:schemas-microsoft-com:office:word" xmlns:w="http://schemas.openxmlformats.org/wordprocessingml/2006/main" xmlns:w14="http://schemas.microsoft.com/office/word/2010/wordml" xmlns:wpg="http://schemas.microsoft.com/office/word/2010/wordprocessingGroup" xmlns:wpi="http://schemas.microsoft.com/office/word/2010/wordprocessingInk" xmlns:wne="http://schemas.microsoft.com/office/word/2006/wordml" xmlns:wps="http://schemas.microsoft.com/office/word/2010/wordprocessingShape" xmlns:wpsCustomData="http://www.wps.cn/officeDocument/2013/wpsCustomData" mc:Ignorable="w14 wp14">
+<w:numbering xmlns:wpc="http://schemas.microsoft.com/office/word/2010/wordprocessingCanvas" xmlns:mc="http://schemas.openxmlformats.org/markup-compatibility/2006" xmlns:o="urn:schemas-microsoft-com:office:office" xmlns:r="http://schemas.openxmlformats.org/officeDocument/2006/relationships" xmlns:m="http://schemas.openxmlformats.org/officeDocument/2006/math" xmlns:v="urn:schemas-microsoft-com:vml" xmlns:wp14="http://schemas.microsoft.com/office/word/2010/wordprocessingDrawing" xmlns:wp="http://schemas.openxmlformats.org/drawingml/2006/wordprocessingDrawing" xmlns:w10="urn:schemas-microsoft-com:office:word" xmlns:w="http://schemas.openxmlformats.org/wordprocessingml/2006/main" xmlns:w14="http://schemas.microsoft.com/office/word/2010/wordml" xmlns:w15="http://schemas.microsoft.com/office/word/2012/wordml" xmlns:wne="http://schemas.microsoft.com/office/word/2006/wordml" xmlns:wpg="http://schemas.microsoft.com/office/word/2010/wordprocessingGroup" xmlns:wpi="http://schemas.microsoft.com/office/word/2010/wordprocessingInk" xmlns:wps="http://schemas.microsoft.com/office/word/2010/wordprocessingShape" mc:Ignorable="w14 w15 wp14">
   <w:abstractNum w:abstractNumId="0">
     <w:nsid w:val="8E964DCE"/>
     <w:multiLevelType w:val="multilevel"/>
     <w:tmpl w:val="8E964DCE"/>
-    <w:lvl w:ilvl="0" w:tentative="0">
+    <w:lvl w:ilvl="0">
       <w:start w:val="1"/>
       <w:numFmt w:val="decimal"/>
-      <w:pStyle w:val="2"/>
+      <w:pStyle w:val="Heading1"/>
       <w:lvlText w:val="%1."/>
       <w:lvlJc w:val="left"/>
       <w:pPr>
@@ -6964,10 +6828,10 @@
         <w:rFonts w:hint="default"/>
       </w:rPr>
     </w:lvl>
-    <w:lvl w:ilvl="1" w:tentative="0">
+    <w:lvl w:ilvl="1">
       <w:start w:val="1"/>
       <w:numFmt w:val="decimal"/>
-      <w:pStyle w:val="3"/>
+      <w:pStyle w:val="Heading2"/>
       <w:lvlText w:val="%1.%2."/>
       <w:lvlJc w:val="left"/>
       <w:pPr>
@@ -6977,10 +6841,10 @@
         <w:rFonts w:hint="default"/>
       </w:rPr>
     </w:lvl>
-    <w:lvl w:ilvl="2" w:tentative="0">
+    <w:lvl w:ilvl="2">
       <w:start w:val="1"/>
       <w:numFmt w:val="decimal"/>
-      <w:pStyle w:val="4"/>
+      <w:pStyle w:val="Heading3"/>
       <w:lvlText w:val="%1.%2.%3."/>
       <w:lvlJc w:val="left"/>
       <w:pPr>
@@ -6990,10 +6854,10 @@
         <w:rFonts w:hint="default"/>
       </w:rPr>
     </w:lvl>
-    <w:lvl w:ilvl="3" w:tentative="0">
+    <w:lvl w:ilvl="3">
       <w:start w:val="1"/>
       <w:numFmt w:val="decimal"/>
-      <w:pStyle w:val="5"/>
+      <w:pStyle w:val="Heading4"/>
       <w:lvlText w:val="%1.%2.%3.%4."/>
       <w:lvlJc w:val="left"/>
       <w:pPr>
@@ -7003,10 +6867,10 @@
         <w:rFonts w:hint="default"/>
       </w:rPr>
     </w:lvl>
-    <w:lvl w:ilvl="4" w:tentative="0">
+    <w:lvl w:ilvl="4">
       <w:start w:val="1"/>
       <w:numFmt w:val="decimal"/>
-      <w:pStyle w:val="6"/>
+      <w:pStyle w:val="Heading5"/>
       <w:lvlText w:val="%1.%2.%3.%4.%5."/>
       <w:lvlJc w:val="left"/>
       <w:pPr>
@@ -7016,10 +6880,10 @@
         <w:rFonts w:hint="default"/>
       </w:rPr>
     </w:lvl>
-    <w:lvl w:ilvl="5" w:tentative="0">
+    <w:lvl w:ilvl="5">
       <w:start w:val="1"/>
       <w:numFmt w:val="decimal"/>
-      <w:pStyle w:val="7"/>
+      <w:pStyle w:val="Heading6"/>
       <w:lvlText w:val="%1.%2.%3.%4.%5.%6."/>
       <w:lvlJc w:val="left"/>
       <w:pPr>
@@ -7029,10 +6893,10 @@
         <w:rFonts w:hint="default"/>
       </w:rPr>
     </w:lvl>
-    <w:lvl w:ilvl="6" w:tentative="0">
+    <w:lvl w:ilvl="6">
       <w:start w:val="1"/>
       <w:numFmt w:val="decimal"/>
-      <w:pStyle w:val="8"/>
+      <w:pStyle w:val="Heading7"/>
       <w:lvlText w:val="%1.%2.%3.%4.%5.%6.%7."/>
       <w:lvlJc w:val="left"/>
       <w:pPr>
@@ -7042,10 +6906,10 @@
         <w:rFonts w:hint="default"/>
       </w:rPr>
     </w:lvl>
-    <w:lvl w:ilvl="7" w:tentative="0">
+    <w:lvl w:ilvl="7">
       <w:start w:val="1"/>
       <w:numFmt w:val="decimal"/>
-      <w:pStyle w:val="9"/>
+      <w:pStyle w:val="Heading8"/>
       <w:lvlText w:val="%1.%2.%3.%4.%5.%6.%7.%8."/>
       <w:lvlJc w:val="left"/>
       <w:pPr>
@@ -7055,10 +6919,10 @@
         <w:rFonts w:hint="default"/>
       </w:rPr>
     </w:lvl>
-    <w:lvl w:ilvl="8" w:tentative="0">
+    <w:lvl w:ilvl="8">
       <w:start w:val="1"/>
       <w:numFmt w:val="decimal"/>
-      <w:pStyle w:val="10"/>
+      <w:pStyle w:val="Heading9"/>
       <w:lvlText w:val="%1.%2.%3.%4.%5.%6.%7.%8.%9."/>
       <w:lvlJc w:val="left"/>
       <w:pPr>
@@ -7073,7 +6937,7 @@
     <w:nsid w:val="AB226B2F"/>
     <w:multiLevelType w:val="singleLevel"/>
     <w:tmpl w:val="AB226B2F"/>
-    <w:lvl w:ilvl="0" w:tentative="0">
+    <w:lvl w:ilvl="0">
       <w:start w:val="1"/>
       <w:numFmt w:val="decimal"/>
       <w:lvlText w:val="%1."/>
@@ -7096,269 +6960,267 @@
 </file>
 
 <file path=word/styles.xml><?xml version="1.0" encoding="utf-8"?>
-<w:styles xmlns:mc="http://schemas.openxmlformats.org/markup-compatibility/2006" xmlns:o="urn:schemas-microsoft-com:office:office" xmlns:r="http://schemas.openxmlformats.org/officeDocument/2006/relationships" xmlns:m="http://schemas.openxmlformats.org/officeDocument/2006/math" xmlns:v="urn:schemas-microsoft-com:vml" xmlns:w="http://schemas.openxmlformats.org/wordprocessingml/2006/main" xmlns:w14="http://schemas.microsoft.com/office/word/2010/wordml" xmlns:w10="urn:schemas-microsoft-com:office:word" xmlns:sl="http://schemas.openxmlformats.org/schemaLibrary/2006/main" xmlns:wpsCustomData="http://www.wps.cn/officeDocument/2013/wpsCustomData" mc:Ignorable="w14">
+<w:styles xmlns:mc="http://schemas.openxmlformats.org/markup-compatibility/2006" xmlns:r="http://schemas.openxmlformats.org/officeDocument/2006/relationships" xmlns:w="http://schemas.openxmlformats.org/wordprocessingml/2006/main" xmlns:w14="http://schemas.microsoft.com/office/word/2010/wordml" xmlns:w15="http://schemas.microsoft.com/office/word/2012/wordml" mc:Ignorable="w14 w15">
   <w:docDefaults>
     <w:rPrDefault>
       <w:rPr>
-        <w:rFonts w:ascii="Times New Roman" w:hAnsi="Times New Roman" w:eastAsia="宋体" w:cs="Times New Roman"/>
+        <w:rFonts w:ascii="Times New Roman" w:eastAsia="宋体" w:hAnsi="Times New Roman" w:cs="Times New Roman"/>
       </w:rPr>
     </w:rPrDefault>
     <w:pPrDefault/>
   </w:docDefaults>
-  <w:latentStyles w:count="260" w:defQFormat="0" w:defUnhideWhenUsed="1" w:defSemiHidden="1" w:defUIPriority="99" w:defLockedState="0">
-    <w:lsdException w:qFormat="1" w:unhideWhenUsed="0" w:uiPriority="0" w:semiHidden="0" w:name="Normal"/>
-    <w:lsdException w:qFormat="1" w:unhideWhenUsed="0" w:uiPriority="0" w:semiHidden="0" w:name="heading 1"/>
-    <w:lsdException w:qFormat="1" w:uiPriority="0" w:semiHidden="0" w:name="heading 2"/>
-    <w:lsdException w:qFormat="1" w:uiPriority="0" w:name="heading 3"/>
-    <w:lsdException w:qFormat="1" w:uiPriority="0" w:semiHidden="0" w:name="heading 4"/>
-    <w:lsdException w:qFormat="1" w:uiPriority="0" w:name="heading 5"/>
-    <w:lsdException w:qFormat="1" w:uiPriority="0" w:name="heading 6"/>
-    <w:lsdException w:qFormat="1" w:uiPriority="0" w:name="heading 7"/>
-    <w:lsdException w:qFormat="1" w:uiPriority="0" w:name="heading 8"/>
-    <w:lsdException w:qFormat="1" w:uiPriority="0" w:name="heading 9"/>
-    <w:lsdException w:unhideWhenUsed="0" w:uiPriority="0" w:semiHidden="0" w:name="index 1"/>
-    <w:lsdException w:unhideWhenUsed="0" w:uiPriority="0" w:semiHidden="0" w:name="index 2"/>
-    <w:lsdException w:unhideWhenUsed="0" w:uiPriority="0" w:semiHidden="0" w:name="index 3"/>
-    <w:lsdException w:unhideWhenUsed="0" w:uiPriority="0" w:semiHidden="0" w:name="index 4"/>
-    <w:lsdException w:unhideWhenUsed="0" w:uiPriority="0" w:semiHidden="0" w:name="index 5"/>
-    <w:lsdException w:unhideWhenUsed="0" w:uiPriority="0" w:semiHidden="0" w:name="index 6"/>
-    <w:lsdException w:unhideWhenUsed="0" w:uiPriority="0" w:semiHidden="0" w:name="index 7"/>
-    <w:lsdException w:unhideWhenUsed="0" w:uiPriority="0" w:semiHidden="0" w:name="index 8"/>
-    <w:lsdException w:unhideWhenUsed="0" w:uiPriority="0" w:semiHidden="0" w:name="index 9"/>
-    <w:lsdException w:qFormat="1" w:unhideWhenUsed="0" w:uiPriority="0" w:semiHidden="0" w:name="toc 1"/>
-    <w:lsdException w:qFormat="1" w:unhideWhenUsed="0" w:uiPriority="0" w:semiHidden="0" w:name="toc 2"/>
-    <w:lsdException w:qFormat="1" w:unhideWhenUsed="0" w:uiPriority="0" w:semiHidden="0" w:name="toc 3"/>
-    <w:lsdException w:unhideWhenUsed="0" w:uiPriority="0" w:semiHidden="0" w:name="toc 4"/>
-    <w:lsdException w:unhideWhenUsed="0" w:uiPriority="0" w:semiHidden="0" w:name="toc 5"/>
-    <w:lsdException w:unhideWhenUsed="0" w:uiPriority="0" w:semiHidden="0" w:name="toc 6"/>
-    <w:lsdException w:unhideWhenUsed="0" w:uiPriority="0" w:semiHidden="0" w:name="toc 7"/>
-    <w:lsdException w:unhideWhenUsed="0" w:uiPriority="0" w:semiHidden="0" w:name="toc 8"/>
-    <w:lsdException w:unhideWhenUsed="0" w:uiPriority="0" w:semiHidden="0" w:name="toc 9"/>
-    <w:lsdException w:unhideWhenUsed="0" w:uiPriority="0" w:semiHidden="0" w:name="Normal Indent"/>
-    <w:lsdException w:unhideWhenUsed="0" w:uiPriority="0" w:semiHidden="0" w:name="footnote text"/>
-    <w:lsdException w:qFormat="1" w:unhideWhenUsed="0" w:uiPriority="0" w:semiHidden="0" w:name="annotation text"/>
-    <w:lsdException w:qFormat="1" w:unhideWhenUsed="0" w:uiPriority="0" w:semiHidden="0" w:name="header"/>
-    <w:lsdException w:qFormat="1" w:unhideWhenUsed="0" w:uiPriority="0" w:semiHidden="0" w:name="footer"/>
-    <w:lsdException w:unhideWhenUsed="0" w:uiPriority="0" w:semiHidden="0" w:name="index heading"/>
-    <w:lsdException w:qFormat="1" w:uiPriority="0" w:name="caption"/>
-    <w:lsdException w:unhideWhenUsed="0" w:uiPriority="0" w:semiHidden="0" w:name="table of figures"/>
-    <w:lsdException w:unhideWhenUsed="0" w:uiPriority="0" w:semiHidden="0" w:name="envelope address"/>
-    <w:lsdException w:unhideWhenUsed="0" w:uiPriority="0" w:semiHidden="0" w:name="envelope return"/>
-    <w:lsdException w:unhideWhenUsed="0" w:uiPriority="0" w:semiHidden="0" w:name="footnote reference"/>
-    <w:lsdException w:unhideWhenUsed="0" w:uiPriority="0" w:semiHidden="0" w:name="annotation reference"/>
-    <w:lsdException w:unhideWhenUsed="0" w:uiPriority="0" w:semiHidden="0" w:name="line number"/>
-    <w:lsdException w:unhideWhenUsed="0" w:uiPriority="0" w:semiHidden="0" w:name="page number"/>
-    <w:lsdException w:unhideWhenUsed="0" w:uiPriority="0" w:semiHidden="0" w:name="endnote reference"/>
-    <w:lsdException w:unhideWhenUsed="0" w:uiPriority="0" w:semiHidden="0" w:name="endnote text"/>
-    <w:lsdException w:unhideWhenUsed="0" w:uiPriority="0" w:semiHidden="0" w:name="table of authorities"/>
-    <w:lsdException w:unhideWhenUsed="0" w:uiPriority="0" w:semiHidden="0" w:name="macro"/>
-    <w:lsdException w:unhideWhenUsed="0" w:uiPriority="0" w:semiHidden="0" w:name="toa heading"/>
-    <w:lsdException w:unhideWhenUsed="0" w:uiPriority="0" w:semiHidden="0" w:name="List"/>
-    <w:lsdException w:unhideWhenUsed="0" w:uiPriority="0" w:semiHidden="0" w:name="List Bullet"/>
-    <w:lsdException w:unhideWhenUsed="0" w:uiPriority="0" w:semiHidden="0" w:name="List Number"/>
-    <w:lsdException w:unhideWhenUsed="0" w:uiPriority="0" w:semiHidden="0" w:name="List 2"/>
-    <w:lsdException w:unhideWhenUsed="0" w:uiPriority="0" w:semiHidden="0" w:name="List 3"/>
-    <w:lsdException w:unhideWhenUsed="0" w:uiPriority="0" w:semiHidden="0" w:name="List 4"/>
-    <w:lsdException w:unhideWhenUsed="0" w:uiPriority="0" w:semiHidden="0" w:name="List 5"/>
-    <w:lsdException w:unhideWhenUsed="0" w:uiPriority="0" w:semiHidden="0" w:name="List Bullet 2"/>
-    <w:lsdException w:unhideWhenUsed="0" w:uiPriority="0" w:semiHidden="0" w:name="List Bullet 3"/>
-    <w:lsdException w:unhideWhenUsed="0" w:uiPriority="0" w:semiHidden="0" w:name="List Bullet 4"/>
-    <w:lsdException w:unhideWhenUsed="0" w:uiPriority="0" w:semiHidden="0" w:name="List Bullet 5"/>
-    <w:lsdException w:unhideWhenUsed="0" w:uiPriority="0" w:semiHidden="0" w:name="List Number 2"/>
-    <w:lsdException w:unhideWhenUsed="0" w:uiPriority="0" w:semiHidden="0" w:name="List Number 3"/>
-    <w:lsdException w:unhideWhenUsed="0" w:uiPriority="0" w:semiHidden="0" w:name="List Number 4"/>
-    <w:lsdException w:unhideWhenUsed="0" w:uiPriority="0" w:semiHidden="0" w:name="List Number 5"/>
-    <w:lsdException w:qFormat="1" w:unhideWhenUsed="0" w:uiPriority="0" w:semiHidden="0" w:name="Title"/>
-    <w:lsdException w:unhideWhenUsed="0" w:uiPriority="0" w:semiHidden="0" w:name="Closing"/>
-    <w:lsdException w:unhideWhenUsed="0" w:uiPriority="0" w:semiHidden="0" w:name="Signature"/>
-    <w:lsdException w:qFormat="1" w:unhideWhenUsed="0" w:uiPriority="0" w:name="Default Paragraph Font"/>
-    <w:lsdException w:qFormat="1" w:unhideWhenUsed="0" w:uiPriority="0" w:name="Body Text"/>
-    <w:lsdException w:unhideWhenUsed="0" w:uiPriority="0" w:semiHidden="0" w:name="Body Text Indent"/>
-    <w:lsdException w:unhideWhenUsed="0" w:uiPriority="0" w:semiHidden="0" w:name="List Continue"/>
-    <w:lsdException w:unhideWhenUsed="0" w:uiPriority="0" w:semiHidden="0" w:name="List Continue 2"/>
-    <w:lsdException w:unhideWhenUsed="0" w:uiPriority="0" w:semiHidden="0" w:name="List Continue 3"/>
-    <w:lsdException w:unhideWhenUsed="0" w:uiPriority="0" w:semiHidden="0" w:name="List Continue 4"/>
-    <w:lsdException w:unhideWhenUsed="0" w:uiPriority="0" w:semiHidden="0" w:name="List Continue 5"/>
-    <w:lsdException w:unhideWhenUsed="0" w:uiPriority="0" w:semiHidden="0" w:name="Message Header"/>
-    <w:lsdException w:qFormat="1" w:unhideWhenUsed="0" w:uiPriority="0" w:semiHidden="0" w:name="Subtitle"/>
-    <w:lsdException w:unhideWhenUsed="0" w:uiPriority="0" w:semiHidden="0" w:name="Salutation"/>
-    <w:lsdException w:unhideWhenUsed="0" w:uiPriority="0" w:semiHidden="0" w:name="Date"/>
-    <w:lsdException w:unhideWhenUsed="0" w:uiPriority="0" w:semiHidden="0" w:name="Body Text First Indent"/>
-    <w:lsdException w:unhideWhenUsed="0" w:uiPriority="0" w:semiHidden="0" w:name="Body Text First Indent 2"/>
-    <w:lsdException w:uiPriority="99" w:name="Note Heading"/>
-    <w:lsdException w:unhideWhenUsed="0" w:uiPriority="0" w:semiHidden="0" w:name="Body Text 2"/>
-    <w:lsdException w:unhideWhenUsed="0" w:uiPriority="0" w:semiHidden="0" w:name="Body Text 3"/>
-    <w:lsdException w:unhideWhenUsed="0" w:uiPriority="0" w:semiHidden="0" w:name="Body Text Indent 2"/>
-    <w:lsdException w:unhideWhenUsed="0" w:uiPriority="0" w:semiHidden="0" w:name="Body Text Indent 3"/>
-    <w:lsdException w:unhideWhenUsed="0" w:uiPriority="0" w:semiHidden="0" w:name="Block Text"/>
-    <w:lsdException w:unhideWhenUsed="0" w:uiPriority="0" w:semiHidden="0" w:name="Hyperlink"/>
-    <w:lsdException w:unhideWhenUsed="0" w:uiPriority="0" w:semiHidden="0" w:name="FollowedHyperlink"/>
-    <w:lsdException w:qFormat="1" w:unhideWhenUsed="0" w:uiPriority="0" w:semiHidden="0" w:name="Strong"/>
-    <w:lsdException w:qFormat="1" w:unhideWhenUsed="0" w:uiPriority="0" w:semiHidden="0" w:name="Emphasis"/>
-    <w:lsdException w:unhideWhenUsed="0" w:uiPriority="0" w:semiHidden="0" w:name="Document Map"/>
-    <w:lsdException w:unhideWhenUsed="0" w:uiPriority="0" w:semiHidden="0" w:name="Plain Text"/>
-    <w:lsdException w:unhideWhenUsed="0" w:uiPriority="0" w:semiHidden="0" w:name="E-mail Signature"/>
-    <w:lsdException w:qFormat="1" w:unhideWhenUsed="0" w:uiPriority="0" w:semiHidden="0" w:name="Normal (Web)"/>
-    <w:lsdException w:unhideWhenUsed="0" w:uiPriority="0" w:semiHidden="0" w:name="HTML Acronym"/>
-    <w:lsdException w:unhideWhenUsed="0" w:uiPriority="0" w:semiHidden="0" w:name="HTML Address"/>
-    <w:lsdException w:unhideWhenUsed="0" w:uiPriority="0" w:semiHidden="0" w:name="HTML Cite"/>
-    <w:lsdException w:unhideWhenUsed="0" w:uiPriority="0" w:semiHidden="0" w:name="HTML Code"/>
-    <w:lsdException w:unhideWhenUsed="0" w:uiPriority="0" w:semiHidden="0" w:name="HTML Definition"/>
-    <w:lsdException w:unhideWhenUsed="0" w:uiPriority="0" w:semiHidden="0" w:name="HTML Keyboard"/>
-    <w:lsdException w:unhideWhenUsed="0" w:uiPriority="0" w:semiHidden="0" w:name="HTML Preformatted"/>
-    <w:lsdException w:unhideWhenUsed="0" w:uiPriority="0" w:semiHidden="0" w:name="HTML Sample"/>
-    <w:lsdException w:unhideWhenUsed="0" w:uiPriority="0" w:semiHidden="0" w:name="HTML Typewriter"/>
-    <w:lsdException w:unhideWhenUsed="0" w:uiPriority="0" w:semiHidden="0" w:name="HTML Variable"/>
-    <w:lsdException w:qFormat="1" w:unhideWhenUsed="0" w:uiPriority="0" w:name="Normal Table"/>
-    <w:lsdException w:unhideWhenUsed="0" w:uiPriority="0" w:semiHidden="0" w:name="annotation subject"/>
-    <w:lsdException w:unhideWhenUsed="0" w:uiPriority="0" w:semiHidden="0" w:name="Table Simple 1"/>
-    <w:lsdException w:unhideWhenUsed="0" w:uiPriority="0" w:semiHidden="0" w:name="Table Simple 2"/>
-    <w:lsdException w:unhideWhenUsed="0" w:uiPriority="0" w:semiHidden="0" w:name="Table Simple 3"/>
-    <w:lsdException w:unhideWhenUsed="0" w:uiPriority="0" w:semiHidden="0" w:name="Table Classic 1"/>
-    <w:lsdException w:unhideWhenUsed="0" w:uiPriority="0" w:semiHidden="0" w:name="Table Classic 2"/>
-    <w:lsdException w:unhideWhenUsed="0" w:uiPriority="0" w:semiHidden="0" w:name="Table Classic 3"/>
-    <w:lsdException w:unhideWhenUsed="0" w:uiPriority="0" w:semiHidden="0" w:name="Table Classic 4"/>
-    <w:lsdException w:unhideWhenUsed="0" w:uiPriority="0" w:semiHidden="0" w:name="Table Colorful 1"/>
-    <w:lsdException w:unhideWhenUsed="0" w:uiPriority="0" w:semiHidden="0" w:name="Table Colorful 2"/>
-    <w:lsdException w:unhideWhenUsed="0" w:uiPriority="0" w:semiHidden="0" w:name="Table Colorful 3"/>
-    <w:lsdException w:unhideWhenUsed="0" w:uiPriority="0" w:semiHidden="0" w:name="Table Columns 1"/>
-    <w:lsdException w:unhideWhenUsed="0" w:uiPriority="0" w:semiHidden="0" w:name="Table Columns 2"/>
-    <w:lsdException w:unhideWhenUsed="0" w:uiPriority="0" w:semiHidden="0" w:name="Table Columns 3"/>
-    <w:lsdException w:unhideWhenUsed="0" w:uiPriority="0" w:semiHidden="0" w:name="Table Columns 4"/>
-    <w:lsdException w:unhideWhenUsed="0" w:uiPriority="0" w:semiHidden="0" w:name="Table Columns 5"/>
-    <w:lsdException w:unhideWhenUsed="0" w:uiPriority="0" w:semiHidden="0" w:name="Table Grid 1"/>
-    <w:lsdException w:unhideWhenUsed="0" w:uiPriority="0" w:semiHidden="0" w:name="Table Grid 2"/>
-    <w:lsdException w:unhideWhenUsed="0" w:uiPriority="0" w:semiHidden="0" w:name="Table Grid 3"/>
-    <w:lsdException w:unhideWhenUsed="0" w:uiPriority="0" w:semiHidden="0" w:name="Table Grid 4"/>
-    <w:lsdException w:unhideWhenUsed="0" w:uiPriority="0" w:semiHidden="0" w:name="Table Grid 5"/>
-    <w:lsdException w:unhideWhenUsed="0" w:uiPriority="0" w:semiHidden="0" w:name="Table Grid 6"/>
-    <w:lsdException w:unhideWhenUsed="0" w:uiPriority="0" w:semiHidden="0" w:name="Table Grid 7"/>
-    <w:lsdException w:unhideWhenUsed="0" w:uiPriority="0" w:semiHidden="0" w:name="Table Grid 8"/>
-    <w:lsdException w:unhideWhenUsed="0" w:uiPriority="0" w:semiHidden="0" w:name="Table List 1"/>
-    <w:lsdException w:unhideWhenUsed="0" w:uiPriority="0" w:semiHidden="0" w:name="Table List 2"/>
-    <w:lsdException w:unhideWhenUsed="0" w:uiPriority="0" w:semiHidden="0" w:name="Table List 3"/>
-    <w:lsdException w:unhideWhenUsed="0" w:uiPriority="0" w:semiHidden="0" w:name="Table List 4"/>
-    <w:lsdException w:unhideWhenUsed="0" w:uiPriority="0" w:semiHidden="0" w:name="Table List 5"/>
-    <w:lsdException w:unhideWhenUsed="0" w:uiPriority="0" w:semiHidden="0" w:name="Table List 6"/>
-    <w:lsdException w:unhideWhenUsed="0" w:uiPriority="0" w:semiHidden="0" w:name="Table List 7"/>
-    <w:lsdException w:unhideWhenUsed="0" w:uiPriority="0" w:semiHidden="0" w:name="Table List 8"/>
-    <w:lsdException w:unhideWhenUsed="0" w:uiPriority="0" w:semiHidden="0" w:name="Table 3D effects 1"/>
-    <w:lsdException w:unhideWhenUsed="0" w:uiPriority="0" w:semiHidden="0" w:name="Table 3D effects 2"/>
-    <w:lsdException w:unhideWhenUsed="0" w:uiPriority="0" w:semiHidden="0" w:name="Table 3D effects 3"/>
-    <w:lsdException w:unhideWhenUsed="0" w:uiPriority="0" w:semiHidden="0" w:name="Table Contemporary"/>
-    <w:lsdException w:unhideWhenUsed="0" w:uiPriority="0" w:semiHidden="0" w:name="Table Elegant"/>
-    <w:lsdException w:unhideWhenUsed="0" w:uiPriority="0" w:semiHidden="0" w:name="Table Professional"/>
-    <w:lsdException w:unhideWhenUsed="0" w:uiPriority="0" w:semiHidden="0" w:name="Table Subtle 1"/>
-    <w:lsdException w:unhideWhenUsed="0" w:uiPriority="0" w:semiHidden="0" w:name="Table Subtle 2"/>
-    <w:lsdException w:unhideWhenUsed="0" w:uiPriority="0" w:semiHidden="0" w:name="Table Web 1"/>
-    <w:lsdException w:unhideWhenUsed="0" w:uiPriority="0" w:semiHidden="0" w:name="Table Web 2"/>
-    <w:lsdException w:unhideWhenUsed="0" w:uiPriority="0" w:semiHidden="0" w:name="Table Web 3"/>
-    <w:lsdException w:unhideWhenUsed="0" w:uiPriority="0" w:semiHidden="0" w:name="Balloon Text"/>
-    <w:lsdException w:qFormat="1" w:unhideWhenUsed="0" w:uiPriority="0" w:semiHidden="0" w:name="Table Grid"/>
-    <w:lsdException w:unhideWhenUsed="0" w:uiPriority="0" w:semiHidden="0" w:name="Table Theme"/>
-    <w:lsdException w:unhideWhenUsed="0" w:uiPriority="60" w:semiHidden="0" w:name="Light Shading"/>
-    <w:lsdException w:unhideWhenUsed="0" w:uiPriority="61" w:semiHidden="0" w:name="Light List"/>
-    <w:lsdException w:unhideWhenUsed="0" w:uiPriority="62" w:semiHidden="0" w:name="Light Grid"/>
-    <w:lsdException w:unhideWhenUsed="0" w:uiPriority="63" w:semiHidden="0" w:name="Medium Shading 1"/>
-    <w:lsdException w:unhideWhenUsed="0" w:uiPriority="64" w:semiHidden="0" w:name="Medium Shading 2"/>
-    <w:lsdException w:unhideWhenUsed="0" w:uiPriority="65" w:semiHidden="0" w:name="Medium List 1"/>
-    <w:lsdException w:unhideWhenUsed="0" w:uiPriority="66" w:semiHidden="0" w:name="Medium List 2"/>
-    <w:lsdException w:unhideWhenUsed="0" w:uiPriority="67" w:semiHidden="0" w:name="Medium Grid 1"/>
-    <w:lsdException w:unhideWhenUsed="0" w:uiPriority="68" w:semiHidden="0" w:name="Medium Grid 2"/>
-    <w:lsdException w:unhideWhenUsed="0" w:uiPriority="69" w:semiHidden="0" w:name="Medium Grid 3"/>
-    <w:lsdException w:unhideWhenUsed="0" w:uiPriority="70" w:semiHidden="0" w:name="Dark List"/>
-    <w:lsdException w:unhideWhenUsed="0" w:uiPriority="71" w:semiHidden="0" w:name="Colorful Shading"/>
-    <w:lsdException w:unhideWhenUsed="0" w:uiPriority="72" w:semiHidden="0" w:name="Colorful List"/>
-    <w:lsdException w:unhideWhenUsed="0" w:uiPriority="73" w:semiHidden="0" w:name="Colorful Grid"/>
-    <w:lsdException w:unhideWhenUsed="0" w:uiPriority="60" w:semiHidden="0" w:name="Light Shading Accent 1"/>
-    <w:lsdException w:unhideWhenUsed="0" w:uiPriority="61" w:semiHidden="0" w:name="Light List Accent 1"/>
-    <w:lsdException w:unhideWhenUsed="0" w:uiPriority="62" w:semiHidden="0" w:name="Light Grid Accent 1"/>
-    <w:lsdException w:unhideWhenUsed="0" w:uiPriority="63" w:semiHidden="0" w:name="Medium Shading 1 Accent 1"/>
-    <w:lsdException w:unhideWhenUsed="0" w:uiPriority="64" w:semiHidden="0" w:name="Medium Shading 2 Accent 1"/>
-    <w:lsdException w:unhideWhenUsed="0" w:uiPriority="65" w:semiHidden="0" w:name="Medium List 1 Accent 1"/>
-    <w:lsdException w:unhideWhenUsed="0" w:uiPriority="66" w:semiHidden="0" w:name="Medium List 2 Accent 1"/>
-    <w:lsdException w:unhideWhenUsed="0" w:uiPriority="67" w:semiHidden="0" w:name="Medium Grid 1 Accent 1"/>
-    <w:lsdException w:unhideWhenUsed="0" w:uiPriority="68" w:semiHidden="0" w:name="Medium Grid 2 Accent 1"/>
-    <w:lsdException w:unhideWhenUsed="0" w:uiPriority="69" w:semiHidden="0" w:name="Medium Grid 3 Accent 1"/>
-    <w:lsdException w:unhideWhenUsed="0" w:uiPriority="70" w:semiHidden="0" w:name="Dark List Accent 1"/>
-    <w:lsdException w:unhideWhenUsed="0" w:uiPriority="71" w:semiHidden="0" w:name="Colorful Shading Accent 1"/>
-    <w:lsdException w:unhideWhenUsed="0" w:uiPriority="72" w:semiHidden="0" w:name="Colorful List Accent 1"/>
-    <w:lsdException w:unhideWhenUsed="0" w:uiPriority="73" w:semiHidden="0" w:name="Colorful Grid Accent 1"/>
-    <w:lsdException w:unhideWhenUsed="0" w:uiPriority="60" w:semiHidden="0" w:name="Light Shading Accent 2"/>
-    <w:lsdException w:unhideWhenUsed="0" w:uiPriority="61" w:semiHidden="0" w:name="Light List Accent 2"/>
-    <w:lsdException w:unhideWhenUsed="0" w:uiPriority="62" w:semiHidden="0" w:name="Light Grid Accent 2"/>
-    <w:lsdException w:unhideWhenUsed="0" w:uiPriority="63" w:semiHidden="0" w:name="Medium Shading 1 Accent 2"/>
-    <w:lsdException w:unhideWhenUsed="0" w:uiPriority="64" w:semiHidden="0" w:name="Medium Shading 2 Accent 2"/>
-    <w:lsdException w:unhideWhenUsed="0" w:uiPriority="65" w:semiHidden="0" w:name="Medium List 1 Accent 2"/>
-    <w:lsdException w:unhideWhenUsed="0" w:uiPriority="66" w:semiHidden="0" w:name="Medium List 2 Accent 2"/>
-    <w:lsdException w:unhideWhenUsed="0" w:uiPriority="67" w:semiHidden="0" w:name="Medium Grid 1 Accent 2"/>
-    <w:lsdException w:unhideWhenUsed="0" w:uiPriority="68" w:semiHidden="0" w:name="Medium Grid 2 Accent 2"/>
-    <w:lsdException w:unhideWhenUsed="0" w:uiPriority="69" w:semiHidden="0" w:name="Medium Grid 3 Accent 2"/>
-    <w:lsdException w:unhideWhenUsed="0" w:uiPriority="70" w:semiHidden="0" w:name="Dark List Accent 2"/>
-    <w:lsdException w:unhideWhenUsed="0" w:uiPriority="71" w:semiHidden="0" w:name="Colorful Shading Accent 2"/>
-    <w:lsdException w:unhideWhenUsed="0" w:uiPriority="72" w:semiHidden="0" w:name="Colorful List Accent 2"/>
-    <w:lsdException w:unhideWhenUsed="0" w:uiPriority="73" w:semiHidden="0" w:name="Colorful Grid Accent 2"/>
-    <w:lsdException w:unhideWhenUsed="0" w:uiPriority="60" w:semiHidden="0" w:name="Light Shading Accent 3"/>
-    <w:lsdException w:unhideWhenUsed="0" w:uiPriority="61" w:semiHidden="0" w:name="Light List Accent 3"/>
-    <w:lsdException w:unhideWhenUsed="0" w:uiPriority="62" w:semiHidden="0" w:name="Light Grid Accent 3"/>
-    <w:lsdException w:unhideWhenUsed="0" w:uiPriority="63" w:semiHidden="0" w:name="Medium Shading 1 Accent 3"/>
-    <w:lsdException w:unhideWhenUsed="0" w:uiPriority="64" w:semiHidden="0" w:name="Medium Shading 2 Accent 3"/>
-    <w:lsdException w:unhideWhenUsed="0" w:uiPriority="65" w:semiHidden="0" w:name="Medium List 1 Accent 3"/>
-    <w:lsdException w:unhideWhenUsed="0" w:uiPriority="66" w:semiHidden="0" w:name="Medium List 2 Accent 3"/>
-    <w:lsdException w:unhideWhenUsed="0" w:uiPriority="67" w:semiHidden="0" w:name="Medium Grid 1 Accent 3"/>
-    <w:lsdException w:unhideWhenUsed="0" w:uiPriority="68" w:semiHidden="0" w:name="Medium Grid 2 Accent 3"/>
-    <w:lsdException w:unhideWhenUsed="0" w:uiPriority="69" w:semiHidden="0" w:name="Medium Grid 3 Accent 3"/>
-    <w:lsdException w:unhideWhenUsed="0" w:uiPriority="70" w:semiHidden="0" w:name="Dark List Accent 3"/>
-    <w:lsdException w:unhideWhenUsed="0" w:uiPriority="71" w:semiHidden="0" w:name="Colorful Shading Accent 3"/>
-    <w:lsdException w:unhideWhenUsed="0" w:uiPriority="72" w:semiHidden="0" w:name="Colorful List Accent 3"/>
-    <w:lsdException w:unhideWhenUsed="0" w:uiPriority="73" w:semiHidden="0" w:name="Colorful Grid Accent 3"/>
-    <w:lsdException w:unhideWhenUsed="0" w:uiPriority="60" w:semiHidden="0" w:name="Light Shading Accent 4"/>
-    <w:lsdException w:unhideWhenUsed="0" w:uiPriority="61" w:semiHidden="0" w:name="Light List Accent 4"/>
-    <w:lsdException w:unhideWhenUsed="0" w:uiPriority="62" w:semiHidden="0" w:name="Light Grid Accent 4"/>
-    <w:lsdException w:unhideWhenUsed="0" w:uiPriority="63" w:semiHidden="0" w:name="Medium Shading 1 Accent 4"/>
-    <w:lsdException w:unhideWhenUsed="0" w:uiPriority="64" w:semiHidden="0" w:name="Medium Shading 2 Accent 4"/>
-    <w:lsdException w:unhideWhenUsed="0" w:uiPriority="65" w:semiHidden="0" w:name="Medium List 1 Accent 4"/>
-    <w:lsdException w:unhideWhenUsed="0" w:uiPriority="66" w:semiHidden="0" w:name="Medium List 2 Accent 4"/>
-    <w:lsdException w:unhideWhenUsed="0" w:uiPriority="67" w:semiHidden="0" w:name="Medium Grid 1 Accent 4"/>
-    <w:lsdException w:unhideWhenUsed="0" w:uiPriority="68" w:semiHidden="0" w:name="Medium Grid 2 Accent 4"/>
-    <w:lsdException w:unhideWhenUsed="0" w:uiPriority="69" w:semiHidden="0" w:name="Medium Grid 3 Accent 4"/>
-    <w:lsdException w:unhideWhenUsed="0" w:uiPriority="70" w:semiHidden="0" w:name="Dark List Accent 4"/>
-    <w:lsdException w:unhideWhenUsed="0" w:uiPriority="71" w:semiHidden="0" w:name="Colorful Shading Accent 4"/>
-    <w:lsdException w:unhideWhenUsed="0" w:uiPriority="72" w:semiHidden="0" w:name="Colorful List Accent 4"/>
-    <w:lsdException w:unhideWhenUsed="0" w:uiPriority="73" w:semiHidden="0" w:name="Colorful Grid Accent 4"/>
-    <w:lsdException w:unhideWhenUsed="0" w:uiPriority="60" w:semiHidden="0" w:name="Light Shading Accent 5"/>
-    <w:lsdException w:unhideWhenUsed="0" w:uiPriority="61" w:semiHidden="0" w:name="Light List Accent 5"/>
-    <w:lsdException w:unhideWhenUsed="0" w:uiPriority="62" w:semiHidden="0" w:name="Light Grid Accent 5"/>
-    <w:lsdException w:unhideWhenUsed="0" w:uiPriority="63" w:semiHidden="0" w:name="Medium Shading 1 Accent 5"/>
-    <w:lsdException w:unhideWhenUsed="0" w:uiPriority="64" w:semiHidden="0" w:name="Medium Shading 2 Accent 5"/>
-    <w:lsdException w:unhideWhenUsed="0" w:uiPriority="65" w:semiHidden="0" w:name="Medium List 1 Accent 5"/>
-    <w:lsdException w:unhideWhenUsed="0" w:uiPriority="66" w:semiHidden="0" w:name="Medium List 2 Accent 5"/>
-    <w:lsdException w:unhideWhenUsed="0" w:uiPriority="67" w:semiHidden="0" w:name="Medium Grid 1 Accent 5"/>
-    <w:lsdException w:unhideWhenUsed="0" w:uiPriority="68" w:semiHidden="0" w:name="Medium Grid 2 Accent 5"/>
-    <w:lsdException w:unhideWhenUsed="0" w:uiPriority="69" w:semiHidden="0" w:name="Medium Grid 3 Accent 5"/>
-    <w:lsdException w:unhideWhenUsed="0" w:uiPriority="70" w:semiHidden="0" w:name="Dark List Accent 5"/>
-    <w:lsdException w:unhideWhenUsed="0" w:uiPriority="71" w:semiHidden="0" w:name="Colorful Shading Accent 5"/>
-    <w:lsdException w:unhideWhenUsed="0" w:uiPriority="72" w:semiHidden="0" w:name="Colorful List Accent 5"/>
-    <w:lsdException w:unhideWhenUsed="0" w:uiPriority="73" w:semiHidden="0" w:name="Colorful Grid Accent 5"/>
-    <w:lsdException w:unhideWhenUsed="0" w:uiPriority="60" w:semiHidden="0" w:name="Light Shading Accent 6"/>
-    <w:lsdException w:unhideWhenUsed="0" w:uiPriority="61" w:semiHidden="0" w:name="Light List Accent 6"/>
-    <w:lsdException w:unhideWhenUsed="0" w:uiPriority="62" w:semiHidden="0" w:name="Light Grid Accent 6"/>
-    <w:lsdException w:unhideWhenUsed="0" w:uiPriority="63" w:semiHidden="0" w:name="Medium Shading 1 Accent 6"/>
-    <w:lsdException w:unhideWhenUsed="0" w:uiPriority="64" w:semiHidden="0" w:name="Medium Shading 2 Accent 6"/>
-    <w:lsdException w:unhideWhenUsed="0" w:uiPriority="65" w:semiHidden="0" w:name="Medium List 1 Accent 6"/>
-    <w:lsdException w:unhideWhenUsed="0" w:uiPriority="66" w:semiHidden="0" w:name="Medium List 2 Accent 6"/>
-    <w:lsdException w:unhideWhenUsed="0" w:uiPriority="67" w:semiHidden="0" w:name="Medium Grid 1 Accent 6"/>
-    <w:lsdException w:unhideWhenUsed="0" w:uiPriority="68" w:semiHidden="0" w:name="Medium Grid 2 Accent 6"/>
-    <w:lsdException w:unhideWhenUsed="0" w:uiPriority="69" w:semiHidden="0" w:name="Medium Grid 3 Accent 6"/>
-    <w:lsdException w:unhideWhenUsed="0" w:uiPriority="70" w:semiHidden="0" w:name="Dark List Accent 6"/>
-    <w:lsdException w:unhideWhenUsed="0" w:uiPriority="71" w:semiHidden="0" w:name="Colorful Shading Accent 6"/>
-    <w:lsdException w:unhideWhenUsed="0" w:uiPriority="72" w:semiHidden="0" w:name="Colorful List Accent 6"/>
-    <w:lsdException w:unhideWhenUsed="0" w:uiPriority="73" w:semiHidden="0" w:name="Colorful Grid Accent 6"/>
+  <w:latentStyles w:defLockedState="0" w:defUIPriority="99" w:defSemiHidden="1" w:defUnhideWhenUsed="1" w:defQFormat="0" w:count="260">
+    <w:lsdException w:name="Normal" w:semiHidden="0" w:uiPriority="0" w:unhideWhenUsed="0" w:qFormat="1"/>
+    <w:lsdException w:name="heading 1" w:semiHidden="0" w:uiPriority="0" w:unhideWhenUsed="0" w:qFormat="1"/>
+    <w:lsdException w:name="heading 2" w:semiHidden="0" w:uiPriority="0" w:qFormat="1"/>
+    <w:lsdException w:name="heading 3" w:uiPriority="0" w:qFormat="1"/>
+    <w:lsdException w:name="heading 4" w:semiHidden="0" w:uiPriority="0" w:qFormat="1"/>
+    <w:lsdException w:name="heading 5" w:uiPriority="0" w:qFormat="1"/>
+    <w:lsdException w:name="heading 6" w:uiPriority="0" w:qFormat="1"/>
+    <w:lsdException w:name="heading 7" w:uiPriority="0" w:qFormat="1"/>
+    <w:lsdException w:name="heading 8" w:uiPriority="0" w:qFormat="1"/>
+    <w:lsdException w:name="heading 9" w:uiPriority="0" w:qFormat="1"/>
+    <w:lsdException w:name="index 1" w:semiHidden="0" w:uiPriority="0" w:unhideWhenUsed="0"/>
+    <w:lsdException w:name="index 2" w:semiHidden="0" w:uiPriority="0" w:unhideWhenUsed="0"/>
+    <w:lsdException w:name="index 3" w:semiHidden="0" w:uiPriority="0" w:unhideWhenUsed="0"/>
+    <w:lsdException w:name="index 4" w:semiHidden="0" w:uiPriority="0" w:unhideWhenUsed="0"/>
+    <w:lsdException w:name="index 5" w:semiHidden="0" w:uiPriority="0" w:unhideWhenUsed="0"/>
+    <w:lsdException w:name="index 6" w:semiHidden="0" w:uiPriority="0" w:unhideWhenUsed="0"/>
+    <w:lsdException w:name="index 7" w:semiHidden="0" w:uiPriority="0" w:unhideWhenUsed="0"/>
+    <w:lsdException w:name="index 8" w:semiHidden="0" w:uiPriority="0" w:unhideWhenUsed="0"/>
+    <w:lsdException w:name="index 9" w:semiHidden="0" w:uiPriority="0" w:unhideWhenUsed="0"/>
+    <w:lsdException w:name="toc 1" w:semiHidden="0" w:uiPriority="0" w:unhideWhenUsed="0" w:qFormat="1"/>
+    <w:lsdException w:name="toc 2" w:semiHidden="0" w:uiPriority="0" w:unhideWhenUsed="0" w:qFormat="1"/>
+    <w:lsdException w:name="toc 3" w:semiHidden="0" w:uiPriority="0" w:unhideWhenUsed="0" w:qFormat="1"/>
+    <w:lsdException w:name="toc 4" w:semiHidden="0" w:uiPriority="0" w:unhideWhenUsed="0"/>
+    <w:lsdException w:name="toc 5" w:semiHidden="0" w:uiPriority="0" w:unhideWhenUsed="0"/>
+    <w:lsdException w:name="toc 6" w:semiHidden="0" w:uiPriority="0" w:unhideWhenUsed="0"/>
+    <w:lsdException w:name="toc 7" w:semiHidden="0" w:uiPriority="0" w:unhideWhenUsed="0"/>
+    <w:lsdException w:name="toc 8" w:semiHidden="0" w:uiPriority="0" w:unhideWhenUsed="0"/>
+    <w:lsdException w:name="toc 9" w:semiHidden="0" w:uiPriority="0" w:unhideWhenUsed="0"/>
+    <w:lsdException w:name="Normal Indent" w:semiHidden="0" w:uiPriority="0" w:unhideWhenUsed="0"/>
+    <w:lsdException w:name="footnote text" w:semiHidden="0" w:uiPriority="0" w:unhideWhenUsed="0"/>
+    <w:lsdException w:name="annotation text" w:semiHidden="0" w:uiPriority="0" w:unhideWhenUsed="0" w:qFormat="1"/>
+    <w:lsdException w:name="header" w:semiHidden="0" w:uiPriority="0" w:unhideWhenUsed="0" w:qFormat="1"/>
+    <w:lsdException w:name="footer" w:semiHidden="0" w:uiPriority="0" w:unhideWhenUsed="0" w:qFormat="1"/>
+    <w:lsdException w:name="index heading" w:semiHidden="0" w:uiPriority="0" w:unhideWhenUsed="0"/>
+    <w:lsdException w:name="caption" w:uiPriority="0" w:qFormat="1"/>
+    <w:lsdException w:name="table of figures" w:semiHidden="0" w:uiPriority="0" w:unhideWhenUsed="0"/>
+    <w:lsdException w:name="envelope address" w:semiHidden="0" w:uiPriority="0" w:unhideWhenUsed="0"/>
+    <w:lsdException w:name="envelope return" w:semiHidden="0" w:uiPriority="0" w:unhideWhenUsed="0"/>
+    <w:lsdException w:name="footnote reference" w:semiHidden="0" w:uiPriority="0" w:unhideWhenUsed="0"/>
+    <w:lsdException w:name="annotation reference" w:semiHidden="0" w:uiPriority="0" w:unhideWhenUsed="0"/>
+    <w:lsdException w:name="line number" w:semiHidden="0" w:uiPriority="0" w:unhideWhenUsed="0"/>
+    <w:lsdException w:name="page number" w:semiHidden="0" w:uiPriority="0" w:unhideWhenUsed="0"/>
+    <w:lsdException w:name="endnote reference" w:semiHidden="0" w:uiPriority="0" w:unhideWhenUsed="0"/>
+    <w:lsdException w:name="endnote text" w:semiHidden="0" w:uiPriority="0" w:unhideWhenUsed="0"/>
+    <w:lsdException w:name="table of authorities" w:semiHidden="0" w:uiPriority="0" w:unhideWhenUsed="0"/>
+    <w:lsdException w:name="macro" w:semiHidden="0" w:uiPriority="0" w:unhideWhenUsed="0"/>
+    <w:lsdException w:name="toa heading" w:semiHidden="0" w:uiPriority="0" w:unhideWhenUsed="0"/>
+    <w:lsdException w:name="List" w:semiHidden="0" w:uiPriority="0" w:unhideWhenUsed="0"/>
+    <w:lsdException w:name="List Bullet" w:semiHidden="0" w:uiPriority="0" w:unhideWhenUsed="0"/>
+    <w:lsdException w:name="List Number" w:semiHidden="0" w:uiPriority="0" w:unhideWhenUsed="0"/>
+    <w:lsdException w:name="List 2" w:semiHidden="0" w:uiPriority="0" w:unhideWhenUsed="0"/>
+    <w:lsdException w:name="List 3" w:semiHidden="0" w:uiPriority="0" w:unhideWhenUsed="0"/>
+    <w:lsdException w:name="List 4" w:semiHidden="0" w:uiPriority="0" w:unhideWhenUsed="0"/>
+    <w:lsdException w:name="List 5" w:semiHidden="0" w:uiPriority="0" w:unhideWhenUsed="0"/>
+    <w:lsdException w:name="List Bullet 2" w:semiHidden="0" w:uiPriority="0" w:unhideWhenUsed="0"/>
+    <w:lsdException w:name="List Bullet 3" w:semiHidden="0" w:uiPriority="0" w:unhideWhenUsed="0"/>
+    <w:lsdException w:name="List Bullet 4" w:semiHidden="0" w:uiPriority="0" w:unhideWhenUsed="0"/>
+    <w:lsdException w:name="List Bullet 5" w:semiHidden="0" w:uiPriority="0" w:unhideWhenUsed="0"/>
+    <w:lsdException w:name="List Number 2" w:semiHidden="0" w:uiPriority="0" w:unhideWhenUsed="0"/>
+    <w:lsdException w:name="List Number 3" w:semiHidden="0" w:uiPriority="0" w:unhideWhenUsed="0"/>
+    <w:lsdException w:name="List Number 4" w:semiHidden="0" w:uiPriority="0" w:unhideWhenUsed="0"/>
+    <w:lsdException w:name="List Number 5" w:semiHidden="0" w:uiPriority="0" w:unhideWhenUsed="0"/>
+    <w:lsdException w:name="Title" w:semiHidden="0" w:uiPriority="0" w:unhideWhenUsed="0" w:qFormat="1"/>
+    <w:lsdException w:name="Closing" w:semiHidden="0" w:uiPriority="0" w:unhideWhenUsed="0"/>
+    <w:lsdException w:name="Signature" w:semiHidden="0" w:uiPriority="0" w:unhideWhenUsed="0"/>
+    <w:lsdException w:name="Default Paragraph Font" w:uiPriority="0" w:unhideWhenUsed="0" w:qFormat="1"/>
+    <w:lsdException w:name="Body Text" w:uiPriority="0" w:unhideWhenUsed="0" w:qFormat="1"/>
+    <w:lsdException w:name="Body Text Indent" w:semiHidden="0" w:uiPriority="0" w:unhideWhenUsed="0"/>
+    <w:lsdException w:name="List Continue" w:semiHidden="0" w:uiPriority="0" w:unhideWhenUsed="0"/>
+    <w:lsdException w:name="List Continue 2" w:semiHidden="0" w:uiPriority="0" w:unhideWhenUsed="0"/>
+    <w:lsdException w:name="List Continue 3" w:semiHidden="0" w:uiPriority="0" w:unhideWhenUsed="0"/>
+    <w:lsdException w:name="List Continue 4" w:semiHidden="0" w:uiPriority="0" w:unhideWhenUsed="0"/>
+    <w:lsdException w:name="List Continue 5" w:semiHidden="0" w:uiPriority="0" w:unhideWhenUsed="0"/>
+    <w:lsdException w:name="Message Header" w:semiHidden="0" w:uiPriority="0" w:unhideWhenUsed="0"/>
+    <w:lsdException w:name="Subtitle" w:semiHidden="0" w:uiPriority="0" w:unhideWhenUsed="0" w:qFormat="1"/>
+    <w:lsdException w:name="Salutation" w:semiHidden="0" w:uiPriority="0" w:unhideWhenUsed="0"/>
+    <w:lsdException w:name="Date" w:semiHidden="0" w:uiPriority="0" w:unhideWhenUsed="0"/>
+    <w:lsdException w:name="Body Text First Indent" w:semiHidden="0" w:uiPriority="0" w:unhideWhenUsed="0"/>
+    <w:lsdException w:name="Body Text First Indent 2" w:semiHidden="0" w:uiPriority="0" w:unhideWhenUsed="0"/>
+    <w:lsdException w:name="Body Text 2" w:semiHidden="0" w:uiPriority="0" w:unhideWhenUsed="0"/>
+    <w:lsdException w:name="Body Text 3" w:semiHidden="0" w:uiPriority="0" w:unhideWhenUsed="0"/>
+    <w:lsdException w:name="Body Text Indent 2" w:semiHidden="0" w:uiPriority="0" w:unhideWhenUsed="0"/>
+    <w:lsdException w:name="Body Text Indent 3" w:semiHidden="0" w:uiPriority="0" w:unhideWhenUsed="0"/>
+    <w:lsdException w:name="Block Text" w:semiHidden="0" w:uiPriority="0" w:unhideWhenUsed="0"/>
+    <w:lsdException w:name="Hyperlink" w:semiHidden="0" w:uiPriority="0" w:unhideWhenUsed="0"/>
+    <w:lsdException w:name="FollowedHyperlink" w:semiHidden="0" w:uiPriority="0" w:unhideWhenUsed="0"/>
+    <w:lsdException w:name="Strong" w:semiHidden="0" w:uiPriority="0" w:unhideWhenUsed="0" w:qFormat="1"/>
+    <w:lsdException w:name="Emphasis" w:semiHidden="0" w:uiPriority="0" w:unhideWhenUsed="0" w:qFormat="1"/>
+    <w:lsdException w:name="Document Map" w:semiHidden="0" w:uiPriority="0" w:unhideWhenUsed="0"/>
+    <w:lsdException w:name="Plain Text" w:semiHidden="0" w:uiPriority="0" w:unhideWhenUsed="0"/>
+    <w:lsdException w:name="E-mail Signature" w:semiHidden="0" w:uiPriority="0" w:unhideWhenUsed="0"/>
+    <w:lsdException w:name="Normal (Web)" w:semiHidden="0" w:uiPriority="0" w:unhideWhenUsed="0" w:qFormat="1"/>
+    <w:lsdException w:name="HTML Acronym" w:semiHidden="0" w:uiPriority="0" w:unhideWhenUsed="0"/>
+    <w:lsdException w:name="HTML Address" w:semiHidden="0" w:uiPriority="0" w:unhideWhenUsed="0"/>
+    <w:lsdException w:name="HTML Cite" w:semiHidden="0" w:uiPriority="0" w:unhideWhenUsed="0"/>
+    <w:lsdException w:name="HTML Code" w:semiHidden="0" w:uiPriority="0" w:unhideWhenUsed="0"/>
+    <w:lsdException w:name="HTML Definition" w:semiHidden="0" w:uiPriority="0" w:unhideWhenUsed="0"/>
+    <w:lsdException w:name="HTML Keyboard" w:semiHidden="0" w:uiPriority="0" w:unhideWhenUsed="0"/>
+    <w:lsdException w:name="HTML Preformatted" w:semiHidden="0" w:uiPriority="0" w:unhideWhenUsed="0"/>
+    <w:lsdException w:name="HTML Sample" w:semiHidden="0" w:uiPriority="0" w:unhideWhenUsed="0"/>
+    <w:lsdException w:name="HTML Typewriter" w:semiHidden="0" w:uiPriority="0" w:unhideWhenUsed="0"/>
+    <w:lsdException w:name="HTML Variable" w:semiHidden="0" w:uiPriority="0" w:unhideWhenUsed="0"/>
+    <w:lsdException w:name="Normal Table" w:uiPriority="0" w:unhideWhenUsed="0" w:qFormat="1"/>
+    <w:lsdException w:name="annotation subject" w:semiHidden="0" w:uiPriority="0" w:unhideWhenUsed="0"/>
+    <w:lsdException w:name="Table Simple 1" w:semiHidden="0" w:uiPriority="0" w:unhideWhenUsed="0"/>
+    <w:lsdException w:name="Table Simple 2" w:semiHidden="0" w:uiPriority="0" w:unhideWhenUsed="0"/>
+    <w:lsdException w:name="Table Simple 3" w:semiHidden="0" w:uiPriority="0" w:unhideWhenUsed="0"/>
+    <w:lsdException w:name="Table Classic 1" w:semiHidden="0" w:uiPriority="0" w:unhideWhenUsed="0"/>
+    <w:lsdException w:name="Table Classic 2" w:semiHidden="0" w:uiPriority="0" w:unhideWhenUsed="0"/>
+    <w:lsdException w:name="Table Classic 3" w:semiHidden="0" w:uiPriority="0" w:unhideWhenUsed="0"/>
+    <w:lsdException w:name="Table Classic 4" w:semiHidden="0" w:uiPriority="0" w:unhideWhenUsed="0"/>
+    <w:lsdException w:name="Table Colorful 1" w:semiHidden="0" w:uiPriority="0" w:unhideWhenUsed="0"/>
+    <w:lsdException w:name="Table Colorful 2" w:semiHidden="0" w:uiPriority="0" w:unhideWhenUsed="0"/>
+    <w:lsdException w:name="Table Colorful 3" w:semiHidden="0" w:uiPriority="0" w:unhideWhenUsed="0"/>
+    <w:lsdException w:name="Table Columns 1" w:semiHidden="0" w:uiPriority="0" w:unhideWhenUsed="0"/>
+    <w:lsdException w:name="Table Columns 2" w:semiHidden="0" w:uiPriority="0" w:unhideWhenUsed="0"/>
+    <w:lsdException w:name="Table Columns 3" w:semiHidden="0" w:uiPriority="0" w:unhideWhenUsed="0"/>
+    <w:lsdException w:name="Table Columns 4" w:semiHidden="0" w:uiPriority="0" w:unhideWhenUsed="0"/>
+    <w:lsdException w:name="Table Columns 5" w:semiHidden="0" w:uiPriority="0" w:unhideWhenUsed="0"/>
+    <w:lsdException w:name="Table Grid 1" w:semiHidden="0" w:uiPriority="0" w:unhideWhenUsed="0"/>
+    <w:lsdException w:name="Table Grid 2" w:semiHidden="0" w:uiPriority="0" w:unhideWhenUsed="0"/>
+    <w:lsdException w:name="Table Grid 3" w:semiHidden="0" w:uiPriority="0" w:unhideWhenUsed="0"/>
+    <w:lsdException w:name="Table Grid 4" w:semiHidden="0" w:uiPriority="0" w:unhideWhenUsed="0"/>
+    <w:lsdException w:name="Table Grid 5" w:semiHidden="0" w:uiPriority="0" w:unhideWhenUsed="0"/>
+    <w:lsdException w:name="Table Grid 6" w:semiHidden="0" w:uiPriority="0" w:unhideWhenUsed="0"/>
+    <w:lsdException w:name="Table Grid 7" w:semiHidden="0" w:uiPriority="0" w:unhideWhenUsed="0"/>
+    <w:lsdException w:name="Table Grid 8" w:semiHidden="0" w:uiPriority="0" w:unhideWhenUsed="0"/>
+    <w:lsdException w:name="Table List 1" w:semiHidden="0" w:uiPriority="0" w:unhideWhenUsed="0"/>
+    <w:lsdException w:name="Table List 2" w:semiHidden="0" w:uiPriority="0" w:unhideWhenUsed="0"/>
+    <w:lsdException w:name="Table List 3" w:semiHidden="0" w:uiPriority="0" w:unhideWhenUsed="0"/>
+    <w:lsdException w:name="Table List 4" w:semiHidden="0" w:uiPriority="0" w:unhideWhenUsed="0"/>
+    <w:lsdException w:name="Table List 5" w:semiHidden="0" w:uiPriority="0" w:unhideWhenUsed="0"/>
+    <w:lsdException w:name="Table List 6" w:semiHidden="0" w:uiPriority="0" w:unhideWhenUsed="0"/>
+    <w:lsdException w:name="Table List 7" w:semiHidden="0" w:uiPriority="0" w:unhideWhenUsed="0"/>
+    <w:lsdException w:name="Table List 8" w:semiHidden="0" w:uiPriority="0" w:unhideWhenUsed="0"/>
+    <w:lsdException w:name="Table 3D effects 1" w:semiHidden="0" w:uiPriority="0" w:unhideWhenUsed="0"/>
+    <w:lsdException w:name="Table 3D effects 2" w:semiHidden="0" w:uiPriority="0" w:unhideWhenUsed="0"/>
+    <w:lsdException w:name="Table 3D effects 3" w:semiHidden="0" w:uiPriority="0" w:unhideWhenUsed="0"/>
+    <w:lsdException w:name="Table Contemporary" w:semiHidden="0" w:uiPriority="0" w:unhideWhenUsed="0"/>
+    <w:lsdException w:name="Table Elegant" w:semiHidden="0" w:uiPriority="0" w:unhideWhenUsed="0"/>
+    <w:lsdException w:name="Table Professional" w:semiHidden="0" w:uiPriority="0" w:unhideWhenUsed="0"/>
+    <w:lsdException w:name="Table Subtle 1" w:semiHidden="0" w:uiPriority="0" w:unhideWhenUsed="0"/>
+    <w:lsdException w:name="Table Subtle 2" w:semiHidden="0" w:uiPriority="0" w:unhideWhenUsed="0"/>
+    <w:lsdException w:name="Table Web 1" w:semiHidden="0" w:uiPriority="0" w:unhideWhenUsed="0"/>
+    <w:lsdException w:name="Table Web 2" w:semiHidden="0" w:uiPriority="0" w:unhideWhenUsed="0"/>
+    <w:lsdException w:name="Table Web 3" w:semiHidden="0" w:uiPriority="0" w:unhideWhenUsed="0"/>
+    <w:lsdException w:name="Balloon Text" w:semiHidden="0" w:uiPriority="0" w:unhideWhenUsed="0"/>
+    <w:lsdException w:name="Table Grid" w:semiHidden="0" w:uiPriority="0" w:unhideWhenUsed="0" w:qFormat="1"/>
+    <w:lsdException w:name="Table Theme" w:semiHidden="0" w:uiPriority="0" w:unhideWhenUsed="0"/>
+    <w:lsdException w:name="Light Shading" w:semiHidden="0" w:uiPriority="60" w:unhideWhenUsed="0"/>
+    <w:lsdException w:name="Light List" w:semiHidden="0" w:uiPriority="61" w:unhideWhenUsed="0"/>
+    <w:lsdException w:name="Light Grid" w:semiHidden="0" w:uiPriority="62" w:unhideWhenUsed="0"/>
+    <w:lsdException w:name="Medium Shading 1" w:semiHidden="0" w:uiPriority="63" w:unhideWhenUsed="0"/>
+    <w:lsdException w:name="Medium Shading 2" w:semiHidden="0" w:uiPriority="64" w:unhideWhenUsed="0"/>
+    <w:lsdException w:name="Medium List 1" w:semiHidden="0" w:uiPriority="65" w:unhideWhenUsed="0"/>
+    <w:lsdException w:name="Medium List 2" w:semiHidden="0" w:uiPriority="66" w:unhideWhenUsed="0"/>
+    <w:lsdException w:name="Medium Grid 1" w:semiHidden="0" w:uiPriority="67" w:unhideWhenUsed="0"/>
+    <w:lsdException w:name="Medium Grid 2" w:semiHidden="0" w:uiPriority="68" w:unhideWhenUsed="0"/>
+    <w:lsdException w:name="Medium Grid 3" w:semiHidden="0" w:uiPriority="69" w:unhideWhenUsed="0"/>
+    <w:lsdException w:name="Dark List" w:semiHidden="0" w:uiPriority="70" w:unhideWhenUsed="0"/>
+    <w:lsdException w:name="Colorful Shading" w:semiHidden="0" w:uiPriority="71" w:unhideWhenUsed="0"/>
+    <w:lsdException w:name="Colorful List" w:semiHidden="0" w:uiPriority="72" w:unhideWhenUsed="0"/>
+    <w:lsdException w:name="Colorful Grid" w:semiHidden="0" w:uiPriority="73" w:unhideWhenUsed="0"/>
+    <w:lsdException w:name="Light Shading Accent 1" w:semiHidden="0" w:uiPriority="60" w:unhideWhenUsed="0"/>
+    <w:lsdException w:name="Light List Accent 1" w:semiHidden="0" w:uiPriority="61" w:unhideWhenUsed="0"/>
+    <w:lsdException w:name="Light Grid Accent 1" w:semiHidden="0" w:uiPriority="62" w:unhideWhenUsed="0"/>
+    <w:lsdException w:name="Medium Shading 1 Accent 1" w:semiHidden="0" w:uiPriority="63" w:unhideWhenUsed="0"/>
+    <w:lsdException w:name="Medium Shading 2 Accent 1" w:semiHidden="0" w:uiPriority="64" w:unhideWhenUsed="0"/>
+    <w:lsdException w:name="Medium List 1 Accent 1" w:semiHidden="0" w:uiPriority="65" w:unhideWhenUsed="0"/>
+    <w:lsdException w:name="Medium List 2 Accent 1" w:semiHidden="0" w:uiPriority="66" w:unhideWhenUsed="0"/>
+    <w:lsdException w:name="Medium Grid 1 Accent 1" w:semiHidden="0" w:uiPriority="67" w:unhideWhenUsed="0"/>
+    <w:lsdException w:name="Medium Grid 2 Accent 1" w:semiHidden="0" w:uiPriority="68" w:unhideWhenUsed="0"/>
+    <w:lsdException w:name="Medium Grid 3 Accent 1" w:semiHidden="0" w:uiPriority="69" w:unhideWhenUsed="0"/>
+    <w:lsdException w:name="Dark List Accent 1" w:semiHidden="0" w:uiPriority="70" w:unhideWhenUsed="0"/>
+    <w:lsdException w:name="Colorful Shading Accent 1" w:semiHidden="0" w:uiPriority="71" w:unhideWhenUsed="0"/>
+    <w:lsdException w:name="Colorful List Accent 1" w:semiHidden="0" w:uiPriority="72" w:unhideWhenUsed="0"/>
+    <w:lsdException w:name="Colorful Grid Accent 1" w:semiHidden="0" w:uiPriority="73" w:unhideWhenUsed="0"/>
+    <w:lsdException w:name="Light Shading Accent 2" w:semiHidden="0" w:uiPriority="60" w:unhideWhenUsed="0"/>
+    <w:lsdException w:name="Light List Accent 2" w:semiHidden="0" w:uiPriority="61" w:unhideWhenUsed="0"/>
+    <w:lsdException w:name="Light Grid Accent 2" w:semiHidden="0" w:uiPriority="62" w:unhideWhenUsed="0"/>
+    <w:lsdException w:name="Medium Shading 1 Accent 2" w:semiHidden="0" w:uiPriority="63" w:unhideWhenUsed="0"/>
+    <w:lsdException w:name="Medium Shading 2 Accent 2" w:semiHidden="0" w:uiPriority="64" w:unhideWhenUsed="0"/>
+    <w:lsdException w:name="Medium List 1 Accent 2" w:semiHidden="0" w:uiPriority="65" w:unhideWhenUsed="0"/>
+    <w:lsdException w:name="Medium List 2 Accent 2" w:semiHidden="0" w:uiPriority="66" w:unhideWhenUsed="0"/>
+    <w:lsdException w:name="Medium Grid 1 Accent 2" w:semiHidden="0" w:uiPriority="67" w:unhideWhenUsed="0"/>
+    <w:lsdException w:name="Medium Grid 2 Accent 2" w:semiHidden="0" w:uiPriority="68" w:unhideWhenUsed="0"/>
+    <w:lsdException w:name="Medium Grid 3 Accent 2" w:semiHidden="0" w:uiPriority="69" w:unhideWhenUsed="0"/>
+    <w:lsdException w:name="Dark List Accent 2" w:semiHidden="0" w:uiPriority="70" w:unhideWhenUsed="0"/>
+    <w:lsdException w:name="Colorful Shading Accent 2" w:semiHidden="0" w:uiPriority="71" w:unhideWhenUsed="0"/>
+    <w:lsdException w:name="Colorful List Accent 2" w:semiHidden="0" w:uiPriority="72" w:unhideWhenUsed="0"/>
+    <w:lsdException w:name="Colorful Grid Accent 2" w:semiHidden="0" w:uiPriority="73" w:unhideWhenUsed="0"/>
+    <w:lsdException w:name="Light Shading Accent 3" w:semiHidden="0" w:uiPriority="60" w:unhideWhenUsed="0"/>
+    <w:lsdException w:name="Light List Accent 3" w:semiHidden="0" w:uiPriority="61" w:unhideWhenUsed="0"/>
+    <w:lsdException w:name="Light Grid Accent 3" w:semiHidden="0" w:uiPriority="62" w:unhideWhenUsed="0"/>
+    <w:lsdException w:name="Medium Shading 1 Accent 3" w:semiHidden="0" w:uiPriority="63" w:unhideWhenUsed="0"/>
+    <w:lsdException w:name="Medium Shading 2 Accent 3" w:semiHidden="0" w:uiPriority="64" w:unhideWhenUsed="0"/>
+    <w:lsdException w:name="Medium List 1 Accent 3" w:semiHidden="0" w:uiPriority="65" w:unhideWhenUsed="0"/>
+    <w:lsdException w:name="Medium List 2 Accent 3" w:semiHidden="0" w:uiPriority="66" w:unhideWhenUsed="0"/>
+    <w:lsdException w:name="Medium Grid 1 Accent 3" w:semiHidden="0" w:uiPriority="67" w:unhideWhenUsed="0"/>
+    <w:lsdException w:name="Medium Grid 2 Accent 3" w:semiHidden="0" w:uiPriority="68" w:unhideWhenUsed="0"/>
+    <w:lsdException w:name="Medium Grid 3 Accent 3" w:semiHidden="0" w:uiPriority="69" w:unhideWhenUsed="0"/>
+    <w:lsdException w:name="Dark List Accent 3" w:semiHidden="0" w:uiPriority="70" w:unhideWhenUsed="0"/>
+    <w:lsdException w:name="Colorful Shading Accent 3" w:semiHidden="0" w:uiPriority="71" w:unhideWhenUsed="0"/>
+    <w:lsdException w:name="Colorful List Accent 3" w:semiHidden="0" w:uiPriority="72" w:unhideWhenUsed="0"/>
+    <w:lsdException w:name="Colorful Grid Accent 3" w:semiHidden="0" w:uiPriority="73" w:unhideWhenUsed="0"/>
+    <w:lsdException w:name="Light Shading Accent 4" w:semiHidden="0" w:uiPriority="60" w:unhideWhenUsed="0"/>
+    <w:lsdException w:name="Light List Accent 4" w:semiHidden="0" w:uiPriority="61" w:unhideWhenUsed="0"/>
+    <w:lsdException w:name="Light Grid Accent 4" w:semiHidden="0" w:uiPriority="62" w:unhideWhenUsed="0"/>
+    <w:lsdException w:name="Medium Shading 1 Accent 4" w:semiHidden="0" w:uiPriority="63" w:unhideWhenUsed="0"/>
+    <w:lsdException w:name="Medium Shading 2 Accent 4" w:semiHidden="0" w:uiPriority="64" w:unhideWhenUsed="0"/>
+    <w:lsdException w:name="Medium List 1 Accent 4" w:semiHidden="0" w:uiPriority="65" w:unhideWhenUsed="0"/>
+    <w:lsdException w:name="Medium List 2 Accent 4" w:semiHidden="0" w:uiPriority="66" w:unhideWhenUsed="0"/>
+    <w:lsdException w:name="Medium Grid 1 Accent 4" w:semiHidden="0" w:uiPriority="67" w:unhideWhenUsed="0"/>
+    <w:lsdException w:name="Medium Grid 2 Accent 4" w:semiHidden="0" w:uiPriority="68" w:unhideWhenUsed="0"/>
+    <w:lsdException w:name="Medium Grid 3 Accent 4" w:semiHidden="0" w:uiPriority="69" w:unhideWhenUsed="0"/>
+    <w:lsdException w:name="Dark List Accent 4" w:semiHidden="0" w:uiPriority="70" w:unhideWhenUsed="0"/>
+    <w:lsdException w:name="Colorful Shading Accent 4" w:semiHidden="0" w:uiPriority="71" w:unhideWhenUsed="0"/>
+    <w:lsdException w:name="Colorful List Accent 4" w:semiHidden="0" w:uiPriority="72" w:unhideWhenUsed="0"/>
+    <w:lsdException w:name="Colorful Grid Accent 4" w:semiHidden="0" w:uiPriority="73" w:unhideWhenUsed="0"/>
+    <w:lsdException w:name="Light Shading Accent 5" w:semiHidden="0" w:uiPriority="60" w:unhideWhenUsed="0"/>
+    <w:lsdException w:name="Light List Accent 5" w:semiHidden="0" w:uiPriority="61" w:unhideWhenUsed="0"/>
+    <w:lsdException w:name="Light Grid Accent 5" w:semiHidden="0" w:uiPriority="62" w:unhideWhenUsed="0"/>
+    <w:lsdException w:name="Medium Shading 1 Accent 5" w:semiHidden="0" w:uiPriority="63" w:unhideWhenUsed="0"/>
+    <w:lsdException w:name="Medium Shading 2 Accent 5" w:semiHidden="0" w:uiPriority="64" w:unhideWhenUsed="0"/>
+    <w:lsdException w:name="Medium List 1 Accent 5" w:semiHidden="0" w:uiPriority="65" w:unhideWhenUsed="0"/>
+    <w:lsdException w:name="Medium List 2 Accent 5" w:semiHidden="0" w:uiPriority="66" w:unhideWhenUsed="0"/>
+    <w:lsdException w:name="Medium Grid 1 Accent 5" w:semiHidden="0" w:uiPriority="67" w:unhideWhenUsed="0"/>
+    <w:lsdException w:name="Medium Grid 2 Accent 5" w:semiHidden="0" w:uiPriority="68" w:unhideWhenUsed="0"/>
+    <w:lsdException w:name="Medium Grid 3 Accent 5" w:semiHidden="0" w:uiPriority="69" w:unhideWhenUsed="0"/>
+    <w:lsdException w:name="Dark List Accent 5" w:semiHidden="0" w:uiPriority="70" w:unhideWhenUsed="0"/>
+    <w:lsdException w:name="Colorful Shading Accent 5" w:semiHidden="0" w:uiPriority="71" w:unhideWhenUsed="0"/>
+    <w:lsdException w:name="Colorful List Accent 5" w:semiHidden="0" w:uiPriority="72" w:unhideWhenUsed="0"/>
+    <w:lsdException w:name="Colorful Grid Accent 5" w:semiHidden="0" w:uiPriority="73" w:unhideWhenUsed="0"/>
+    <w:lsdException w:name="Light Shading Accent 6" w:semiHidden="0" w:uiPriority="60" w:unhideWhenUsed="0"/>
+    <w:lsdException w:name="Light List Accent 6" w:semiHidden="0" w:uiPriority="61" w:unhideWhenUsed="0"/>
+    <w:lsdException w:name="Light Grid Accent 6" w:semiHidden="0" w:uiPriority="62" w:unhideWhenUsed="0"/>
+    <w:lsdException w:name="Medium Shading 1 Accent 6" w:semiHidden="0" w:uiPriority="63" w:unhideWhenUsed="0"/>
+    <w:lsdException w:name="Medium Shading 2 Accent 6" w:semiHidden="0" w:uiPriority="64" w:unhideWhenUsed="0"/>
+    <w:lsdException w:name="Medium List 1 Accent 6" w:semiHidden="0" w:uiPriority="65" w:unhideWhenUsed="0"/>
+    <w:lsdException w:name="Medium List 2 Accent 6" w:semiHidden="0" w:uiPriority="66" w:unhideWhenUsed="0"/>
+    <w:lsdException w:name="Medium Grid 1 Accent 6" w:semiHidden="0" w:uiPriority="67" w:unhideWhenUsed="0"/>
+    <w:lsdException w:name="Medium Grid 2 Accent 6" w:semiHidden="0" w:uiPriority="68" w:unhideWhenUsed="0"/>
+    <w:lsdException w:name="Medium Grid 3 Accent 6" w:semiHidden="0" w:uiPriority="69" w:unhideWhenUsed="0"/>
+    <w:lsdException w:name="Dark List Accent 6" w:semiHidden="0" w:uiPriority="70" w:unhideWhenUsed="0"/>
+    <w:lsdException w:name="Colorful Shading Accent 6" w:semiHidden="0" w:uiPriority="71" w:unhideWhenUsed="0"/>
+    <w:lsdException w:name="Colorful List Accent 6" w:semiHidden="0" w:uiPriority="72" w:unhideWhenUsed="0"/>
+    <w:lsdException w:name="Colorful Grid Accent 6" w:semiHidden="0" w:uiPriority="73" w:unhideWhenUsed="0"/>
   </w:latentStyles>
-  <w:style w:type="paragraph" w:default="1" w:styleId="1">
+  <w:style w:type="paragraph" w:default="1" w:styleId="Normal">
     <w:name w:val="Normal"/>
     <w:qFormat/>
-    <w:uiPriority w:val="0"/>
     <w:pPr>
       <w:kinsoku w:val="0"/>
       <w:autoSpaceDE w:val="0"/>
@@ -7370,7 +7232,7 @@
       <w:textAlignment w:val="baseline"/>
     </w:pPr>
     <w:rPr>
-      <w:rFonts w:ascii="Arial" w:hAnsi="Arial" w:eastAsia="宋体" w:cs="Arial"/>
+      <w:rFonts w:ascii="Arial" w:eastAsia="宋体" w:hAnsi="Arial" w:cs="Arial"/>
       <w:snapToGrid w:val="0"/>
       <w:color w:val="000000"/>
       <w:kern w:val="0"/>
@@ -7379,12 +7241,11 @@
       <w:lang w:val="en-US" w:eastAsia="en-US" w:bidi="ar-SA"/>
     </w:rPr>
   </w:style>
-  <w:style w:type="paragraph" w:styleId="2">
+  <w:style w:type="paragraph" w:styleId="Heading1">
     <w:name w:val="heading 1"/>
-    <w:basedOn w:val="1"/>
-    <w:next w:val="1"/>
+    <w:basedOn w:val="Normal"/>
+    <w:next w:val="Normal"/>
     <w:qFormat/>
-    <w:uiPriority w:val="0"/>
     <w:pPr>
       <w:keepNext/>
       <w:keepLines/>
@@ -7402,13 +7263,12 @@
       <w:sz w:val="44"/>
     </w:rPr>
   </w:style>
-  <w:style w:type="paragraph" w:styleId="3">
+  <w:style w:type="paragraph" w:styleId="Heading2">
     <w:name w:val="heading 2"/>
-    <w:basedOn w:val="1"/>
-    <w:next w:val="1"/>
+    <w:basedOn w:val="Normal"/>
+    <w:next w:val="Normal"/>
     <w:unhideWhenUsed/>
     <w:qFormat/>
-    <w:uiPriority w:val="0"/>
     <w:pPr>
       <w:keepNext/>
       <w:keepLines/>
@@ -7421,19 +7281,18 @@
       <w:outlineLvl w:val="1"/>
     </w:pPr>
     <w:rPr>
-      <w:rFonts w:ascii="Arial" w:hAnsi="Arial" w:eastAsia="黑体"/>
+      <w:rFonts w:ascii="Arial" w:eastAsia="黑体" w:hAnsi="Arial"/>
       <w:b/>
       <w:sz w:val="32"/>
     </w:rPr>
   </w:style>
-  <w:style w:type="paragraph" w:styleId="4">
+  <w:style w:type="paragraph" w:styleId="Heading3">
     <w:name w:val="heading 3"/>
-    <w:basedOn w:val="1"/>
-    <w:next w:val="1"/>
+    <w:basedOn w:val="Normal"/>
+    <w:next w:val="Normal"/>
     <w:semiHidden/>
     <w:unhideWhenUsed/>
     <w:qFormat/>
-    <w:uiPriority w:val="0"/>
     <w:pPr>
       <w:keepNext/>
       <w:keepLines/>
@@ -7450,13 +7309,12 @@
       <w:sz w:val="32"/>
     </w:rPr>
   </w:style>
-  <w:style w:type="paragraph" w:styleId="5">
+  <w:style w:type="paragraph" w:styleId="Heading4">
     <w:name w:val="heading 4"/>
-    <w:basedOn w:val="1"/>
-    <w:next w:val="1"/>
+    <w:basedOn w:val="Normal"/>
+    <w:next w:val="Normal"/>
     <w:unhideWhenUsed/>
     <w:qFormat/>
-    <w:uiPriority w:val="0"/>
     <w:pPr>
       <w:keepNext/>
       <w:keepLines/>
@@ -7469,19 +7327,18 @@
       <w:outlineLvl w:val="3"/>
     </w:pPr>
     <w:rPr>
-      <w:rFonts w:ascii="Arial" w:hAnsi="Arial" w:eastAsia="黑体"/>
+      <w:rFonts w:ascii="Arial" w:eastAsia="黑体" w:hAnsi="Arial"/>
       <w:b/>
       <w:sz w:val="28"/>
     </w:rPr>
   </w:style>
-  <w:style w:type="paragraph" w:styleId="6">
+  <w:style w:type="paragraph" w:styleId="Heading5">
     <w:name w:val="heading 5"/>
-    <w:basedOn w:val="1"/>
-    <w:next w:val="1"/>
+    <w:basedOn w:val="Normal"/>
+    <w:next w:val="Normal"/>
     <w:semiHidden/>
     <w:unhideWhenUsed/>
     <w:qFormat/>
-    <w:uiPriority w:val="0"/>
     <w:pPr>
       <w:keepNext/>
       <w:keepLines/>
@@ -7498,14 +7355,13 @@
       <w:sz w:val="28"/>
     </w:rPr>
   </w:style>
-  <w:style w:type="paragraph" w:styleId="7">
+  <w:style w:type="paragraph" w:styleId="Heading6">
     <w:name w:val="heading 6"/>
-    <w:basedOn w:val="1"/>
-    <w:next w:val="1"/>
+    <w:basedOn w:val="Normal"/>
+    <w:next w:val="Normal"/>
     <w:semiHidden/>
     <w:unhideWhenUsed/>
     <w:qFormat/>
-    <w:uiPriority w:val="0"/>
     <w:pPr>
       <w:keepNext/>
       <w:keepLines/>
@@ -7518,19 +7374,18 @@
       <w:outlineLvl w:val="5"/>
     </w:pPr>
     <w:rPr>
-      <w:rFonts w:ascii="Arial" w:hAnsi="Arial" w:eastAsia="黑体"/>
+      <w:rFonts w:ascii="Arial" w:eastAsia="黑体" w:hAnsi="Arial"/>
       <w:b/>
       <w:sz w:val="24"/>
     </w:rPr>
   </w:style>
-  <w:style w:type="paragraph" w:styleId="8">
+  <w:style w:type="paragraph" w:styleId="Heading7">
     <w:name w:val="heading 7"/>
-    <w:basedOn w:val="1"/>
-    <w:next w:val="1"/>
+    <w:basedOn w:val="Normal"/>
+    <w:next w:val="Normal"/>
     <w:semiHidden/>
     <w:unhideWhenUsed/>
     <w:qFormat/>
-    <w:uiPriority w:val="0"/>
     <w:pPr>
       <w:keepNext/>
       <w:keepLines/>
@@ -7547,14 +7402,13 @@
       <w:sz w:val="24"/>
     </w:rPr>
   </w:style>
-  <w:style w:type="paragraph" w:styleId="9">
+  <w:style w:type="paragraph" w:styleId="Heading8">
     <w:name w:val="heading 8"/>
-    <w:basedOn w:val="1"/>
-    <w:next w:val="1"/>
+    <w:basedOn w:val="Normal"/>
+    <w:next w:val="Normal"/>
     <w:semiHidden/>
     <w:unhideWhenUsed/>
     <w:qFormat/>
-    <w:uiPriority w:val="0"/>
     <w:pPr>
       <w:keepNext/>
       <w:keepLines/>
@@ -7567,18 +7421,17 @@
       <w:outlineLvl w:val="7"/>
     </w:pPr>
     <w:rPr>
-      <w:rFonts w:ascii="Arial" w:hAnsi="Arial" w:eastAsia="黑体"/>
+      <w:rFonts w:ascii="Arial" w:eastAsia="黑体" w:hAnsi="Arial"/>
       <w:sz w:val="24"/>
     </w:rPr>
   </w:style>
-  <w:style w:type="paragraph" w:styleId="10">
+  <w:style w:type="paragraph" w:styleId="Heading9">
     <w:name w:val="heading 9"/>
-    <w:basedOn w:val="1"/>
-    <w:next w:val="1"/>
+    <w:basedOn w:val="Normal"/>
+    <w:next w:val="Normal"/>
     <w:semiHidden/>
     <w:unhideWhenUsed/>
     <w:qFormat/>
-    <w:uiPriority w:val="0"/>
     <w:pPr>
       <w:keepNext/>
       <w:keepLines/>
@@ -7591,21 +7444,19 @@
       <w:outlineLvl w:val="8"/>
     </w:pPr>
     <w:rPr>
-      <w:rFonts w:ascii="Arial" w:hAnsi="Arial" w:eastAsia="黑体"/>
+      <w:rFonts w:ascii="Arial" w:eastAsia="黑体" w:hAnsi="Arial"/>
       <w:sz w:val="21"/>
     </w:rPr>
   </w:style>
-  <w:style w:type="character" w:default="1" w:styleId="22">
+  <w:style w:type="character" w:default="1" w:styleId="DefaultParagraphFont">
     <w:name w:val="Default Paragraph Font"/>
     <w:semiHidden/>
     <w:qFormat/>
-    <w:uiPriority w:val="0"/>
   </w:style>
-  <w:style w:type="table" w:default="1" w:styleId="20">
+  <w:style w:type="table" w:default="1" w:styleId="TableNormal">
     <w:name w:val="Normal Table"/>
     <w:semiHidden/>
     <w:qFormat/>
-    <w:uiPriority w:val="0"/>
     <w:tblPr>
       <w:tblCellMar>
         <w:top w:w="0" w:type="dxa"/>
@@ -7615,43 +7466,39 @@
       </w:tblCellMar>
     </w:tblPr>
   </w:style>
-  <w:style w:type="paragraph" w:styleId="11">
+  <w:style w:type="paragraph" w:styleId="CommentText">
     <w:name w:val="annotation text"/>
-    <w:basedOn w:val="1"/>
+    <w:basedOn w:val="Normal"/>
     <w:qFormat/>
-    <w:uiPriority w:val="0"/>
     <w:pPr>
       <w:jc w:val="left"/>
     </w:pPr>
   </w:style>
-  <w:style w:type="paragraph" w:styleId="12">
+  <w:style w:type="paragraph" w:styleId="BodyText">
     <w:name w:val="Body Text"/>
-    <w:basedOn w:val="1"/>
+    <w:basedOn w:val="Normal"/>
     <w:semiHidden/>
     <w:qFormat/>
-    <w:uiPriority w:val="0"/>
     <w:rPr>
-      <w:rFonts w:ascii="Arial" w:hAnsi="Arial" w:eastAsia="Arial" w:cs="Arial"/>
+      <w:rFonts w:ascii="Arial" w:eastAsia="Arial" w:hAnsi="Arial" w:cs="Arial"/>
       <w:sz w:val="21"/>
       <w:szCs w:val="21"/>
       <w:lang w:val="en-US" w:eastAsia="en-US" w:bidi="ar-SA"/>
     </w:rPr>
   </w:style>
-  <w:style w:type="paragraph" w:styleId="13">
+  <w:style w:type="paragraph" w:styleId="TOC3">
     <w:name w:val="toc 3"/>
-    <w:basedOn w:val="1"/>
-    <w:next w:val="1"/>
+    <w:basedOn w:val="Normal"/>
+    <w:next w:val="Normal"/>
     <w:qFormat/>
-    <w:uiPriority w:val="0"/>
     <w:pPr>
       <w:ind w:left="840" w:leftChars="400"/>
     </w:pPr>
   </w:style>
-  <w:style w:type="paragraph" w:styleId="14">
+  <w:style w:type="paragraph" w:styleId="Footer">
     <w:name w:val="footer"/>
-    <w:basedOn w:val="1"/>
+    <w:basedOn w:val="Normal"/>
     <w:qFormat/>
-    <w:uiPriority w:val="0"/>
     <w:pPr>
       <w:tabs>
         <w:tab w:val="center" w:pos="4153"/>
@@ -7664,17 +7511,16 @@
       <w:sz w:val="18"/>
     </w:rPr>
   </w:style>
-  <w:style w:type="paragraph" w:styleId="15">
+  <w:style w:type="paragraph" w:styleId="Header">
     <w:name w:val="header"/>
-    <w:basedOn w:val="1"/>
+    <w:basedOn w:val="Normal"/>
     <w:qFormat/>
-    <w:uiPriority w:val="0"/>
     <w:pPr>
       <w:pBdr>
-        <w:top w:val="none" w:color="auto" w:sz="0" w:space="0"/>
-        <w:left w:val="none" w:color="auto" w:sz="0" w:space="0"/>
-        <w:bottom w:val="none" w:color="auto" w:sz="0" w:space="0"/>
-        <w:right w:val="none" w:color="auto" w:sz="0" w:space="0"/>
+        <w:top w:val="nil"/>
+        <w:left w:val="nil"/>
+        <w:bottom w:val="nil"/>
+        <w:right w:val="nil"/>
       </w:pBdr>
       <w:tabs>
         <w:tab w:val="center" w:pos="4153"/>
@@ -7689,41 +7535,37 @@
       <w:sz w:val="18"/>
     </w:rPr>
   </w:style>
-  <w:style w:type="paragraph" w:styleId="16">
+  <w:style w:type="paragraph" w:styleId="TOC1">
     <w:name w:val="toc 1"/>
-    <w:basedOn w:val="1"/>
-    <w:next w:val="1"/>
+    <w:basedOn w:val="Normal"/>
+    <w:next w:val="Normal"/>
     <w:qFormat/>
-    <w:uiPriority w:val="0"/>
     <w:rPr>
-      <w:rFonts w:ascii="Arial" w:hAnsi="Arial" w:eastAsia="Microsoft JhengHei"/>
+      <w:rFonts w:ascii="Arial" w:eastAsia="Microsoft JhengHei" w:hAnsi="Arial"/>
       <w:sz w:val="24"/>
     </w:rPr>
   </w:style>
-  <w:style w:type="paragraph" w:styleId="17">
+  <w:style w:type="paragraph" w:styleId="TOC2">
     <w:name w:val="toc 2"/>
-    <w:basedOn w:val="1"/>
-    <w:next w:val="1"/>
+    <w:basedOn w:val="Normal"/>
+    <w:next w:val="Normal"/>
     <w:qFormat/>
-    <w:uiPriority w:val="0"/>
     <w:pPr>
       <w:ind w:left="420" w:leftChars="200"/>
     </w:pPr>
   </w:style>
-  <w:style w:type="paragraph" w:styleId="18">
+  <w:style w:type="paragraph" w:styleId="NormalWeb">
     <w:name w:val="Normal (Web)"/>
-    <w:basedOn w:val="1"/>
+    <w:basedOn w:val="Normal"/>
     <w:qFormat/>
-    <w:uiPriority w:val="0"/>
     <w:rPr>
       <w:sz w:val="24"/>
     </w:rPr>
   </w:style>
-  <w:style w:type="paragraph" w:styleId="19">
+  <w:style w:type="paragraph" w:styleId="Title">
     <w:name w:val="Title"/>
-    <w:basedOn w:val="1"/>
+    <w:basedOn w:val="Normal"/>
     <w:qFormat/>
-    <w:uiPriority w:val="0"/>
     <w:pPr>
       <w:spacing w:before="240" w:beforeLines="0" w:beforeAutospacing="0" w:after="60" w:afterLines="0" w:afterAutospacing="0"/>
       <w:jc w:val="center"/>
@@ -7735,73 +7577,68 @@
       <w:sz w:val="32"/>
     </w:rPr>
   </w:style>
-  <w:style w:type="table" w:styleId="21">
+  <w:style w:type="table" w:styleId="TableGrid">
     <w:name w:val="Table Grid"/>
-    <w:basedOn w:val="20"/>
+    <w:basedOn w:val="TableNormal"/>
     <w:qFormat/>
-    <w:uiPriority w:val="0"/>
     <w:pPr>
       <w:widowControl w:val="0"/>
       <w:jc w:val="both"/>
     </w:pPr>
     <w:tblPr>
       <w:tblBorders>
-        <w:top w:val="single" w:color="auto" w:sz="4" w:space="0"/>
-        <w:left w:val="single" w:color="auto" w:sz="4" w:space="0"/>
-        <w:bottom w:val="single" w:color="auto" w:sz="4" w:space="0"/>
-        <w:right w:val="single" w:color="auto" w:sz="4" w:space="0"/>
-        <w:insideH w:val="single" w:color="auto" w:sz="4" w:space="0"/>
-        <w:insideV w:val="single" w:color="auto" w:sz="4" w:space="0"/>
+        <w:top w:val="single" w:sz="4" w:space="0" w:color="auto"/>
+        <w:left w:val="single" w:sz="4" w:space="0" w:color="auto"/>
+        <w:bottom w:val="single" w:sz="4" w:space="0" w:color="auto"/>
+        <w:right w:val="single" w:sz="4" w:space="0" w:color="auto"/>
+        <w:insideH w:val="single" w:sz="4" w:space="0" w:color="auto"/>
+        <w:insideV w:val="single" w:sz="4" w:space="0" w:color="auto"/>
       </w:tblBorders>
     </w:tblPr>
   </w:style>
-  <w:style w:type="character" w:styleId="23">
+  <w:style w:type="character" w:styleId="Strong">
     <w:name w:val="Strong"/>
-    <w:basedOn w:val="22"/>
+    <w:basedOn w:val="DefaultParagraphFont"/>
     <w:qFormat/>
-    <w:uiPriority w:val="0"/>
     <w:rPr>
       <w:b/>
     </w:rPr>
   </w:style>
-  <w:style w:type="paragraph" w:customStyle="1" w:styleId="24">
+  <w:style w:type="paragraph" w:customStyle="1" w:styleId="a">
     <w:name w:val="柴_公司名"/>
-    <w:basedOn w:val="19"/>
+    <w:basedOn w:val="Title"/>
     <w:qFormat/>
-    <w:uiPriority w:val="0"/>
     <w:pPr>
       <w:spacing w:after="600" w:afterLines="600"/>
     </w:pPr>
     <w:rPr>
-      <w:rFonts w:hint="eastAsia" w:ascii="宋体" w:hAnsi="宋体" w:eastAsia="宋体" w:cs="宋体"/>
+      <w:rFonts w:ascii="宋体" w:eastAsia="宋体" w:hAnsi="宋体" w:cs="宋体" w:hint="eastAsia"/>
       <w:bCs/>
       <w:spacing w:val="-6"/>
       <w:sz w:val="52"/>
       <w:szCs w:val="52"/>
     </w:rPr>
   </w:style>
-  <w:style w:type="paragraph" w:customStyle="1" w:styleId="25">
+  <w:style w:type="paragraph" w:customStyle="1" w:styleId="a0">
     <w:name w:val="柴_文档名"/>
-    <w:basedOn w:val="19"/>
+    <w:basedOn w:val="Title"/>
     <w:qFormat/>
-    <w:uiPriority w:val="0"/>
     <w:pPr>
       <w:spacing w:after="900" w:afterLines="900"/>
     </w:pPr>
     <w:rPr>
-      <w:rFonts w:ascii="黑体" w:hAnsi="黑体" w:eastAsia="黑体" w:cs="黑体"/>
+      <w:rFonts w:ascii="黑体" w:eastAsia="黑体" w:hAnsi="黑体" w:cs="黑体"/>
       <w:bCs/>
       <w:spacing w:val="-7"/>
       <w:sz w:val="52"/>
       <w:szCs w:val="52"/>
     </w:rPr>
   </w:style>
-  <w:style w:type="table" w:customStyle="1" w:styleId="26">
+  <w:style w:type="table" w:customStyle="1" w:styleId="TableNormal0">
     <w:name w:val="Table Normal_0"/>
     <w:semiHidden/>
     <w:unhideWhenUsed/>
     <w:qFormat/>
-    <w:uiPriority w:val="0"/>
     <w:tblPr>
       <w:tblCellMar>
         <w:top w:w="0" w:type="dxa"/>
@@ -7811,87 +7648,81 @@
       </w:tblCellMar>
     </w:tblPr>
   </w:style>
-  <w:style w:type="paragraph" w:customStyle="1" w:styleId="27">
+  <w:style w:type="paragraph" w:customStyle="1" w:styleId="TableText">
     <w:name w:val="Table Text"/>
-    <w:basedOn w:val="1"/>
+    <w:basedOn w:val="Normal"/>
     <w:semiHidden/>
     <w:qFormat/>
-    <w:uiPriority w:val="0"/>
     <w:rPr>
-      <w:rFonts w:ascii="宋体" w:hAnsi="宋体" w:eastAsia="宋体" w:cs="宋体"/>
+      <w:rFonts w:ascii="宋体" w:eastAsia="宋体" w:hAnsi="宋体" w:cs="宋体"/>
       <w:sz w:val="21"/>
       <w:szCs w:val="21"/>
       <w:lang w:val="en-US" w:eastAsia="en-US" w:bidi="ar-SA"/>
     </w:rPr>
   </w:style>
-  <w:style w:type="paragraph" w:customStyle="1" w:styleId="28">
+  <w:style w:type="paragraph" w:customStyle="1" w:styleId="1">
     <w:name w:val="柴_标题1"/>
-    <w:basedOn w:val="2"/>
-    <w:next w:val="29"/>
-    <w:link w:val="38"/>
+    <w:basedOn w:val="Heading1"/>
+    <w:next w:val="a1"/>
+    <w:link w:val="1Char"/>
     <w:qFormat/>
-    <w:uiPriority w:val="0"/>
     <w:pPr>
       <w:spacing w:before="100" w:after="90" w:line="360" w:lineRule="auto"/>
     </w:pPr>
     <w:rPr>
-      <w:rFonts w:ascii="Arial" w:hAnsi="Arial" w:eastAsia="宋体"/>
+      <w:rFonts w:ascii="Arial" w:eastAsia="宋体" w:hAnsi="Arial"/>
       <w:sz w:val="32"/>
     </w:rPr>
   </w:style>
-  <w:style w:type="paragraph" w:customStyle="1" w:styleId="29">
+  <w:style w:type="paragraph" w:customStyle="1" w:styleId="a1">
     <w:name w:val="柴_正文"/>
-    <w:basedOn w:val="12"/>
-    <w:link w:val="42"/>
+    <w:basedOn w:val="BodyText"/>
+    <w:link w:val="Char"/>
     <w:qFormat/>
-    <w:uiPriority w:val="0"/>
     <w:pPr>
       <w:spacing w:line="360" w:lineRule="auto"/>
       <w:ind w:firstLine="470" w:firstLineChars="200"/>
     </w:pPr>
     <w:rPr>
-      <w:rFonts w:ascii="Arial" w:hAnsi="Arial" w:eastAsia="宋体"/>
+      <w:rFonts w:ascii="Arial" w:eastAsia="宋体" w:hAnsi="Arial"/>
       <w:sz w:val="24"/>
       <w:lang w:eastAsia="zh-CN"/>
     </w:rPr>
   </w:style>
-  <w:style w:type="paragraph" w:customStyle="1" w:styleId="30">
+  <w:style w:type="paragraph" w:customStyle="1" w:styleId="2">
     <w:name w:val="柴_标题2"/>
-    <w:basedOn w:val="3"/>
-    <w:next w:val="29"/>
+    <w:basedOn w:val="Heading2"/>
+    <w:next w:val="a1"/>
     <w:qFormat/>
-    <w:uiPriority w:val="0"/>
     <w:pPr>
       <w:spacing w:line="360" w:lineRule="auto"/>
     </w:pPr>
     <w:rPr>
-      <w:rFonts w:ascii="Arial" w:hAnsi="Arial" w:eastAsia="宋体"/>
+      <w:rFonts w:ascii="Arial" w:eastAsia="宋体" w:hAnsi="Arial"/>
       <w:sz w:val="28"/>
     </w:rPr>
   </w:style>
-  <w:style w:type="paragraph" w:customStyle="1" w:styleId="31">
+  <w:style w:type="paragraph" w:customStyle="1" w:styleId="3">
     <w:name w:val="柴_标题3"/>
-    <w:basedOn w:val="4"/>
-    <w:next w:val="29"/>
+    <w:basedOn w:val="Heading3"/>
+    <w:next w:val="a1"/>
     <w:qFormat/>
-    <w:uiPriority w:val="0"/>
     <w:pPr>
       <w:spacing w:line="360" w:lineRule="auto"/>
       <w:ind w:left="0" w:firstLine="472" w:firstLineChars="200"/>
     </w:pPr>
     <w:rPr>
-      <w:rFonts w:ascii="宋体" w:hAnsi="宋体" w:eastAsia="宋体" w:cs="宋体"/>
+      <w:rFonts w:ascii="宋体" w:eastAsia="宋体" w:hAnsi="宋体" w:cs="宋体"/>
       <w:spacing w:val="-2"/>
       <w:sz w:val="24"/>
       <w:szCs w:val="24"/>
     </w:rPr>
   </w:style>
-  <w:style w:type="paragraph" w:customStyle="1" w:styleId="32">
+  <w:style w:type="paragraph" w:customStyle="1" w:styleId="a2">
     <w:name w:val="柴_目录"/>
-    <w:basedOn w:val="1"/>
-    <w:next w:val="12"/>
+    <w:basedOn w:val="Normal"/>
+    <w:next w:val="BodyText"/>
     <w:qFormat/>
-    <w:uiPriority w:val="0"/>
     <w:pPr>
       <w:tabs>
         <w:tab w:val="right" w:leader="dot" w:pos="8442"/>
@@ -7899,64 +7730,59 @@
       <w:ind w:left="0" w:leftChars="0"/>
     </w:pPr>
     <w:rPr>
-      <w:rFonts w:ascii="Arial" w:hAnsi="Arial" w:eastAsia="Microsoft JhengHei"/>
+      <w:rFonts w:ascii="Arial" w:eastAsia="Microsoft JhengHei" w:hAnsi="Arial"/>
       <w:sz w:val="24"/>
     </w:rPr>
   </w:style>
-  <w:style w:type="paragraph" w:customStyle="1" w:styleId="33">
+  <w:style w:type="paragraph" w:customStyle="1" w:styleId="WPSOffice1">
     <w:name w:val="WPSOffice手动目录 1"/>
     <w:qFormat/>
-    <w:uiPriority w:val="0"/>
     <w:pPr>
       <w:ind w:leftChars="0"/>
     </w:pPr>
     <w:rPr>
-      <w:rFonts w:ascii="Times New Roman" w:hAnsi="Times New Roman" w:eastAsia="宋体" w:cs="Times New Roman"/>
+      <w:rFonts w:ascii="Times New Roman" w:eastAsia="宋体" w:hAnsi="Times New Roman" w:cs="Times New Roman"/>
       <w:sz w:val="20"/>
       <w:szCs w:val="20"/>
     </w:rPr>
   </w:style>
-  <w:style w:type="paragraph" w:customStyle="1" w:styleId="34">
+  <w:style w:type="paragraph" w:customStyle="1" w:styleId="WPSOffice2">
     <w:name w:val="WPSOffice手动目录 2"/>
     <w:qFormat/>
-    <w:uiPriority w:val="0"/>
     <w:pPr>
       <w:ind w:leftChars="200"/>
     </w:pPr>
     <w:rPr>
-      <w:rFonts w:ascii="Times New Roman" w:hAnsi="Times New Roman" w:eastAsia="宋体" w:cs="Times New Roman"/>
+      <w:rFonts w:ascii="Times New Roman" w:eastAsia="宋体" w:hAnsi="Times New Roman" w:cs="Times New Roman"/>
       <w:sz w:val="20"/>
       <w:szCs w:val="20"/>
     </w:rPr>
   </w:style>
-  <w:style w:type="paragraph" w:customStyle="1" w:styleId="35">
+  <w:style w:type="paragraph" w:customStyle="1" w:styleId="WPSOffice3">
     <w:name w:val="WPSOffice手动目录 3"/>
     <w:qFormat/>
-    <w:uiPriority w:val="0"/>
     <w:pPr>
       <w:ind w:leftChars="400"/>
     </w:pPr>
     <w:rPr>
-      <w:rFonts w:ascii="Times New Roman" w:hAnsi="Times New Roman" w:eastAsia="宋体" w:cs="Times New Roman"/>
+      <w:rFonts w:ascii="Times New Roman" w:eastAsia="宋体" w:hAnsi="Times New Roman" w:cs="Times New Roman"/>
       <w:sz w:val="20"/>
       <w:szCs w:val="20"/>
     </w:rPr>
   </w:style>
-  <w:style w:type="paragraph" w:customStyle="1" w:styleId="36">
+  <w:style w:type="paragraph" w:customStyle="1" w:styleId="Compact">
     <w:name w:val="Compact"/>
-    <w:basedOn w:val="12"/>
+    <w:basedOn w:val="BodyText"/>
     <w:qFormat/>
-    <w:uiPriority w:val="0"/>
     <w:pPr>
       <w:spacing w:before="36" w:after="36"/>
     </w:pPr>
   </w:style>
-  <w:style w:type="table" w:customStyle="1" w:styleId="37">
+  <w:style w:type="table" w:customStyle="1" w:styleId="Table">
     <w:name w:val="Table"/>
     <w:semiHidden/>
     <w:unhideWhenUsed/>
     <w:qFormat/>
-    <w:uiPriority w:val="0"/>
     <w:tblPr>
       <w:tblCellMar>
         <w:top w:w="0" w:type="dxa"/>
@@ -7968,28 +7794,26 @@
     <w:tblStylePr w:type="firstRow">
       <w:tcPr>
         <w:tcBorders>
-          <w:bottom w:val="single" w:color="auto" w:sz="0" w:space="0"/>
+          <w:bottom w:val="single" w:sz="0" w:space="0" w:color="auto"/>
         </w:tcBorders>
         <w:vAlign w:val="bottom"/>
       </w:tcPr>
     </w:tblStylePr>
   </w:style>
-  <w:style w:type="character" w:customStyle="1" w:styleId="38">
+  <w:style w:type="character" w:customStyle="1" w:styleId="1Char">
     <w:name w:val="柴_标题1 Char"/>
-    <w:link w:val="28"/>
+    <w:link w:val="1"/>
     <w:qFormat/>
-    <w:uiPriority w:val="0"/>
     <w:rPr>
-      <w:rFonts w:ascii="Arial" w:hAnsi="Arial" w:eastAsia="宋体"/>
+      <w:rFonts w:ascii="Arial" w:eastAsia="宋体" w:hAnsi="Arial"/>
       <w:sz w:val="32"/>
     </w:rPr>
   </w:style>
-  <w:style w:type="table" w:customStyle="1" w:styleId="39">
+  <w:style w:type="table" w:customStyle="1" w:styleId="TableNormal1">
     <w:name w:val="Table Normal_1"/>
     <w:semiHidden/>
     <w:unhideWhenUsed/>
     <w:qFormat/>
-    <w:uiPriority w:val="0"/>
     <w:tblPr>
       <w:tblCellMar>
         <w:top w:w="0" w:type="dxa"/>
@@ -7999,11 +7823,10 @@
       </w:tblCellMar>
     </w:tblPr>
   </w:style>
-  <w:style w:type="paragraph" w:customStyle="1" w:styleId="40">
+  <w:style w:type="paragraph" w:customStyle="1" w:styleId="a3">
     <w:name w:val="柴_正文_无缩进"/>
-    <w:basedOn w:val="1"/>
+    <w:basedOn w:val="Normal"/>
     <w:qFormat/>
-    <w:uiPriority w:val="0"/>
     <w:pPr>
       <w:ind w:firstLine="0" w:firstLineChars="0"/>
     </w:pPr>
@@ -8013,31 +7836,29 @@
       <w:lang w:eastAsia="zh-CN"/>
     </w:rPr>
   </w:style>
-  <w:style w:type="paragraph" w:customStyle="1" w:styleId="41">
+  <w:style w:type="paragraph" w:customStyle="1" w:styleId="4">
     <w:name w:val="柴_标题4"/>
-    <w:basedOn w:val="5"/>
-    <w:next w:val="1"/>
+    <w:basedOn w:val="Heading4"/>
+    <w:next w:val="Normal"/>
     <w:qFormat/>
-    <w:uiPriority w:val="0"/>
     <w:pPr>
       <w:widowControl w:val="0"/>
       <w:spacing w:before="160" w:line="360" w:lineRule="auto"/>
-      <w:ind w:left="981" w:leftChars="300" w:hanging="862"/>
+      <w:ind w:left="981" w:hanging="862" w:leftChars="300"/>
     </w:pPr>
     <w:rPr>
-      <w:rFonts w:hint="eastAsia" w:ascii="Calibri" w:hAnsi="Calibri" w:eastAsia="宋体" w:cs="宋体"/>
+      <w:rFonts w:ascii="Calibri" w:eastAsia="宋体" w:hAnsi="Calibri" w:cs="宋体" w:hint="eastAsia"/>
       <w:sz w:val="24"/>
       <w:szCs w:val="24"/>
       <w:lang w:eastAsia="zh-CN" w:bidi="zh-CN"/>
     </w:rPr>
   </w:style>
-  <w:style w:type="character" w:customStyle="1" w:styleId="42">
+  <w:style w:type="character" w:customStyle="1" w:styleId="Char">
     <w:name w:val="柴_正文 Char"/>
-    <w:link w:val="29"/>
+    <w:link w:val="a1"/>
     <w:qFormat/>
-    <w:uiPriority w:val="0"/>
     <w:rPr>
-      <w:rFonts w:ascii="Arial" w:hAnsi="Arial" w:eastAsia="宋体"/>
+      <w:rFonts w:ascii="Arial" w:eastAsia="宋体" w:hAnsi="Arial"/>
       <w:sz w:val="24"/>
       <w:lang w:eastAsia="zh-CN"/>
     </w:rPr>

--- a/4.质量管理/1.流程制度规范类文件/TXHS-04-03-客户满意度调查管理制度.docx
+++ b/4.质量管理/1.流程制度规范类文件/TXHS-04-03-客户满意度调查管理制度.docx
@@ -1,11 +1,10 @@
 
 <file path=word/document.xml><?xml version="1.0" encoding="utf-8"?>
-<w:document xmlns:wpc="http://schemas.microsoft.com/office/word/2010/wordprocessingCanvas" xmlns:mc="http://schemas.openxmlformats.org/markup-compatibility/2006" xmlns:o="urn:schemas-microsoft-com:office:office" xmlns:r="http://schemas.openxmlformats.org/officeDocument/2006/relationships" xmlns:m="http://schemas.openxmlformats.org/officeDocument/2006/math" xmlns:v="urn:schemas-microsoft-com:vml" xmlns:wp14="http://schemas.microsoft.com/office/word/2010/wordprocessingDrawing" xmlns:wp="http://schemas.openxmlformats.org/drawingml/2006/wordprocessingDrawing" xmlns:w10="urn:schemas-microsoft-com:office:word" xmlns:w="http://schemas.openxmlformats.org/wordprocessingml/2006/main" xmlns:w14="http://schemas.microsoft.com/office/word/2010/wordml" xmlns:w15="http://schemas.microsoft.com/office/word/2012/wordml" xmlns:wne="http://schemas.microsoft.com/office/word/2006/wordml" xmlns:wpg="http://schemas.microsoft.com/office/word/2010/wordprocessingGroup" xmlns:wpi="http://schemas.microsoft.com/office/word/2010/wordprocessingInk" xmlns:wps="http://schemas.microsoft.com/office/word/2010/wordprocessingShape" mc:Ignorable="w14 w15 wp14">
-  <!-- Generated by Aspose.Words for .NET 13.3.0.1 -->
+<w:document xmlns:wpc="http://schemas.microsoft.com/office/word/2010/wordprocessingCanvas" xmlns:mc="http://schemas.openxmlformats.org/markup-compatibility/2006" xmlns:o="urn:schemas-microsoft-com:office:office" xmlns:r="http://schemas.openxmlformats.org/officeDocument/2006/relationships" xmlns:m="http://schemas.openxmlformats.org/officeDocument/2006/math" xmlns:v="urn:schemas-microsoft-com:vml" xmlns:wp14="http://schemas.microsoft.com/office/word/2010/wordprocessingDrawing" xmlns:wp="http://schemas.openxmlformats.org/drawingml/2006/wordprocessingDrawing" xmlns:w="http://schemas.openxmlformats.org/wordprocessingml/2006/main" xmlns:w14="http://schemas.microsoft.com/office/word/2010/wordml" xmlns:w10="urn:schemas-microsoft-com:office:word" xmlns:w15="http://schemas.microsoft.com/office/word/2012/wordml" xmlns:wpg="http://schemas.microsoft.com/office/word/2010/wordprocessingGroup" xmlns:wpi="http://schemas.microsoft.com/office/word/2010/wordprocessingInk" xmlns:wne="http://schemas.microsoft.com/office/word/2006/wordml" xmlns:wps="http://schemas.microsoft.com/office/word/2010/wordprocessingShape" xmlns:wpsCustomData="http://www.wps.cn/officeDocument/2013/wpsCustomData" mc:Ignorable="w14 w15 wp14">
   <w:body>
     <w:p>
       <w:pPr>
-        <w:pStyle w:val="a"/>
+        <w:pStyle w:val="24"/>
         <w:keepNext w:val="0"/>
         <w:keepLines w:val="0"/>
         <w:pageBreakBefore w:val="0"/>
@@ -25,7 +24,7 @@
       <w:bookmarkStart w:id="0" w:name="_Toc12611"/>
       <w:r>
         <w:drawing>
-          <wp:anchor distT="0" distB="0" distL="114300" distR="114300" simplePos="0" relativeHeight="251660288" behindDoc="1" locked="0" layoutInCell="1" allowOverlap="1">
+          <wp:anchor distT="0" distB="0" distL="114300" distR="114300" simplePos="0" relativeHeight="251661312" behindDoc="1" locked="0" layoutInCell="1" allowOverlap="1">
             <wp:simplePos x="0" y="0"/>
             <wp:positionH relativeFrom="column">
               <wp:posOffset>-19050</wp:posOffset>
@@ -50,7 +49,7 @@
                     </pic:cNvPicPr>
                   </pic:nvPicPr>
                   <pic:blipFill>
-                    <a:blip xmlns:r="http://schemas.openxmlformats.org/officeDocument/2006/relationships" r:embed="rId4"/>
+                    <a:blip r:embed="rId7"/>
                     <a:stretch>
                       <a:fillRect/>
                     </a:stretch>
@@ -76,7 +75,7 @@
       </w:r>
       <w:r>
         <w:drawing>
-          <wp:anchor distT="0" distB="0" distL="114300" distR="114300" simplePos="0" relativeHeight="251659264" behindDoc="1" locked="0" layoutInCell="1" allowOverlap="1">
+          <wp:anchor distT="0" distB="0" distL="114300" distR="114300" simplePos="0" relativeHeight="251660288" behindDoc="1" locked="0" layoutInCell="1" allowOverlap="1">
             <wp:simplePos x="0" y="0"/>
             <wp:positionH relativeFrom="column">
               <wp:posOffset>0</wp:posOffset>
@@ -101,7 +100,7 @@
                     </pic:cNvPicPr>
                   </pic:nvPicPr>
                   <pic:blipFill>
-                    <a:blip xmlns:r="http://schemas.openxmlformats.org/officeDocument/2006/relationships" r:embed="rId5"/>
+                    <a:blip r:embed="rId8"/>
                     <a:stretch>
                       <a:fillRect/>
                     </a:stretch>
@@ -131,7 +130,7 @@
           <w:lang w:val="en-US" w:eastAsia="zh-CN"/>
         </w:rPr>
         <w:drawing>
-          <wp:anchor distT="0" distB="0" distL="114300" distR="114300" simplePos="0" relativeHeight="251658240" behindDoc="1" locked="0" layoutInCell="1" allowOverlap="1">
+          <wp:anchor distT="0" distB="0" distL="114300" distR="114300" simplePos="0" relativeHeight="251659264" behindDoc="1" locked="0" layoutInCell="1" allowOverlap="1">
             <wp:simplePos x="0" y="0"/>
             <wp:positionH relativeFrom="column">
               <wp:posOffset>635</wp:posOffset>
@@ -156,7 +155,7 @@
                     </pic:cNvPicPr>
                   </pic:nvPicPr>
                   <pic:blipFill>
-                    <a:blip xmlns:r="http://schemas.openxmlformats.org/officeDocument/2006/relationships" r:embed="rId6">
+                    <a:blip r:embed="rId9">
                       <a:alphaModFix amt="58000"/>
                       <a:lum contrast="-52000"/>
                     </a:blip>
@@ -190,7 +189,7 @@
     </w:p>
     <w:p>
       <w:pPr>
-        <w:pStyle w:val="a0"/>
+        <w:pStyle w:val="25"/>
         <w:keepNext w:val="0"/>
         <w:keepLines w:val="0"/>
         <w:pageBreakBefore w:val="0"/>
@@ -237,11 +236,11 @@
         <w:adjustRightInd w:val="0"/>
         <w:snapToGrid w:val="0"/>
         <w:spacing w:after="624" w:afterLines="200" w:line="219" w:lineRule="auto"/>
-        <w:ind w:left="0" w:right="0" w:firstLine="0" w:leftChars="0" w:rightChars="0" w:firstLineChars="0"/>
+        <w:ind w:left="0" w:leftChars="0" w:right="0" w:rightChars="0" w:firstLine="0" w:firstLineChars="0"/>
         <w:jc w:val="center"/>
         <w:textAlignment w:val="baseline"/>
         <w:rPr>
-          <w:rFonts w:ascii="宋体" w:eastAsia="宋体" w:hAnsi="宋体" w:cs="宋体" w:hint="eastAsia"/>
+          <w:rFonts w:hint="eastAsia" w:ascii="宋体" w:hAnsi="宋体" w:eastAsia="宋体" w:cs="宋体"/>
           <w:sz w:val="24"/>
           <w:szCs w:val="24"/>
           <w:lang w:val="en-US" w:eastAsia="zh-CN"/>
@@ -249,7 +248,7 @@
       </w:pPr>
       <w:r>
         <w:rPr>
-          <w:rFonts w:ascii="宋体" w:eastAsia="宋体" w:hAnsi="宋体" w:cs="宋体"/>
+          <w:rFonts w:ascii="宋体" w:hAnsi="宋体" w:eastAsia="宋体" w:cs="宋体"/>
           <w:b/>
           <w:bCs/>
           <w:spacing w:val="-3"/>
@@ -260,7 +259,7 @@
       </w:r>
       <w:r>
         <w:rPr>
-          <w:rFonts w:ascii="宋体" w:eastAsia="宋体" w:hAnsi="宋体" w:cs="宋体" w:hint="eastAsia"/>
+          <w:rFonts w:hint="eastAsia" w:ascii="宋体" w:hAnsi="宋体" w:eastAsia="宋体" w:cs="宋体"/>
           <w:b/>
           <w:bCs/>
           <w:spacing w:val="-3"/>
@@ -272,7 +271,7 @@
       </w:r>
       <w:r>
         <w:rPr>
-          <w:rFonts w:ascii="宋体" w:eastAsia="宋体" w:hAnsi="宋体" w:cs="宋体"/>
+          <w:rFonts w:ascii="宋体" w:hAnsi="宋体" w:eastAsia="宋体" w:cs="宋体"/>
           <w:b/>
           <w:bCs/>
           <w:spacing w:val="-3"/>
@@ -283,7 +282,7 @@
       </w:r>
       <w:r>
         <w:rPr>
-          <w:rFonts w:ascii="宋体" w:hAnsi="宋体" w:cs="宋体" w:hint="eastAsia"/>
+          <w:rFonts w:hint="eastAsia" w:ascii="宋体" w:hAnsi="宋体" w:cs="宋体"/>
           <w:b/>
           <w:bCs/>
           <w:spacing w:val="-3"/>
@@ -295,7 +294,7 @@
       </w:r>
       <w:r>
         <w:rPr>
-          <w:rFonts w:ascii="宋体" w:eastAsia="宋体" w:hAnsi="宋体" w:cs="宋体"/>
+          <w:rFonts w:ascii="宋体" w:hAnsi="宋体" w:eastAsia="宋体" w:cs="宋体"/>
           <w:b/>
           <w:bCs/>
           <w:spacing w:val="-3"/>
@@ -306,7 +305,7 @@
       </w:r>
       <w:r>
         <w:rPr>
-          <w:rFonts w:ascii="宋体" w:hAnsi="宋体" w:cs="宋体" w:hint="eastAsia"/>
+          <w:rFonts w:hint="eastAsia" w:ascii="宋体" w:hAnsi="宋体" w:cs="宋体"/>
           <w:b/>
           <w:bCs/>
           <w:spacing w:val="-3"/>
@@ -319,17 +318,18 @@
     </w:p>
     <w:tbl>
       <w:tblPr>
-        <w:tblStyle w:val="TableGrid"/>
+        <w:tblStyle w:val="21"/>
         <w:tblW w:w="0" w:type="auto"/>
         <w:jc w:val="center"/>
         <w:tblBorders>
-          <w:top w:val="nil"/>
-          <w:left w:val="nil"/>
-          <w:bottom w:val="nil"/>
-          <w:right w:val="nil"/>
-          <w:insideH w:val="nil"/>
-          <w:insideV w:val="nil"/>
+          <w:top w:val="none" w:color="auto" w:sz="0" w:space="0"/>
+          <w:left w:val="none" w:color="auto" w:sz="0" w:space="0"/>
+          <w:bottom w:val="none" w:color="auto" w:sz="0" w:space="0"/>
+          <w:right w:val="none" w:color="auto" w:sz="0" w:space="0"/>
+          <w:insideH w:val="none" w:color="auto" w:sz="0" w:space="0"/>
+          <w:insideV w:val="none" w:color="auto" w:sz="0" w:space="0"/>
         </w:tblBorders>
+        <w:tblLayout w:type="autofit"/>
         <w:tblCellMar>
           <w:top w:w="0" w:type="dxa"/>
           <w:left w:w="108" w:type="dxa"/>
@@ -343,15 +343,13 @@
       </w:tblGrid>
       <w:tr>
         <w:tblPrEx>
-          <w:tblW w:w="0" w:type="auto"/>
-          <w:jc w:val="center"/>
           <w:tblBorders>
-            <w:top w:val="nil"/>
-            <w:left w:val="nil"/>
-            <w:bottom w:val="nil"/>
-            <w:right w:val="nil"/>
-            <w:insideH w:val="nil"/>
-            <w:insideV w:val="nil"/>
+            <w:top w:val="none" w:color="auto" w:sz="0" w:space="0"/>
+            <w:left w:val="none" w:color="auto" w:sz="0" w:space="0"/>
+            <w:bottom w:val="none" w:color="auto" w:sz="0" w:space="0"/>
+            <w:right w:val="none" w:color="auto" w:sz="0" w:space="0"/>
+            <w:insideH w:val="none" w:color="auto" w:sz="0" w:space="0"/>
+            <w:insideV w:val="none" w:color="auto" w:sz="0" w:space="0"/>
           </w:tblBorders>
           <w:tblCellMar>
             <w:top w:w="0" w:type="dxa"/>
@@ -361,7 +359,7 @@
           </w:tblCellMar>
         </w:tblPrEx>
         <w:trPr>
-          <w:trHeight w:val="810"/>
+          <w:trHeight w:val="810" w:hRule="atLeast"/>
           <w:jc w:val="center"/>
         </w:trPr>
         <w:tc>
@@ -400,7 +398,7 @@
             </w:r>
             <w:r>
               <w:rPr>
-                <w:rFonts w:asciiTheme="minorAscii" w:eastAsiaTheme="minorEastAsia" w:hAnsiTheme="minorAscii" w:hint="default"/>
+                <w:rFonts w:hint="default" w:asciiTheme="minorAscii" w:hAnsiTheme="minorAscii" w:eastAsiaTheme="minorEastAsia"/>
                 <w:spacing w:val="227"/>
                 <w:sz w:val="21"/>
                 <w:vertAlign w:val="baseline"/>
@@ -455,7 +453,7 @@
             </w:r>
             <w:r>
               <w:rPr>
-                <w:rFonts w:asciiTheme="minorAscii" w:eastAsiaTheme="minorEastAsia" w:hAnsiTheme="minorAscii" w:hint="eastAsia"/>
+                <w:rFonts w:hint="eastAsia" w:asciiTheme="minorAscii" w:hAnsiTheme="minorAscii" w:eastAsiaTheme="minorEastAsia"/>
                 <w:spacing w:val="227"/>
                 <w:sz w:val="21"/>
                 <w:vertAlign w:val="baseline"/>
@@ -477,8 +475,14 @@
       </w:tr>
       <w:tr>
         <w:tblPrEx>
-          <w:tblW w:w="0" w:type="auto"/>
-          <w:jc w:val="center"/>
+          <w:tblBorders>
+            <w:top w:val="none" w:color="auto" w:sz="0" w:space="0"/>
+            <w:left w:val="none" w:color="auto" w:sz="0" w:space="0"/>
+            <w:bottom w:val="none" w:color="auto" w:sz="0" w:space="0"/>
+            <w:right w:val="none" w:color="auto" w:sz="0" w:space="0"/>
+            <w:insideH w:val="none" w:color="auto" w:sz="0" w:space="0"/>
+            <w:insideV w:val="none" w:color="auto" w:sz="0" w:space="0"/>
+          </w:tblBorders>
           <w:tblCellMar>
             <w:top w:w="0" w:type="dxa"/>
             <w:left w:w="108" w:type="dxa"/>
@@ -487,7 +491,7 @@
           </w:tblCellMar>
         </w:tblPrEx>
         <w:trPr>
-          <w:trHeight w:val="810"/>
+          <w:trHeight w:val="810" w:hRule="atLeast"/>
           <w:jc w:val="center"/>
         </w:trPr>
         <w:tc>
@@ -512,7 +516,7 @@
               <w:snapToGrid w:val="0"/>
               <w:textAlignment w:val="baseline"/>
               <w:rPr>
-                <w:rFonts w:ascii="Arial" w:eastAsia="Arial" w:hAnsi="Arial" w:cs="Arial" w:hint="default"/>
+                <w:rFonts w:hint="default" w:ascii="Arial" w:hAnsi="Arial" w:eastAsia="Arial" w:cs="Arial"/>
                 <w:snapToGrid w:val="0"/>
                 <w:color w:val="000000"/>
                 <w:kern w:val="0"/>
@@ -544,7 +548,7 @@
             </w:r>
             <w:r>
               <w:rPr>
-                <w:rFonts w:asciiTheme="minorAscii" w:eastAsiaTheme="minorEastAsia" w:hAnsiTheme="minorAscii" w:hint="default"/>
+                <w:rFonts w:hint="default" w:asciiTheme="minorAscii" w:hAnsiTheme="minorAscii" w:eastAsiaTheme="minorEastAsia"/>
                 <w:spacing w:val="227"/>
                 <w:sz w:val="21"/>
                 <w:vertAlign w:val="baseline"/>
@@ -587,7 +591,7 @@
               <w:snapToGrid w:val="0"/>
               <w:textAlignment w:val="baseline"/>
               <w:rPr>
-                <w:rFonts w:ascii="Arial" w:eastAsia="Arial" w:hAnsi="Arial" w:cs="Arial" w:hint="default"/>
+                <w:rFonts w:hint="default" w:ascii="Arial" w:hAnsi="Arial" w:eastAsia="Arial" w:cs="Arial"/>
                 <w:snapToGrid w:val="0"/>
                 <w:color w:val="000000"/>
                 <w:kern w:val="0"/>
@@ -607,7 +611,7 @@
             </w:r>
             <w:r>
               <w:rPr>
-                <w:rFonts w:asciiTheme="minorAscii" w:eastAsiaTheme="minorEastAsia" w:hAnsiTheme="minorAscii" w:hint="eastAsia"/>
+                <w:rFonts w:hint="eastAsia" w:asciiTheme="minorAscii" w:hAnsiTheme="minorAscii" w:eastAsiaTheme="minorEastAsia"/>
                 <w:spacing w:val="227"/>
                 <w:sz w:val="21"/>
                 <w:vertAlign w:val="baseline"/>
@@ -629,8 +633,14 @@
       </w:tr>
       <w:tr>
         <w:tblPrEx>
-          <w:tblW w:w="0" w:type="auto"/>
-          <w:jc w:val="center"/>
+          <w:tblBorders>
+            <w:top w:val="none" w:color="auto" w:sz="0" w:space="0"/>
+            <w:left w:val="none" w:color="auto" w:sz="0" w:space="0"/>
+            <w:bottom w:val="none" w:color="auto" w:sz="0" w:space="0"/>
+            <w:right w:val="none" w:color="auto" w:sz="0" w:space="0"/>
+            <w:insideH w:val="none" w:color="auto" w:sz="0" w:space="0"/>
+            <w:insideV w:val="none" w:color="auto" w:sz="0" w:space="0"/>
+          </w:tblBorders>
           <w:tblCellMar>
             <w:top w:w="0" w:type="dxa"/>
             <w:left w:w="108" w:type="dxa"/>
@@ -639,7 +649,7 @@
           </w:tblCellMar>
         </w:tblPrEx>
         <w:trPr>
-          <w:trHeight w:val="635"/>
+          <w:trHeight w:val="635" w:hRule="atLeast"/>
           <w:jc w:val="center"/>
         </w:trPr>
         <w:tc>
@@ -690,7 +700,7 @@
             </w:r>
             <w:r>
               <w:rPr>
-                <w:rFonts w:asciiTheme="minorAscii" w:eastAsiaTheme="minorEastAsia" w:hAnsiTheme="minorAscii" w:hint="eastAsia"/>
+                <w:rFonts w:hint="eastAsia" w:asciiTheme="minorAscii" w:hAnsiTheme="minorAscii" w:eastAsiaTheme="minorEastAsia"/>
                 <w:spacing w:val="227"/>
                 <w:sz w:val="21"/>
                 <w:vertAlign w:val="baseline"/>
@@ -744,7 +754,7 @@
             </w:r>
             <w:r>
               <w:rPr>
-                <w:rFonts w:asciiTheme="minorAscii" w:eastAsiaTheme="minorEastAsia" w:hAnsiTheme="minorAscii" w:hint="eastAsia"/>
+                <w:rFonts w:hint="eastAsia" w:asciiTheme="minorAscii" w:hAnsiTheme="minorAscii" w:eastAsiaTheme="minorEastAsia"/>
                 <w:spacing w:val="227"/>
                 <w:sz w:val="21"/>
                 <w:vertAlign w:val="baseline"/>
@@ -805,14 +815,14 @@
         <w:ind w:left="3634"/>
         <w:textAlignment w:val="baseline"/>
         <w:rPr>
-          <w:rFonts w:ascii="宋体" w:eastAsia="宋体" w:hAnsi="宋体" w:cs="宋体"/>
+          <w:rFonts w:ascii="宋体" w:hAnsi="宋体" w:eastAsia="宋体" w:cs="宋体"/>
           <w:sz w:val="31"/>
           <w:szCs w:val="31"/>
         </w:rPr>
       </w:pPr>
       <w:r>
         <w:rPr>
-          <w:rFonts w:ascii="宋体" w:eastAsia="宋体" w:hAnsi="宋体" w:cs="宋体"/>
+          <w:rFonts w:ascii="宋体" w:hAnsi="宋体" w:eastAsia="宋体" w:cs="宋体"/>
           <w:b/>
           <w:bCs/>
           <w:spacing w:val="4"/>
@@ -824,16 +834,16 @@
     </w:p>
     <w:tbl>
       <w:tblPr>
-        <w:tblStyle w:val="TableNormal0"/>
+        <w:tblStyle w:val="26"/>
         <w:tblW w:w="8214" w:type="dxa"/>
         <w:jc w:val="center"/>
         <w:tblBorders>
-          <w:top w:val="single" w:sz="2" w:space="0" w:color="000000"/>
-          <w:left w:val="single" w:sz="2" w:space="0" w:color="000000"/>
-          <w:bottom w:val="single" w:sz="2" w:space="0" w:color="000000"/>
-          <w:right w:val="single" w:sz="2" w:space="0" w:color="000000"/>
-          <w:insideH w:val="single" w:sz="2" w:space="0" w:color="000000"/>
-          <w:insideV w:val="single" w:sz="2" w:space="0" w:color="000000"/>
+          <w:top w:val="single" w:color="000000" w:sz="2" w:space="0"/>
+          <w:left w:val="single" w:color="000000" w:sz="2" w:space="0"/>
+          <w:bottom w:val="single" w:color="000000" w:sz="2" w:space="0"/>
+          <w:right w:val="single" w:color="000000" w:sz="2" w:space="0"/>
+          <w:insideH w:val="single" w:color="000000" w:sz="2" w:space="0"/>
+          <w:insideV w:val="single" w:color="000000" w:sz="2" w:space="0"/>
         </w:tblBorders>
         <w:tblLayout w:type="fixed"/>
         <w:tblCellMar>
@@ -853,17 +863,14 @@
       </w:tblGrid>
       <w:tr>
         <w:tblPrEx>
-          <w:tblW w:w="8214" w:type="dxa"/>
-          <w:jc w:val="center"/>
           <w:tblBorders>
-            <w:top w:val="single" w:sz="2" w:space="0" w:color="000000"/>
-            <w:left w:val="single" w:sz="2" w:space="0" w:color="000000"/>
-            <w:bottom w:val="single" w:sz="2" w:space="0" w:color="000000"/>
-            <w:right w:val="single" w:sz="2" w:space="0" w:color="000000"/>
-            <w:insideH w:val="single" w:sz="2" w:space="0" w:color="000000"/>
-            <w:insideV w:val="single" w:sz="2" w:space="0" w:color="000000"/>
+            <w:top w:val="single" w:color="000000" w:sz="2" w:space="0"/>
+            <w:left w:val="single" w:color="000000" w:sz="2" w:space="0"/>
+            <w:bottom w:val="single" w:color="000000" w:sz="2" w:space="0"/>
+            <w:right w:val="single" w:color="000000" w:sz="2" w:space="0"/>
+            <w:insideH w:val="single" w:color="000000" w:sz="2" w:space="0"/>
+            <w:insideV w:val="single" w:color="000000" w:sz="2" w:space="0"/>
           </w:tblBorders>
-          <w:tblLayout w:type="fixed"/>
           <w:tblCellMar>
             <w:top w:w="0" w:type="dxa"/>
             <w:left w:w="0" w:type="dxa"/>
@@ -872,7 +879,7 @@
           </w:tblCellMar>
         </w:tblPrEx>
         <w:trPr>
-          <w:trHeight w:val="593"/>
+          <w:trHeight w:val="593" w:hRule="atLeast"/>
           <w:jc w:val="center"/>
         </w:trPr>
         <w:tc>
@@ -894,18 +901,18 @@
               <w:adjustRightInd w:val="0"/>
               <w:snapToGrid w:val="0"/>
               <w:spacing w:before="176" w:line="228" w:lineRule="auto"/>
-              <w:ind w:left="0" w:right="0" w:firstLine="0" w:leftChars="0" w:rightChars="0" w:firstLineChars="0"/>
+              <w:ind w:left="0" w:leftChars="0" w:right="0" w:rightChars="0" w:firstLine="0" w:firstLineChars="0"/>
               <w:jc w:val="center"/>
               <w:textAlignment w:val="baseline"/>
               <w:rPr>
-                <w:rFonts w:ascii="宋体" w:eastAsia="宋体" w:hAnsi="宋体" w:cs="宋体"/>
+                <w:rFonts w:ascii="宋体" w:hAnsi="宋体" w:eastAsia="宋体" w:cs="宋体"/>
                 <w:sz w:val="20"/>
                 <w:szCs w:val="20"/>
               </w:rPr>
             </w:pPr>
             <w:r>
               <w:rPr>
-                <w:rFonts w:ascii="宋体" w:hAnsi="宋体" w:cs="宋体" w:hint="eastAsia"/>
+                <w:rFonts w:hint="eastAsia" w:ascii="宋体" w:hAnsi="宋体" w:cs="宋体"/>
                 <w:spacing w:val="-14"/>
                 <w:sz w:val="20"/>
                 <w:szCs w:val="20"/>
@@ -915,7 +922,7 @@
             </w:r>
             <w:r>
               <w:rPr>
-                <w:rFonts w:ascii="宋体" w:eastAsia="宋体" w:hAnsi="宋体" w:cs="宋体"/>
+                <w:rFonts w:ascii="宋体" w:hAnsi="宋体" w:eastAsia="宋体" w:cs="宋体"/>
                 <w:spacing w:val="-14"/>
                 <w:sz w:val="20"/>
                 <w:szCs w:val="20"/>
@@ -943,18 +950,18 @@
               <w:adjustRightInd w:val="0"/>
               <w:snapToGrid w:val="0"/>
               <w:spacing w:before="175" w:line="227" w:lineRule="auto"/>
-              <w:ind w:left="0" w:right="0" w:firstLine="0" w:leftChars="0" w:rightChars="0" w:firstLineChars="0"/>
+              <w:ind w:left="0" w:leftChars="0" w:right="0" w:rightChars="0" w:firstLine="0" w:firstLineChars="0"/>
               <w:jc w:val="center"/>
               <w:textAlignment w:val="baseline"/>
               <w:rPr>
-                <w:rFonts w:ascii="宋体" w:eastAsia="宋体" w:hAnsi="宋体" w:cs="宋体"/>
+                <w:rFonts w:ascii="宋体" w:hAnsi="宋体" w:eastAsia="宋体" w:cs="宋体"/>
                 <w:sz w:val="20"/>
                 <w:szCs w:val="20"/>
               </w:rPr>
             </w:pPr>
             <w:r>
               <w:rPr>
-                <w:rFonts w:ascii="宋体" w:eastAsia="宋体" w:hAnsi="宋体" w:cs="宋体"/>
+                <w:rFonts w:ascii="宋体" w:hAnsi="宋体" w:eastAsia="宋体" w:cs="宋体"/>
                 <w:spacing w:val="4"/>
                 <w:sz w:val="20"/>
                 <w:szCs w:val="20"/>
@@ -982,18 +989,18 @@
               <w:adjustRightInd w:val="0"/>
               <w:snapToGrid w:val="0"/>
               <w:spacing w:before="175" w:line="228" w:lineRule="auto"/>
-              <w:ind w:left="0" w:right="0" w:firstLine="0" w:leftChars="0" w:rightChars="0" w:firstLineChars="0"/>
+              <w:ind w:left="0" w:leftChars="0" w:right="0" w:rightChars="0" w:firstLine="0" w:firstLineChars="0"/>
               <w:jc w:val="center"/>
               <w:textAlignment w:val="baseline"/>
               <w:rPr>
-                <w:rFonts w:ascii="宋体" w:eastAsia="宋体" w:hAnsi="宋体" w:cs="宋体"/>
+                <w:rFonts w:ascii="宋体" w:hAnsi="宋体" w:eastAsia="宋体" w:cs="宋体"/>
                 <w:sz w:val="20"/>
                 <w:szCs w:val="20"/>
               </w:rPr>
             </w:pPr>
             <w:r>
               <w:rPr>
-                <w:rFonts w:ascii="宋体" w:eastAsia="宋体" w:hAnsi="宋体" w:cs="宋体"/>
+                <w:rFonts w:ascii="宋体" w:hAnsi="宋体" w:eastAsia="宋体" w:cs="宋体"/>
                 <w:spacing w:val="7"/>
                 <w:sz w:val="20"/>
                 <w:szCs w:val="20"/>
@@ -1021,11 +1028,11 @@
               <w:adjustRightInd w:val="0"/>
               <w:snapToGrid w:val="0"/>
               <w:spacing w:before="175" w:line="228" w:lineRule="auto"/>
-              <w:ind w:left="0" w:right="0" w:firstLine="0" w:leftChars="0" w:rightChars="0" w:firstLineChars="0"/>
+              <w:ind w:left="0" w:leftChars="0" w:right="0" w:rightChars="0" w:firstLine="0" w:firstLineChars="0"/>
               <w:jc w:val="center"/>
               <w:textAlignment w:val="baseline"/>
               <w:rPr>
-                <w:rFonts w:ascii="宋体" w:eastAsia="宋体" w:hAnsi="宋体" w:cs="宋体" w:hint="eastAsia"/>
+                <w:rFonts w:hint="eastAsia" w:ascii="宋体" w:hAnsi="宋体" w:eastAsia="宋体" w:cs="宋体"/>
                 <w:spacing w:val="7"/>
                 <w:sz w:val="20"/>
                 <w:szCs w:val="20"/>
@@ -1034,7 +1041,7 @@
             </w:pPr>
             <w:r>
               <w:rPr>
-                <w:rFonts w:ascii="宋体" w:hAnsi="宋体" w:cs="宋体" w:hint="eastAsia"/>
+                <w:rFonts w:hint="eastAsia" w:ascii="宋体" w:hAnsi="宋体" w:cs="宋体"/>
                 <w:spacing w:val="7"/>
                 <w:sz w:val="20"/>
                 <w:szCs w:val="20"/>
@@ -1063,11 +1070,11 @@
               <w:adjustRightInd w:val="0"/>
               <w:snapToGrid w:val="0"/>
               <w:spacing w:before="175" w:line="228" w:lineRule="auto"/>
-              <w:ind w:left="0" w:right="0" w:firstLine="0" w:leftChars="0" w:rightChars="0" w:firstLineChars="0"/>
+              <w:ind w:left="0" w:leftChars="0" w:right="0" w:rightChars="0" w:firstLine="0" w:firstLineChars="0"/>
               <w:jc w:val="center"/>
               <w:textAlignment w:val="baseline"/>
               <w:rPr>
-                <w:rFonts w:ascii="宋体" w:hAnsi="宋体" w:cs="宋体" w:hint="default"/>
+                <w:rFonts w:hint="default" w:ascii="宋体" w:hAnsi="宋体" w:cs="宋体"/>
                 <w:spacing w:val="7"/>
                 <w:sz w:val="20"/>
                 <w:szCs w:val="20"/>
@@ -1076,7 +1083,7 @@
             </w:pPr>
             <w:r>
               <w:rPr>
-                <w:rFonts w:ascii="宋体" w:hAnsi="宋体" w:cs="宋体" w:hint="eastAsia"/>
+                <w:rFonts w:hint="eastAsia" w:ascii="宋体" w:hAnsi="宋体" w:cs="宋体"/>
                 <w:spacing w:val="7"/>
                 <w:sz w:val="20"/>
                 <w:szCs w:val="20"/>
@@ -1105,18 +1112,18 @@
               <w:adjustRightInd w:val="0"/>
               <w:snapToGrid w:val="0"/>
               <w:spacing w:before="176" w:line="229" w:lineRule="auto"/>
-              <w:ind w:left="0" w:right="0" w:firstLine="0" w:leftChars="0" w:rightChars="0" w:firstLineChars="0"/>
+              <w:ind w:left="0" w:leftChars="0" w:right="0" w:rightChars="0" w:firstLine="0" w:firstLineChars="0"/>
               <w:jc w:val="center"/>
               <w:textAlignment w:val="baseline"/>
               <w:rPr>
-                <w:rFonts w:ascii="宋体" w:eastAsia="宋体" w:hAnsi="宋体" w:cs="宋体"/>
+                <w:rFonts w:ascii="宋体" w:hAnsi="宋体" w:eastAsia="宋体" w:cs="宋体"/>
                 <w:sz w:val="20"/>
                 <w:szCs w:val="20"/>
               </w:rPr>
             </w:pPr>
             <w:r>
               <w:rPr>
-                <w:rFonts w:ascii="宋体" w:eastAsia="宋体" w:hAnsi="宋体" w:cs="宋体"/>
+                <w:rFonts w:ascii="宋体" w:hAnsi="宋体" w:eastAsia="宋体" w:cs="宋体"/>
                 <w:spacing w:val="7"/>
                 <w:sz w:val="20"/>
                 <w:szCs w:val="20"/>
@@ -1128,9 +1135,14 @@
       </w:tr>
       <w:tr>
         <w:tblPrEx>
-          <w:tblW w:w="8214" w:type="dxa"/>
-          <w:jc w:val="center"/>
-          <w:tblLayout w:type="fixed"/>
+          <w:tblBorders>
+            <w:top w:val="single" w:color="000000" w:sz="2" w:space="0"/>
+            <w:left w:val="single" w:color="000000" w:sz="2" w:space="0"/>
+            <w:bottom w:val="single" w:color="000000" w:sz="2" w:space="0"/>
+            <w:right w:val="single" w:color="000000" w:sz="2" w:space="0"/>
+            <w:insideH w:val="single" w:color="000000" w:sz="2" w:space="0"/>
+            <w:insideV w:val="single" w:color="000000" w:sz="2" w:space="0"/>
+          </w:tblBorders>
           <w:tblCellMar>
             <w:top w:w="0" w:type="dxa"/>
             <w:left w:w="0" w:type="dxa"/>
@@ -1139,7 +1151,7 @@
           </w:tblCellMar>
         </w:tblPrEx>
         <w:trPr>
-          <w:trHeight w:val="516"/>
+          <w:trHeight w:val="516" w:hRule="atLeast"/>
           <w:jc w:val="center"/>
         </w:trPr>
         <w:tc>
@@ -1163,11 +1175,11 @@
               <w:adjustRightInd w:val="0"/>
               <w:snapToGrid w:val="0"/>
               <w:spacing w:before="173" w:line="267" w:lineRule="exact"/>
-              <w:ind w:left="0" w:right="0" w:firstLine="0" w:leftChars="0" w:rightChars="0" w:firstLineChars="0"/>
+              <w:ind w:left="0" w:leftChars="0" w:right="0" w:rightChars="0" w:firstLine="0" w:firstLineChars="0"/>
               <w:jc w:val="center"/>
               <w:textAlignment w:val="baseline"/>
               <w:rPr>
-                <w:rFonts w:ascii="宋体" w:eastAsia="宋体" w:hAnsi="宋体" w:cs="宋体" w:hint="default"/>
+                <w:rFonts w:hint="default" w:ascii="宋体" w:hAnsi="宋体" w:eastAsia="宋体" w:cs="宋体"/>
                 <w:snapToGrid w:val="0"/>
                 <w:color w:val="000000"/>
                 <w:kern w:val="0"/>
@@ -1176,10 +1188,9 @@
                 <w:lang w:val="en-US" w:eastAsia="en-US" w:bidi="ar-SA"/>
               </w:rPr>
             </w:pPr>
-            <w:bookmarkStart w:id="2" w:name="_GoBack" w:colFirst="0" w:colLast="5"/>
             <w:r>
               <w:rPr>
-                <w:rFonts w:ascii="宋体" w:eastAsia="宋体" w:hAnsi="宋体" w:cs="宋体"/>
+                <w:rFonts w:ascii="宋体" w:hAnsi="宋体" w:eastAsia="宋体" w:cs="宋体"/>
                 <w:spacing w:val="3"/>
                 <w:position w:val="1"/>
                 <w:sz w:val="20"/>
@@ -1189,7 +1200,7 @@
             </w:r>
             <w:r>
               <w:rPr>
-                <w:rFonts w:ascii="宋体" w:hAnsi="宋体" w:cs="宋体" w:hint="eastAsia"/>
+                <w:rFonts w:hint="eastAsia" w:ascii="宋体" w:hAnsi="宋体" w:cs="宋体"/>
                 <w:spacing w:val="3"/>
                 <w:position w:val="1"/>
                 <w:sz w:val="20"/>
@@ -1221,11 +1232,11 @@
               <w:adjustRightInd w:val="0"/>
               <w:snapToGrid w:val="0"/>
               <w:spacing w:before="173" w:line="267" w:lineRule="exact"/>
-              <w:ind w:left="0" w:right="0" w:firstLine="0" w:leftChars="0" w:rightChars="0" w:firstLineChars="0"/>
+              <w:ind w:left="0" w:leftChars="0" w:right="0" w:rightChars="0" w:firstLine="0" w:firstLineChars="0"/>
               <w:jc w:val="center"/>
               <w:textAlignment w:val="baseline"/>
               <w:rPr>
-                <w:rFonts w:ascii="宋体" w:eastAsia="宋体" w:hAnsi="宋体" w:cs="宋体"/>
+                <w:rFonts w:ascii="宋体" w:hAnsi="宋体" w:eastAsia="宋体" w:cs="宋体"/>
                 <w:snapToGrid w:val="0"/>
                 <w:color w:val="000000"/>
                 <w:kern w:val="0"/>
@@ -1236,7 +1247,7 @@
             </w:pPr>
             <w:r>
               <w:rPr>
-                <w:rFonts w:ascii="宋体" w:eastAsia="宋体" w:hAnsi="宋体" w:cs="宋体"/>
+                <w:rFonts w:ascii="宋体" w:hAnsi="宋体" w:eastAsia="宋体" w:cs="宋体"/>
                 <w:spacing w:val="4"/>
                 <w:position w:val="1"/>
                 <w:sz w:val="20"/>
@@ -1267,11 +1278,11 @@
               <w:adjustRightInd w:val="0"/>
               <w:snapToGrid w:val="0"/>
               <w:spacing w:before="172" w:line="228" w:lineRule="auto"/>
-              <w:ind w:left="0" w:right="0" w:firstLine="0" w:leftChars="0" w:rightChars="0" w:firstLineChars="0"/>
+              <w:ind w:left="0" w:leftChars="0" w:right="0" w:rightChars="0" w:firstLine="0" w:firstLineChars="0"/>
               <w:jc w:val="center"/>
               <w:textAlignment w:val="baseline"/>
               <w:rPr>
-                <w:rFonts w:ascii="宋体" w:eastAsia="宋体" w:hAnsi="宋体" w:cs="宋体"/>
+                <w:rFonts w:ascii="宋体" w:hAnsi="宋体" w:eastAsia="宋体" w:cs="宋体"/>
                 <w:snapToGrid w:val="0"/>
                 <w:color w:val="000000"/>
                 <w:kern w:val="0"/>
@@ -1282,7 +1293,7 @@
             </w:pPr>
             <w:r>
               <w:rPr>
-                <w:rFonts w:ascii="宋体" w:eastAsia="宋体" w:hAnsi="宋体" w:cs="宋体"/>
+                <w:rFonts w:ascii="宋体" w:hAnsi="宋体" w:eastAsia="宋体" w:cs="宋体"/>
                 <w:spacing w:val="200"/>
                 <w:kern w:val="0"/>
                 <w:sz w:val="20"/>
@@ -1292,7 +1303,7 @@
             </w:r>
             <w:r>
               <w:rPr>
-                <w:rFonts w:ascii="宋体" w:eastAsia="宋体" w:hAnsi="宋体" w:cs="宋体"/>
+                <w:rFonts w:ascii="宋体" w:hAnsi="宋体" w:eastAsia="宋体" w:cs="宋体"/>
                 <w:spacing w:val="0"/>
                 <w:kern w:val="0"/>
                 <w:sz w:val="20"/>
@@ -1323,11 +1334,11 @@
               <w:adjustRightInd w:val="0"/>
               <w:snapToGrid w:val="0"/>
               <w:spacing w:before="173" w:line="229" w:lineRule="auto"/>
-              <w:ind w:left="0" w:right="0" w:firstLine="0" w:leftChars="0" w:rightChars="0" w:firstLineChars="0"/>
+              <w:ind w:left="0" w:leftChars="0" w:right="0" w:rightChars="0" w:firstLine="0" w:firstLineChars="0"/>
               <w:jc w:val="center"/>
               <w:textAlignment w:val="baseline"/>
               <w:rPr>
-                <w:rFonts w:ascii="宋体" w:eastAsia="宋体" w:hAnsi="宋体" w:cs="宋体"/>
+                <w:rFonts w:ascii="宋体" w:hAnsi="宋体" w:eastAsia="宋体" w:cs="宋体"/>
                 <w:snapToGrid w:val="0"/>
                 <w:color w:val="000000"/>
                 <w:spacing w:val="200"/>
@@ -1339,14 +1350,14 @@
             </w:pPr>
             <w:r>
               <w:rPr>
-                <w:rFonts w:asciiTheme="minorAscii" w:eastAsiaTheme="minorEastAsia" w:hAnsiTheme="minorAscii" w:hint="eastAsia"/>
+                <w:rFonts w:hint="eastAsia" w:asciiTheme="minorAscii" w:hAnsiTheme="minorAscii" w:eastAsiaTheme="minorEastAsia"/>
                 <w:spacing w:val="0"/>
                 <w:kern w:val="0"/>
                 <w:sz w:val="21"/>
                 <w:vertAlign w:val="baseline"/>
                 <w:lang w:val="en-US" w:eastAsia="zh-CN"/>
               </w:rPr>
-              <w:t>李伟</w:t>
+              <w:t>沈晓晖</w:t>
             </w:r>
           </w:p>
         </w:tc>
@@ -1371,11 +1382,11 @@
               <w:adjustRightInd w:val="0"/>
               <w:snapToGrid w:val="0"/>
               <w:spacing w:before="172" w:line="228" w:lineRule="auto"/>
-              <w:ind w:left="0" w:right="0" w:firstLine="0" w:leftChars="0" w:rightChars="0" w:firstLineChars="0"/>
+              <w:ind w:left="0" w:leftChars="0" w:right="0" w:rightChars="0" w:firstLine="0" w:firstLineChars="0"/>
               <w:jc w:val="center"/>
               <w:textAlignment w:val="baseline"/>
               <w:rPr>
-                <w:rFonts w:ascii="宋体" w:eastAsia="宋体" w:hAnsi="宋体" w:cs="宋体"/>
+                <w:rFonts w:ascii="宋体" w:hAnsi="宋体" w:eastAsia="宋体" w:cs="宋体"/>
                 <w:snapToGrid w:val="0"/>
                 <w:color w:val="000000"/>
                 <w:spacing w:val="200"/>
@@ -1387,14 +1398,14 @@
             </w:pPr>
             <w:r>
               <w:rPr>
-                <w:rFonts w:asciiTheme="minorAscii" w:eastAsiaTheme="minorEastAsia" w:hAnsiTheme="minorAscii" w:hint="eastAsia"/>
+                <w:rFonts w:hint="eastAsia" w:asciiTheme="minorAscii" w:hAnsiTheme="minorAscii" w:eastAsiaTheme="minorEastAsia"/>
                 <w:spacing w:val="0"/>
                 <w:kern w:val="0"/>
                 <w:sz w:val="21"/>
                 <w:vertAlign w:val="baseline"/>
                 <w:lang w:val="en-US" w:eastAsia="zh-CN"/>
               </w:rPr>
-              <w:t>陈凯</w:t>
+              <w:t>茅建根</w:t>
             </w:r>
           </w:p>
         </w:tc>
@@ -1419,11 +1430,11 @@
               <w:adjustRightInd w:val="0"/>
               <w:snapToGrid w:val="0"/>
               <w:spacing w:before="173" w:line="229" w:lineRule="auto"/>
-              <w:ind w:left="0" w:right="0" w:firstLine="0" w:leftChars="0" w:rightChars="0" w:firstLineChars="0"/>
+              <w:ind w:left="0" w:leftChars="0" w:right="0" w:rightChars="0" w:firstLine="0" w:firstLineChars="0"/>
               <w:jc w:val="center"/>
               <w:textAlignment w:val="baseline"/>
               <w:rPr>
-                <w:rFonts w:ascii="宋体" w:eastAsia="宋体" w:hAnsi="宋体" w:cs="宋体"/>
+                <w:rFonts w:ascii="宋体" w:hAnsi="宋体" w:eastAsia="宋体" w:cs="宋体"/>
                 <w:snapToGrid w:val="0"/>
                 <w:color w:val="000000"/>
                 <w:kern w:val="0"/>
@@ -1434,7 +1445,7 @@
             </w:pPr>
             <w:r>
               <w:rPr>
-                <w:rFonts w:asciiTheme="minorAscii" w:eastAsiaTheme="minorEastAsia" w:hAnsiTheme="minorAscii" w:hint="eastAsia"/>
+                <w:rFonts w:hint="eastAsia" w:asciiTheme="minorAscii" w:hAnsiTheme="minorAscii" w:eastAsiaTheme="minorEastAsia"/>
                 <w:spacing w:val="0"/>
                 <w:kern w:val="0"/>
                 <w:sz w:val="21"/>
@@ -1448,9 +1459,14 @@
       </w:tr>
       <w:tr>
         <w:tblPrEx>
-          <w:tblW w:w="8214" w:type="dxa"/>
-          <w:jc w:val="center"/>
-          <w:tblLayout w:type="fixed"/>
+          <w:tblBorders>
+            <w:top w:val="single" w:color="000000" w:sz="2" w:space="0"/>
+            <w:left w:val="single" w:color="000000" w:sz="2" w:space="0"/>
+            <w:bottom w:val="single" w:color="000000" w:sz="2" w:space="0"/>
+            <w:right w:val="single" w:color="000000" w:sz="2" w:space="0"/>
+            <w:insideH w:val="single" w:color="000000" w:sz="2" w:space="0"/>
+            <w:insideV w:val="single" w:color="000000" w:sz="2" w:space="0"/>
+          </w:tblBorders>
           <w:tblCellMar>
             <w:top w:w="0" w:type="dxa"/>
             <w:left w:w="0" w:type="dxa"/>
@@ -1459,7 +1475,7 @@
           </w:tblCellMar>
         </w:tblPrEx>
         <w:trPr>
-          <w:trHeight w:val="556"/>
+          <w:trHeight w:val="556" w:hRule="atLeast"/>
           <w:jc w:val="center"/>
         </w:trPr>
         <w:tc>
@@ -1482,11 +1498,10 @@
               <w:adjustRightInd w:val="0"/>
               <w:snapToGrid w:val="0"/>
               <w:spacing w:before="173" w:line="267" w:lineRule="exact"/>
-              <w:ind w:left="0" w:right="0" w:firstLine="0" w:leftChars="0" w:rightChars="0" w:firstLineChars="0"/>
+              <w:ind w:left="0" w:leftChars="0" w:right="0" w:rightChars="0" w:firstLine="0" w:firstLineChars="0"/>
               <w:jc w:val="center"/>
               <w:textAlignment w:val="baseline"/>
             </w:pPr>
-            <w:bookmarkEnd w:id="2"/>
           </w:p>
         </w:tc>
         <w:tc>
@@ -1509,7 +1524,7 @@
               <w:adjustRightInd w:val="0"/>
               <w:snapToGrid w:val="0"/>
               <w:spacing w:before="173" w:line="267" w:lineRule="exact"/>
-              <w:ind w:left="0" w:right="0" w:firstLine="0" w:leftChars="0" w:rightChars="0" w:firstLineChars="0"/>
+              <w:ind w:left="0" w:leftChars="0" w:right="0" w:rightChars="0" w:firstLine="0" w:firstLineChars="0"/>
               <w:jc w:val="center"/>
               <w:textAlignment w:val="baseline"/>
             </w:pPr>
@@ -1535,7 +1550,7 @@
               <w:adjustRightInd w:val="0"/>
               <w:snapToGrid w:val="0"/>
               <w:spacing w:before="172" w:line="228" w:lineRule="auto"/>
-              <w:ind w:left="0" w:right="0" w:firstLine="0" w:leftChars="0" w:rightChars="0" w:firstLineChars="0"/>
+              <w:ind w:left="0" w:leftChars="0" w:right="0" w:rightChars="0" w:firstLine="0" w:firstLineChars="0"/>
               <w:jc w:val="center"/>
               <w:textAlignment w:val="baseline"/>
               <w:rPr>
@@ -1565,7 +1580,7 @@
               <w:adjustRightInd w:val="0"/>
               <w:snapToGrid w:val="0"/>
               <w:spacing w:before="173" w:line="229" w:lineRule="auto"/>
-              <w:ind w:left="0" w:right="0" w:firstLine="0" w:leftChars="0" w:rightChars="0" w:firstLineChars="0"/>
+              <w:ind w:left="0" w:leftChars="0" w:right="0" w:rightChars="0" w:firstLine="0" w:firstLineChars="0"/>
               <w:jc w:val="center"/>
               <w:textAlignment w:val="baseline"/>
             </w:pPr>
@@ -1591,7 +1606,7 @@
               <w:adjustRightInd w:val="0"/>
               <w:snapToGrid w:val="0"/>
               <w:spacing w:before="173" w:line="229" w:lineRule="auto"/>
-              <w:ind w:left="0" w:right="0" w:firstLine="0" w:leftChars="0" w:rightChars="0" w:firstLineChars="0"/>
+              <w:ind w:left="0" w:leftChars="0" w:right="0" w:rightChars="0" w:firstLine="0" w:firstLineChars="0"/>
               <w:jc w:val="center"/>
               <w:textAlignment w:val="baseline"/>
             </w:pPr>
@@ -1617,7 +1632,7 @@
               <w:adjustRightInd w:val="0"/>
               <w:snapToGrid w:val="0"/>
               <w:spacing w:before="173" w:line="229" w:lineRule="auto"/>
-              <w:ind w:left="0" w:right="0" w:firstLine="0" w:leftChars="0" w:rightChars="0" w:firstLineChars="0"/>
+              <w:ind w:left="0" w:leftChars="0" w:right="0" w:rightChars="0" w:firstLine="0" w:firstLineChars="0"/>
               <w:jc w:val="center"/>
               <w:textAlignment w:val="baseline"/>
             </w:pPr>
@@ -1626,18 +1641,17 @@
       </w:tr>
       <w:tr>
         <w:tblPrEx>
-          <w:tblW w:w="8214" w:type="dxa"/>
-          <w:jc w:val="center"/>
-          <w:tblLayout w:type="fixed"/>
-          <w:tblCellMar>
-            <w:top w:w="0" w:type="dxa"/>
-            <w:left w:w="0" w:type="dxa"/>
-            <w:bottom w:w="0" w:type="dxa"/>
-            <w:right w:w="0" w:type="dxa"/>
-          </w:tblCellMar>
+          <w:tblBorders>
+            <w:top w:val="single" w:color="000000" w:sz="2" w:space="0"/>
+            <w:left w:val="single" w:color="000000" w:sz="2" w:space="0"/>
+            <w:bottom w:val="single" w:color="000000" w:sz="2" w:space="0"/>
+            <w:right w:val="single" w:color="000000" w:sz="2" w:space="0"/>
+            <w:insideH w:val="single" w:color="000000" w:sz="2" w:space="0"/>
+            <w:insideV w:val="single" w:color="000000" w:sz="2" w:space="0"/>
+          </w:tblBorders>
         </w:tblPrEx>
         <w:trPr>
-          <w:trHeight w:val="556"/>
+          <w:trHeight w:val="556" w:hRule="atLeast"/>
           <w:jc w:val="center"/>
         </w:trPr>
         <w:tc>
@@ -1646,7 +1660,7 @@
           </w:tcPr>
           <w:p>
             <w:pPr>
-              <w:pStyle w:val="TableText"/>
+              <w:pStyle w:val="27"/>
               <w:keepNext w:val="0"/>
               <w:keepLines w:val="0"/>
               <w:pageBreakBefore w:val="0"/>
@@ -1659,7 +1673,7 @@
               <w:bidi w:val="0"/>
               <w:adjustRightInd w:val="0"/>
               <w:snapToGrid w:val="0"/>
-              <w:ind w:left="0" w:right="0" w:firstLine="0" w:leftChars="0" w:rightChars="0" w:firstLineChars="0"/>
+              <w:ind w:left="0" w:leftChars="0" w:right="0" w:rightChars="0" w:firstLine="0" w:firstLineChars="0"/>
               <w:jc w:val="center"/>
               <w:textAlignment w:val="baseline"/>
             </w:pPr>
@@ -1671,7 +1685,7 @@
           </w:tcPr>
           <w:p>
             <w:pPr>
-              <w:pStyle w:val="TableText"/>
+              <w:pStyle w:val="27"/>
               <w:keepNext w:val="0"/>
               <w:keepLines w:val="0"/>
               <w:pageBreakBefore w:val="0"/>
@@ -1684,7 +1698,7 @@
               <w:bidi w:val="0"/>
               <w:adjustRightInd w:val="0"/>
               <w:snapToGrid w:val="0"/>
-              <w:ind w:left="0" w:right="0" w:firstLine="0" w:leftChars="0" w:rightChars="0" w:firstLineChars="0"/>
+              <w:ind w:left="0" w:leftChars="0" w:right="0" w:rightChars="0" w:firstLine="0" w:firstLineChars="0"/>
               <w:jc w:val="center"/>
               <w:textAlignment w:val="baseline"/>
             </w:pPr>
@@ -1696,7 +1710,7 @@
           </w:tcPr>
           <w:p>
             <w:pPr>
-              <w:pStyle w:val="TableText"/>
+              <w:pStyle w:val="27"/>
               <w:keepNext w:val="0"/>
               <w:keepLines w:val="0"/>
               <w:pageBreakBefore w:val="0"/>
@@ -1709,7 +1723,7 @@
               <w:bidi w:val="0"/>
               <w:adjustRightInd w:val="0"/>
               <w:snapToGrid w:val="0"/>
-              <w:ind w:left="0" w:right="0" w:firstLine="0" w:leftChars="0" w:rightChars="0" w:firstLineChars="0"/>
+              <w:ind w:left="0" w:leftChars="0" w:right="0" w:rightChars="0" w:firstLine="0" w:firstLineChars="0"/>
               <w:jc w:val="center"/>
               <w:textAlignment w:val="baseline"/>
             </w:pPr>
@@ -1721,7 +1735,7 @@
           </w:tcPr>
           <w:p>
             <w:pPr>
-              <w:pStyle w:val="TableText"/>
+              <w:pStyle w:val="27"/>
               <w:keepNext w:val="0"/>
               <w:keepLines w:val="0"/>
               <w:pageBreakBefore w:val="0"/>
@@ -1734,7 +1748,7 @@
               <w:bidi w:val="0"/>
               <w:adjustRightInd w:val="0"/>
               <w:snapToGrid w:val="0"/>
-              <w:ind w:left="0" w:right="0" w:firstLine="0" w:leftChars="0" w:rightChars="0" w:firstLineChars="0"/>
+              <w:ind w:left="0" w:leftChars="0" w:right="0" w:rightChars="0" w:firstLine="0" w:firstLineChars="0"/>
               <w:jc w:val="center"/>
               <w:textAlignment w:val="baseline"/>
             </w:pPr>
@@ -1746,7 +1760,7 @@
           </w:tcPr>
           <w:p>
             <w:pPr>
-              <w:pStyle w:val="TableText"/>
+              <w:pStyle w:val="27"/>
               <w:keepNext w:val="0"/>
               <w:keepLines w:val="0"/>
               <w:pageBreakBefore w:val="0"/>
@@ -1759,7 +1773,7 @@
               <w:bidi w:val="0"/>
               <w:adjustRightInd w:val="0"/>
               <w:snapToGrid w:val="0"/>
-              <w:ind w:left="0" w:right="0" w:firstLine="0" w:leftChars="0" w:rightChars="0" w:firstLineChars="0"/>
+              <w:ind w:left="0" w:leftChars="0" w:right="0" w:rightChars="0" w:firstLine="0" w:firstLineChars="0"/>
               <w:jc w:val="center"/>
               <w:textAlignment w:val="baseline"/>
             </w:pPr>
@@ -1771,7 +1785,7 @@
           </w:tcPr>
           <w:p>
             <w:pPr>
-              <w:pStyle w:val="TableText"/>
+              <w:pStyle w:val="27"/>
               <w:keepNext w:val="0"/>
               <w:keepLines w:val="0"/>
               <w:pageBreakBefore w:val="0"/>
@@ -1784,7 +1798,7 @@
               <w:bidi w:val="0"/>
               <w:adjustRightInd w:val="0"/>
               <w:snapToGrid w:val="0"/>
-              <w:ind w:left="0" w:right="0" w:firstLine="0" w:leftChars="0" w:rightChars="0" w:firstLineChars="0"/>
+              <w:ind w:left="0" w:leftChars="0" w:right="0" w:rightChars="0" w:firstLine="0" w:firstLineChars="0"/>
               <w:jc w:val="center"/>
               <w:textAlignment w:val="baseline"/>
             </w:pPr>
@@ -1793,9 +1807,14 @@
       </w:tr>
       <w:tr>
         <w:tblPrEx>
-          <w:tblW w:w="8214" w:type="dxa"/>
-          <w:jc w:val="center"/>
-          <w:tblLayout w:type="fixed"/>
+          <w:tblBorders>
+            <w:top w:val="single" w:color="000000" w:sz="2" w:space="0"/>
+            <w:left w:val="single" w:color="000000" w:sz="2" w:space="0"/>
+            <w:bottom w:val="single" w:color="000000" w:sz="2" w:space="0"/>
+            <w:right w:val="single" w:color="000000" w:sz="2" w:space="0"/>
+            <w:insideH w:val="single" w:color="000000" w:sz="2" w:space="0"/>
+            <w:insideV w:val="single" w:color="000000" w:sz="2" w:space="0"/>
+          </w:tblBorders>
           <w:tblCellMar>
             <w:top w:w="0" w:type="dxa"/>
             <w:left w:w="0" w:type="dxa"/>
@@ -1804,7 +1823,7 @@
           </w:tblCellMar>
         </w:tblPrEx>
         <w:trPr>
-          <w:trHeight w:val="557"/>
+          <w:trHeight w:val="557" w:hRule="atLeast"/>
           <w:jc w:val="center"/>
         </w:trPr>
         <w:tc>
@@ -1813,7 +1832,7 @@
           </w:tcPr>
           <w:p>
             <w:pPr>
-              <w:pStyle w:val="TableText"/>
+              <w:pStyle w:val="27"/>
               <w:keepNext w:val="0"/>
               <w:keepLines w:val="0"/>
               <w:pageBreakBefore w:val="0"/>
@@ -1826,7 +1845,7 @@
               <w:bidi w:val="0"/>
               <w:adjustRightInd w:val="0"/>
               <w:snapToGrid w:val="0"/>
-              <w:ind w:left="0" w:right="0" w:firstLine="0" w:leftChars="0" w:rightChars="0" w:firstLineChars="0"/>
+              <w:ind w:left="0" w:leftChars="0" w:right="0" w:rightChars="0" w:firstLine="0" w:firstLineChars="0"/>
               <w:jc w:val="center"/>
               <w:textAlignment w:val="baseline"/>
             </w:pPr>
@@ -1838,7 +1857,7 @@
           </w:tcPr>
           <w:p>
             <w:pPr>
-              <w:pStyle w:val="TableText"/>
+              <w:pStyle w:val="27"/>
               <w:keepNext w:val="0"/>
               <w:keepLines w:val="0"/>
               <w:pageBreakBefore w:val="0"/>
@@ -1851,7 +1870,7 @@
               <w:bidi w:val="0"/>
               <w:adjustRightInd w:val="0"/>
               <w:snapToGrid w:val="0"/>
-              <w:ind w:left="0" w:right="0" w:firstLine="0" w:leftChars="0" w:rightChars="0" w:firstLineChars="0"/>
+              <w:ind w:left="0" w:leftChars="0" w:right="0" w:rightChars="0" w:firstLine="0" w:firstLineChars="0"/>
               <w:jc w:val="center"/>
               <w:textAlignment w:val="baseline"/>
             </w:pPr>
@@ -1863,7 +1882,7 @@
           </w:tcPr>
           <w:p>
             <w:pPr>
-              <w:pStyle w:val="TableText"/>
+              <w:pStyle w:val="27"/>
               <w:keepNext w:val="0"/>
               <w:keepLines w:val="0"/>
               <w:pageBreakBefore w:val="0"/>
@@ -1876,7 +1895,7 @@
               <w:bidi w:val="0"/>
               <w:adjustRightInd w:val="0"/>
               <w:snapToGrid w:val="0"/>
-              <w:ind w:left="0" w:right="0" w:firstLine="0" w:leftChars="0" w:rightChars="0" w:firstLineChars="0"/>
+              <w:ind w:left="0" w:leftChars="0" w:right="0" w:rightChars="0" w:firstLine="0" w:firstLineChars="0"/>
               <w:jc w:val="center"/>
               <w:textAlignment w:val="baseline"/>
             </w:pPr>
@@ -1888,7 +1907,7 @@
           </w:tcPr>
           <w:p>
             <w:pPr>
-              <w:pStyle w:val="TableText"/>
+              <w:pStyle w:val="27"/>
               <w:keepNext w:val="0"/>
               <w:keepLines w:val="0"/>
               <w:pageBreakBefore w:val="0"/>
@@ -1901,7 +1920,7 @@
               <w:bidi w:val="0"/>
               <w:adjustRightInd w:val="0"/>
               <w:snapToGrid w:val="0"/>
-              <w:ind w:left="0" w:right="0" w:firstLine="0" w:leftChars="0" w:rightChars="0" w:firstLineChars="0"/>
+              <w:ind w:left="0" w:leftChars="0" w:right="0" w:rightChars="0" w:firstLine="0" w:firstLineChars="0"/>
               <w:jc w:val="center"/>
               <w:textAlignment w:val="baseline"/>
             </w:pPr>
@@ -1913,7 +1932,7 @@
           </w:tcPr>
           <w:p>
             <w:pPr>
-              <w:pStyle w:val="TableText"/>
+              <w:pStyle w:val="27"/>
               <w:keepNext w:val="0"/>
               <w:keepLines w:val="0"/>
               <w:pageBreakBefore w:val="0"/>
@@ -1926,7 +1945,7 @@
               <w:bidi w:val="0"/>
               <w:adjustRightInd w:val="0"/>
               <w:snapToGrid w:val="0"/>
-              <w:ind w:left="0" w:right="0" w:firstLine="0" w:leftChars="0" w:rightChars="0" w:firstLineChars="0"/>
+              <w:ind w:left="0" w:leftChars="0" w:right="0" w:rightChars="0" w:firstLine="0" w:firstLineChars="0"/>
               <w:jc w:val="center"/>
               <w:textAlignment w:val="baseline"/>
             </w:pPr>
@@ -1938,7 +1957,7 @@
           </w:tcPr>
           <w:p>
             <w:pPr>
-              <w:pStyle w:val="TableText"/>
+              <w:pStyle w:val="27"/>
               <w:keepNext w:val="0"/>
               <w:keepLines w:val="0"/>
               <w:pageBreakBefore w:val="0"/>
@@ -1951,7 +1970,7 @@
               <w:bidi w:val="0"/>
               <w:adjustRightInd w:val="0"/>
               <w:snapToGrid w:val="0"/>
-              <w:ind w:left="0" w:right="0" w:firstLine="0" w:leftChars="0" w:rightChars="0" w:firstLineChars="0"/>
+              <w:ind w:left="0" w:leftChars="0" w:right="0" w:rightChars="0" w:firstLine="0" w:firstLineChars="0"/>
               <w:jc w:val="center"/>
               <w:textAlignment w:val="baseline"/>
             </w:pPr>
@@ -1983,7 +2002,7 @@
     <w:sdt>
       <w:sdtPr>
         <w:rPr>
-          <w:rFonts w:ascii="宋体" w:eastAsia="宋体" w:hAnsi="宋体" w:cs="Arial"/>
+          <w:rFonts w:ascii="宋体" w:hAnsi="宋体" w:eastAsia="宋体" w:cs="Arial"/>
           <w:snapToGrid w:val="0"/>
           <w:color w:val="000000"/>
           <w:kern w:val="0"/>
@@ -1999,7 +2018,7 @@
       </w:sdtPr>
       <w:sdtEndPr>
         <w:rPr>
-          <w:rFonts w:ascii="宋体" w:eastAsia="宋体" w:hAnsi="宋体" w:cs="宋体" w:hint="eastAsia"/>
+          <w:rFonts w:hint="eastAsia" w:ascii="宋体" w:hAnsi="宋体" w:eastAsia="宋体" w:cs="宋体"/>
           <w:snapToGrid w:val="0"/>
           <w:color w:val="000000"/>
           <w:kern w:val="0"/>
@@ -2025,18 +2044,18 @@
             <w:adjustRightInd w:val="0"/>
             <w:snapToGrid w:val="0"/>
             <w:spacing w:before="0" w:beforeLines="0" w:after="0" w:afterLines="0" w:line="240" w:lineRule="auto"/>
-            <w:ind w:left="0" w:right="0" w:firstLine="0" w:leftChars="0" w:rightChars="0" w:firstLineChars="0"/>
+            <w:ind w:left="0" w:leftChars="0" w:right="0" w:rightChars="0" w:firstLine="0" w:firstLineChars="0"/>
             <w:jc w:val="center"/>
             <w:textAlignment w:val="baseline"/>
             <w:rPr>
-              <w:rFonts w:ascii="宋体" w:eastAsia="宋体" w:hAnsi="宋体" w:cs="宋体" w:hint="eastAsia"/>
+              <w:rFonts w:hint="eastAsia" w:ascii="宋体" w:hAnsi="宋体" w:eastAsia="宋体" w:cs="宋体"/>
               <w:sz w:val="24"/>
               <w:szCs w:val="24"/>
             </w:rPr>
           </w:pPr>
           <w:r>
             <w:rPr>
-              <w:rFonts w:ascii="宋体" w:eastAsia="宋体" w:hAnsi="宋体" w:cs="宋体" w:hint="eastAsia"/>
+              <w:rFonts w:hint="eastAsia" w:ascii="宋体" w:hAnsi="宋体" w:eastAsia="宋体" w:cs="宋体"/>
               <w:sz w:val="24"/>
               <w:szCs w:val="24"/>
             </w:rPr>
@@ -2045,14 +2064,14 @@
         </w:p>
         <w:p>
           <w:pPr>
-            <w:pStyle w:val="TOC1"/>
+            <w:pStyle w:val="16"/>
             <w:tabs>
               <w:tab w:val="right" w:leader="dot" w:pos="8306"/>
             </w:tabs>
           </w:pPr>
           <w:r>
             <w:rPr>
-              <w:rFonts w:ascii="宋体" w:eastAsia="宋体" w:hAnsi="宋体" w:cs="宋体" w:hint="eastAsia"/>
+              <w:rFonts w:hint="eastAsia" w:ascii="宋体" w:hAnsi="宋体" w:eastAsia="宋体" w:cs="宋体"/>
               <w:sz w:val="24"/>
               <w:szCs w:val="24"/>
             </w:rPr>
@@ -2060,7 +2079,7 @@
           </w:r>
           <w:r>
             <w:rPr>
-              <w:rFonts w:ascii="宋体" w:eastAsia="宋体" w:hAnsi="宋体" w:cs="宋体" w:hint="eastAsia"/>
+              <w:rFonts w:hint="eastAsia" w:ascii="宋体" w:hAnsi="宋体" w:eastAsia="宋体" w:cs="宋体"/>
               <w:sz w:val="24"/>
               <w:szCs w:val="24"/>
             </w:rPr>
@@ -2068,7 +2087,7 @@
           </w:r>
           <w:r>
             <w:rPr>
-              <w:rFonts w:ascii="宋体" w:eastAsia="宋体" w:hAnsi="宋体" w:cs="宋体" w:hint="eastAsia"/>
+              <w:rFonts w:hint="eastAsia" w:ascii="宋体" w:hAnsi="宋体" w:eastAsia="宋体" w:cs="宋体"/>
               <w:sz w:val="24"/>
               <w:szCs w:val="24"/>
             </w:rPr>
@@ -2076,21 +2095,21 @@
           </w:r>
           <w:r>
             <w:rPr>
-              <w:rFonts w:ascii="宋体" w:eastAsia="宋体" w:hAnsi="宋体" w:cs="宋体" w:hint="eastAsia"/>
+              <w:rFonts w:hint="eastAsia" w:ascii="宋体" w:hAnsi="宋体" w:eastAsia="宋体" w:cs="宋体"/>
               <w:szCs w:val="24"/>
             </w:rPr>
             <w:fldChar w:fldCharType="begin"/>
           </w:r>
           <w:r>
             <w:rPr>
-              <w:rFonts w:ascii="宋体" w:eastAsia="宋体" w:hAnsi="宋体" w:cs="宋体" w:hint="eastAsia"/>
+              <w:rFonts w:hint="eastAsia" w:ascii="宋体" w:hAnsi="宋体" w:eastAsia="宋体" w:cs="宋体"/>
               <w:szCs w:val="24"/>
             </w:rPr>
             <w:instrText xml:space="preserve"> HYPERLINK \l _Toc12611 </w:instrText>
           </w:r>
           <w:r>
             <w:rPr>
-              <w:rFonts w:ascii="宋体" w:eastAsia="宋体" w:hAnsi="宋体" w:cs="宋体" w:hint="eastAsia"/>
+              <w:rFonts w:hint="eastAsia" w:ascii="宋体" w:hAnsi="宋体" w:eastAsia="宋体" w:cs="宋体"/>
               <w:szCs w:val="24"/>
             </w:rPr>
             <w:fldChar w:fldCharType="separate"/>
@@ -2122,7 +2141,7 @@
           </w:r>
           <w:r>
             <w:rPr>
-              <w:rFonts w:ascii="宋体" w:eastAsia="宋体" w:hAnsi="宋体" w:cs="宋体" w:hint="eastAsia"/>
+              <w:rFonts w:hint="eastAsia" w:ascii="宋体" w:hAnsi="宋体" w:eastAsia="宋体" w:cs="宋体"/>
               <w:szCs w:val="24"/>
             </w:rPr>
             <w:fldChar w:fldCharType="end"/>
@@ -2130,28 +2149,28 @@
         </w:p>
         <w:p>
           <w:pPr>
-            <w:pStyle w:val="TOC1"/>
+            <w:pStyle w:val="16"/>
             <w:tabs>
               <w:tab w:val="right" w:leader="dot" w:pos="8306"/>
             </w:tabs>
           </w:pPr>
           <w:r>
             <w:rPr>
-              <w:rFonts w:ascii="宋体" w:eastAsia="宋体" w:hAnsi="宋体" w:cs="宋体" w:hint="eastAsia"/>
+              <w:rFonts w:hint="eastAsia" w:ascii="宋体" w:hAnsi="宋体" w:eastAsia="宋体" w:cs="宋体"/>
               <w:szCs w:val="24"/>
             </w:rPr>
             <w:fldChar w:fldCharType="begin"/>
           </w:r>
           <w:r>
             <w:rPr>
-              <w:rFonts w:ascii="宋体" w:eastAsia="宋体" w:hAnsi="宋体" w:cs="宋体" w:hint="eastAsia"/>
+              <w:rFonts w:hint="eastAsia" w:ascii="宋体" w:hAnsi="宋体" w:eastAsia="宋体" w:cs="宋体"/>
               <w:szCs w:val="24"/>
             </w:rPr>
             <w:instrText xml:space="preserve"> HYPERLINK \l _Toc16914 </w:instrText>
           </w:r>
           <w:r>
             <w:rPr>
-              <w:rFonts w:ascii="宋体" w:eastAsia="宋体" w:hAnsi="宋体" w:cs="宋体" w:hint="eastAsia"/>
+              <w:rFonts w:hint="eastAsia" w:ascii="宋体" w:hAnsi="宋体" w:eastAsia="宋体" w:cs="宋体"/>
               <w:szCs w:val="24"/>
             </w:rPr>
             <w:fldChar w:fldCharType="separate"/>
@@ -2183,7 +2202,7 @@
           </w:r>
           <w:r>
             <w:rPr>
-              <w:rFonts w:ascii="宋体" w:eastAsia="宋体" w:hAnsi="宋体" w:cs="宋体" w:hint="eastAsia"/>
+              <w:rFonts w:hint="eastAsia" w:ascii="宋体" w:hAnsi="宋体" w:eastAsia="宋体" w:cs="宋体"/>
               <w:szCs w:val="24"/>
             </w:rPr>
             <w:fldChar w:fldCharType="end"/>
@@ -2191,28 +2210,28 @@
         </w:p>
         <w:p>
           <w:pPr>
-            <w:pStyle w:val="TOC1"/>
+            <w:pStyle w:val="16"/>
             <w:tabs>
               <w:tab w:val="right" w:leader="dot" w:pos="8306"/>
             </w:tabs>
           </w:pPr>
           <w:r>
             <w:rPr>
-              <w:rFonts w:ascii="宋体" w:eastAsia="宋体" w:hAnsi="宋体" w:cs="宋体" w:hint="eastAsia"/>
+              <w:rFonts w:hint="eastAsia" w:ascii="宋体" w:hAnsi="宋体" w:eastAsia="宋体" w:cs="宋体"/>
               <w:szCs w:val="24"/>
             </w:rPr>
             <w:fldChar w:fldCharType="begin"/>
           </w:r>
           <w:r>
             <w:rPr>
-              <w:rFonts w:ascii="宋体" w:eastAsia="宋体" w:hAnsi="宋体" w:cs="宋体" w:hint="eastAsia"/>
+              <w:rFonts w:hint="eastAsia" w:ascii="宋体" w:hAnsi="宋体" w:eastAsia="宋体" w:cs="宋体"/>
               <w:szCs w:val="24"/>
             </w:rPr>
             <w:instrText xml:space="preserve"> HYPERLINK \l _Toc24787 </w:instrText>
           </w:r>
           <w:r>
             <w:rPr>
-              <w:rFonts w:ascii="宋体" w:eastAsia="宋体" w:hAnsi="宋体" w:cs="宋体" w:hint="eastAsia"/>
+              <w:rFonts w:hint="eastAsia" w:ascii="宋体" w:hAnsi="宋体" w:eastAsia="宋体" w:cs="宋体"/>
               <w:szCs w:val="24"/>
             </w:rPr>
             <w:fldChar w:fldCharType="separate"/>
@@ -2251,7 +2270,7 @@
           </w:r>
           <w:r>
             <w:rPr>
-              <w:rFonts w:ascii="宋体" w:eastAsia="宋体" w:hAnsi="宋体" w:cs="宋体" w:hint="eastAsia"/>
+              <w:rFonts w:hint="eastAsia" w:ascii="宋体" w:hAnsi="宋体" w:eastAsia="宋体" w:cs="宋体"/>
               <w:szCs w:val="24"/>
             </w:rPr>
             <w:fldChar w:fldCharType="end"/>
@@ -2259,28 +2278,28 @@
         </w:p>
         <w:p>
           <w:pPr>
-            <w:pStyle w:val="TOC2"/>
+            <w:pStyle w:val="17"/>
             <w:tabs>
               <w:tab w:val="right" w:leader="dot" w:pos="8306"/>
             </w:tabs>
           </w:pPr>
           <w:r>
             <w:rPr>
-              <w:rFonts w:ascii="宋体" w:eastAsia="宋体" w:hAnsi="宋体" w:cs="宋体" w:hint="eastAsia"/>
+              <w:rFonts w:hint="eastAsia" w:ascii="宋体" w:hAnsi="宋体" w:eastAsia="宋体" w:cs="宋体"/>
               <w:szCs w:val="24"/>
             </w:rPr>
             <w:fldChar w:fldCharType="begin"/>
           </w:r>
           <w:r>
             <w:rPr>
-              <w:rFonts w:ascii="宋体" w:eastAsia="宋体" w:hAnsi="宋体" w:cs="宋体" w:hint="eastAsia"/>
+              <w:rFonts w:hint="eastAsia" w:ascii="宋体" w:hAnsi="宋体" w:eastAsia="宋体" w:cs="宋体"/>
               <w:szCs w:val="24"/>
             </w:rPr>
             <w:instrText xml:space="preserve"> HYPERLINK \l _Toc5359 </w:instrText>
           </w:r>
           <w:r>
             <w:rPr>
-              <w:rFonts w:ascii="宋体" w:eastAsia="宋体" w:hAnsi="宋体" w:cs="宋体" w:hint="eastAsia"/>
+              <w:rFonts w:hint="eastAsia" w:ascii="宋体" w:hAnsi="宋体" w:eastAsia="宋体" w:cs="宋体"/>
               <w:szCs w:val="24"/>
             </w:rPr>
             <w:fldChar w:fldCharType="separate"/>
@@ -2319,7 +2338,7 @@
           </w:r>
           <w:r>
             <w:rPr>
-              <w:rFonts w:ascii="宋体" w:eastAsia="宋体" w:hAnsi="宋体" w:cs="宋体" w:hint="eastAsia"/>
+              <w:rFonts w:hint="eastAsia" w:ascii="宋体" w:hAnsi="宋体" w:eastAsia="宋体" w:cs="宋体"/>
               <w:szCs w:val="24"/>
             </w:rPr>
             <w:fldChar w:fldCharType="end"/>
@@ -2327,28 +2346,28 @@
         </w:p>
         <w:p>
           <w:pPr>
-            <w:pStyle w:val="TOC2"/>
+            <w:pStyle w:val="17"/>
             <w:tabs>
               <w:tab w:val="right" w:leader="dot" w:pos="8306"/>
             </w:tabs>
           </w:pPr>
           <w:r>
             <w:rPr>
-              <w:rFonts w:ascii="宋体" w:eastAsia="宋体" w:hAnsi="宋体" w:cs="宋体" w:hint="eastAsia"/>
+              <w:rFonts w:hint="eastAsia" w:ascii="宋体" w:hAnsi="宋体" w:eastAsia="宋体" w:cs="宋体"/>
               <w:szCs w:val="24"/>
             </w:rPr>
             <w:fldChar w:fldCharType="begin"/>
           </w:r>
           <w:r>
             <w:rPr>
-              <w:rFonts w:ascii="宋体" w:eastAsia="宋体" w:hAnsi="宋体" w:cs="宋体" w:hint="eastAsia"/>
+              <w:rFonts w:hint="eastAsia" w:ascii="宋体" w:hAnsi="宋体" w:eastAsia="宋体" w:cs="宋体"/>
               <w:szCs w:val="24"/>
             </w:rPr>
             <w:instrText xml:space="preserve"> HYPERLINK \l _Toc31661 </w:instrText>
           </w:r>
           <w:r>
             <w:rPr>
-              <w:rFonts w:ascii="宋体" w:eastAsia="宋体" w:hAnsi="宋体" w:cs="宋体" w:hint="eastAsia"/>
+              <w:rFonts w:hint="eastAsia" w:ascii="宋体" w:hAnsi="宋体" w:eastAsia="宋体" w:cs="宋体"/>
               <w:szCs w:val="24"/>
             </w:rPr>
             <w:fldChar w:fldCharType="separate"/>
@@ -2387,7 +2406,7 @@
           </w:r>
           <w:r>
             <w:rPr>
-              <w:rFonts w:ascii="宋体" w:eastAsia="宋体" w:hAnsi="宋体" w:cs="宋体" w:hint="eastAsia"/>
+              <w:rFonts w:hint="eastAsia" w:ascii="宋体" w:hAnsi="宋体" w:eastAsia="宋体" w:cs="宋体"/>
               <w:szCs w:val="24"/>
             </w:rPr>
             <w:fldChar w:fldCharType="end"/>
@@ -2395,28 +2414,28 @@
         </w:p>
         <w:p>
           <w:pPr>
-            <w:pStyle w:val="TOC1"/>
+            <w:pStyle w:val="16"/>
             <w:tabs>
               <w:tab w:val="right" w:leader="dot" w:pos="8306"/>
             </w:tabs>
           </w:pPr>
           <w:r>
             <w:rPr>
-              <w:rFonts w:ascii="宋体" w:eastAsia="宋体" w:hAnsi="宋体" w:cs="宋体" w:hint="eastAsia"/>
+              <w:rFonts w:hint="eastAsia" w:ascii="宋体" w:hAnsi="宋体" w:eastAsia="宋体" w:cs="宋体"/>
               <w:szCs w:val="24"/>
             </w:rPr>
             <w:fldChar w:fldCharType="begin"/>
           </w:r>
           <w:r>
             <w:rPr>
-              <w:rFonts w:ascii="宋体" w:eastAsia="宋体" w:hAnsi="宋体" w:cs="宋体" w:hint="eastAsia"/>
+              <w:rFonts w:hint="eastAsia" w:ascii="宋体" w:hAnsi="宋体" w:eastAsia="宋体" w:cs="宋体"/>
               <w:szCs w:val="24"/>
             </w:rPr>
             <w:instrText xml:space="preserve"> HYPERLINK \l _Toc25005 </w:instrText>
           </w:r>
           <w:r>
             <w:rPr>
-              <w:rFonts w:ascii="宋体" w:eastAsia="宋体" w:hAnsi="宋体" w:cs="宋体" w:hint="eastAsia"/>
+              <w:rFonts w:hint="eastAsia" w:ascii="宋体" w:hAnsi="宋体" w:eastAsia="宋体" w:cs="宋体"/>
               <w:szCs w:val="24"/>
             </w:rPr>
             <w:fldChar w:fldCharType="separate"/>
@@ -2455,7 +2474,7 @@
           </w:r>
           <w:r>
             <w:rPr>
-              <w:rFonts w:ascii="宋体" w:eastAsia="宋体" w:hAnsi="宋体" w:cs="宋体" w:hint="eastAsia"/>
+              <w:rFonts w:hint="eastAsia" w:ascii="宋体" w:hAnsi="宋体" w:eastAsia="宋体" w:cs="宋体"/>
               <w:szCs w:val="24"/>
             </w:rPr>
             <w:fldChar w:fldCharType="end"/>
@@ -2463,28 +2482,28 @@
         </w:p>
         <w:p>
           <w:pPr>
-            <w:pStyle w:val="TOC2"/>
+            <w:pStyle w:val="17"/>
             <w:tabs>
               <w:tab w:val="right" w:leader="dot" w:pos="8306"/>
             </w:tabs>
           </w:pPr>
           <w:r>
             <w:rPr>
-              <w:rFonts w:ascii="宋体" w:eastAsia="宋体" w:hAnsi="宋体" w:cs="宋体" w:hint="eastAsia"/>
+              <w:rFonts w:hint="eastAsia" w:ascii="宋体" w:hAnsi="宋体" w:eastAsia="宋体" w:cs="宋体"/>
               <w:szCs w:val="24"/>
             </w:rPr>
             <w:fldChar w:fldCharType="begin"/>
           </w:r>
           <w:r>
             <w:rPr>
-              <w:rFonts w:ascii="宋体" w:eastAsia="宋体" w:hAnsi="宋体" w:cs="宋体" w:hint="eastAsia"/>
+              <w:rFonts w:hint="eastAsia" w:ascii="宋体" w:hAnsi="宋体" w:eastAsia="宋体" w:cs="宋体"/>
               <w:szCs w:val="24"/>
             </w:rPr>
             <w:instrText xml:space="preserve"> HYPERLINK \l _Toc14001 </w:instrText>
           </w:r>
           <w:r>
             <w:rPr>
-              <w:rFonts w:ascii="宋体" w:eastAsia="宋体" w:hAnsi="宋体" w:cs="宋体" w:hint="eastAsia"/>
+              <w:rFonts w:hint="eastAsia" w:ascii="宋体" w:hAnsi="宋体" w:eastAsia="宋体" w:cs="宋体"/>
               <w:szCs w:val="24"/>
             </w:rPr>
             <w:fldChar w:fldCharType="separate"/>
@@ -2523,7 +2542,7 @@
           </w:r>
           <w:r>
             <w:rPr>
-              <w:rFonts w:ascii="宋体" w:eastAsia="宋体" w:hAnsi="宋体" w:cs="宋体" w:hint="eastAsia"/>
+              <w:rFonts w:hint="eastAsia" w:ascii="宋体" w:hAnsi="宋体" w:eastAsia="宋体" w:cs="宋体"/>
               <w:szCs w:val="24"/>
             </w:rPr>
             <w:fldChar w:fldCharType="end"/>
@@ -2531,28 +2550,28 @@
         </w:p>
         <w:p>
           <w:pPr>
-            <w:pStyle w:val="TOC2"/>
+            <w:pStyle w:val="17"/>
             <w:tabs>
               <w:tab w:val="right" w:leader="dot" w:pos="8306"/>
             </w:tabs>
           </w:pPr>
           <w:r>
             <w:rPr>
-              <w:rFonts w:ascii="宋体" w:eastAsia="宋体" w:hAnsi="宋体" w:cs="宋体" w:hint="eastAsia"/>
+              <w:rFonts w:hint="eastAsia" w:ascii="宋体" w:hAnsi="宋体" w:eastAsia="宋体" w:cs="宋体"/>
               <w:szCs w:val="24"/>
             </w:rPr>
             <w:fldChar w:fldCharType="begin"/>
           </w:r>
           <w:r>
             <w:rPr>
-              <w:rFonts w:ascii="宋体" w:eastAsia="宋体" w:hAnsi="宋体" w:cs="宋体" w:hint="eastAsia"/>
+              <w:rFonts w:hint="eastAsia" w:ascii="宋体" w:hAnsi="宋体" w:eastAsia="宋体" w:cs="宋体"/>
               <w:szCs w:val="24"/>
             </w:rPr>
             <w:instrText xml:space="preserve"> HYPERLINK \l _Toc24971 </w:instrText>
           </w:r>
           <w:r>
             <w:rPr>
-              <w:rFonts w:ascii="宋体" w:eastAsia="宋体" w:hAnsi="宋体" w:cs="宋体" w:hint="eastAsia"/>
+              <w:rFonts w:hint="eastAsia" w:ascii="宋体" w:hAnsi="宋体" w:eastAsia="宋体" w:cs="宋体"/>
               <w:szCs w:val="24"/>
             </w:rPr>
             <w:fldChar w:fldCharType="separate"/>
@@ -2591,7 +2610,7 @@
           </w:r>
           <w:r>
             <w:rPr>
-              <w:rFonts w:ascii="宋体" w:eastAsia="宋体" w:hAnsi="宋体" w:cs="宋体" w:hint="eastAsia"/>
+              <w:rFonts w:hint="eastAsia" w:ascii="宋体" w:hAnsi="宋体" w:eastAsia="宋体" w:cs="宋体"/>
               <w:szCs w:val="24"/>
             </w:rPr>
             <w:fldChar w:fldCharType="end"/>
@@ -2599,28 +2618,28 @@
         </w:p>
         <w:p>
           <w:pPr>
-            <w:pStyle w:val="TOC2"/>
+            <w:pStyle w:val="17"/>
             <w:tabs>
               <w:tab w:val="right" w:leader="dot" w:pos="8306"/>
             </w:tabs>
           </w:pPr>
           <w:r>
             <w:rPr>
-              <w:rFonts w:ascii="宋体" w:eastAsia="宋体" w:hAnsi="宋体" w:cs="宋体" w:hint="eastAsia"/>
+              <w:rFonts w:hint="eastAsia" w:ascii="宋体" w:hAnsi="宋体" w:eastAsia="宋体" w:cs="宋体"/>
               <w:szCs w:val="24"/>
             </w:rPr>
             <w:fldChar w:fldCharType="begin"/>
           </w:r>
           <w:r>
             <w:rPr>
-              <w:rFonts w:ascii="宋体" w:eastAsia="宋体" w:hAnsi="宋体" w:cs="宋体" w:hint="eastAsia"/>
+              <w:rFonts w:hint="eastAsia" w:ascii="宋体" w:hAnsi="宋体" w:eastAsia="宋体" w:cs="宋体"/>
               <w:szCs w:val="24"/>
             </w:rPr>
             <w:instrText xml:space="preserve"> HYPERLINK \l _Toc26232 </w:instrText>
           </w:r>
           <w:r>
             <w:rPr>
-              <w:rFonts w:ascii="宋体" w:eastAsia="宋体" w:hAnsi="宋体" w:cs="宋体" w:hint="eastAsia"/>
+              <w:rFonts w:hint="eastAsia" w:ascii="宋体" w:hAnsi="宋体" w:eastAsia="宋体" w:cs="宋体"/>
               <w:szCs w:val="24"/>
             </w:rPr>
             <w:fldChar w:fldCharType="separate"/>
@@ -2659,7 +2678,7 @@
           </w:r>
           <w:r>
             <w:rPr>
-              <w:rFonts w:ascii="宋体" w:eastAsia="宋体" w:hAnsi="宋体" w:cs="宋体" w:hint="eastAsia"/>
+              <w:rFonts w:hint="eastAsia" w:ascii="宋体" w:hAnsi="宋体" w:eastAsia="宋体" w:cs="宋体"/>
               <w:szCs w:val="24"/>
             </w:rPr>
             <w:fldChar w:fldCharType="end"/>
@@ -2667,28 +2686,28 @@
         </w:p>
         <w:p>
           <w:pPr>
-            <w:pStyle w:val="TOC2"/>
+            <w:pStyle w:val="17"/>
             <w:tabs>
               <w:tab w:val="right" w:leader="dot" w:pos="8306"/>
             </w:tabs>
           </w:pPr>
           <w:r>
             <w:rPr>
-              <w:rFonts w:ascii="宋体" w:eastAsia="宋体" w:hAnsi="宋体" w:cs="宋体" w:hint="eastAsia"/>
+              <w:rFonts w:hint="eastAsia" w:ascii="宋体" w:hAnsi="宋体" w:eastAsia="宋体" w:cs="宋体"/>
               <w:szCs w:val="24"/>
             </w:rPr>
             <w:fldChar w:fldCharType="begin"/>
           </w:r>
           <w:r>
             <w:rPr>
-              <w:rFonts w:ascii="宋体" w:eastAsia="宋体" w:hAnsi="宋体" w:cs="宋体" w:hint="eastAsia"/>
+              <w:rFonts w:hint="eastAsia" w:ascii="宋体" w:hAnsi="宋体" w:eastAsia="宋体" w:cs="宋体"/>
               <w:szCs w:val="24"/>
             </w:rPr>
             <w:instrText xml:space="preserve"> HYPERLINK \l _Toc32177 </w:instrText>
           </w:r>
           <w:r>
             <w:rPr>
-              <w:rFonts w:ascii="宋体" w:eastAsia="宋体" w:hAnsi="宋体" w:cs="宋体" w:hint="eastAsia"/>
+              <w:rFonts w:hint="eastAsia" w:ascii="宋体" w:hAnsi="宋体" w:eastAsia="宋体" w:cs="宋体"/>
               <w:szCs w:val="24"/>
             </w:rPr>
             <w:fldChar w:fldCharType="separate"/>
@@ -2727,7 +2746,7 @@
           </w:r>
           <w:r>
             <w:rPr>
-              <w:rFonts w:ascii="宋体" w:eastAsia="宋体" w:hAnsi="宋体" w:cs="宋体" w:hint="eastAsia"/>
+              <w:rFonts w:hint="eastAsia" w:ascii="宋体" w:hAnsi="宋体" w:eastAsia="宋体" w:cs="宋体"/>
               <w:szCs w:val="24"/>
             </w:rPr>
             <w:fldChar w:fldCharType="end"/>
@@ -2735,28 +2754,28 @@
         </w:p>
         <w:p>
           <w:pPr>
-            <w:pStyle w:val="TOC1"/>
+            <w:pStyle w:val="16"/>
             <w:tabs>
               <w:tab w:val="right" w:leader="dot" w:pos="8306"/>
             </w:tabs>
           </w:pPr>
           <w:r>
             <w:rPr>
-              <w:rFonts w:ascii="宋体" w:eastAsia="宋体" w:hAnsi="宋体" w:cs="宋体" w:hint="eastAsia"/>
+              <w:rFonts w:hint="eastAsia" w:ascii="宋体" w:hAnsi="宋体" w:eastAsia="宋体" w:cs="宋体"/>
               <w:szCs w:val="24"/>
             </w:rPr>
             <w:fldChar w:fldCharType="begin"/>
           </w:r>
           <w:r>
             <w:rPr>
-              <w:rFonts w:ascii="宋体" w:eastAsia="宋体" w:hAnsi="宋体" w:cs="宋体" w:hint="eastAsia"/>
+              <w:rFonts w:hint="eastAsia" w:ascii="宋体" w:hAnsi="宋体" w:eastAsia="宋体" w:cs="宋体"/>
               <w:szCs w:val="24"/>
             </w:rPr>
             <w:instrText xml:space="preserve"> HYPERLINK \l _Toc25271 </w:instrText>
           </w:r>
           <w:r>
             <w:rPr>
-              <w:rFonts w:ascii="宋体" w:eastAsia="宋体" w:hAnsi="宋体" w:cs="宋体" w:hint="eastAsia"/>
+              <w:rFonts w:hint="eastAsia" w:ascii="宋体" w:hAnsi="宋体" w:eastAsia="宋体" w:cs="宋体"/>
               <w:szCs w:val="24"/>
             </w:rPr>
             <w:fldChar w:fldCharType="separate"/>
@@ -2795,7 +2814,7 @@
           </w:r>
           <w:r>
             <w:rPr>
-              <w:rFonts w:ascii="宋体" w:eastAsia="宋体" w:hAnsi="宋体" w:cs="宋体" w:hint="eastAsia"/>
+              <w:rFonts w:hint="eastAsia" w:ascii="宋体" w:hAnsi="宋体" w:eastAsia="宋体" w:cs="宋体"/>
               <w:szCs w:val="24"/>
             </w:rPr>
             <w:fldChar w:fldCharType="end"/>
@@ -2803,28 +2822,28 @@
         </w:p>
         <w:p>
           <w:pPr>
-            <w:pStyle w:val="TOC1"/>
+            <w:pStyle w:val="16"/>
             <w:tabs>
               <w:tab w:val="right" w:leader="dot" w:pos="8306"/>
             </w:tabs>
           </w:pPr>
           <w:r>
             <w:rPr>
-              <w:rFonts w:ascii="宋体" w:eastAsia="宋体" w:hAnsi="宋体" w:cs="宋体" w:hint="eastAsia"/>
+              <w:rFonts w:hint="eastAsia" w:ascii="宋体" w:hAnsi="宋体" w:eastAsia="宋体" w:cs="宋体"/>
               <w:szCs w:val="24"/>
             </w:rPr>
             <w:fldChar w:fldCharType="begin"/>
           </w:r>
           <w:r>
             <w:rPr>
-              <w:rFonts w:ascii="宋体" w:eastAsia="宋体" w:hAnsi="宋体" w:cs="宋体" w:hint="eastAsia"/>
+              <w:rFonts w:hint="eastAsia" w:ascii="宋体" w:hAnsi="宋体" w:eastAsia="宋体" w:cs="宋体"/>
               <w:szCs w:val="24"/>
             </w:rPr>
             <w:instrText xml:space="preserve"> HYPERLINK \l _Toc7552 </w:instrText>
           </w:r>
           <w:r>
             <w:rPr>
-              <w:rFonts w:ascii="宋体" w:eastAsia="宋体" w:hAnsi="宋体" w:cs="宋体" w:hint="eastAsia"/>
+              <w:rFonts w:hint="eastAsia" w:ascii="宋体" w:hAnsi="宋体" w:eastAsia="宋体" w:cs="宋体"/>
               <w:szCs w:val="24"/>
             </w:rPr>
             <w:fldChar w:fldCharType="separate"/>
@@ -2863,7 +2882,7 @@
           </w:r>
           <w:r>
             <w:rPr>
-              <w:rFonts w:ascii="宋体" w:eastAsia="宋体" w:hAnsi="宋体" w:cs="宋体" w:hint="eastAsia"/>
+              <w:rFonts w:hint="eastAsia" w:ascii="宋体" w:hAnsi="宋体" w:eastAsia="宋体" w:cs="宋体"/>
               <w:szCs w:val="24"/>
             </w:rPr>
             <w:fldChar w:fldCharType="end"/>
@@ -2871,28 +2890,28 @@
         </w:p>
         <w:p>
           <w:pPr>
-            <w:pStyle w:val="TOC2"/>
+            <w:pStyle w:val="17"/>
             <w:tabs>
               <w:tab w:val="right" w:leader="dot" w:pos="8306"/>
             </w:tabs>
           </w:pPr>
           <w:r>
             <w:rPr>
-              <w:rFonts w:ascii="宋体" w:eastAsia="宋体" w:hAnsi="宋体" w:cs="宋体" w:hint="eastAsia"/>
+              <w:rFonts w:hint="eastAsia" w:ascii="宋体" w:hAnsi="宋体" w:eastAsia="宋体" w:cs="宋体"/>
               <w:szCs w:val="24"/>
             </w:rPr>
             <w:fldChar w:fldCharType="begin"/>
           </w:r>
           <w:r>
             <w:rPr>
-              <w:rFonts w:ascii="宋体" w:eastAsia="宋体" w:hAnsi="宋体" w:cs="宋体" w:hint="eastAsia"/>
+              <w:rFonts w:hint="eastAsia" w:ascii="宋体" w:hAnsi="宋体" w:eastAsia="宋体" w:cs="宋体"/>
               <w:szCs w:val="24"/>
             </w:rPr>
             <w:instrText xml:space="preserve"> HYPERLINK \l _Toc12743 </w:instrText>
           </w:r>
           <w:r>
             <w:rPr>
-              <w:rFonts w:ascii="宋体" w:eastAsia="宋体" w:hAnsi="宋体" w:cs="宋体" w:hint="eastAsia"/>
+              <w:rFonts w:hint="eastAsia" w:ascii="宋体" w:hAnsi="宋体" w:eastAsia="宋体" w:cs="宋体"/>
               <w:szCs w:val="24"/>
             </w:rPr>
             <w:fldChar w:fldCharType="separate"/>
@@ -2931,7 +2950,7 @@
           </w:r>
           <w:r>
             <w:rPr>
-              <w:rFonts w:ascii="宋体" w:eastAsia="宋体" w:hAnsi="宋体" w:cs="宋体" w:hint="eastAsia"/>
+              <w:rFonts w:hint="eastAsia" w:ascii="宋体" w:hAnsi="宋体" w:eastAsia="宋体" w:cs="宋体"/>
               <w:szCs w:val="24"/>
             </w:rPr>
             <w:fldChar w:fldCharType="end"/>
@@ -2939,28 +2958,28 @@
         </w:p>
         <w:p>
           <w:pPr>
-            <w:pStyle w:val="TOC2"/>
+            <w:pStyle w:val="17"/>
             <w:tabs>
               <w:tab w:val="right" w:leader="dot" w:pos="8306"/>
             </w:tabs>
           </w:pPr>
           <w:r>
             <w:rPr>
-              <w:rFonts w:ascii="宋体" w:eastAsia="宋体" w:hAnsi="宋体" w:cs="宋体" w:hint="eastAsia"/>
+              <w:rFonts w:hint="eastAsia" w:ascii="宋体" w:hAnsi="宋体" w:eastAsia="宋体" w:cs="宋体"/>
               <w:szCs w:val="24"/>
             </w:rPr>
             <w:fldChar w:fldCharType="begin"/>
           </w:r>
           <w:r>
             <w:rPr>
-              <w:rFonts w:ascii="宋体" w:eastAsia="宋体" w:hAnsi="宋体" w:cs="宋体" w:hint="eastAsia"/>
+              <w:rFonts w:hint="eastAsia" w:ascii="宋体" w:hAnsi="宋体" w:eastAsia="宋体" w:cs="宋体"/>
               <w:szCs w:val="24"/>
             </w:rPr>
             <w:instrText xml:space="preserve"> HYPERLINK \l _Toc24706 </w:instrText>
           </w:r>
           <w:r>
             <w:rPr>
-              <w:rFonts w:ascii="宋体" w:eastAsia="宋体" w:hAnsi="宋体" w:cs="宋体" w:hint="eastAsia"/>
+              <w:rFonts w:hint="eastAsia" w:ascii="宋体" w:hAnsi="宋体" w:eastAsia="宋体" w:cs="宋体"/>
               <w:szCs w:val="24"/>
             </w:rPr>
             <w:fldChar w:fldCharType="separate"/>
@@ -2999,7 +3018,7 @@
           </w:r>
           <w:r>
             <w:rPr>
-              <w:rFonts w:ascii="宋体" w:eastAsia="宋体" w:hAnsi="宋体" w:cs="宋体" w:hint="eastAsia"/>
+              <w:rFonts w:hint="eastAsia" w:ascii="宋体" w:hAnsi="宋体" w:eastAsia="宋体" w:cs="宋体"/>
               <w:szCs w:val="24"/>
             </w:rPr>
             <w:fldChar w:fldCharType="end"/>
@@ -3007,28 +3026,28 @@
         </w:p>
         <w:p>
           <w:pPr>
-            <w:pStyle w:val="TOC2"/>
+            <w:pStyle w:val="17"/>
             <w:tabs>
               <w:tab w:val="right" w:leader="dot" w:pos="8306"/>
             </w:tabs>
           </w:pPr>
           <w:r>
             <w:rPr>
-              <w:rFonts w:ascii="宋体" w:eastAsia="宋体" w:hAnsi="宋体" w:cs="宋体" w:hint="eastAsia"/>
+              <w:rFonts w:hint="eastAsia" w:ascii="宋体" w:hAnsi="宋体" w:eastAsia="宋体" w:cs="宋体"/>
               <w:szCs w:val="24"/>
             </w:rPr>
             <w:fldChar w:fldCharType="begin"/>
           </w:r>
           <w:r>
             <w:rPr>
-              <w:rFonts w:ascii="宋体" w:eastAsia="宋体" w:hAnsi="宋体" w:cs="宋体" w:hint="eastAsia"/>
+              <w:rFonts w:hint="eastAsia" w:ascii="宋体" w:hAnsi="宋体" w:eastAsia="宋体" w:cs="宋体"/>
               <w:szCs w:val="24"/>
             </w:rPr>
             <w:instrText xml:space="preserve"> HYPERLINK \l _Toc9550 </w:instrText>
           </w:r>
           <w:r>
             <w:rPr>
-              <w:rFonts w:ascii="宋体" w:eastAsia="宋体" w:hAnsi="宋体" w:cs="宋体" w:hint="eastAsia"/>
+              <w:rFonts w:hint="eastAsia" w:ascii="宋体" w:hAnsi="宋体" w:eastAsia="宋体" w:cs="宋体"/>
               <w:szCs w:val="24"/>
             </w:rPr>
             <w:fldChar w:fldCharType="separate"/>
@@ -3067,7 +3086,7 @@
           </w:r>
           <w:r>
             <w:rPr>
-              <w:rFonts w:ascii="宋体" w:eastAsia="宋体" w:hAnsi="宋体" w:cs="宋体" w:hint="eastAsia"/>
+              <w:rFonts w:hint="eastAsia" w:ascii="宋体" w:hAnsi="宋体" w:eastAsia="宋体" w:cs="宋体"/>
               <w:szCs w:val="24"/>
             </w:rPr>
             <w:fldChar w:fldCharType="end"/>
@@ -3075,28 +3094,28 @@
         </w:p>
         <w:p>
           <w:pPr>
-            <w:pStyle w:val="TOC2"/>
+            <w:pStyle w:val="17"/>
             <w:tabs>
               <w:tab w:val="right" w:leader="dot" w:pos="8306"/>
             </w:tabs>
           </w:pPr>
           <w:r>
             <w:rPr>
-              <w:rFonts w:ascii="宋体" w:eastAsia="宋体" w:hAnsi="宋体" w:cs="宋体" w:hint="eastAsia"/>
+              <w:rFonts w:hint="eastAsia" w:ascii="宋体" w:hAnsi="宋体" w:eastAsia="宋体" w:cs="宋体"/>
               <w:szCs w:val="24"/>
             </w:rPr>
             <w:fldChar w:fldCharType="begin"/>
           </w:r>
           <w:r>
             <w:rPr>
-              <w:rFonts w:ascii="宋体" w:eastAsia="宋体" w:hAnsi="宋体" w:cs="宋体" w:hint="eastAsia"/>
+              <w:rFonts w:hint="eastAsia" w:ascii="宋体" w:hAnsi="宋体" w:eastAsia="宋体" w:cs="宋体"/>
               <w:szCs w:val="24"/>
             </w:rPr>
             <w:instrText xml:space="preserve"> HYPERLINK \l _Toc26852 </w:instrText>
           </w:r>
           <w:r>
             <w:rPr>
-              <w:rFonts w:ascii="宋体" w:eastAsia="宋体" w:hAnsi="宋体" w:cs="宋体" w:hint="eastAsia"/>
+              <w:rFonts w:hint="eastAsia" w:ascii="宋体" w:hAnsi="宋体" w:eastAsia="宋体" w:cs="宋体"/>
               <w:szCs w:val="24"/>
             </w:rPr>
             <w:fldChar w:fldCharType="separate"/>
@@ -3135,7 +3154,7 @@
           </w:r>
           <w:r>
             <w:rPr>
-              <w:rFonts w:ascii="宋体" w:eastAsia="宋体" w:hAnsi="宋体" w:cs="宋体" w:hint="eastAsia"/>
+              <w:rFonts w:hint="eastAsia" w:ascii="宋体" w:hAnsi="宋体" w:eastAsia="宋体" w:cs="宋体"/>
               <w:szCs w:val="24"/>
             </w:rPr>
             <w:fldChar w:fldCharType="end"/>
@@ -3143,28 +3162,28 @@
         </w:p>
         <w:p>
           <w:pPr>
-            <w:pStyle w:val="TOC2"/>
+            <w:pStyle w:val="17"/>
             <w:tabs>
               <w:tab w:val="right" w:leader="dot" w:pos="8306"/>
             </w:tabs>
           </w:pPr>
           <w:r>
             <w:rPr>
-              <w:rFonts w:ascii="宋体" w:eastAsia="宋体" w:hAnsi="宋体" w:cs="宋体" w:hint="eastAsia"/>
+              <w:rFonts w:hint="eastAsia" w:ascii="宋体" w:hAnsi="宋体" w:eastAsia="宋体" w:cs="宋体"/>
               <w:szCs w:val="24"/>
             </w:rPr>
             <w:fldChar w:fldCharType="begin"/>
           </w:r>
           <w:r>
             <w:rPr>
-              <w:rFonts w:ascii="宋体" w:eastAsia="宋体" w:hAnsi="宋体" w:cs="宋体" w:hint="eastAsia"/>
+              <w:rFonts w:hint="eastAsia" w:ascii="宋体" w:hAnsi="宋体" w:eastAsia="宋体" w:cs="宋体"/>
               <w:szCs w:val="24"/>
             </w:rPr>
             <w:instrText xml:space="preserve"> HYPERLINK \l _Toc6499 </w:instrText>
           </w:r>
           <w:r>
             <w:rPr>
-              <w:rFonts w:ascii="宋体" w:eastAsia="宋体" w:hAnsi="宋体" w:cs="宋体" w:hint="eastAsia"/>
+              <w:rFonts w:hint="eastAsia" w:ascii="宋体" w:hAnsi="宋体" w:eastAsia="宋体" w:cs="宋体"/>
               <w:szCs w:val="24"/>
             </w:rPr>
             <w:fldChar w:fldCharType="separate"/>
@@ -3203,7 +3222,7 @@
           </w:r>
           <w:r>
             <w:rPr>
-              <w:rFonts w:ascii="宋体" w:eastAsia="宋体" w:hAnsi="宋体" w:cs="宋体" w:hint="eastAsia"/>
+              <w:rFonts w:hint="eastAsia" w:ascii="宋体" w:hAnsi="宋体" w:eastAsia="宋体" w:cs="宋体"/>
               <w:szCs w:val="24"/>
             </w:rPr>
             <w:fldChar w:fldCharType="end"/>
@@ -3211,28 +3230,28 @@
         </w:p>
         <w:p>
           <w:pPr>
-            <w:pStyle w:val="TOC2"/>
+            <w:pStyle w:val="17"/>
             <w:tabs>
               <w:tab w:val="right" w:leader="dot" w:pos="8306"/>
             </w:tabs>
           </w:pPr>
           <w:r>
             <w:rPr>
-              <w:rFonts w:ascii="宋体" w:eastAsia="宋体" w:hAnsi="宋体" w:cs="宋体" w:hint="eastAsia"/>
+              <w:rFonts w:hint="eastAsia" w:ascii="宋体" w:hAnsi="宋体" w:eastAsia="宋体" w:cs="宋体"/>
               <w:szCs w:val="24"/>
             </w:rPr>
             <w:fldChar w:fldCharType="begin"/>
           </w:r>
           <w:r>
             <w:rPr>
-              <w:rFonts w:ascii="宋体" w:eastAsia="宋体" w:hAnsi="宋体" w:cs="宋体" w:hint="eastAsia"/>
+              <w:rFonts w:hint="eastAsia" w:ascii="宋体" w:hAnsi="宋体" w:eastAsia="宋体" w:cs="宋体"/>
               <w:szCs w:val="24"/>
             </w:rPr>
             <w:instrText xml:space="preserve"> HYPERLINK \l _Toc17044 </w:instrText>
           </w:r>
           <w:r>
             <w:rPr>
-              <w:rFonts w:ascii="宋体" w:eastAsia="宋体" w:hAnsi="宋体" w:cs="宋体" w:hint="eastAsia"/>
+              <w:rFonts w:hint="eastAsia" w:ascii="宋体" w:hAnsi="宋体" w:eastAsia="宋体" w:cs="宋体"/>
               <w:szCs w:val="24"/>
             </w:rPr>
             <w:fldChar w:fldCharType="separate"/>
@@ -3271,7 +3290,7 @@
           </w:r>
           <w:r>
             <w:rPr>
-              <w:rFonts w:ascii="宋体" w:eastAsia="宋体" w:hAnsi="宋体" w:cs="宋体" w:hint="eastAsia"/>
+              <w:rFonts w:hint="eastAsia" w:ascii="宋体" w:hAnsi="宋体" w:eastAsia="宋体" w:cs="宋体"/>
               <w:szCs w:val="24"/>
             </w:rPr>
             <w:fldChar w:fldCharType="end"/>
@@ -3279,28 +3298,28 @@
         </w:p>
         <w:p>
           <w:pPr>
-            <w:pStyle w:val="TOC2"/>
+            <w:pStyle w:val="17"/>
             <w:tabs>
               <w:tab w:val="right" w:leader="dot" w:pos="8306"/>
             </w:tabs>
           </w:pPr>
           <w:r>
             <w:rPr>
-              <w:rFonts w:ascii="宋体" w:eastAsia="宋体" w:hAnsi="宋体" w:cs="宋体" w:hint="eastAsia"/>
+              <w:rFonts w:hint="eastAsia" w:ascii="宋体" w:hAnsi="宋体" w:eastAsia="宋体" w:cs="宋体"/>
               <w:szCs w:val="24"/>
             </w:rPr>
             <w:fldChar w:fldCharType="begin"/>
           </w:r>
           <w:r>
             <w:rPr>
-              <w:rFonts w:ascii="宋体" w:eastAsia="宋体" w:hAnsi="宋体" w:cs="宋体" w:hint="eastAsia"/>
+              <w:rFonts w:hint="eastAsia" w:ascii="宋体" w:hAnsi="宋体" w:eastAsia="宋体" w:cs="宋体"/>
               <w:szCs w:val="24"/>
             </w:rPr>
             <w:instrText xml:space="preserve"> HYPERLINK \l _Toc20899 </w:instrText>
           </w:r>
           <w:r>
             <w:rPr>
-              <w:rFonts w:ascii="宋体" w:eastAsia="宋体" w:hAnsi="宋体" w:cs="宋体" w:hint="eastAsia"/>
+              <w:rFonts w:hint="eastAsia" w:ascii="宋体" w:hAnsi="宋体" w:eastAsia="宋体" w:cs="宋体"/>
               <w:szCs w:val="24"/>
             </w:rPr>
             <w:fldChar w:fldCharType="separate"/>
@@ -3339,7 +3358,7 @@
           </w:r>
           <w:r>
             <w:rPr>
-              <w:rFonts w:ascii="宋体" w:eastAsia="宋体" w:hAnsi="宋体" w:cs="宋体" w:hint="eastAsia"/>
+              <w:rFonts w:hint="eastAsia" w:ascii="宋体" w:hAnsi="宋体" w:eastAsia="宋体" w:cs="宋体"/>
               <w:szCs w:val="24"/>
             </w:rPr>
             <w:fldChar w:fldCharType="end"/>
@@ -3347,28 +3366,28 @@
         </w:p>
         <w:p>
           <w:pPr>
-            <w:pStyle w:val="TOC1"/>
+            <w:pStyle w:val="16"/>
             <w:tabs>
               <w:tab w:val="right" w:leader="dot" w:pos="8306"/>
             </w:tabs>
           </w:pPr>
           <w:r>
             <w:rPr>
-              <w:rFonts w:ascii="宋体" w:eastAsia="宋体" w:hAnsi="宋体" w:cs="宋体" w:hint="eastAsia"/>
+              <w:rFonts w:hint="eastAsia" w:ascii="宋体" w:hAnsi="宋体" w:eastAsia="宋体" w:cs="宋体"/>
               <w:szCs w:val="24"/>
             </w:rPr>
             <w:fldChar w:fldCharType="begin"/>
           </w:r>
           <w:r>
             <w:rPr>
-              <w:rFonts w:ascii="宋体" w:eastAsia="宋体" w:hAnsi="宋体" w:cs="宋体" w:hint="eastAsia"/>
+              <w:rFonts w:hint="eastAsia" w:ascii="宋体" w:hAnsi="宋体" w:eastAsia="宋体" w:cs="宋体"/>
               <w:szCs w:val="24"/>
             </w:rPr>
             <w:instrText xml:space="preserve"> HYPERLINK \l _Toc5245 </w:instrText>
           </w:r>
           <w:r>
             <w:rPr>
-              <w:rFonts w:ascii="宋体" w:eastAsia="宋体" w:hAnsi="宋体" w:cs="宋体" w:hint="eastAsia"/>
+              <w:rFonts w:hint="eastAsia" w:ascii="宋体" w:hAnsi="宋体" w:eastAsia="宋体" w:cs="宋体"/>
               <w:szCs w:val="24"/>
             </w:rPr>
             <w:fldChar w:fldCharType="separate"/>
@@ -3407,7 +3426,7 @@
           </w:r>
           <w:r>
             <w:rPr>
-              <w:rFonts w:ascii="宋体" w:eastAsia="宋体" w:hAnsi="宋体" w:cs="宋体" w:hint="eastAsia"/>
+              <w:rFonts w:hint="eastAsia" w:ascii="宋体" w:hAnsi="宋体" w:eastAsia="宋体" w:cs="宋体"/>
               <w:szCs w:val="24"/>
             </w:rPr>
             <w:fldChar w:fldCharType="end"/>
@@ -3415,28 +3434,28 @@
         </w:p>
         <w:p>
           <w:pPr>
-            <w:pStyle w:val="TOC2"/>
+            <w:pStyle w:val="17"/>
             <w:tabs>
               <w:tab w:val="right" w:leader="dot" w:pos="8306"/>
             </w:tabs>
           </w:pPr>
           <w:r>
             <w:rPr>
-              <w:rFonts w:ascii="宋体" w:eastAsia="宋体" w:hAnsi="宋体" w:cs="宋体" w:hint="eastAsia"/>
+              <w:rFonts w:hint="eastAsia" w:ascii="宋体" w:hAnsi="宋体" w:eastAsia="宋体" w:cs="宋体"/>
               <w:szCs w:val="24"/>
             </w:rPr>
             <w:fldChar w:fldCharType="begin"/>
           </w:r>
           <w:r>
             <w:rPr>
-              <w:rFonts w:ascii="宋体" w:eastAsia="宋体" w:hAnsi="宋体" w:cs="宋体" w:hint="eastAsia"/>
+              <w:rFonts w:hint="eastAsia" w:ascii="宋体" w:hAnsi="宋体" w:eastAsia="宋体" w:cs="宋体"/>
               <w:szCs w:val="24"/>
             </w:rPr>
             <w:instrText xml:space="preserve"> HYPERLINK \l _Toc3085 </w:instrText>
           </w:r>
           <w:r>
             <w:rPr>
-              <w:rFonts w:ascii="宋体" w:eastAsia="宋体" w:hAnsi="宋体" w:cs="宋体" w:hint="eastAsia"/>
+              <w:rFonts w:hint="eastAsia" w:ascii="宋体" w:hAnsi="宋体" w:eastAsia="宋体" w:cs="宋体"/>
               <w:szCs w:val="24"/>
             </w:rPr>
             <w:fldChar w:fldCharType="separate"/>
@@ -3475,7 +3494,7 @@
           </w:r>
           <w:r>
             <w:rPr>
-              <w:rFonts w:ascii="宋体" w:eastAsia="宋体" w:hAnsi="宋体" w:cs="宋体" w:hint="eastAsia"/>
+              <w:rFonts w:hint="eastAsia" w:ascii="宋体" w:hAnsi="宋体" w:eastAsia="宋体" w:cs="宋体"/>
               <w:szCs w:val="24"/>
             </w:rPr>
             <w:fldChar w:fldCharType="end"/>
@@ -3483,28 +3502,28 @@
         </w:p>
         <w:p>
           <w:pPr>
-            <w:pStyle w:val="TOC2"/>
+            <w:pStyle w:val="17"/>
             <w:tabs>
               <w:tab w:val="right" w:leader="dot" w:pos="8306"/>
             </w:tabs>
           </w:pPr>
           <w:r>
             <w:rPr>
-              <w:rFonts w:ascii="宋体" w:eastAsia="宋体" w:hAnsi="宋体" w:cs="宋体" w:hint="eastAsia"/>
+              <w:rFonts w:hint="eastAsia" w:ascii="宋体" w:hAnsi="宋体" w:eastAsia="宋体" w:cs="宋体"/>
               <w:szCs w:val="24"/>
             </w:rPr>
             <w:fldChar w:fldCharType="begin"/>
           </w:r>
           <w:r>
             <w:rPr>
-              <w:rFonts w:ascii="宋体" w:eastAsia="宋体" w:hAnsi="宋体" w:cs="宋体" w:hint="eastAsia"/>
+              <w:rFonts w:hint="eastAsia" w:ascii="宋体" w:hAnsi="宋体" w:eastAsia="宋体" w:cs="宋体"/>
               <w:szCs w:val="24"/>
             </w:rPr>
             <w:instrText xml:space="preserve"> HYPERLINK \l _Toc29814 </w:instrText>
           </w:r>
           <w:r>
             <w:rPr>
-              <w:rFonts w:ascii="宋体" w:eastAsia="宋体" w:hAnsi="宋体" w:cs="宋体" w:hint="eastAsia"/>
+              <w:rFonts w:hint="eastAsia" w:ascii="宋体" w:hAnsi="宋体" w:eastAsia="宋体" w:cs="宋体"/>
               <w:szCs w:val="24"/>
             </w:rPr>
             <w:fldChar w:fldCharType="separate"/>
@@ -3543,7 +3562,7 @@
           </w:r>
           <w:r>
             <w:rPr>
-              <w:rFonts w:ascii="宋体" w:eastAsia="宋体" w:hAnsi="宋体" w:cs="宋体" w:hint="eastAsia"/>
+              <w:rFonts w:hint="eastAsia" w:ascii="宋体" w:hAnsi="宋体" w:eastAsia="宋体" w:cs="宋体"/>
               <w:szCs w:val="24"/>
             </w:rPr>
             <w:fldChar w:fldCharType="end"/>
@@ -3551,28 +3570,28 @@
         </w:p>
         <w:p>
           <w:pPr>
-            <w:pStyle w:val="TOC2"/>
+            <w:pStyle w:val="17"/>
             <w:tabs>
               <w:tab w:val="right" w:leader="dot" w:pos="8306"/>
             </w:tabs>
           </w:pPr>
           <w:r>
             <w:rPr>
-              <w:rFonts w:ascii="宋体" w:eastAsia="宋体" w:hAnsi="宋体" w:cs="宋体" w:hint="eastAsia"/>
+              <w:rFonts w:hint="eastAsia" w:ascii="宋体" w:hAnsi="宋体" w:eastAsia="宋体" w:cs="宋体"/>
               <w:szCs w:val="24"/>
             </w:rPr>
             <w:fldChar w:fldCharType="begin"/>
           </w:r>
           <w:r>
             <w:rPr>
-              <w:rFonts w:ascii="宋体" w:eastAsia="宋体" w:hAnsi="宋体" w:cs="宋体" w:hint="eastAsia"/>
+              <w:rFonts w:hint="eastAsia" w:ascii="宋体" w:hAnsi="宋体" w:eastAsia="宋体" w:cs="宋体"/>
               <w:szCs w:val="24"/>
             </w:rPr>
             <w:instrText xml:space="preserve"> HYPERLINK \l _Toc24480 </w:instrText>
           </w:r>
           <w:r>
             <w:rPr>
-              <w:rFonts w:ascii="宋体" w:eastAsia="宋体" w:hAnsi="宋体" w:cs="宋体" w:hint="eastAsia"/>
+              <w:rFonts w:hint="eastAsia" w:ascii="宋体" w:hAnsi="宋体" w:eastAsia="宋体" w:cs="宋体"/>
               <w:szCs w:val="24"/>
             </w:rPr>
             <w:fldChar w:fldCharType="separate"/>
@@ -3611,7 +3630,7 @@
           </w:r>
           <w:r>
             <w:rPr>
-              <w:rFonts w:ascii="宋体" w:eastAsia="宋体" w:hAnsi="宋体" w:cs="宋体" w:hint="eastAsia"/>
+              <w:rFonts w:hint="eastAsia" w:ascii="宋体" w:hAnsi="宋体" w:eastAsia="宋体" w:cs="宋体"/>
               <w:szCs w:val="24"/>
             </w:rPr>
             <w:fldChar w:fldCharType="end"/>
@@ -3619,28 +3638,28 @@
         </w:p>
         <w:p>
           <w:pPr>
-            <w:pStyle w:val="TOC2"/>
+            <w:pStyle w:val="17"/>
             <w:tabs>
               <w:tab w:val="right" w:leader="dot" w:pos="8306"/>
             </w:tabs>
           </w:pPr>
           <w:r>
             <w:rPr>
-              <w:rFonts w:ascii="宋体" w:eastAsia="宋体" w:hAnsi="宋体" w:cs="宋体" w:hint="eastAsia"/>
+              <w:rFonts w:hint="eastAsia" w:ascii="宋体" w:hAnsi="宋体" w:eastAsia="宋体" w:cs="宋体"/>
               <w:szCs w:val="24"/>
             </w:rPr>
             <w:fldChar w:fldCharType="begin"/>
           </w:r>
           <w:r>
             <w:rPr>
-              <w:rFonts w:ascii="宋体" w:eastAsia="宋体" w:hAnsi="宋体" w:cs="宋体" w:hint="eastAsia"/>
+              <w:rFonts w:hint="eastAsia" w:ascii="宋体" w:hAnsi="宋体" w:eastAsia="宋体" w:cs="宋体"/>
               <w:szCs w:val="24"/>
             </w:rPr>
             <w:instrText xml:space="preserve"> HYPERLINK \l _Toc15330 </w:instrText>
           </w:r>
           <w:r>
             <w:rPr>
-              <w:rFonts w:ascii="宋体" w:eastAsia="宋体" w:hAnsi="宋体" w:cs="宋体" w:hint="eastAsia"/>
+              <w:rFonts w:hint="eastAsia" w:ascii="宋体" w:hAnsi="宋体" w:eastAsia="宋体" w:cs="宋体"/>
               <w:szCs w:val="24"/>
             </w:rPr>
             <w:fldChar w:fldCharType="separate"/>
@@ -3679,7 +3698,7 @@
           </w:r>
           <w:r>
             <w:rPr>
-              <w:rFonts w:ascii="宋体" w:eastAsia="宋体" w:hAnsi="宋体" w:cs="宋体" w:hint="eastAsia"/>
+              <w:rFonts w:hint="eastAsia" w:ascii="宋体" w:hAnsi="宋体" w:eastAsia="宋体" w:cs="宋体"/>
               <w:szCs w:val="24"/>
             </w:rPr>
             <w:fldChar w:fldCharType="end"/>
@@ -3687,28 +3706,28 @@
         </w:p>
         <w:p>
           <w:pPr>
-            <w:pStyle w:val="TOC2"/>
+            <w:pStyle w:val="17"/>
             <w:tabs>
               <w:tab w:val="right" w:leader="dot" w:pos="8306"/>
             </w:tabs>
           </w:pPr>
           <w:r>
             <w:rPr>
-              <w:rFonts w:ascii="宋体" w:eastAsia="宋体" w:hAnsi="宋体" w:cs="宋体" w:hint="eastAsia"/>
+              <w:rFonts w:hint="eastAsia" w:ascii="宋体" w:hAnsi="宋体" w:eastAsia="宋体" w:cs="宋体"/>
               <w:szCs w:val="24"/>
             </w:rPr>
             <w:fldChar w:fldCharType="begin"/>
           </w:r>
           <w:r>
             <w:rPr>
-              <w:rFonts w:ascii="宋体" w:eastAsia="宋体" w:hAnsi="宋体" w:cs="宋体" w:hint="eastAsia"/>
+              <w:rFonts w:hint="eastAsia" w:ascii="宋体" w:hAnsi="宋体" w:eastAsia="宋体" w:cs="宋体"/>
               <w:szCs w:val="24"/>
             </w:rPr>
             <w:instrText xml:space="preserve"> HYPERLINK \l _Toc27922 </w:instrText>
           </w:r>
           <w:r>
             <w:rPr>
-              <w:rFonts w:ascii="宋体" w:eastAsia="宋体" w:hAnsi="宋体" w:cs="宋体" w:hint="eastAsia"/>
+              <w:rFonts w:hint="eastAsia" w:ascii="宋体" w:hAnsi="宋体" w:eastAsia="宋体" w:cs="宋体"/>
               <w:szCs w:val="24"/>
             </w:rPr>
             <w:fldChar w:fldCharType="separate"/>
@@ -3747,7 +3766,7 @@
           </w:r>
           <w:r>
             <w:rPr>
-              <w:rFonts w:ascii="宋体" w:eastAsia="宋体" w:hAnsi="宋体" w:cs="宋体" w:hint="eastAsia"/>
+              <w:rFonts w:hint="eastAsia" w:ascii="宋体" w:hAnsi="宋体" w:eastAsia="宋体" w:cs="宋体"/>
               <w:szCs w:val="24"/>
             </w:rPr>
             <w:fldChar w:fldCharType="end"/>
@@ -3755,28 +3774,28 @@
         </w:p>
         <w:p>
           <w:pPr>
-            <w:pStyle w:val="TOC2"/>
+            <w:pStyle w:val="17"/>
             <w:tabs>
               <w:tab w:val="right" w:leader="dot" w:pos="8306"/>
             </w:tabs>
           </w:pPr>
           <w:r>
             <w:rPr>
-              <w:rFonts w:ascii="宋体" w:eastAsia="宋体" w:hAnsi="宋体" w:cs="宋体" w:hint="eastAsia"/>
+              <w:rFonts w:hint="eastAsia" w:ascii="宋体" w:hAnsi="宋体" w:eastAsia="宋体" w:cs="宋体"/>
               <w:szCs w:val="24"/>
             </w:rPr>
             <w:fldChar w:fldCharType="begin"/>
           </w:r>
           <w:r>
             <w:rPr>
-              <w:rFonts w:ascii="宋体" w:eastAsia="宋体" w:hAnsi="宋体" w:cs="宋体" w:hint="eastAsia"/>
+              <w:rFonts w:hint="eastAsia" w:ascii="宋体" w:hAnsi="宋体" w:eastAsia="宋体" w:cs="宋体"/>
               <w:szCs w:val="24"/>
             </w:rPr>
             <w:instrText xml:space="preserve"> HYPERLINK \l _Toc27152 </w:instrText>
           </w:r>
           <w:r>
             <w:rPr>
-              <w:rFonts w:ascii="宋体" w:eastAsia="宋体" w:hAnsi="宋体" w:cs="宋体" w:hint="eastAsia"/>
+              <w:rFonts w:hint="eastAsia" w:ascii="宋体" w:hAnsi="宋体" w:eastAsia="宋体" w:cs="宋体"/>
               <w:szCs w:val="24"/>
             </w:rPr>
             <w:fldChar w:fldCharType="separate"/>
@@ -3815,7 +3834,7 @@
           </w:r>
           <w:r>
             <w:rPr>
-              <w:rFonts w:ascii="宋体" w:eastAsia="宋体" w:hAnsi="宋体" w:cs="宋体" w:hint="eastAsia"/>
+              <w:rFonts w:hint="eastAsia" w:ascii="宋体" w:hAnsi="宋体" w:eastAsia="宋体" w:cs="宋体"/>
               <w:szCs w:val="24"/>
             </w:rPr>
             <w:fldChar w:fldCharType="end"/>
@@ -3823,28 +3842,28 @@
         </w:p>
         <w:p>
           <w:pPr>
-            <w:pStyle w:val="TOC2"/>
+            <w:pStyle w:val="17"/>
             <w:tabs>
               <w:tab w:val="right" w:leader="dot" w:pos="8306"/>
             </w:tabs>
           </w:pPr>
           <w:r>
             <w:rPr>
-              <w:rFonts w:ascii="宋体" w:eastAsia="宋体" w:hAnsi="宋体" w:cs="宋体" w:hint="eastAsia"/>
+              <w:rFonts w:hint="eastAsia" w:ascii="宋体" w:hAnsi="宋体" w:eastAsia="宋体" w:cs="宋体"/>
               <w:szCs w:val="24"/>
             </w:rPr>
             <w:fldChar w:fldCharType="begin"/>
           </w:r>
           <w:r>
             <w:rPr>
-              <w:rFonts w:ascii="宋体" w:eastAsia="宋体" w:hAnsi="宋体" w:cs="宋体" w:hint="eastAsia"/>
+              <w:rFonts w:hint="eastAsia" w:ascii="宋体" w:hAnsi="宋体" w:eastAsia="宋体" w:cs="宋体"/>
               <w:szCs w:val="24"/>
             </w:rPr>
             <w:instrText xml:space="preserve"> HYPERLINK \l _Toc23066 </w:instrText>
           </w:r>
           <w:r>
             <w:rPr>
-              <w:rFonts w:ascii="宋体" w:eastAsia="宋体" w:hAnsi="宋体" w:cs="宋体" w:hint="eastAsia"/>
+              <w:rFonts w:hint="eastAsia" w:ascii="宋体" w:hAnsi="宋体" w:eastAsia="宋体" w:cs="宋体"/>
               <w:szCs w:val="24"/>
             </w:rPr>
             <w:fldChar w:fldCharType="separate"/>
@@ -3883,7 +3902,7 @@
           </w:r>
           <w:r>
             <w:rPr>
-              <w:rFonts w:ascii="宋体" w:eastAsia="宋体" w:hAnsi="宋体" w:cs="宋体" w:hint="eastAsia"/>
+              <w:rFonts w:hint="eastAsia" w:ascii="宋体" w:hAnsi="宋体" w:eastAsia="宋体" w:cs="宋体"/>
               <w:szCs w:val="24"/>
             </w:rPr>
             <w:fldChar w:fldCharType="end"/>
@@ -3891,28 +3910,28 @@
         </w:p>
         <w:p>
           <w:pPr>
-            <w:pStyle w:val="TOC2"/>
+            <w:pStyle w:val="17"/>
             <w:tabs>
               <w:tab w:val="right" w:leader="dot" w:pos="8306"/>
             </w:tabs>
           </w:pPr>
           <w:r>
             <w:rPr>
-              <w:rFonts w:ascii="宋体" w:eastAsia="宋体" w:hAnsi="宋体" w:cs="宋体" w:hint="eastAsia"/>
+              <w:rFonts w:hint="eastAsia" w:ascii="宋体" w:hAnsi="宋体" w:eastAsia="宋体" w:cs="宋体"/>
               <w:szCs w:val="24"/>
             </w:rPr>
             <w:fldChar w:fldCharType="begin"/>
           </w:r>
           <w:r>
             <w:rPr>
-              <w:rFonts w:ascii="宋体" w:eastAsia="宋体" w:hAnsi="宋体" w:cs="宋体" w:hint="eastAsia"/>
+              <w:rFonts w:hint="eastAsia" w:ascii="宋体" w:hAnsi="宋体" w:eastAsia="宋体" w:cs="宋体"/>
               <w:szCs w:val="24"/>
             </w:rPr>
             <w:instrText xml:space="preserve"> HYPERLINK \l _Toc19165 </w:instrText>
           </w:r>
           <w:r>
             <w:rPr>
-              <w:rFonts w:ascii="宋体" w:eastAsia="宋体" w:hAnsi="宋体" w:cs="宋体" w:hint="eastAsia"/>
+              <w:rFonts w:hint="eastAsia" w:ascii="宋体" w:hAnsi="宋体" w:eastAsia="宋体" w:cs="宋体"/>
               <w:szCs w:val="24"/>
             </w:rPr>
             <w:fldChar w:fldCharType="separate"/>
@@ -3951,7 +3970,7 @@
           </w:r>
           <w:r>
             <w:rPr>
-              <w:rFonts w:ascii="宋体" w:eastAsia="宋体" w:hAnsi="宋体" w:cs="宋体" w:hint="eastAsia"/>
+              <w:rFonts w:hint="eastAsia" w:ascii="宋体" w:hAnsi="宋体" w:eastAsia="宋体" w:cs="宋体"/>
               <w:szCs w:val="24"/>
             </w:rPr>
             <w:fldChar w:fldCharType="end"/>
@@ -3959,28 +3978,28 @@
         </w:p>
         <w:p>
           <w:pPr>
-            <w:pStyle w:val="TOC2"/>
+            <w:pStyle w:val="17"/>
             <w:tabs>
               <w:tab w:val="right" w:leader="dot" w:pos="8306"/>
             </w:tabs>
           </w:pPr>
           <w:r>
             <w:rPr>
-              <w:rFonts w:ascii="宋体" w:eastAsia="宋体" w:hAnsi="宋体" w:cs="宋体" w:hint="eastAsia"/>
+              <w:rFonts w:hint="eastAsia" w:ascii="宋体" w:hAnsi="宋体" w:eastAsia="宋体" w:cs="宋体"/>
               <w:szCs w:val="24"/>
             </w:rPr>
             <w:fldChar w:fldCharType="begin"/>
           </w:r>
           <w:r>
             <w:rPr>
-              <w:rFonts w:ascii="宋体" w:eastAsia="宋体" w:hAnsi="宋体" w:cs="宋体" w:hint="eastAsia"/>
+              <w:rFonts w:hint="eastAsia" w:ascii="宋体" w:hAnsi="宋体" w:eastAsia="宋体" w:cs="宋体"/>
               <w:szCs w:val="24"/>
             </w:rPr>
             <w:instrText xml:space="preserve"> HYPERLINK \l _Toc5151 </w:instrText>
           </w:r>
           <w:r>
             <w:rPr>
-              <w:rFonts w:ascii="宋体" w:eastAsia="宋体" w:hAnsi="宋体" w:cs="宋体" w:hint="eastAsia"/>
+              <w:rFonts w:hint="eastAsia" w:ascii="宋体" w:hAnsi="宋体" w:eastAsia="宋体" w:cs="宋体"/>
               <w:szCs w:val="24"/>
             </w:rPr>
             <w:fldChar w:fldCharType="separate"/>
@@ -4019,7 +4038,7 @@
           </w:r>
           <w:r>
             <w:rPr>
-              <w:rFonts w:ascii="宋体" w:eastAsia="宋体" w:hAnsi="宋体" w:cs="宋体" w:hint="eastAsia"/>
+              <w:rFonts w:hint="eastAsia" w:ascii="宋体" w:hAnsi="宋体" w:eastAsia="宋体" w:cs="宋体"/>
               <w:szCs w:val="24"/>
             </w:rPr>
             <w:fldChar w:fldCharType="end"/>
@@ -4027,28 +4046,28 @@
         </w:p>
         <w:p>
           <w:pPr>
-            <w:pStyle w:val="TOC1"/>
+            <w:pStyle w:val="16"/>
             <w:tabs>
               <w:tab w:val="right" w:leader="dot" w:pos="8306"/>
             </w:tabs>
           </w:pPr>
           <w:r>
             <w:rPr>
-              <w:rFonts w:ascii="宋体" w:eastAsia="宋体" w:hAnsi="宋体" w:cs="宋体" w:hint="eastAsia"/>
+              <w:rFonts w:hint="eastAsia" w:ascii="宋体" w:hAnsi="宋体" w:eastAsia="宋体" w:cs="宋体"/>
               <w:szCs w:val="24"/>
             </w:rPr>
             <w:fldChar w:fldCharType="begin"/>
           </w:r>
           <w:r>
             <w:rPr>
-              <w:rFonts w:ascii="宋体" w:eastAsia="宋体" w:hAnsi="宋体" w:cs="宋体" w:hint="eastAsia"/>
+              <w:rFonts w:hint="eastAsia" w:ascii="宋体" w:hAnsi="宋体" w:eastAsia="宋体" w:cs="宋体"/>
               <w:szCs w:val="24"/>
             </w:rPr>
             <w:instrText xml:space="preserve"> HYPERLINK \l _Toc2857 </w:instrText>
           </w:r>
           <w:r>
             <w:rPr>
-              <w:rFonts w:ascii="宋体" w:eastAsia="宋体" w:hAnsi="宋体" w:cs="宋体" w:hint="eastAsia"/>
+              <w:rFonts w:hint="eastAsia" w:ascii="宋体" w:hAnsi="宋体" w:eastAsia="宋体" w:cs="宋体"/>
               <w:szCs w:val="24"/>
             </w:rPr>
             <w:fldChar w:fldCharType="separate"/>
@@ -4087,7 +4106,7 @@
           </w:r>
           <w:r>
             <w:rPr>
-              <w:rFonts w:ascii="宋体" w:eastAsia="宋体" w:hAnsi="宋体" w:cs="宋体" w:hint="eastAsia"/>
+              <w:rFonts w:hint="eastAsia" w:ascii="宋体" w:hAnsi="宋体" w:eastAsia="宋体" w:cs="宋体"/>
               <w:szCs w:val="24"/>
             </w:rPr>
             <w:fldChar w:fldCharType="end"/>
@@ -4095,28 +4114,28 @@
         </w:p>
         <w:p>
           <w:pPr>
-            <w:pStyle w:val="TOC1"/>
+            <w:pStyle w:val="16"/>
             <w:tabs>
               <w:tab w:val="right" w:leader="dot" w:pos="8306"/>
             </w:tabs>
           </w:pPr>
           <w:r>
             <w:rPr>
-              <w:rFonts w:ascii="宋体" w:eastAsia="宋体" w:hAnsi="宋体" w:cs="宋体" w:hint="eastAsia"/>
+              <w:rFonts w:hint="eastAsia" w:ascii="宋体" w:hAnsi="宋体" w:eastAsia="宋体" w:cs="宋体"/>
               <w:szCs w:val="24"/>
             </w:rPr>
             <w:fldChar w:fldCharType="begin"/>
           </w:r>
           <w:r>
             <w:rPr>
-              <w:rFonts w:ascii="宋体" w:eastAsia="宋体" w:hAnsi="宋体" w:cs="宋体" w:hint="eastAsia"/>
+              <w:rFonts w:hint="eastAsia" w:ascii="宋体" w:hAnsi="宋体" w:eastAsia="宋体" w:cs="宋体"/>
               <w:szCs w:val="24"/>
             </w:rPr>
             <w:instrText xml:space="preserve"> HYPERLINK \l _Toc32076 </w:instrText>
           </w:r>
           <w:r>
             <w:rPr>
-              <w:rFonts w:ascii="宋体" w:eastAsia="宋体" w:hAnsi="宋体" w:cs="宋体" w:hint="eastAsia"/>
+              <w:rFonts w:hint="eastAsia" w:ascii="宋体" w:hAnsi="宋体" w:eastAsia="宋体" w:cs="宋体"/>
               <w:szCs w:val="24"/>
             </w:rPr>
             <w:fldChar w:fldCharType="separate"/>
@@ -4155,7 +4174,7 @@
           </w:r>
           <w:r>
             <w:rPr>
-              <w:rFonts w:ascii="宋体" w:eastAsia="宋体" w:hAnsi="宋体" w:cs="宋体" w:hint="eastAsia"/>
+              <w:rFonts w:hint="eastAsia" w:ascii="宋体" w:hAnsi="宋体" w:eastAsia="宋体" w:cs="宋体"/>
               <w:szCs w:val="24"/>
             </w:rPr>
             <w:fldChar w:fldCharType="end"/>
@@ -4178,7 +4197,7 @@
             <w:snapToGrid w:val="0"/>
             <w:textAlignment w:val="baseline"/>
             <w:rPr>
-              <w:rFonts w:ascii="宋体" w:eastAsia="宋体" w:hAnsi="宋体" w:cs="宋体" w:hint="eastAsia"/>
+              <w:rFonts w:hint="eastAsia" w:ascii="宋体" w:hAnsi="宋体" w:eastAsia="宋体" w:cs="宋体"/>
               <w:snapToGrid w:val="0"/>
               <w:color w:val="000000"/>
               <w:kern w:val="0"/>
@@ -4189,7 +4208,7 @@
           </w:pPr>
           <w:r>
             <w:rPr>
-              <w:rFonts w:ascii="宋体" w:eastAsia="宋体" w:hAnsi="宋体" w:cs="宋体" w:hint="eastAsia"/>
+              <w:rFonts w:hint="eastAsia" w:ascii="宋体" w:hAnsi="宋体" w:eastAsia="宋体" w:cs="宋体"/>
               <w:szCs w:val="24"/>
             </w:rPr>
             <w:fldChar w:fldCharType="end"/>
@@ -4214,7 +4233,7 @@
         <w:snapToGrid w:val="0"/>
         <w:textAlignment w:val="baseline"/>
         <w:rPr>
-          <w:rFonts w:ascii="Arial" w:eastAsia="Arial" w:hAnsi="Arial" w:cs="Arial"/>
+          <w:rFonts w:ascii="Arial" w:hAnsi="Arial" w:eastAsia="Arial" w:cs="Arial"/>
           <w:snapToGrid w:val="0"/>
           <w:color w:val="000000"/>
           <w:kern w:val="0"/>
@@ -4225,7 +4244,7 @@
       </w:pPr>
       <w:r>
         <w:rPr>
-          <w:rFonts w:ascii="Arial" w:eastAsia="Arial" w:hAnsi="Arial" w:cs="Arial"/>
+          <w:rFonts w:ascii="Arial" w:hAnsi="Arial" w:eastAsia="Arial" w:cs="Arial"/>
           <w:snapToGrid w:val="0"/>
           <w:color w:val="000000"/>
           <w:kern w:val="0"/>
@@ -4238,14 +4257,14 @@
     </w:p>
     <w:p>
       <w:pPr>
-        <w:pStyle w:val="1"/>
+        <w:pStyle w:val="28"/>
         <w:bidi w:val="0"/>
         <w:rPr>
           <w:rFonts w:hint="eastAsia"/>
           <w:lang w:val="en-US" w:eastAsia="zh-CN"/>
         </w:rPr>
       </w:pPr>
-      <w:bookmarkStart w:id="3" w:name="_Toc24787"/>
+      <w:bookmarkStart w:id="2" w:name="_Toc24787"/>
       <w:r>
         <w:rPr>
           <w:rFonts w:hint="eastAsia"/>
@@ -4253,30 +4272,30 @@
         </w:rPr>
         <w:t>文档介绍</w:t>
       </w:r>
+      <w:bookmarkEnd w:id="2"/>
+    </w:p>
+    <w:p>
+      <w:pPr>
+        <w:pStyle w:val="30"/>
+        <w:bidi w:val="0"/>
+        <w:rPr>
+          <w:rFonts w:hint="eastAsia"/>
+          <w:lang w:val="en-US" w:eastAsia="zh-CN"/>
+        </w:rPr>
+      </w:pPr>
+      <w:bookmarkStart w:id="3" w:name="_Toc5359"/>
+      <w:r>
+        <w:rPr>
+          <w:rFonts w:hint="eastAsia"/>
+          <w:lang w:val="en-US" w:eastAsia="zh-CN"/>
+        </w:rPr>
+        <w:t>文档简介</w:t>
+      </w:r>
       <w:bookmarkEnd w:id="3"/>
     </w:p>
     <w:p>
       <w:pPr>
-        <w:pStyle w:val="2"/>
-        <w:bidi w:val="0"/>
-        <w:rPr>
-          <w:rFonts w:hint="eastAsia"/>
-          <w:lang w:val="en-US" w:eastAsia="zh-CN"/>
-        </w:rPr>
-      </w:pPr>
-      <w:bookmarkStart w:id="4" w:name="_Toc5359"/>
-      <w:r>
-        <w:rPr>
-          <w:rFonts w:hint="eastAsia"/>
-          <w:lang w:val="en-US" w:eastAsia="zh-CN"/>
-        </w:rPr>
-        <w:t>文档简介</w:t>
-      </w:r>
-      <w:bookmarkEnd w:id="4"/>
-    </w:p>
-    <w:p>
-      <w:pPr>
-        <w:pStyle w:val="a1"/>
+        <w:pStyle w:val="29"/>
         <w:keepNext w:val="0"/>
         <w:keepLines w:val="0"/>
         <w:pageBreakBefore w:val="0"/>
@@ -4306,14 +4325,14 @@
     </w:p>
     <w:p>
       <w:pPr>
-        <w:pStyle w:val="2"/>
+        <w:pStyle w:val="30"/>
         <w:bidi w:val="0"/>
         <w:rPr>
           <w:rFonts w:hint="eastAsia"/>
           <w:lang w:val="en-US" w:eastAsia="zh-CN"/>
         </w:rPr>
       </w:pPr>
-      <w:bookmarkStart w:id="5" w:name="_Toc31661"/>
+      <w:bookmarkStart w:id="4" w:name="_Toc31661"/>
       <w:r>
         <w:rPr>
           <w:rFonts w:hint="eastAsia"/>
@@ -4321,11 +4340,11 @@
         </w:rPr>
         <w:t>文档目标</w:t>
       </w:r>
-      <w:bookmarkEnd w:id="5"/>
-    </w:p>
-    <w:p>
-      <w:pPr>
-        <w:pStyle w:val="a1"/>
+      <w:bookmarkEnd w:id="4"/>
+    </w:p>
+    <w:p>
+      <w:pPr>
+        <w:pStyle w:val="29"/>
         <w:keepNext w:val="0"/>
         <w:keepLines w:val="0"/>
         <w:pageBreakBefore w:val="0"/>
@@ -4355,14 +4374,14 @@
     </w:p>
     <w:p>
       <w:pPr>
-        <w:pStyle w:val="1"/>
+        <w:pStyle w:val="28"/>
         <w:bidi w:val="0"/>
         <w:rPr>
           <w:rFonts w:hint="eastAsia"/>
           <w:lang w:val="en-US" w:eastAsia="zh-CN"/>
         </w:rPr>
       </w:pPr>
-      <w:bookmarkStart w:id="6" w:name="_Toc25005"/>
+      <w:bookmarkStart w:id="5" w:name="_Toc25005"/>
       <w:r>
         <w:rPr>
           <w:rFonts w:hint="eastAsia"/>
@@ -4370,11 +4389,11 @@
         </w:rPr>
         <w:t>总则</w:t>
       </w:r>
-      <w:bookmarkEnd w:id="6"/>
-    </w:p>
-    <w:p>
-      <w:pPr>
-        <w:pStyle w:val="a1"/>
+      <w:bookmarkEnd w:id="5"/>
+    </w:p>
+    <w:p>
+      <w:pPr>
+        <w:pStyle w:val="29"/>
         <w:keepNext w:val="0"/>
         <w:keepLines w:val="0"/>
         <w:pageBreakBefore w:val="0"/>
@@ -4404,14 +4423,14 @@
     </w:p>
     <w:p>
       <w:pPr>
-        <w:pStyle w:val="2"/>
+        <w:pStyle w:val="30"/>
         <w:bidi w:val="0"/>
         <w:rPr>
           <w:rFonts w:hint="eastAsia"/>
           <w:lang w:val="en-US" w:eastAsia="zh-CN"/>
         </w:rPr>
       </w:pPr>
-      <w:bookmarkStart w:id="7" w:name="_Toc14001"/>
+      <w:bookmarkStart w:id="6" w:name="_Toc14001"/>
       <w:r>
         <w:rPr>
           <w:rFonts w:hint="eastAsia"/>
@@ -4419,11 +4438,11 @@
         </w:rPr>
         <w:t>客户满意度管理定义</w:t>
       </w:r>
-      <w:bookmarkEnd w:id="7"/>
-    </w:p>
-    <w:p>
-      <w:pPr>
-        <w:pStyle w:val="a1"/>
+      <w:bookmarkEnd w:id="6"/>
+    </w:p>
+    <w:p>
+      <w:pPr>
+        <w:pStyle w:val="29"/>
         <w:keepNext w:val="0"/>
         <w:keepLines w:val="0"/>
         <w:pageBreakBefore w:val="0"/>
@@ -4453,7 +4472,7 @@
     </w:p>
     <w:p>
       <w:pPr>
-        <w:pStyle w:val="a1"/>
+        <w:pStyle w:val="29"/>
         <w:keepNext w:val="0"/>
         <w:keepLines w:val="0"/>
         <w:pageBreakBefore w:val="0"/>
@@ -4483,14 +4502,14 @@
     </w:p>
     <w:p>
       <w:pPr>
-        <w:pStyle w:val="2"/>
+        <w:pStyle w:val="30"/>
         <w:bidi w:val="0"/>
         <w:rPr>
           <w:rFonts w:hint="eastAsia"/>
           <w:lang w:val="en-US" w:eastAsia="zh-CN"/>
         </w:rPr>
       </w:pPr>
-      <w:bookmarkStart w:id="8" w:name="_Toc24971"/>
+      <w:bookmarkStart w:id="7" w:name="_Toc24971"/>
       <w:r>
         <w:rPr>
           <w:rFonts w:hint="eastAsia"/>
@@ -4498,11 +4517,11 @@
         </w:rPr>
         <w:t>客户满意度管理重要性</w:t>
       </w:r>
-      <w:bookmarkEnd w:id="8"/>
-    </w:p>
-    <w:p>
-      <w:pPr>
-        <w:pStyle w:val="a1"/>
+      <w:bookmarkEnd w:id="7"/>
+    </w:p>
+    <w:p>
+      <w:pPr>
+        <w:pStyle w:val="29"/>
         <w:keepNext w:val="0"/>
         <w:keepLines w:val="0"/>
         <w:pageBreakBefore w:val="0"/>
@@ -4532,14 +4551,14 @@
     </w:p>
     <w:p>
       <w:pPr>
-        <w:pStyle w:val="2"/>
+        <w:pStyle w:val="30"/>
         <w:bidi w:val="0"/>
         <w:rPr>
           <w:rFonts w:hint="eastAsia"/>
           <w:lang w:val="en-US" w:eastAsia="zh-CN"/>
         </w:rPr>
       </w:pPr>
-      <w:bookmarkStart w:id="9" w:name="_Toc26232"/>
+      <w:bookmarkStart w:id="8" w:name="_Toc26232"/>
       <w:r>
         <w:rPr>
           <w:rFonts w:hint="eastAsia"/>
@@ -4547,11 +4566,11 @@
         </w:rPr>
         <w:t>客户满意度管理要求</w:t>
       </w:r>
-      <w:bookmarkEnd w:id="9"/>
-    </w:p>
-    <w:p>
-      <w:pPr>
-        <w:pStyle w:val="a1"/>
+      <w:bookmarkEnd w:id="8"/>
+    </w:p>
+    <w:p>
+      <w:pPr>
+        <w:pStyle w:val="29"/>
         <w:keepNext w:val="0"/>
         <w:keepLines w:val="0"/>
         <w:pageBreakBefore w:val="0"/>
@@ -4581,7 +4600,7 @@
     </w:p>
     <w:p>
       <w:pPr>
-        <w:pStyle w:val="a1"/>
+        <w:pStyle w:val="29"/>
         <w:keepNext w:val="0"/>
         <w:keepLines w:val="0"/>
         <w:pageBreakBefore w:val="0"/>
@@ -4611,7 +4630,7 @@
     </w:p>
     <w:p>
       <w:pPr>
-        <w:pStyle w:val="a1"/>
+        <w:pStyle w:val="29"/>
         <w:keepNext w:val="0"/>
         <w:keepLines w:val="0"/>
         <w:pageBreakBefore w:val="0"/>
@@ -4641,7 +4660,7 @@
     </w:p>
     <w:p>
       <w:pPr>
-        <w:pStyle w:val="a1"/>
+        <w:pStyle w:val="29"/>
         <w:keepNext w:val="0"/>
         <w:keepLines w:val="0"/>
         <w:pageBreakBefore w:val="0"/>
@@ -4671,14 +4690,14 @@
     </w:p>
     <w:p>
       <w:pPr>
-        <w:pStyle w:val="2"/>
+        <w:pStyle w:val="30"/>
         <w:bidi w:val="0"/>
         <w:rPr>
           <w:rFonts w:hint="eastAsia"/>
           <w:lang w:val="en-US" w:eastAsia="zh-CN"/>
         </w:rPr>
       </w:pPr>
-      <w:bookmarkStart w:id="10" w:name="_Toc32177"/>
+      <w:bookmarkStart w:id="9" w:name="_Toc32177"/>
       <w:r>
         <w:rPr>
           <w:rFonts w:hint="eastAsia"/>
@@ -4686,11 +4705,11 @@
         </w:rPr>
         <w:t>客户满意度管理目标</w:t>
       </w:r>
-      <w:bookmarkEnd w:id="10"/>
-    </w:p>
-    <w:p>
-      <w:pPr>
-        <w:pStyle w:val="a1"/>
+      <w:bookmarkEnd w:id="9"/>
+    </w:p>
+    <w:p>
+      <w:pPr>
+        <w:pStyle w:val="29"/>
         <w:keepNext w:val="0"/>
         <w:keepLines w:val="0"/>
         <w:pageBreakBefore w:val="0"/>
@@ -4720,7 +4739,7 @@
     </w:p>
     <w:p>
       <w:pPr>
-        <w:pStyle w:val="a1"/>
+        <w:pStyle w:val="29"/>
         <w:keepNext w:val="0"/>
         <w:keepLines w:val="0"/>
         <w:pageBreakBefore w:val="0"/>
@@ -4750,7 +4769,7 @@
     </w:p>
     <w:p>
       <w:pPr>
-        <w:pStyle w:val="a1"/>
+        <w:pStyle w:val="29"/>
         <w:keepNext w:val="0"/>
         <w:keepLines w:val="0"/>
         <w:pageBreakBefore w:val="0"/>
@@ -4780,14 +4799,14 @@
     </w:p>
     <w:p>
       <w:pPr>
-        <w:pStyle w:val="1"/>
+        <w:pStyle w:val="28"/>
         <w:bidi w:val="0"/>
         <w:rPr>
           <w:rFonts w:hint="eastAsia"/>
           <w:lang w:val="en-US" w:eastAsia="zh-CN"/>
         </w:rPr>
       </w:pPr>
-      <w:bookmarkStart w:id="11" w:name="_Toc25271"/>
+      <w:bookmarkStart w:id="10" w:name="_Toc25271"/>
       <w:r>
         <w:rPr>
           <w:rFonts w:hint="eastAsia"/>
@@ -4795,11 +4814,11 @@
         </w:rPr>
         <w:t>职责和分工</w:t>
       </w:r>
-      <w:bookmarkEnd w:id="11"/>
-    </w:p>
-    <w:p>
-      <w:pPr>
-        <w:pStyle w:val="a1"/>
+      <w:bookmarkEnd w:id="10"/>
+    </w:p>
+    <w:p>
+      <w:pPr>
+        <w:pStyle w:val="29"/>
         <w:keepNext w:val="0"/>
         <w:keepLines w:val="0"/>
         <w:pageBreakBefore w:val="0"/>
@@ -4829,14 +4848,14 @@
     </w:p>
     <w:p>
       <w:pPr>
-        <w:pStyle w:val="1"/>
+        <w:pStyle w:val="28"/>
         <w:bidi w:val="0"/>
         <w:rPr>
           <w:rFonts w:hint="eastAsia"/>
           <w:lang w:val="en-US" w:eastAsia="zh-CN"/>
         </w:rPr>
       </w:pPr>
-      <w:bookmarkStart w:id="12" w:name="_Toc7552"/>
+      <w:bookmarkStart w:id="11" w:name="_Toc7552"/>
       <w:r>
         <w:rPr>
           <w:rFonts w:hint="eastAsia"/>
@@ -4844,30 +4863,30 @@
         </w:rPr>
         <w:t>满意度管理工作流程</w:t>
       </w:r>
+      <w:bookmarkEnd w:id="11"/>
+    </w:p>
+    <w:p>
+      <w:pPr>
+        <w:pStyle w:val="30"/>
+        <w:bidi w:val="0"/>
+        <w:rPr>
+          <w:rFonts w:hint="eastAsia"/>
+          <w:lang w:val="en-US" w:eastAsia="zh-CN"/>
+        </w:rPr>
+      </w:pPr>
+      <w:bookmarkStart w:id="12" w:name="_Toc12743"/>
+      <w:r>
+        <w:rPr>
+          <w:rFonts w:hint="eastAsia"/>
+          <w:lang w:val="en-US" w:eastAsia="zh-CN"/>
+        </w:rPr>
+        <w:t>客户满意度调查计划</w:t>
+      </w:r>
       <w:bookmarkEnd w:id="12"/>
     </w:p>
     <w:p>
       <w:pPr>
-        <w:pStyle w:val="2"/>
-        <w:bidi w:val="0"/>
-        <w:rPr>
-          <w:rFonts w:hint="eastAsia"/>
-          <w:lang w:val="en-US" w:eastAsia="zh-CN"/>
-        </w:rPr>
-      </w:pPr>
-      <w:bookmarkStart w:id="13" w:name="_Toc12743"/>
-      <w:r>
-        <w:rPr>
-          <w:rFonts w:hint="eastAsia"/>
-          <w:lang w:val="en-US" w:eastAsia="zh-CN"/>
-        </w:rPr>
-        <w:t>客户满意度调查计划</w:t>
-      </w:r>
-      <w:bookmarkEnd w:id="13"/>
-    </w:p>
-    <w:p>
-      <w:pPr>
-        <w:pStyle w:val="a1"/>
+        <w:pStyle w:val="29"/>
         <w:keepNext w:val="0"/>
         <w:keepLines w:val="0"/>
         <w:pageBreakBefore w:val="0"/>
@@ -4897,14 +4916,14 @@
     </w:p>
     <w:p>
       <w:pPr>
-        <w:pStyle w:val="2"/>
+        <w:pStyle w:val="30"/>
         <w:bidi w:val="0"/>
         <w:rPr>
           <w:rFonts w:hint="eastAsia"/>
           <w:lang w:val="en-US" w:eastAsia="zh-CN"/>
         </w:rPr>
       </w:pPr>
-      <w:bookmarkStart w:id="14" w:name="_Toc24706"/>
+      <w:bookmarkStart w:id="13" w:name="_Toc24706"/>
       <w:r>
         <w:rPr>
           <w:rFonts w:hint="eastAsia"/>
@@ -4912,11 +4931,11 @@
         </w:rPr>
         <w:t>客户满意诊断</w:t>
       </w:r>
-      <w:bookmarkEnd w:id="14"/>
-    </w:p>
-    <w:p>
-      <w:pPr>
-        <w:pStyle w:val="a1"/>
+      <w:bookmarkEnd w:id="13"/>
+    </w:p>
+    <w:p>
+      <w:pPr>
+        <w:pStyle w:val="29"/>
         <w:keepNext w:val="0"/>
         <w:keepLines w:val="0"/>
         <w:pageBreakBefore w:val="0"/>
@@ -4946,7 +4965,7 @@
     </w:p>
     <w:p>
       <w:pPr>
-        <w:pStyle w:val="a1"/>
+        <w:pStyle w:val="29"/>
         <w:keepNext w:val="0"/>
         <w:keepLines w:val="0"/>
         <w:pageBreakBefore w:val="0"/>
@@ -4976,14 +4995,14 @@
     </w:p>
     <w:p>
       <w:pPr>
-        <w:pStyle w:val="2"/>
+        <w:pStyle w:val="30"/>
         <w:bidi w:val="0"/>
         <w:rPr>
           <w:rFonts w:hint="eastAsia"/>
           <w:lang w:val="en-US" w:eastAsia="zh-CN"/>
         </w:rPr>
       </w:pPr>
-      <w:bookmarkStart w:id="15" w:name="_Toc9550"/>
+      <w:bookmarkStart w:id="14" w:name="_Toc9550"/>
       <w:r>
         <w:rPr>
           <w:rFonts w:hint="eastAsia"/>
@@ -4991,11 +5010,11 @@
         </w:rPr>
         <w:t>评估现状</w:t>
       </w:r>
-      <w:bookmarkEnd w:id="15"/>
-    </w:p>
-    <w:p>
-      <w:pPr>
-        <w:pStyle w:val="a1"/>
+      <w:bookmarkEnd w:id="14"/>
+    </w:p>
+    <w:p>
+      <w:pPr>
+        <w:pStyle w:val="29"/>
         <w:keepNext w:val="0"/>
         <w:keepLines w:val="0"/>
         <w:pageBreakBefore w:val="0"/>
@@ -5025,14 +5044,14 @@
     </w:p>
     <w:p>
       <w:pPr>
-        <w:pStyle w:val="2"/>
+        <w:pStyle w:val="30"/>
         <w:bidi w:val="0"/>
         <w:rPr>
           <w:rFonts w:hint="eastAsia"/>
           <w:lang w:val="en-US" w:eastAsia="zh-CN"/>
         </w:rPr>
       </w:pPr>
-      <w:bookmarkStart w:id="16" w:name="_Toc26852"/>
+      <w:bookmarkStart w:id="15" w:name="_Toc26852"/>
       <w:r>
         <w:rPr>
           <w:rFonts w:hint="eastAsia"/>
@@ -5040,11 +5059,11 @@
         </w:rPr>
         <w:t>客户满意度调查表分析</w:t>
       </w:r>
-      <w:bookmarkEnd w:id="16"/>
-    </w:p>
-    <w:p>
-      <w:pPr>
-        <w:pStyle w:val="a1"/>
+      <w:bookmarkEnd w:id="15"/>
+    </w:p>
+    <w:p>
+      <w:pPr>
+        <w:pStyle w:val="29"/>
         <w:keepNext w:val="0"/>
         <w:keepLines w:val="0"/>
         <w:pageBreakBefore w:val="0"/>
@@ -5074,14 +5093,14 @@
     </w:p>
     <w:p>
       <w:pPr>
-        <w:pStyle w:val="2"/>
+        <w:pStyle w:val="30"/>
         <w:bidi w:val="0"/>
         <w:rPr>
           <w:rFonts w:hint="eastAsia"/>
           <w:lang w:val="en-US" w:eastAsia="zh-CN"/>
         </w:rPr>
       </w:pPr>
-      <w:bookmarkStart w:id="17" w:name="_Toc6499"/>
+      <w:bookmarkStart w:id="16" w:name="_Toc6499"/>
       <w:r>
         <w:rPr>
           <w:rFonts w:hint="eastAsia"/>
@@ -5089,11 +5108,11 @@
         </w:rPr>
         <w:t>形成客户满意度调查分析报告</w:t>
       </w:r>
-      <w:bookmarkEnd w:id="17"/>
-    </w:p>
-    <w:p>
-      <w:pPr>
-        <w:pStyle w:val="a1"/>
+      <w:bookmarkEnd w:id="16"/>
+    </w:p>
+    <w:p>
+      <w:pPr>
+        <w:pStyle w:val="29"/>
         <w:keepNext w:val="0"/>
         <w:keepLines w:val="0"/>
         <w:pageBreakBefore w:val="0"/>
@@ -5123,14 +5142,14 @@
     </w:p>
     <w:p>
       <w:pPr>
-        <w:pStyle w:val="2"/>
+        <w:pStyle w:val="30"/>
         <w:bidi w:val="0"/>
         <w:rPr>
           <w:rFonts w:hint="eastAsia"/>
           <w:lang w:val="en-US" w:eastAsia="zh-CN"/>
         </w:rPr>
       </w:pPr>
-      <w:bookmarkStart w:id="18" w:name="_Toc17044"/>
+      <w:bookmarkStart w:id="17" w:name="_Toc17044"/>
       <w:r>
         <w:rPr>
           <w:rFonts w:hint="eastAsia"/>
@@ -5138,11 +5157,11 @@
         </w:rPr>
         <w:t>客户不满意事项整改及效果验证</w:t>
       </w:r>
-      <w:bookmarkEnd w:id="18"/>
-    </w:p>
-    <w:p>
-      <w:pPr>
-        <w:pStyle w:val="a1"/>
+      <w:bookmarkEnd w:id="17"/>
+    </w:p>
+    <w:p>
+      <w:pPr>
+        <w:pStyle w:val="29"/>
         <w:keepNext w:val="0"/>
         <w:keepLines w:val="0"/>
         <w:pageBreakBefore w:val="0"/>
@@ -5172,7 +5191,7 @@
     </w:p>
     <w:p>
       <w:pPr>
-        <w:pStyle w:val="a1"/>
+        <w:pStyle w:val="29"/>
         <w:keepNext w:val="0"/>
         <w:keepLines w:val="0"/>
         <w:pageBreakBefore w:val="0"/>
@@ -5202,14 +5221,14 @@
     </w:p>
     <w:p>
       <w:pPr>
-        <w:pStyle w:val="2"/>
+        <w:pStyle w:val="30"/>
         <w:bidi w:val="0"/>
         <w:rPr>
           <w:rFonts w:hint="eastAsia"/>
           <w:lang w:val="en-US" w:eastAsia="zh-CN"/>
         </w:rPr>
       </w:pPr>
-      <w:bookmarkStart w:id="19" w:name="_Toc20899"/>
+      <w:bookmarkStart w:id="18" w:name="_Toc20899"/>
       <w:r>
         <w:rPr>
           <w:rFonts w:hint="eastAsia"/>
@@ -5217,12 +5236,12 @@
         </w:rPr>
         <w:t>客户满意度管理工作流程图</w:t>
       </w:r>
-      <w:bookmarkEnd w:id="19"/>
-    </w:p>
-    <w:p>
-      <w:pPr>
-        <w:pStyle w:val="a1"/>
-        <w:ind w:left="0" w:right="0" w:firstLine="0" w:leftChars="0" w:rightChars="0" w:firstLineChars="0"/>
+      <w:bookmarkEnd w:id="18"/>
+    </w:p>
+    <w:p>
+      <w:pPr>
+        <w:pStyle w:val="29"/>
+        <w:ind w:left="0" w:leftChars="0" w:right="0" w:rightChars="0" w:firstLine="0" w:firstLineChars="0"/>
         <w:jc w:val="center"/>
         <w:rPr>
           <w:rFonts w:hint="eastAsia"/>
@@ -5235,45 +5254,31 @@
           <w:lang w:val="en-US" w:eastAsia="zh-CN"/>
         </w:rPr>
         <w:object>
-          <v:shapetype id="_x0000_t75" coordsize="21600,21600" o:spt="75" o:preferrelative="t" path="m@4@5l@4@11@9@11@9@5xe" filled="f" stroked="f">
-            <v:stroke joinstyle="miter"/>
-            <v:formulas>
-              <v:f eqn="if lineDrawn pixelLineWidth 0"/>
-              <v:f eqn="sum @0 1 0"/>
-              <v:f eqn="sum 0 0 @1"/>
-              <v:f eqn="prod @2 1 2"/>
-              <v:f eqn="prod @3 21600 pixelWidth"/>
-              <v:f eqn="prod @3 21600 pixelHeight"/>
-              <v:f eqn="sum @0 0 1"/>
-              <v:f eqn="prod @6 1 2"/>
-              <v:f eqn="prod @7 21600 pixelWidth"/>
-              <v:f eqn="sum @8 21600 0"/>
-              <v:f eqn="prod @7 21600 pixelHeight"/>
-              <v:f eqn="sum @10 21600 0"/>
-            </v:formulas>
-            <v:path o:extrusionok="f" gradientshapeok="t" o:connecttype="rect"/>
+          <v:shape id="_x0000_i1025" o:spt="75" type="#_x0000_t75" style="height:514.25pt;width:252.6pt;" o:ole="t" filled="f" o:preferrelative="t" stroked="f" coordsize="21600,21600">
+            <v:path/>
+            <v:fill on="f" focussize="0,0"/>
+            <v:stroke on="f" joinstyle="miter"/>
+            <v:imagedata r:id="rId11" o:title=""/>
             <o:lock v:ext="edit" aspectratio="t"/>
-          </v:shapetype>
-          <v:shape id="_x0000_i1025" type="#_x0000_t75" style="height:514.25pt;width:252.6pt" o:oleicon="f" o:ole="" coordsize="21600,21600" o:preferrelative="t" filled="f" stroked="f">
-            <v:stroke joinstyle="miter"/>
-            <v:imagedata r:id="rId7" o:title=""/>
-            <o:lock v:ext="edit" aspectratio="t"/>
+            <w10:wrap type="none"/>
             <w10:anchorlock/>
           </v:shape>
-          <o:OLEObject Type="Embed" ProgID="Visio.Drawing.15" ShapeID="_x0000_i1025" DrawAspect="Content" ObjectID="_1468075725" r:id="rId8"/>
+          <o:OLEObject Type="Embed" ProgID="Visio.Drawing.15" ShapeID="_x0000_i1025" DrawAspect="Content" ObjectID="_1468075725" r:id="rId10">
+            <o:LockedField>false</o:LockedField>
+          </o:OLEObject>
         </w:object>
       </w:r>
     </w:p>
     <w:p>
       <w:pPr>
-        <w:pStyle w:val="1"/>
+        <w:pStyle w:val="28"/>
         <w:bidi w:val="0"/>
         <w:rPr>
           <w:rFonts w:hint="eastAsia"/>
           <w:lang w:val="en-US" w:eastAsia="zh-CN"/>
         </w:rPr>
       </w:pPr>
-      <w:bookmarkStart w:id="20" w:name="_Toc5245"/>
+      <w:bookmarkStart w:id="19" w:name="_Toc5245"/>
       <w:r>
         <w:rPr>
           <w:rFonts w:hint="eastAsia"/>
@@ -5281,36 +5286,36 @@
         </w:rPr>
         <w:t>满意度调查方法</w:t>
       </w:r>
+      <w:bookmarkEnd w:id="19"/>
+    </w:p>
+    <w:p>
+      <w:pPr>
+        <w:pStyle w:val="30"/>
+        <w:bidi w:val="0"/>
+        <w:rPr>
+          <w:rFonts w:hint="eastAsia"/>
+          <w:lang w:val="en-US" w:eastAsia="zh-CN"/>
+        </w:rPr>
+      </w:pPr>
+      <w:bookmarkStart w:id="20" w:name="_Toc3085"/>
+      <w:r>
+        <w:rPr>
+          <w:rFonts w:hint="eastAsia"/>
+          <w:lang w:val="en-US" w:eastAsia="zh-CN"/>
+        </w:rPr>
+        <w:t>确定客户满意度目标</w:t>
+      </w:r>
       <w:bookmarkEnd w:id="20"/>
     </w:p>
     <w:p>
       <w:pPr>
-        <w:pStyle w:val="2"/>
+        <w:pStyle w:val="29"/>
         <w:bidi w:val="0"/>
         <w:rPr>
           <w:rFonts w:hint="eastAsia"/>
           <w:lang w:val="en-US" w:eastAsia="zh-CN"/>
         </w:rPr>
       </w:pPr>
-      <w:bookmarkStart w:id="21" w:name="_Toc3085"/>
-      <w:r>
-        <w:rPr>
-          <w:rFonts w:hint="eastAsia"/>
-          <w:lang w:val="en-US" w:eastAsia="zh-CN"/>
-        </w:rPr>
-        <w:t>确定客户满意度目标</w:t>
-      </w:r>
-      <w:bookmarkEnd w:id="21"/>
-    </w:p>
-    <w:p>
-      <w:pPr>
-        <w:pStyle w:val="a1"/>
-        <w:bidi w:val="0"/>
-        <w:rPr>
-          <w:rFonts w:hint="eastAsia"/>
-          <w:lang w:val="en-US" w:eastAsia="zh-CN"/>
-        </w:rPr>
-      </w:pPr>
       <w:r>
         <w:rPr>
           <w:rFonts w:hint="eastAsia"/>
@@ -5321,7 +5326,7 @@
     </w:p>
     <w:p>
       <w:pPr>
-        <w:pStyle w:val="a1"/>
+        <w:pStyle w:val="29"/>
         <w:keepNext w:val="0"/>
         <w:keepLines w:val="0"/>
         <w:pageBreakBefore w:val="0"/>
@@ -5339,7 +5344,7 @@
         <w:bidi w:val="0"/>
         <w:adjustRightInd w:val="0"/>
         <w:snapToGrid w:val="0"/>
-        <w:ind w:left="425" w:hanging="425" w:leftChars="0" w:firstLineChars="0"/>
+        <w:ind w:left="425" w:leftChars="0" w:hanging="425" w:firstLineChars="0"/>
         <w:textAlignment w:val="baseline"/>
         <w:rPr>
           <w:rFonts w:hint="eastAsia"/>
@@ -5356,7 +5361,7 @@
     </w:p>
     <w:p>
       <w:pPr>
-        <w:pStyle w:val="a1"/>
+        <w:pStyle w:val="29"/>
         <w:keepNext w:val="0"/>
         <w:keepLines w:val="0"/>
         <w:pageBreakBefore w:val="0"/>
@@ -5374,7 +5379,7 @@
         <w:bidi w:val="0"/>
         <w:adjustRightInd w:val="0"/>
         <w:snapToGrid w:val="0"/>
-        <w:ind w:left="425" w:hanging="425" w:leftChars="0" w:firstLineChars="0"/>
+        <w:ind w:left="425" w:leftChars="0" w:hanging="425" w:firstLineChars="0"/>
         <w:textAlignment w:val="baseline"/>
         <w:rPr>
           <w:rFonts w:hint="eastAsia"/>
@@ -5391,14 +5396,14 @@
     </w:p>
     <w:p>
       <w:pPr>
-        <w:pStyle w:val="2"/>
+        <w:pStyle w:val="30"/>
         <w:bidi w:val="0"/>
         <w:rPr>
           <w:rFonts w:hint="eastAsia"/>
           <w:lang w:val="en-US" w:eastAsia="zh-CN"/>
         </w:rPr>
       </w:pPr>
-      <w:bookmarkStart w:id="22" w:name="_Toc29814"/>
+      <w:bookmarkStart w:id="21" w:name="_Toc29814"/>
       <w:r>
         <w:rPr>
           <w:rFonts w:hint="eastAsia"/>
@@ -5406,11 +5411,11 @@
         </w:rPr>
         <w:t>编制调查计划</w:t>
       </w:r>
-      <w:bookmarkEnd w:id="22"/>
-    </w:p>
-    <w:p>
-      <w:pPr>
-        <w:pStyle w:val="a1"/>
+      <w:bookmarkEnd w:id="21"/>
+    </w:p>
+    <w:p>
+      <w:pPr>
+        <w:pStyle w:val="29"/>
         <w:keepNext w:val="0"/>
         <w:keepLines w:val="0"/>
         <w:pageBreakBefore w:val="0"/>
@@ -5440,7 +5445,7 @@
     </w:p>
     <w:p>
       <w:pPr>
-        <w:pStyle w:val="a1"/>
+        <w:pStyle w:val="29"/>
         <w:keepNext w:val="0"/>
         <w:keepLines w:val="0"/>
         <w:pageBreakBefore w:val="0"/>
@@ -5470,7 +5475,7 @@
     </w:p>
     <w:p>
       <w:pPr>
-        <w:pStyle w:val="a1"/>
+        <w:pStyle w:val="29"/>
         <w:keepNext w:val="0"/>
         <w:keepLines w:val="0"/>
         <w:pageBreakBefore w:val="0"/>
@@ -5500,7 +5505,7 @@
     </w:p>
     <w:p>
       <w:pPr>
-        <w:pStyle w:val="a1"/>
+        <w:pStyle w:val="29"/>
         <w:keepNext w:val="0"/>
         <w:keepLines w:val="0"/>
         <w:pageBreakBefore w:val="0"/>
@@ -5530,14 +5535,14 @@
     </w:p>
     <w:p>
       <w:pPr>
-        <w:pStyle w:val="2"/>
+        <w:pStyle w:val="30"/>
         <w:bidi w:val="0"/>
         <w:rPr>
           <w:rFonts w:hint="eastAsia"/>
           <w:lang w:val="en-US" w:eastAsia="zh-CN"/>
         </w:rPr>
       </w:pPr>
-      <w:bookmarkStart w:id="23" w:name="_Toc24480"/>
+      <w:bookmarkStart w:id="22" w:name="_Toc24480"/>
       <w:r>
         <w:rPr>
           <w:rFonts w:hint="eastAsia"/>
@@ -5545,11 +5550,11 @@
         </w:rPr>
         <w:t>确定调查方法</w:t>
       </w:r>
-      <w:bookmarkEnd w:id="23"/>
-    </w:p>
-    <w:p>
-      <w:pPr>
-        <w:pStyle w:val="a1"/>
+      <w:bookmarkEnd w:id="22"/>
+    </w:p>
+    <w:p>
+      <w:pPr>
+        <w:pStyle w:val="29"/>
         <w:keepNext w:val="0"/>
         <w:keepLines w:val="0"/>
         <w:pageBreakBefore w:val="0"/>
@@ -5579,7 +5584,7 @@
     </w:p>
     <w:p>
       <w:pPr>
-        <w:pStyle w:val="a1"/>
+        <w:pStyle w:val="29"/>
         <w:rPr>
           <w:rFonts w:hint="default"/>
           <w:lang w:val="en-US" w:eastAsia="zh-CN"/>
@@ -5609,7 +5614,7 @@
     </w:p>
     <w:p>
       <w:pPr>
-        <w:pStyle w:val="a1"/>
+        <w:pStyle w:val="29"/>
         <w:rPr>
           <w:rFonts w:hint="default"/>
           <w:lang w:val="en-US" w:eastAsia="zh-CN"/>
@@ -5632,7 +5637,7 @@
     </w:p>
     <w:p>
       <w:pPr>
-        <w:pStyle w:val="a1"/>
+        <w:pStyle w:val="29"/>
         <w:rPr>
           <w:rFonts w:hint="default"/>
           <w:lang w:val="en-US" w:eastAsia="zh-CN"/>
@@ -5655,7 +5660,7 @@
     </w:p>
     <w:p>
       <w:pPr>
-        <w:pStyle w:val="a1"/>
+        <w:pStyle w:val="29"/>
         <w:rPr>
           <w:rFonts w:hint="default"/>
           <w:lang w:val="en-US" w:eastAsia="zh-CN"/>
@@ -5678,7 +5683,7 @@
     </w:p>
     <w:p>
       <w:pPr>
-        <w:pStyle w:val="a1"/>
+        <w:pStyle w:val="29"/>
         <w:rPr>
           <w:rFonts w:hint="default"/>
           <w:lang w:val="en-US" w:eastAsia="zh-CN"/>
@@ -5701,7 +5706,7 @@
     </w:p>
     <w:p>
       <w:pPr>
-        <w:pStyle w:val="a1"/>
+        <w:pStyle w:val="29"/>
         <w:rPr>
           <w:rFonts w:hint="default"/>
           <w:lang w:val="en-US" w:eastAsia="zh-CN"/>
@@ -5731,7 +5736,7 @@
     </w:p>
     <w:p>
       <w:pPr>
-        <w:pStyle w:val="a1"/>
+        <w:pStyle w:val="29"/>
         <w:keepNext w:val="0"/>
         <w:keepLines w:val="0"/>
         <w:pageBreakBefore w:val="0"/>
@@ -5761,14 +5766,14 @@
     </w:p>
     <w:p>
       <w:pPr>
-        <w:pStyle w:val="2"/>
+        <w:pStyle w:val="30"/>
         <w:bidi w:val="0"/>
         <w:rPr>
           <w:rFonts w:hint="eastAsia"/>
           <w:lang w:val="en-US" w:eastAsia="zh-CN"/>
         </w:rPr>
       </w:pPr>
-      <w:bookmarkStart w:id="24" w:name="_Toc15330"/>
+      <w:bookmarkStart w:id="23" w:name="_Toc15330"/>
       <w:r>
         <w:rPr>
           <w:rFonts w:hint="eastAsia"/>
@@ -5776,11 +5781,11 @@
         </w:rPr>
         <w:t>收集调查结果</w:t>
       </w:r>
-      <w:bookmarkEnd w:id="24"/>
-    </w:p>
-    <w:p>
-      <w:pPr>
-        <w:pStyle w:val="a1"/>
+      <w:bookmarkEnd w:id="23"/>
+    </w:p>
+    <w:p>
+      <w:pPr>
+        <w:pStyle w:val="29"/>
         <w:keepNext w:val="0"/>
         <w:keepLines w:val="0"/>
         <w:pageBreakBefore w:val="0"/>
@@ -5810,7 +5815,7 @@
     </w:p>
     <w:p>
       <w:pPr>
-        <w:pStyle w:val="a1"/>
+        <w:pStyle w:val="29"/>
         <w:keepNext w:val="0"/>
         <w:keepLines w:val="0"/>
         <w:pageBreakBefore w:val="0"/>
@@ -5840,14 +5845,14 @@
     </w:p>
     <w:p>
       <w:pPr>
-        <w:pStyle w:val="2"/>
+        <w:pStyle w:val="30"/>
         <w:bidi w:val="0"/>
         <w:rPr>
           <w:rFonts w:hint="eastAsia"/>
           <w:lang w:val="en-US" w:eastAsia="zh-CN"/>
         </w:rPr>
       </w:pPr>
-      <w:bookmarkStart w:id="25" w:name="_Toc27922"/>
+      <w:bookmarkStart w:id="24" w:name="_Toc27922"/>
       <w:r>
         <w:rPr>
           <w:rFonts w:hint="eastAsia"/>
@@ -5855,11 +5860,11 @@
         </w:rPr>
         <w:t>统计分析调查结果</w:t>
       </w:r>
-      <w:bookmarkEnd w:id="25"/>
-    </w:p>
-    <w:p>
-      <w:pPr>
-        <w:pStyle w:val="a1"/>
+      <w:bookmarkEnd w:id="24"/>
+    </w:p>
+    <w:p>
+      <w:pPr>
+        <w:pStyle w:val="29"/>
         <w:keepNext w:val="0"/>
         <w:keepLines w:val="0"/>
         <w:pageBreakBefore w:val="0"/>
@@ -5889,14 +5894,14 @@
     </w:p>
     <w:p>
       <w:pPr>
-        <w:pStyle w:val="2"/>
+        <w:pStyle w:val="30"/>
         <w:bidi w:val="0"/>
         <w:rPr>
           <w:rFonts w:hint="eastAsia"/>
           <w:lang w:val="en-US" w:eastAsia="zh-CN"/>
         </w:rPr>
       </w:pPr>
-      <w:bookmarkStart w:id="26" w:name="_Toc27152"/>
+      <w:bookmarkStart w:id="25" w:name="_Toc27152"/>
       <w:r>
         <w:rPr>
           <w:rFonts w:hint="eastAsia"/>
@@ -5904,11 +5909,11 @@
         </w:rPr>
         <w:t>评审客户满意度</w:t>
       </w:r>
-      <w:bookmarkEnd w:id="26"/>
-    </w:p>
-    <w:p>
-      <w:pPr>
-        <w:pStyle w:val="a1"/>
+      <w:bookmarkEnd w:id="25"/>
+    </w:p>
+    <w:p>
+      <w:pPr>
+        <w:pStyle w:val="29"/>
         <w:keepNext w:val="0"/>
         <w:keepLines w:val="0"/>
         <w:pageBreakBefore w:val="0"/>
@@ -5938,7 +5943,7 @@
     </w:p>
     <w:p>
       <w:pPr>
-        <w:pStyle w:val="a1"/>
+        <w:pStyle w:val="29"/>
         <w:keepNext w:val="0"/>
         <w:keepLines w:val="0"/>
         <w:pageBreakBefore w:val="0"/>
@@ -5968,14 +5973,14 @@
     </w:p>
     <w:p>
       <w:pPr>
-        <w:pStyle w:val="2"/>
+        <w:pStyle w:val="30"/>
         <w:bidi w:val="0"/>
         <w:rPr>
           <w:rFonts w:hint="eastAsia"/>
           <w:lang w:val="en-US" w:eastAsia="zh-CN"/>
         </w:rPr>
       </w:pPr>
-      <w:bookmarkStart w:id="27" w:name="_Toc23066"/>
+      <w:bookmarkStart w:id="26" w:name="_Toc23066"/>
       <w:r>
         <w:rPr>
           <w:rFonts w:hint="eastAsia"/>
@@ -5983,11 +5988,11 @@
         </w:rPr>
         <w:t>评价纠正措施</w:t>
       </w:r>
-      <w:bookmarkEnd w:id="27"/>
-    </w:p>
-    <w:p>
-      <w:pPr>
-        <w:pStyle w:val="a1"/>
+      <w:bookmarkEnd w:id="26"/>
+    </w:p>
+    <w:p>
+      <w:pPr>
+        <w:pStyle w:val="29"/>
         <w:keepNext w:val="0"/>
         <w:keepLines w:val="0"/>
         <w:pageBreakBefore w:val="0"/>
@@ -6017,14 +6022,14 @@
     </w:p>
     <w:p>
       <w:pPr>
-        <w:pStyle w:val="2"/>
+        <w:pStyle w:val="30"/>
         <w:bidi w:val="0"/>
         <w:rPr>
           <w:rFonts w:hint="eastAsia"/>
           <w:lang w:val="en-US" w:eastAsia="zh-CN"/>
         </w:rPr>
       </w:pPr>
-      <w:bookmarkStart w:id="28" w:name="_Toc19165"/>
+      <w:bookmarkStart w:id="27" w:name="_Toc19165"/>
       <w:r>
         <w:rPr>
           <w:rFonts w:hint="eastAsia"/>
@@ -6032,11 +6037,11 @@
         </w:rPr>
         <w:t>实施纠正措施</w:t>
       </w:r>
-      <w:bookmarkEnd w:id="28"/>
-    </w:p>
-    <w:p>
-      <w:pPr>
-        <w:pStyle w:val="a1"/>
+      <w:bookmarkEnd w:id="27"/>
+    </w:p>
+    <w:p>
+      <w:pPr>
+        <w:pStyle w:val="29"/>
         <w:keepNext w:val="0"/>
         <w:keepLines w:val="0"/>
         <w:pageBreakBefore w:val="0"/>
@@ -6066,14 +6071,14 @@
     </w:p>
     <w:p>
       <w:pPr>
-        <w:pStyle w:val="2"/>
+        <w:pStyle w:val="30"/>
         <w:bidi w:val="0"/>
         <w:rPr>
           <w:rFonts w:hint="eastAsia"/>
           <w:lang w:val="en-US" w:eastAsia="zh-CN"/>
         </w:rPr>
       </w:pPr>
-      <w:bookmarkStart w:id="29" w:name="_Toc5151"/>
+      <w:bookmarkStart w:id="28" w:name="_Toc5151"/>
       <w:r>
         <w:rPr>
           <w:rFonts w:hint="eastAsia"/>
@@ -6081,11 +6086,11 @@
         </w:rPr>
         <w:t>效果验证</w:t>
       </w:r>
-      <w:bookmarkEnd w:id="29"/>
-    </w:p>
-    <w:p>
-      <w:pPr>
-        <w:pStyle w:val="a1"/>
+      <w:bookmarkEnd w:id="28"/>
+    </w:p>
+    <w:p>
+      <w:pPr>
+        <w:pStyle w:val="29"/>
         <w:keepNext w:val="0"/>
         <w:keepLines w:val="0"/>
         <w:pageBreakBefore w:val="0"/>
@@ -6115,7 +6120,7 @@
     </w:p>
     <w:p>
       <w:pPr>
-        <w:pStyle w:val="1"/>
+        <w:pStyle w:val="28"/>
         <w:keepNext w:val="0"/>
         <w:keepLines w:val="0"/>
         <w:pageBreakBefore w:val="0"/>
@@ -6135,7 +6140,7 @@
           <w:lang w:val="en-US" w:eastAsia="zh-CN"/>
         </w:rPr>
       </w:pPr>
-      <w:bookmarkStart w:id="30" w:name="_Toc2857"/>
+      <w:bookmarkStart w:id="29" w:name="_Toc2857"/>
       <w:r>
         <w:rPr>
           <w:rFonts w:hint="eastAsia"/>
@@ -6143,22 +6148,23 @@
         </w:rPr>
         <w:t>考核指标</w:t>
       </w:r>
-      <w:bookmarkEnd w:id="30"/>
+      <w:bookmarkEnd w:id="29"/>
     </w:p>
     <w:tbl>
       <w:tblPr>
-        <w:tblStyle w:val="TableNormal"/>
+        <w:tblStyle w:val="20"/>
         <w:tblW w:w="7675" w:type="dxa"/>
         <w:tblInd w:w="96" w:type="dxa"/>
         <w:tblBorders>
-          <w:top w:val="nil"/>
-          <w:left w:val="nil"/>
-          <w:bottom w:val="nil"/>
-          <w:right w:val="nil"/>
-          <w:insideH w:val="nil"/>
-          <w:insideV w:val="nil"/>
+          <w:top w:val="none" w:color="auto" w:sz="0" w:space="0"/>
+          <w:left w:val="none" w:color="auto" w:sz="0" w:space="0"/>
+          <w:bottom w:val="none" w:color="auto" w:sz="0" w:space="0"/>
+          <w:right w:val="none" w:color="auto" w:sz="0" w:space="0"/>
+          <w:insideH w:val="none" w:color="auto" w:sz="0" w:space="0"/>
+          <w:insideV w:val="none" w:color="auto" w:sz="0" w:space="0"/>
         </w:tblBorders>
         <w:shd w:val="clear" w:color="auto" w:fill="auto"/>
+        <w:tblLayout w:type="autofit"/>
         <w:tblCellMar>
           <w:top w:w="0" w:type="dxa"/>
           <w:left w:w="108" w:type="dxa"/>
@@ -6174,17 +6180,14 @@
       </w:tblGrid>
       <w:tr>
         <w:tblPrEx>
-          <w:tblW w:w="7675" w:type="dxa"/>
-          <w:tblInd w:w="96" w:type="dxa"/>
           <w:tblBorders>
-            <w:top w:val="nil"/>
-            <w:left w:val="nil"/>
-            <w:bottom w:val="nil"/>
-            <w:right w:val="nil"/>
-            <w:insideH w:val="nil"/>
-            <w:insideV w:val="nil"/>
+            <w:top w:val="none" w:color="auto" w:sz="0" w:space="0"/>
+            <w:left w:val="none" w:color="auto" w:sz="0" w:space="0"/>
+            <w:bottom w:val="none" w:color="auto" w:sz="0" w:space="0"/>
+            <w:right w:val="none" w:color="auto" w:sz="0" w:space="0"/>
+            <w:insideH w:val="none" w:color="auto" w:sz="0" w:space="0"/>
+            <w:insideV w:val="none" w:color="auto" w:sz="0" w:space="0"/>
           </w:tblBorders>
-          <w:shd w:val="clear" w:color="auto" w:fill="auto"/>
           <w:tblCellMar>
             <w:top w:w="0" w:type="dxa"/>
             <w:left w:w="108" w:type="dxa"/>
@@ -6193,16 +6196,16 @@
           </w:tblCellMar>
         </w:tblPrEx>
         <w:trPr>
-          <w:trHeight w:val="493"/>
+          <w:trHeight w:val="493" w:hRule="atLeast"/>
         </w:trPr>
         <w:tc>
           <w:tcPr>
             <w:tcW w:w="1663" w:type="dxa"/>
             <w:tcBorders>
-              <w:top w:val="single" w:sz="4" w:space="0" w:color="000000"/>
-              <w:left w:val="single" w:sz="4" w:space="0" w:color="000000"/>
-              <w:bottom w:val="single" w:sz="4" w:space="0" w:color="000000"/>
-              <w:right w:val="single" w:sz="4" w:space="0" w:color="000000"/>
+              <w:top w:val="single" w:color="000000" w:sz="4" w:space="0"/>
+              <w:left w:val="single" w:color="000000" w:sz="4" w:space="0"/>
+              <w:bottom w:val="single" w:color="000000" w:sz="4" w:space="0"/>
+              <w:right w:val="single" w:color="000000" w:sz="4" w:space="0"/>
             </w:tcBorders>
             <w:shd w:val="clear" w:color="auto" w:fill="C0C0C0"/>
             <w:vAlign w:val="center"/>
@@ -6216,7 +6219,7 @@
               <w:jc w:val="center"/>
               <w:textAlignment w:val="center"/>
               <w:rPr>
-                <w:rFonts w:ascii="楷体_GB2312" w:eastAsia="楷体_GB2312" w:hAnsi="宋体" w:cs="楷体_GB2312" w:hint="default"/>
+                <w:rFonts w:hint="default" w:ascii="楷体_GB2312" w:hAnsi="宋体" w:eastAsia="楷体_GB2312" w:cs="楷体_GB2312"/>
                 <w:b/>
                 <w:bCs/>
                 <w:i w:val="0"/>
@@ -6229,7 +6232,7 @@
             </w:pPr>
             <w:r>
               <w:rPr>
-                <w:rFonts w:ascii="楷体_GB2312" w:eastAsia="楷体_GB2312" w:hAnsi="宋体" w:cs="楷体_GB2312" w:hint="default"/>
+                <w:rFonts w:hint="default" w:ascii="楷体_GB2312" w:hAnsi="宋体" w:eastAsia="楷体_GB2312" w:cs="楷体_GB2312"/>
                 <w:b/>
                 <w:bCs/>
                 <w:i w:val="0"/>
@@ -6250,10 +6253,10 @@
           <w:tcPr>
             <w:tcW w:w="1152" w:type="dxa"/>
             <w:tcBorders>
-              <w:top w:val="single" w:sz="4" w:space="0" w:color="000000"/>
-              <w:left w:val="single" w:sz="4" w:space="0" w:color="000000"/>
-              <w:bottom w:val="single" w:sz="4" w:space="0" w:color="000000"/>
-              <w:right w:val="single" w:sz="4" w:space="0" w:color="000000"/>
+              <w:top w:val="single" w:color="000000" w:sz="4" w:space="0"/>
+              <w:left w:val="single" w:color="000000" w:sz="4" w:space="0"/>
+              <w:bottom w:val="single" w:color="000000" w:sz="4" w:space="0"/>
+              <w:right w:val="single" w:color="000000" w:sz="4" w:space="0"/>
             </w:tcBorders>
             <w:shd w:val="clear" w:color="auto" w:fill="C0C0C0"/>
             <w:vAlign w:val="center"/>
@@ -6267,7 +6270,7 @@
               <w:jc w:val="center"/>
               <w:textAlignment w:val="center"/>
               <w:rPr>
-                <w:rFonts w:ascii="楷体_GB2312" w:eastAsia="楷体_GB2312" w:hAnsi="宋体" w:cs="楷体_GB2312" w:hint="default"/>
+                <w:rFonts w:hint="default" w:ascii="楷体_GB2312" w:hAnsi="宋体" w:eastAsia="楷体_GB2312" w:cs="楷体_GB2312"/>
                 <w:b/>
                 <w:bCs/>
                 <w:i w:val="0"/>
@@ -6280,7 +6283,7 @@
             </w:pPr>
             <w:r>
               <w:rPr>
-                <w:rFonts w:ascii="楷体_GB2312" w:eastAsia="楷体_GB2312" w:hAnsi="宋体" w:cs="楷体_GB2312" w:hint="default"/>
+                <w:rFonts w:hint="default" w:ascii="楷体_GB2312" w:hAnsi="宋体" w:eastAsia="楷体_GB2312" w:cs="楷体_GB2312"/>
                 <w:b/>
                 <w:bCs/>
                 <w:i w:val="0"/>
@@ -6301,10 +6304,10 @@
           <w:tcPr>
             <w:tcW w:w="3552" w:type="dxa"/>
             <w:tcBorders>
-              <w:top w:val="single" w:sz="4" w:space="0" w:color="000000"/>
-              <w:left w:val="single" w:sz="4" w:space="0" w:color="000000"/>
-              <w:bottom w:val="single" w:sz="4" w:space="0" w:color="000000"/>
-              <w:right w:val="single" w:sz="4" w:space="0" w:color="000000"/>
+              <w:top w:val="single" w:color="000000" w:sz="4" w:space="0"/>
+              <w:left w:val="single" w:color="000000" w:sz="4" w:space="0"/>
+              <w:bottom w:val="single" w:color="000000" w:sz="4" w:space="0"/>
+              <w:right w:val="single" w:color="000000" w:sz="4" w:space="0"/>
             </w:tcBorders>
             <w:shd w:val="clear" w:color="auto" w:fill="C0C0C0"/>
             <w:vAlign w:val="center"/>
@@ -6318,7 +6321,7 @@
               <w:jc w:val="center"/>
               <w:textAlignment w:val="center"/>
               <w:rPr>
-                <w:rFonts w:ascii="楷体_GB2312" w:eastAsia="楷体_GB2312" w:hAnsi="宋体" w:cs="楷体_GB2312" w:hint="default"/>
+                <w:rFonts w:hint="default" w:ascii="楷体_GB2312" w:hAnsi="宋体" w:eastAsia="楷体_GB2312" w:cs="楷体_GB2312"/>
                 <w:b/>
                 <w:bCs/>
                 <w:i w:val="0"/>
@@ -6331,7 +6334,7 @@
             </w:pPr>
             <w:r>
               <w:rPr>
-                <w:rFonts w:ascii="楷体_GB2312" w:eastAsia="楷体_GB2312" w:hAnsi="宋体" w:cs="楷体_GB2312" w:hint="default"/>
+                <w:rFonts w:hint="default" w:ascii="楷体_GB2312" w:hAnsi="宋体" w:eastAsia="楷体_GB2312" w:cs="楷体_GB2312"/>
                 <w:b/>
                 <w:bCs/>
                 <w:i w:val="0"/>
@@ -6352,10 +6355,10 @@
           <w:tcPr>
             <w:tcW w:w="1308" w:type="dxa"/>
             <w:tcBorders>
-              <w:top w:val="single" w:sz="4" w:space="0" w:color="000000"/>
-              <w:left w:val="single" w:sz="4" w:space="0" w:color="000000"/>
-              <w:bottom w:val="single" w:sz="4" w:space="0" w:color="000000"/>
-              <w:right w:val="single" w:sz="4" w:space="0" w:color="000000"/>
+              <w:top w:val="single" w:color="000000" w:sz="4" w:space="0"/>
+              <w:left w:val="single" w:color="000000" w:sz="4" w:space="0"/>
+              <w:bottom w:val="single" w:color="000000" w:sz="4" w:space="0"/>
+              <w:right w:val="single" w:color="000000" w:sz="4" w:space="0"/>
             </w:tcBorders>
             <w:shd w:val="clear" w:color="auto" w:fill="C0C0C0"/>
             <w:vAlign w:val="center"/>
@@ -6369,7 +6372,7 @@
               <w:jc w:val="center"/>
               <w:textAlignment w:val="center"/>
               <w:rPr>
-                <w:rFonts w:ascii="楷体_GB2312" w:eastAsia="楷体_GB2312" w:hAnsi="宋体" w:cs="楷体_GB2312" w:hint="default"/>
+                <w:rFonts w:hint="default" w:ascii="楷体_GB2312" w:hAnsi="宋体" w:eastAsia="楷体_GB2312" w:cs="楷体_GB2312"/>
                 <w:b/>
                 <w:bCs/>
                 <w:i w:val="0"/>
@@ -6382,7 +6385,7 @@
             </w:pPr>
             <w:r>
               <w:rPr>
-                <w:rFonts w:ascii="楷体_GB2312" w:eastAsia="楷体_GB2312" w:hAnsi="宋体" w:cs="楷体_GB2312" w:hint="default"/>
+                <w:rFonts w:hint="default" w:ascii="楷体_GB2312" w:hAnsi="宋体" w:eastAsia="楷体_GB2312" w:cs="楷体_GB2312"/>
                 <w:b/>
                 <w:bCs/>
                 <w:i w:val="0"/>
@@ -6402,9 +6405,14 @@
       </w:tr>
       <w:tr>
         <w:tblPrEx>
-          <w:tblW w:w="7675" w:type="dxa"/>
-          <w:tblInd w:w="96" w:type="dxa"/>
-          <w:shd w:val="clear" w:color="auto" w:fill="auto"/>
+          <w:tblBorders>
+            <w:top w:val="none" w:color="auto" w:sz="0" w:space="0"/>
+            <w:left w:val="none" w:color="auto" w:sz="0" w:space="0"/>
+            <w:bottom w:val="none" w:color="auto" w:sz="0" w:space="0"/>
+            <w:right w:val="none" w:color="auto" w:sz="0" w:space="0"/>
+            <w:insideH w:val="none" w:color="auto" w:sz="0" w:space="0"/>
+            <w:insideV w:val="none" w:color="auto" w:sz="0" w:space="0"/>
+          </w:tblBorders>
           <w:tblCellMar>
             <w:top w:w="0" w:type="dxa"/>
             <w:left w:w="108" w:type="dxa"/>
@@ -6413,16 +6421,16 @@
           </w:tblCellMar>
         </w:tblPrEx>
         <w:trPr>
-          <w:trHeight w:val="493"/>
+          <w:trHeight w:val="493" w:hRule="atLeast"/>
         </w:trPr>
         <w:tc>
           <w:tcPr>
             <w:tcW w:w="1663" w:type="dxa"/>
             <w:tcBorders>
-              <w:top w:val="single" w:sz="4" w:space="0" w:color="000000"/>
-              <w:left w:val="single" w:sz="4" w:space="0" w:color="000000"/>
-              <w:bottom w:val="single" w:sz="4" w:space="0" w:color="000000"/>
-              <w:right w:val="single" w:sz="4" w:space="0" w:color="000000"/>
+              <w:top w:val="single" w:color="000000" w:sz="4" w:space="0"/>
+              <w:left w:val="single" w:color="000000" w:sz="4" w:space="0"/>
+              <w:bottom w:val="single" w:color="000000" w:sz="4" w:space="0"/>
+              <w:right w:val="single" w:color="000000" w:sz="4" w:space="0"/>
             </w:tcBorders>
             <w:shd w:val="clear" w:color="auto" w:fill="auto"/>
             <w:vAlign w:val="center"/>
@@ -6433,11 +6441,11 @@
               <w:keepLines w:val="0"/>
               <w:widowControl/>
               <w:suppressLineNumbers w:val="0"/>
-              <w:ind w:left="0" w:right="0" w:firstLine="0" w:leftChars="0" w:rightChars="0" w:firstLineChars="0"/>
+              <w:ind w:left="0" w:leftChars="0" w:right="0" w:rightChars="0" w:firstLine="0" w:firstLineChars="0"/>
               <w:jc w:val="center"/>
               <w:textAlignment w:val="center"/>
               <w:rPr>
-                <w:rFonts w:ascii="宋体" w:eastAsia="宋体" w:hAnsi="宋体" w:cs="宋体" w:hint="eastAsia"/>
+                <w:rFonts w:hint="eastAsia" w:ascii="宋体" w:hAnsi="宋体" w:eastAsia="宋体" w:cs="宋体"/>
                 <w:i w:val="0"/>
                 <w:iCs w:val="0"/>
                 <w:snapToGrid w:val="0"/>
@@ -6451,7 +6459,7 @@
             </w:pPr>
             <w:r>
               <w:rPr>
-                <w:rFonts w:ascii="宋体" w:eastAsia="宋体" w:hAnsi="宋体" w:cs="宋体" w:hint="eastAsia"/>
+                <w:rFonts w:hint="eastAsia" w:ascii="宋体" w:hAnsi="宋体" w:eastAsia="宋体" w:cs="宋体"/>
                 <w:i w:val="0"/>
                 <w:iCs w:val="0"/>
                 <w:snapToGrid w:val="0"/>
@@ -6470,10 +6478,10 @@
           <w:tcPr>
             <w:tcW w:w="1152" w:type="dxa"/>
             <w:tcBorders>
-              <w:top w:val="single" w:sz="4" w:space="0" w:color="000000"/>
-              <w:left w:val="single" w:sz="4" w:space="0" w:color="000000"/>
-              <w:bottom w:val="single" w:sz="4" w:space="0" w:color="000000"/>
-              <w:right w:val="single" w:sz="4" w:space="0" w:color="000000"/>
+              <w:top w:val="single" w:color="000000" w:sz="4" w:space="0"/>
+              <w:left w:val="single" w:color="000000" w:sz="4" w:space="0"/>
+              <w:bottom w:val="single" w:color="000000" w:sz="4" w:space="0"/>
+              <w:right w:val="single" w:color="000000" w:sz="4" w:space="0"/>
             </w:tcBorders>
             <w:shd w:val="clear" w:color="auto" w:fill="auto"/>
             <w:vAlign w:val="center"/>
@@ -6487,7 +6495,7 @@
               <w:jc w:val="left"/>
               <w:textAlignment w:val="center"/>
               <w:rPr>
-                <w:rFonts w:ascii="宋体" w:eastAsia="宋体" w:hAnsi="宋体" w:cs="宋体" w:hint="eastAsia"/>
+                <w:rFonts w:hint="eastAsia" w:ascii="宋体" w:hAnsi="宋体" w:eastAsia="宋体" w:cs="宋体"/>
                 <w:i w:val="0"/>
                 <w:iCs w:val="0"/>
                 <w:snapToGrid w:val="0"/>
@@ -6501,7 +6509,7 @@
             </w:pPr>
             <w:r>
               <w:rPr>
-                <w:rFonts w:ascii="宋体" w:eastAsia="宋体" w:hAnsi="宋体" w:cs="宋体" w:hint="eastAsia"/>
+                <w:rFonts w:hint="eastAsia" w:ascii="宋体" w:hAnsi="宋体" w:eastAsia="宋体" w:cs="宋体"/>
                 <w:i w:val="0"/>
                 <w:iCs w:val="0"/>
                 <w:snapToGrid w:val="0"/>
@@ -6520,10 +6528,10 @@
           <w:tcPr>
             <w:tcW w:w="3552" w:type="dxa"/>
             <w:tcBorders>
-              <w:top w:val="single" w:sz="4" w:space="0" w:color="000000"/>
-              <w:left w:val="single" w:sz="4" w:space="0" w:color="000000"/>
-              <w:bottom w:val="single" w:sz="4" w:space="0" w:color="000000"/>
-              <w:right w:val="single" w:sz="4" w:space="0" w:color="000000"/>
+              <w:top w:val="single" w:color="000000" w:sz="4" w:space="0"/>
+              <w:left w:val="single" w:color="000000" w:sz="4" w:space="0"/>
+              <w:bottom w:val="single" w:color="000000" w:sz="4" w:space="0"/>
+              <w:right w:val="single" w:color="000000" w:sz="4" w:space="0"/>
             </w:tcBorders>
             <w:shd w:val="clear" w:color="auto" w:fill="auto"/>
             <w:vAlign w:val="center"/>
@@ -6537,7 +6545,7 @@
               <w:jc w:val="left"/>
               <w:textAlignment w:val="center"/>
               <w:rPr>
-                <w:rFonts w:ascii="宋体" w:eastAsia="宋体" w:hAnsi="宋体" w:cs="宋体" w:hint="eastAsia"/>
+                <w:rFonts w:hint="eastAsia" w:ascii="宋体" w:hAnsi="宋体" w:eastAsia="宋体" w:cs="宋体"/>
                 <w:i w:val="0"/>
                 <w:iCs w:val="0"/>
                 <w:snapToGrid w:val="0"/>
@@ -6568,7 +6576,7 @@
                           </pic:cNvPicPr>
                         </pic:nvPicPr>
                         <pic:blipFill>
-                          <a:blip xmlns:r="http://schemas.openxmlformats.org/officeDocument/2006/relationships" r:embed="rId9"/>
+                          <a:blip r:embed="rId12"/>
                           <a:stretch>
                             <a:fillRect/>
                           </a:stretch>
@@ -6598,10 +6606,10 @@
           <w:tcPr>
             <w:tcW w:w="1308" w:type="dxa"/>
             <w:tcBorders>
-              <w:top w:val="single" w:sz="4" w:space="0" w:color="000000"/>
-              <w:left w:val="single" w:sz="4" w:space="0" w:color="000000"/>
-              <w:bottom w:val="single" w:sz="4" w:space="0" w:color="000000"/>
-              <w:right w:val="single" w:sz="4" w:space="0" w:color="000000"/>
+              <w:top w:val="single" w:color="000000" w:sz="4" w:space="0"/>
+              <w:left w:val="single" w:color="000000" w:sz="4" w:space="0"/>
+              <w:bottom w:val="single" w:color="000000" w:sz="4" w:space="0"/>
+              <w:right w:val="single" w:color="000000" w:sz="4" w:space="0"/>
             </w:tcBorders>
             <w:shd w:val="clear" w:color="auto" w:fill="auto"/>
             <w:vAlign w:val="center"/>
@@ -6615,7 +6623,7 @@
               <w:jc w:val="left"/>
               <w:textAlignment w:val="center"/>
               <w:rPr>
-                <w:rFonts w:ascii="宋体" w:eastAsia="宋体" w:hAnsi="宋体" w:cs="宋体" w:hint="eastAsia"/>
+                <w:rFonts w:hint="eastAsia" w:ascii="宋体" w:hAnsi="宋体" w:eastAsia="宋体" w:cs="宋体"/>
                 <w:i w:val="0"/>
                 <w:iCs w:val="0"/>
                 <w:snapToGrid w:val="0"/>
@@ -6629,7 +6637,7 @@
             </w:pPr>
             <w:r>
               <w:rPr>
-                <w:rFonts w:ascii="宋体" w:eastAsia="宋体" w:hAnsi="宋体" w:cs="宋体" w:hint="eastAsia"/>
+                <w:rFonts w:hint="eastAsia" w:ascii="宋体" w:hAnsi="宋体" w:eastAsia="宋体" w:cs="宋体"/>
                 <w:i w:val="0"/>
                 <w:iCs w:val="0"/>
                 <w:snapToGrid w:val="0"/>
@@ -6645,17 +6653,225 @@
           </w:p>
         </w:tc>
       </w:tr>
+      <w:tr>
+        <w:tblPrEx>
+          <w:tblBorders>
+            <w:top w:val="none" w:color="auto" w:sz="0" w:space="0"/>
+            <w:left w:val="none" w:color="auto" w:sz="0" w:space="0"/>
+            <w:bottom w:val="none" w:color="auto" w:sz="0" w:space="0"/>
+            <w:right w:val="none" w:color="auto" w:sz="0" w:space="0"/>
+            <w:insideH w:val="none" w:color="auto" w:sz="0" w:space="0"/>
+            <w:insideV w:val="none" w:color="auto" w:sz="0" w:space="0"/>
+          </w:tblBorders>
+          <w:tblCellMar>
+            <w:top w:w="0" w:type="dxa"/>
+            <w:left w:w="108" w:type="dxa"/>
+            <w:bottom w:w="0" w:type="dxa"/>
+            <w:right w:w="108" w:type="dxa"/>
+          </w:tblCellMar>
+        </w:tblPrEx>
+        <w:trPr>
+          <w:trHeight w:val="493" w:hRule="atLeast"/>
+        </w:trPr>
+        <w:tc>
+          <w:tcPr>
+            <w:tcW w:w="1663" w:type="dxa"/>
+            <w:tcBorders>
+              <w:top w:val="single" w:color="000000" w:sz="4" w:space="0"/>
+              <w:left w:val="single" w:color="000000" w:sz="4" w:space="0"/>
+              <w:bottom w:val="single" w:color="000000" w:sz="4" w:space="0"/>
+              <w:right w:val="single" w:color="000000" w:sz="4" w:space="0"/>
+            </w:tcBorders>
+            <w:shd w:val="clear" w:color="auto" w:fill="auto"/>
+            <w:vAlign w:val="center"/>
+          </w:tcPr>
+          <w:p>
+            <w:pPr>
+              <w:keepNext w:val="0"/>
+              <w:keepLines w:val="0"/>
+              <w:widowControl/>
+              <w:suppressLineNumbers w:val="0"/>
+              <w:ind w:left="0" w:leftChars="0" w:right="0" w:rightChars="0" w:firstLine="0" w:firstLineChars="0"/>
+              <w:jc w:val="center"/>
+              <w:textAlignment w:val="center"/>
+              <w:rPr>
+                <w:rFonts w:hint="default" w:ascii="宋体" w:hAnsi="宋体" w:eastAsia="宋体" w:cs="宋体"/>
+                <w:i w:val="0"/>
+                <w:iCs w:val="0"/>
+                <w:snapToGrid w:val="0"/>
+                <w:color w:val="000000"/>
+                <w:kern w:val="0"/>
+                <w:sz w:val="21"/>
+                <w:szCs w:val="21"/>
+                <w:u w:val="none"/>
+                <w:lang w:val="en-US" w:eastAsia="zh-CN"/>
+              </w:rPr>
+            </w:pPr>
+            <w:bookmarkStart w:id="30" w:name="_Toc32076"/>
+            <w:r>
+              <w:rPr>
+                <w:rFonts w:hint="eastAsia" w:ascii="宋体" w:hAnsi="宋体" w:cs="宋体"/>
+                <w:i w:val="0"/>
+                <w:iCs w:val="0"/>
+                <w:snapToGrid w:val="0"/>
+                <w:color w:val="000000"/>
+                <w:kern w:val="0"/>
+                <w:sz w:val="21"/>
+                <w:szCs w:val="21"/>
+                <w:u w:val="none"/>
+                <w:lang w:val="en-US" w:eastAsia="zh-CN"/>
+              </w:rPr>
+              <w:t>客户投诉次数</w:t>
+            </w:r>
+          </w:p>
+        </w:tc>
+        <w:tc>
+          <w:tcPr>
+            <w:tcW w:w="1152" w:type="dxa"/>
+            <w:tcBorders>
+              <w:top w:val="single" w:color="000000" w:sz="4" w:space="0"/>
+              <w:left w:val="single" w:color="000000" w:sz="4" w:space="0"/>
+              <w:bottom w:val="single" w:color="000000" w:sz="4" w:space="0"/>
+              <w:right w:val="single" w:color="000000" w:sz="4" w:space="0"/>
+            </w:tcBorders>
+            <w:shd w:val="clear" w:color="auto" w:fill="auto"/>
+            <w:vAlign w:val="center"/>
+          </w:tcPr>
+          <w:p>
+            <w:pPr>
+              <w:keepNext w:val="0"/>
+              <w:keepLines w:val="0"/>
+              <w:widowControl/>
+              <w:suppressLineNumbers w:val="0"/>
+              <w:jc w:val="left"/>
+              <w:textAlignment w:val="center"/>
+              <w:rPr>
+                <w:rFonts w:hint="default" w:ascii="宋体" w:hAnsi="宋体" w:eastAsia="宋体" w:cs="宋体"/>
+                <w:i w:val="0"/>
+                <w:iCs w:val="0"/>
+                <w:snapToGrid w:val="0"/>
+                <w:color w:val="000000"/>
+                <w:kern w:val="0"/>
+                <w:sz w:val="21"/>
+                <w:szCs w:val="21"/>
+                <w:u w:val="none"/>
+                <w:lang w:val="en-US" w:eastAsia="zh-CN"/>
+              </w:rPr>
+            </w:pPr>
+            <w:r>
+              <w:rPr>
+                <w:rFonts w:hint="eastAsia" w:ascii="宋体" w:hAnsi="宋体" w:cs="宋体"/>
+                <w:i w:val="0"/>
+                <w:iCs w:val="0"/>
+                <w:snapToGrid w:val="0"/>
+                <w:color w:val="000000"/>
+                <w:kern w:val="0"/>
+                <w:sz w:val="21"/>
+                <w:szCs w:val="21"/>
+                <w:u w:val="none"/>
+                <w:lang w:val="en-US" w:eastAsia="zh-CN"/>
+              </w:rPr>
+              <w:t>≤2次</w:t>
+            </w:r>
+          </w:p>
+        </w:tc>
+        <w:tc>
+          <w:tcPr>
+            <w:tcW w:w="3552" w:type="dxa"/>
+            <w:tcBorders>
+              <w:top w:val="single" w:color="000000" w:sz="4" w:space="0"/>
+              <w:left w:val="single" w:color="000000" w:sz="4" w:space="0"/>
+              <w:bottom w:val="single" w:color="000000" w:sz="4" w:space="0"/>
+              <w:right w:val="single" w:color="000000" w:sz="4" w:space="0"/>
+            </w:tcBorders>
+            <w:shd w:val="clear" w:color="auto" w:fill="auto"/>
+            <w:vAlign w:val="center"/>
+          </w:tcPr>
+          <w:p>
+            <w:pPr>
+              <w:keepNext w:val="0"/>
+              <w:keepLines w:val="0"/>
+              <w:widowControl/>
+              <w:suppressLineNumbers w:val="0"/>
+              <w:jc w:val="left"/>
+              <w:textAlignment w:val="center"/>
+              <w:rPr>
+                <w:rFonts w:hint="default" w:eastAsia="宋体"/>
+                <w:lang w:val="en-US" w:eastAsia="zh-CN"/>
+              </w:rPr>
+            </w:pPr>
+            <w:r>
+              <w:rPr>
+                <w:rFonts w:hint="eastAsia"/>
+                <w:lang w:val="en-US" w:eastAsia="zh-CN"/>
+              </w:rPr>
+              <w:t>数量，所有项目客户投诉数量和</w:t>
+            </w:r>
+          </w:p>
+        </w:tc>
+        <w:tc>
+          <w:tcPr>
+            <w:tcW w:w="1308" w:type="dxa"/>
+            <w:tcBorders>
+              <w:top w:val="single" w:color="000000" w:sz="4" w:space="0"/>
+              <w:left w:val="single" w:color="000000" w:sz="4" w:space="0"/>
+              <w:bottom w:val="single" w:color="000000" w:sz="4" w:space="0"/>
+              <w:right w:val="single" w:color="000000" w:sz="4" w:space="0"/>
+            </w:tcBorders>
+            <w:shd w:val="clear" w:color="auto" w:fill="auto"/>
+            <w:vAlign w:val="center"/>
+          </w:tcPr>
+          <w:p>
+            <w:pPr>
+              <w:keepNext w:val="0"/>
+              <w:keepLines w:val="0"/>
+              <w:widowControl/>
+              <w:suppressLineNumbers w:val="0"/>
+              <w:jc w:val="left"/>
+              <w:textAlignment w:val="center"/>
+              <w:rPr>
+                <w:rFonts w:hint="default" w:ascii="宋体" w:hAnsi="宋体" w:eastAsia="宋体" w:cs="宋体"/>
+                <w:i w:val="0"/>
+                <w:iCs w:val="0"/>
+                <w:snapToGrid w:val="0"/>
+                <w:color w:val="000000"/>
+                <w:kern w:val="0"/>
+                <w:sz w:val="21"/>
+                <w:szCs w:val="21"/>
+                <w:u w:val="none"/>
+                <w:lang w:val="en-US" w:eastAsia="zh-CN"/>
+              </w:rPr>
+            </w:pPr>
+            <w:r>
+              <w:rPr>
+                <w:rFonts w:hint="eastAsia" w:ascii="宋体" w:hAnsi="宋体" w:cs="宋体"/>
+                <w:i w:val="0"/>
+                <w:iCs w:val="0"/>
+                <w:snapToGrid w:val="0"/>
+                <w:color w:val="000000"/>
+                <w:kern w:val="0"/>
+                <w:sz w:val="21"/>
+                <w:szCs w:val="21"/>
+                <w:u w:val="none"/>
+                <w:lang w:val="en-US" w:eastAsia="zh-CN"/>
+              </w:rPr>
+              <w:t>年度</w:t>
+            </w:r>
+            <w:bookmarkStart w:id="31" w:name="_GoBack"/>
+            <w:bookmarkEnd w:id="31"/>
+          </w:p>
+        </w:tc>
+      </w:tr>
     </w:tbl>
     <w:p>
       <w:pPr>
-        <w:pStyle w:val="1"/>
+        <w:pStyle w:val="28"/>
         <w:bidi w:val="0"/>
         <w:rPr>
           <w:rFonts w:hint="eastAsia"/>
           <w:lang w:val="en-US" w:eastAsia="zh-CN"/>
         </w:rPr>
       </w:pPr>
-      <w:bookmarkStart w:id="31" w:name="_Toc32076"/>
       <w:r>
         <w:rPr>
           <w:rFonts w:hint="eastAsia"/>
@@ -6663,11 +6879,11 @@
         </w:rPr>
         <w:t>相关文件</w:t>
       </w:r>
-      <w:bookmarkEnd w:id="31"/>
-    </w:p>
-    <w:p>
-      <w:pPr>
-        <w:pStyle w:val="a1"/>
+      <w:bookmarkEnd w:id="30"/>
+    </w:p>
+    <w:p>
+      <w:pPr>
+        <w:pStyle w:val="29"/>
         <w:keepNext w:val="0"/>
         <w:keepLines w:val="0"/>
         <w:pageBreakBefore w:val="0"/>
@@ -6697,7 +6913,7 @@
     </w:p>
     <w:p>
       <w:pPr>
-        <w:pStyle w:val="a1"/>
+        <w:pStyle w:val="29"/>
         <w:keepNext w:val="0"/>
         <w:keepLines w:val="0"/>
         <w:pageBreakBefore w:val="0"/>
@@ -6727,7 +6943,7 @@
     </w:p>
     <w:p>
       <w:pPr>
-        <w:pStyle w:val="a1"/>
+        <w:pStyle w:val="29"/>
         <w:keepNext w:val="0"/>
         <w:keepLines w:val="0"/>
         <w:pageBreakBefore w:val="0"/>
@@ -6756,23 +6972,73 @@
       </w:r>
     </w:p>
     <w:sectPr>
-      <w:headerReference w:type="default" r:id="rId10"/>
+      <w:headerReference r:id="rId5" w:type="default"/>
       <w:pgSz w:w="11906" w:h="16838"/>
       <w:pgMar w:top="1417" w:right="1800" w:bottom="1440" w:left="1800" w:header="1140" w:footer="992" w:gutter="0"/>
-      <w:cols w:num="1" w:space="425"/>
+      <w:cols w:space="425" w:num="1"/>
       <w:docGrid w:type="lines" w:linePitch="312" w:charSpace="0"/>
     </w:sectPr>
   </w:body>
 </w:document>
 </file>
 
+<file path=word/endnotes.xml><?xml version="1.0" encoding="utf-8"?>
+<w:endnotes xmlns:wpc="http://schemas.microsoft.com/office/word/2010/wordprocessingCanvas" xmlns:mc="http://schemas.openxmlformats.org/markup-compatibility/2006" xmlns:o="urn:schemas-microsoft-com:office:office" xmlns:r="http://schemas.openxmlformats.org/officeDocument/2006/relationships" xmlns:m="http://schemas.openxmlformats.org/officeDocument/2006/math" xmlns:v="urn:schemas-microsoft-com:vml" xmlns:wp14="http://schemas.microsoft.com/office/word/2010/wordprocessingDrawing" xmlns:wp="http://schemas.openxmlformats.org/drawingml/2006/wordprocessingDrawing" xmlns:w="http://schemas.openxmlformats.org/wordprocessingml/2006/main" xmlns:w14="http://schemas.microsoft.com/office/word/2010/wordml" xmlns:w15="http://schemas.microsoft.com/office/word/2012/wordml" xmlns:w10="urn:schemas-microsoft-com:office:word" xmlns:wpg="http://schemas.microsoft.com/office/word/2010/wordprocessingGroup" xmlns:wpi="http://schemas.microsoft.com/office/word/2010/wordprocessingInk" xmlns:wne="http://schemas.microsoft.com/office/word/2006/wordml" xmlns:wps="http://schemas.microsoft.com/office/word/2010/wordprocessingShape" xmlns:wpsCustomData="http://www.wps.cn/officeDocument/2013/wpsCustomData" mc:Ignorable="w14 w15 wp14">
+  <w:endnote w:type="separator" w:id="0">
+    <w:p>
+      <w:pPr>
+        <w:spacing w:line="240" w:lineRule="auto"/>
+      </w:pPr>
+      <w:r>
+        <w:separator/>
+      </w:r>
+    </w:p>
+  </w:endnote>
+  <w:endnote w:type="continuationSeparator" w:id="1">
+    <w:p>
+      <w:pPr>
+        <w:spacing w:line="240" w:lineRule="auto"/>
+      </w:pPr>
+      <w:r>
+        <w:continuationSeparator/>
+      </w:r>
+    </w:p>
+  </w:endnote>
+</w:endnotes>
+</file>
+
+<file path=word/footnotes.xml><?xml version="1.0" encoding="utf-8"?>
+<w:footnotes xmlns:wpc="http://schemas.microsoft.com/office/word/2010/wordprocessingCanvas" xmlns:mc="http://schemas.openxmlformats.org/markup-compatibility/2006" xmlns:o="urn:schemas-microsoft-com:office:office" xmlns:r="http://schemas.openxmlformats.org/officeDocument/2006/relationships" xmlns:m="http://schemas.openxmlformats.org/officeDocument/2006/math" xmlns:v="urn:schemas-microsoft-com:vml" xmlns:wp14="http://schemas.microsoft.com/office/word/2010/wordprocessingDrawing" xmlns:wp="http://schemas.openxmlformats.org/drawingml/2006/wordprocessingDrawing" xmlns:w="http://schemas.openxmlformats.org/wordprocessingml/2006/main" xmlns:w14="http://schemas.microsoft.com/office/word/2010/wordml" xmlns:w15="http://schemas.microsoft.com/office/word/2012/wordml" xmlns:w10="urn:schemas-microsoft-com:office:word" xmlns:wpg="http://schemas.microsoft.com/office/word/2010/wordprocessingGroup" xmlns:wpi="http://schemas.microsoft.com/office/word/2010/wordprocessingInk" xmlns:wne="http://schemas.microsoft.com/office/word/2006/wordml" xmlns:wps="http://schemas.microsoft.com/office/word/2010/wordprocessingShape" xmlns:wpsCustomData="http://www.wps.cn/officeDocument/2013/wpsCustomData" mc:Ignorable="w14 w15 wp14">
+  <w:footnote w:type="separator" w:id="0">
+    <w:p>
+      <w:pPr>
+        <w:spacing w:line="360" w:lineRule="auto"/>
+      </w:pPr>
+      <w:r>
+        <w:separator/>
+      </w:r>
+    </w:p>
+  </w:footnote>
+  <w:footnote w:type="continuationSeparator" w:id="1">
+    <w:p>
+      <w:pPr>
+        <w:spacing w:line="360" w:lineRule="auto"/>
+      </w:pPr>
+      <w:r>
+        <w:continuationSeparator/>
+      </w:r>
+    </w:p>
+  </w:footnote>
+</w:footnotes>
+</file>
+
 <file path=word/header1.xml><?xml version="1.0" encoding="utf-8"?>
-<w:hdr xmlns:wpc="http://schemas.microsoft.com/office/word/2010/wordprocessingCanvas" xmlns:mc="http://schemas.openxmlformats.org/markup-compatibility/2006" xmlns:o="urn:schemas-microsoft-com:office:office" xmlns:r="http://schemas.openxmlformats.org/officeDocument/2006/relationships" xmlns:m="http://schemas.openxmlformats.org/officeDocument/2006/math" xmlns:v="urn:schemas-microsoft-com:vml" xmlns:wp14="http://schemas.microsoft.com/office/word/2010/wordprocessingDrawing" xmlns:wp="http://schemas.openxmlformats.org/drawingml/2006/wordprocessingDrawing" xmlns:w10="urn:schemas-microsoft-com:office:word" xmlns:w="http://schemas.openxmlformats.org/wordprocessingml/2006/main" xmlns:w14="http://schemas.microsoft.com/office/word/2010/wordml" xmlns:w15="http://schemas.microsoft.com/office/word/2012/wordml" xmlns:wne="http://schemas.microsoft.com/office/word/2006/wordml" xmlns:wpg="http://schemas.microsoft.com/office/word/2010/wordprocessingGroup" xmlns:wpi="http://schemas.microsoft.com/office/word/2010/wordprocessingInk" xmlns:wps="http://schemas.microsoft.com/office/word/2010/wordprocessingShape" mc:Ignorable="w14 w15 wp14">
+<w:hdr xmlns:wpc="http://schemas.microsoft.com/office/word/2010/wordprocessingCanvas" xmlns:mc="http://schemas.openxmlformats.org/markup-compatibility/2006" xmlns:o="urn:schemas-microsoft-com:office:office" xmlns:r="http://schemas.openxmlformats.org/officeDocument/2006/relationships" xmlns:m="http://schemas.openxmlformats.org/officeDocument/2006/math" xmlns:v="urn:schemas-microsoft-com:vml" xmlns:wp14="http://schemas.microsoft.com/office/word/2010/wordprocessingDrawing" xmlns:wp="http://schemas.openxmlformats.org/drawingml/2006/wordprocessingDrawing" xmlns:w10="urn:schemas-microsoft-com:office:word" xmlns:w="http://schemas.openxmlformats.org/wordprocessingml/2006/main" xmlns:w14="http://schemas.microsoft.com/office/word/2010/wordml" xmlns:w15="http://schemas.microsoft.com/office/word/2012/wordml" xmlns:wpg="http://schemas.microsoft.com/office/word/2010/wordprocessingGroup" xmlns:wpi="http://schemas.microsoft.com/office/word/2010/wordprocessingInk" xmlns:wne="http://schemas.microsoft.com/office/word/2006/wordml" xmlns:wps="http://schemas.microsoft.com/office/word/2010/wordprocessingShape" xmlns:wpsCustomData="http://www.wps.cn/officeDocument/2013/wpsCustomData" mc:Ignorable="w14 w15 wp14">
   <w:p>
     <w:pPr>
-      <w:pStyle w:val="Header"/>
+      <w:pStyle w:val="15"/>
       <w:pBdr>
-        <w:bottom w:val="single" w:sz="4" w:space="1" w:color="auto"/>
+        <w:bottom w:val="single" w:color="auto" w:sz="4" w:space="1"/>
       </w:pBdr>
       <w:tabs>
         <w:tab w:val="left" w:pos="335"/>
@@ -6780,27 +7046,27 @@
       </w:tabs>
       <w:jc w:val="right"/>
       <w:rPr>
-        <w:rFonts w:eastAsiaTheme="minorEastAsia" w:hint="eastAsia"/>
+        <w:rFonts w:hint="eastAsia" w:eastAsiaTheme="minorEastAsia"/>
         <w:lang w:eastAsia="zh-CN"/>
       </w:rPr>
     </w:pPr>
     <w:r>
       <w:rPr>
-        <w:rFonts w:eastAsiaTheme="minorEastAsia" w:hint="eastAsia"/>
+        <w:rFonts w:hint="eastAsia" w:eastAsiaTheme="minorEastAsia"/>
         <w:lang w:val="en-US" w:eastAsia="zh-CN"/>
       </w:rPr>
       <w:tab/>
     </w:r>
     <w:r>
       <w:rPr>
-        <w:rFonts w:eastAsiaTheme="minorEastAsia" w:hint="eastAsia"/>
+        <w:rFonts w:hint="eastAsia" w:eastAsiaTheme="minorEastAsia"/>
         <w:lang w:val="en-US" w:eastAsia="zh-CN"/>
       </w:rPr>
       <w:tab/>
     </w:r>
     <w:r>
       <w:rPr>
-        <w:rFonts w:eastAsiaTheme="minorEastAsia" w:hint="eastAsia"/>
+        <w:rFonts w:hint="eastAsia" w:eastAsiaTheme="minorEastAsia"/>
         <w:lang w:val="en-US" w:eastAsia="zh-CN"/>
       </w:rPr>
       <w:t>桐乡华数广电网络有限公司</w:t>
@@ -6810,15 +7076,15 @@
 </file>
 
 <file path=word/numbering.xml><?xml version="1.0" encoding="utf-8"?>
-<w:numbering xmlns:wpc="http://schemas.microsoft.com/office/word/2010/wordprocessingCanvas" xmlns:mc="http://schemas.openxmlformats.org/markup-compatibility/2006" xmlns:o="urn:schemas-microsoft-com:office:office" xmlns:r="http://schemas.openxmlformats.org/officeDocument/2006/relationships" xmlns:m="http://schemas.openxmlformats.org/officeDocument/2006/math" xmlns:v="urn:schemas-microsoft-com:vml" xmlns:wp14="http://schemas.microsoft.com/office/word/2010/wordprocessingDrawing" xmlns:wp="http://schemas.openxmlformats.org/drawingml/2006/wordprocessingDrawing" xmlns:w10="urn:schemas-microsoft-com:office:word" xmlns:w="http://schemas.openxmlformats.org/wordprocessingml/2006/main" xmlns:w14="http://schemas.microsoft.com/office/word/2010/wordml" xmlns:w15="http://schemas.microsoft.com/office/word/2012/wordml" xmlns:wne="http://schemas.microsoft.com/office/word/2006/wordml" xmlns:wpg="http://schemas.microsoft.com/office/word/2010/wordprocessingGroup" xmlns:wpi="http://schemas.microsoft.com/office/word/2010/wordprocessingInk" xmlns:wps="http://schemas.microsoft.com/office/word/2010/wordprocessingShape" mc:Ignorable="w14 w15 wp14">
+<w:numbering xmlns:wpc="http://schemas.microsoft.com/office/word/2010/wordprocessingCanvas" xmlns:mc="http://schemas.openxmlformats.org/markup-compatibility/2006" xmlns:o="urn:schemas-microsoft-com:office:office" xmlns:r="http://schemas.openxmlformats.org/officeDocument/2006/relationships" xmlns:m="http://schemas.openxmlformats.org/officeDocument/2006/math" xmlns:v="urn:schemas-microsoft-com:vml" xmlns:wp14="http://schemas.microsoft.com/office/word/2010/wordprocessingDrawing" xmlns:wp="http://schemas.openxmlformats.org/drawingml/2006/wordprocessingDrawing" xmlns:w10="urn:schemas-microsoft-com:office:word" xmlns:w="http://schemas.openxmlformats.org/wordprocessingml/2006/main" xmlns:w14="http://schemas.microsoft.com/office/word/2010/wordml" xmlns:wpg="http://schemas.microsoft.com/office/word/2010/wordprocessingGroup" xmlns:wpi="http://schemas.microsoft.com/office/word/2010/wordprocessingInk" xmlns:wne="http://schemas.microsoft.com/office/word/2006/wordml" xmlns:wps="http://schemas.microsoft.com/office/word/2010/wordprocessingShape" xmlns:wpsCustomData="http://www.wps.cn/officeDocument/2013/wpsCustomData" mc:Ignorable="w14 wp14">
   <w:abstractNum w:abstractNumId="0">
     <w:nsid w:val="8E964DCE"/>
     <w:multiLevelType w:val="multilevel"/>
     <w:tmpl w:val="8E964DCE"/>
-    <w:lvl w:ilvl="0">
+    <w:lvl w:ilvl="0" w:tentative="0">
       <w:start w:val="1"/>
       <w:numFmt w:val="decimal"/>
-      <w:pStyle w:val="Heading1"/>
+      <w:pStyle w:val="2"/>
       <w:lvlText w:val="%1."/>
       <w:lvlJc w:val="left"/>
       <w:pPr>
@@ -6828,10 +7094,10 @@
         <w:rFonts w:hint="default"/>
       </w:rPr>
     </w:lvl>
-    <w:lvl w:ilvl="1">
+    <w:lvl w:ilvl="1" w:tentative="0">
       <w:start w:val="1"/>
       <w:numFmt w:val="decimal"/>
-      <w:pStyle w:val="Heading2"/>
+      <w:pStyle w:val="3"/>
       <w:lvlText w:val="%1.%2."/>
       <w:lvlJc w:val="left"/>
       <w:pPr>
@@ -6841,10 +7107,10 @@
         <w:rFonts w:hint="default"/>
       </w:rPr>
     </w:lvl>
-    <w:lvl w:ilvl="2">
+    <w:lvl w:ilvl="2" w:tentative="0">
       <w:start w:val="1"/>
       <w:numFmt w:val="decimal"/>
-      <w:pStyle w:val="Heading3"/>
+      <w:pStyle w:val="4"/>
       <w:lvlText w:val="%1.%2.%3."/>
       <w:lvlJc w:val="left"/>
       <w:pPr>
@@ -6854,10 +7120,10 @@
         <w:rFonts w:hint="default"/>
       </w:rPr>
     </w:lvl>
-    <w:lvl w:ilvl="3">
+    <w:lvl w:ilvl="3" w:tentative="0">
       <w:start w:val="1"/>
       <w:numFmt w:val="decimal"/>
-      <w:pStyle w:val="Heading4"/>
+      <w:pStyle w:val="5"/>
       <w:lvlText w:val="%1.%2.%3.%4."/>
       <w:lvlJc w:val="left"/>
       <w:pPr>
@@ -6867,10 +7133,10 @@
         <w:rFonts w:hint="default"/>
       </w:rPr>
     </w:lvl>
-    <w:lvl w:ilvl="4">
+    <w:lvl w:ilvl="4" w:tentative="0">
       <w:start w:val="1"/>
       <w:numFmt w:val="decimal"/>
-      <w:pStyle w:val="Heading5"/>
+      <w:pStyle w:val="6"/>
       <w:lvlText w:val="%1.%2.%3.%4.%5."/>
       <w:lvlJc w:val="left"/>
       <w:pPr>
@@ -6880,10 +7146,10 @@
         <w:rFonts w:hint="default"/>
       </w:rPr>
     </w:lvl>
-    <w:lvl w:ilvl="5">
+    <w:lvl w:ilvl="5" w:tentative="0">
       <w:start w:val="1"/>
       <w:numFmt w:val="decimal"/>
-      <w:pStyle w:val="Heading6"/>
+      <w:pStyle w:val="7"/>
       <w:lvlText w:val="%1.%2.%3.%4.%5.%6."/>
       <w:lvlJc w:val="left"/>
       <w:pPr>
@@ -6893,10 +7159,10 @@
         <w:rFonts w:hint="default"/>
       </w:rPr>
     </w:lvl>
-    <w:lvl w:ilvl="6">
+    <w:lvl w:ilvl="6" w:tentative="0">
       <w:start w:val="1"/>
       <w:numFmt w:val="decimal"/>
-      <w:pStyle w:val="Heading7"/>
+      <w:pStyle w:val="8"/>
       <w:lvlText w:val="%1.%2.%3.%4.%5.%6.%7."/>
       <w:lvlJc w:val="left"/>
       <w:pPr>
@@ -6906,10 +7172,10 @@
         <w:rFonts w:hint="default"/>
       </w:rPr>
     </w:lvl>
-    <w:lvl w:ilvl="7">
+    <w:lvl w:ilvl="7" w:tentative="0">
       <w:start w:val="1"/>
       <w:numFmt w:val="decimal"/>
-      <w:pStyle w:val="Heading8"/>
+      <w:pStyle w:val="9"/>
       <w:lvlText w:val="%1.%2.%3.%4.%5.%6.%7.%8."/>
       <w:lvlJc w:val="left"/>
       <w:pPr>
@@ -6919,10 +7185,10 @@
         <w:rFonts w:hint="default"/>
       </w:rPr>
     </w:lvl>
-    <w:lvl w:ilvl="8">
+    <w:lvl w:ilvl="8" w:tentative="0">
       <w:start w:val="1"/>
       <w:numFmt w:val="decimal"/>
-      <w:pStyle w:val="Heading9"/>
+      <w:pStyle w:val="10"/>
       <w:lvlText w:val="%1.%2.%3.%4.%5.%6.%7.%8.%9."/>
       <w:lvlJc w:val="left"/>
       <w:pPr>
@@ -6937,7 +7203,7 @@
     <w:nsid w:val="AB226B2F"/>
     <w:multiLevelType w:val="singleLevel"/>
     <w:tmpl w:val="AB226B2F"/>
-    <w:lvl w:ilvl="0">
+    <w:lvl w:ilvl="0" w:tentative="0">
       <w:start w:val="1"/>
       <w:numFmt w:val="decimal"/>
       <w:lvlText w:val="%1."/>
@@ -6960,267 +7226,269 @@
 </file>
 
 <file path=word/styles.xml><?xml version="1.0" encoding="utf-8"?>
-<w:styles xmlns:mc="http://schemas.openxmlformats.org/markup-compatibility/2006" xmlns:r="http://schemas.openxmlformats.org/officeDocument/2006/relationships" xmlns:w="http://schemas.openxmlformats.org/wordprocessingml/2006/main" xmlns:w14="http://schemas.microsoft.com/office/word/2010/wordml" xmlns:w15="http://schemas.microsoft.com/office/word/2012/wordml" mc:Ignorable="w14 w15">
+<w:styles xmlns:mc="http://schemas.openxmlformats.org/markup-compatibility/2006" xmlns:o="urn:schemas-microsoft-com:office:office" xmlns:r="http://schemas.openxmlformats.org/officeDocument/2006/relationships" xmlns:m="http://schemas.openxmlformats.org/officeDocument/2006/math" xmlns:v="urn:schemas-microsoft-com:vml" xmlns:w="http://schemas.openxmlformats.org/wordprocessingml/2006/main" xmlns:w14="http://schemas.microsoft.com/office/word/2010/wordml" xmlns:w10="urn:schemas-microsoft-com:office:word" xmlns:sl="http://schemas.openxmlformats.org/schemaLibrary/2006/main" xmlns:wpsCustomData="http://www.wps.cn/officeDocument/2013/wpsCustomData" mc:Ignorable="w14">
   <w:docDefaults>
     <w:rPrDefault>
       <w:rPr>
-        <w:rFonts w:ascii="Times New Roman" w:eastAsia="宋体" w:hAnsi="Times New Roman" w:cs="Times New Roman"/>
+        <w:rFonts w:ascii="Times New Roman" w:hAnsi="Times New Roman" w:eastAsia="宋体" w:cs="Times New Roman"/>
       </w:rPr>
     </w:rPrDefault>
     <w:pPrDefault/>
   </w:docDefaults>
-  <w:latentStyles w:defLockedState="0" w:defUIPriority="99" w:defSemiHidden="1" w:defUnhideWhenUsed="1" w:defQFormat="0" w:count="260">
-    <w:lsdException w:name="Normal" w:semiHidden="0" w:uiPriority="0" w:unhideWhenUsed="0" w:qFormat="1"/>
-    <w:lsdException w:name="heading 1" w:semiHidden="0" w:uiPriority="0" w:unhideWhenUsed="0" w:qFormat="1"/>
-    <w:lsdException w:name="heading 2" w:semiHidden="0" w:uiPriority="0" w:qFormat="1"/>
-    <w:lsdException w:name="heading 3" w:uiPriority="0" w:qFormat="1"/>
-    <w:lsdException w:name="heading 4" w:semiHidden="0" w:uiPriority="0" w:qFormat="1"/>
-    <w:lsdException w:name="heading 5" w:uiPriority="0" w:qFormat="1"/>
-    <w:lsdException w:name="heading 6" w:uiPriority="0" w:qFormat="1"/>
-    <w:lsdException w:name="heading 7" w:uiPriority="0" w:qFormat="1"/>
-    <w:lsdException w:name="heading 8" w:uiPriority="0" w:qFormat="1"/>
-    <w:lsdException w:name="heading 9" w:uiPriority="0" w:qFormat="1"/>
-    <w:lsdException w:name="index 1" w:semiHidden="0" w:uiPriority="0" w:unhideWhenUsed="0"/>
-    <w:lsdException w:name="index 2" w:semiHidden="0" w:uiPriority="0" w:unhideWhenUsed="0"/>
-    <w:lsdException w:name="index 3" w:semiHidden="0" w:uiPriority="0" w:unhideWhenUsed="0"/>
-    <w:lsdException w:name="index 4" w:semiHidden="0" w:uiPriority="0" w:unhideWhenUsed="0"/>
-    <w:lsdException w:name="index 5" w:semiHidden="0" w:uiPriority="0" w:unhideWhenUsed="0"/>
-    <w:lsdException w:name="index 6" w:semiHidden="0" w:uiPriority="0" w:unhideWhenUsed="0"/>
-    <w:lsdException w:name="index 7" w:semiHidden="0" w:uiPriority="0" w:unhideWhenUsed="0"/>
-    <w:lsdException w:name="index 8" w:semiHidden="0" w:uiPriority="0" w:unhideWhenUsed="0"/>
-    <w:lsdException w:name="index 9" w:semiHidden="0" w:uiPriority="0" w:unhideWhenUsed="0"/>
-    <w:lsdException w:name="toc 1" w:semiHidden="0" w:uiPriority="0" w:unhideWhenUsed="0" w:qFormat="1"/>
-    <w:lsdException w:name="toc 2" w:semiHidden="0" w:uiPriority="0" w:unhideWhenUsed="0" w:qFormat="1"/>
-    <w:lsdException w:name="toc 3" w:semiHidden="0" w:uiPriority="0" w:unhideWhenUsed="0" w:qFormat="1"/>
-    <w:lsdException w:name="toc 4" w:semiHidden="0" w:uiPriority="0" w:unhideWhenUsed="0"/>
-    <w:lsdException w:name="toc 5" w:semiHidden="0" w:uiPriority="0" w:unhideWhenUsed="0"/>
-    <w:lsdException w:name="toc 6" w:semiHidden="0" w:uiPriority="0" w:unhideWhenUsed="0"/>
-    <w:lsdException w:name="toc 7" w:semiHidden="0" w:uiPriority="0" w:unhideWhenUsed="0"/>
-    <w:lsdException w:name="toc 8" w:semiHidden="0" w:uiPriority="0" w:unhideWhenUsed="0"/>
-    <w:lsdException w:name="toc 9" w:semiHidden="0" w:uiPriority="0" w:unhideWhenUsed="0"/>
-    <w:lsdException w:name="Normal Indent" w:semiHidden="0" w:uiPriority="0" w:unhideWhenUsed="0"/>
-    <w:lsdException w:name="footnote text" w:semiHidden="0" w:uiPriority="0" w:unhideWhenUsed="0"/>
-    <w:lsdException w:name="annotation text" w:semiHidden="0" w:uiPriority="0" w:unhideWhenUsed="0" w:qFormat="1"/>
-    <w:lsdException w:name="header" w:semiHidden="0" w:uiPriority="0" w:unhideWhenUsed="0" w:qFormat="1"/>
-    <w:lsdException w:name="footer" w:semiHidden="0" w:uiPriority="0" w:unhideWhenUsed="0" w:qFormat="1"/>
-    <w:lsdException w:name="index heading" w:semiHidden="0" w:uiPriority="0" w:unhideWhenUsed="0"/>
-    <w:lsdException w:name="caption" w:uiPriority="0" w:qFormat="1"/>
-    <w:lsdException w:name="table of figures" w:semiHidden="0" w:uiPriority="0" w:unhideWhenUsed="0"/>
-    <w:lsdException w:name="envelope address" w:semiHidden="0" w:uiPriority="0" w:unhideWhenUsed="0"/>
-    <w:lsdException w:name="envelope return" w:semiHidden="0" w:uiPriority="0" w:unhideWhenUsed="0"/>
-    <w:lsdException w:name="footnote reference" w:semiHidden="0" w:uiPriority="0" w:unhideWhenUsed="0"/>
-    <w:lsdException w:name="annotation reference" w:semiHidden="0" w:uiPriority="0" w:unhideWhenUsed="0"/>
-    <w:lsdException w:name="line number" w:semiHidden="0" w:uiPriority="0" w:unhideWhenUsed="0"/>
-    <w:lsdException w:name="page number" w:semiHidden="0" w:uiPriority="0" w:unhideWhenUsed="0"/>
-    <w:lsdException w:name="endnote reference" w:semiHidden="0" w:uiPriority="0" w:unhideWhenUsed="0"/>
-    <w:lsdException w:name="endnote text" w:semiHidden="0" w:uiPriority="0" w:unhideWhenUsed="0"/>
-    <w:lsdException w:name="table of authorities" w:semiHidden="0" w:uiPriority="0" w:unhideWhenUsed="0"/>
-    <w:lsdException w:name="macro" w:semiHidden="0" w:uiPriority="0" w:unhideWhenUsed="0"/>
-    <w:lsdException w:name="toa heading" w:semiHidden="0" w:uiPriority="0" w:unhideWhenUsed="0"/>
-    <w:lsdException w:name="List" w:semiHidden="0" w:uiPriority="0" w:unhideWhenUsed="0"/>
-    <w:lsdException w:name="List Bullet" w:semiHidden="0" w:uiPriority="0" w:unhideWhenUsed="0"/>
-    <w:lsdException w:name="List Number" w:semiHidden="0" w:uiPriority="0" w:unhideWhenUsed="0"/>
-    <w:lsdException w:name="List 2" w:semiHidden="0" w:uiPriority="0" w:unhideWhenUsed="0"/>
-    <w:lsdException w:name="List 3" w:semiHidden="0" w:uiPriority="0" w:unhideWhenUsed="0"/>
-    <w:lsdException w:name="List 4" w:semiHidden="0" w:uiPriority="0" w:unhideWhenUsed="0"/>
-    <w:lsdException w:name="List 5" w:semiHidden="0" w:uiPriority="0" w:unhideWhenUsed="0"/>
-    <w:lsdException w:name="List Bullet 2" w:semiHidden="0" w:uiPriority="0" w:unhideWhenUsed="0"/>
-    <w:lsdException w:name="List Bullet 3" w:semiHidden="0" w:uiPriority="0" w:unhideWhenUsed="0"/>
-    <w:lsdException w:name="List Bullet 4" w:semiHidden="0" w:uiPriority="0" w:unhideWhenUsed="0"/>
-    <w:lsdException w:name="List Bullet 5" w:semiHidden="0" w:uiPriority="0" w:unhideWhenUsed="0"/>
-    <w:lsdException w:name="List Number 2" w:semiHidden="0" w:uiPriority="0" w:unhideWhenUsed="0"/>
-    <w:lsdException w:name="List Number 3" w:semiHidden="0" w:uiPriority="0" w:unhideWhenUsed="0"/>
-    <w:lsdException w:name="List Number 4" w:semiHidden="0" w:uiPriority="0" w:unhideWhenUsed="0"/>
-    <w:lsdException w:name="List Number 5" w:semiHidden="0" w:uiPriority="0" w:unhideWhenUsed="0"/>
-    <w:lsdException w:name="Title" w:semiHidden="0" w:uiPriority="0" w:unhideWhenUsed="0" w:qFormat="1"/>
-    <w:lsdException w:name="Closing" w:semiHidden="0" w:uiPriority="0" w:unhideWhenUsed="0"/>
-    <w:lsdException w:name="Signature" w:semiHidden="0" w:uiPriority="0" w:unhideWhenUsed="0"/>
-    <w:lsdException w:name="Default Paragraph Font" w:uiPriority="0" w:unhideWhenUsed="0" w:qFormat="1"/>
-    <w:lsdException w:name="Body Text" w:uiPriority="0" w:unhideWhenUsed="0" w:qFormat="1"/>
-    <w:lsdException w:name="Body Text Indent" w:semiHidden="0" w:uiPriority="0" w:unhideWhenUsed="0"/>
-    <w:lsdException w:name="List Continue" w:semiHidden="0" w:uiPriority="0" w:unhideWhenUsed="0"/>
-    <w:lsdException w:name="List Continue 2" w:semiHidden="0" w:uiPriority="0" w:unhideWhenUsed="0"/>
-    <w:lsdException w:name="List Continue 3" w:semiHidden="0" w:uiPriority="0" w:unhideWhenUsed="0"/>
-    <w:lsdException w:name="List Continue 4" w:semiHidden="0" w:uiPriority="0" w:unhideWhenUsed="0"/>
-    <w:lsdException w:name="List Continue 5" w:semiHidden="0" w:uiPriority="0" w:unhideWhenUsed="0"/>
-    <w:lsdException w:name="Message Header" w:semiHidden="0" w:uiPriority="0" w:unhideWhenUsed="0"/>
-    <w:lsdException w:name="Subtitle" w:semiHidden="0" w:uiPriority="0" w:unhideWhenUsed="0" w:qFormat="1"/>
-    <w:lsdException w:name="Salutation" w:semiHidden="0" w:uiPriority="0" w:unhideWhenUsed="0"/>
-    <w:lsdException w:name="Date" w:semiHidden="0" w:uiPriority="0" w:unhideWhenUsed="0"/>
-    <w:lsdException w:name="Body Text First Indent" w:semiHidden="0" w:uiPriority="0" w:unhideWhenUsed="0"/>
-    <w:lsdException w:name="Body Text First Indent 2" w:semiHidden="0" w:uiPriority="0" w:unhideWhenUsed="0"/>
-    <w:lsdException w:name="Body Text 2" w:semiHidden="0" w:uiPriority="0" w:unhideWhenUsed="0"/>
-    <w:lsdException w:name="Body Text 3" w:semiHidden="0" w:uiPriority="0" w:unhideWhenUsed="0"/>
-    <w:lsdException w:name="Body Text Indent 2" w:semiHidden="0" w:uiPriority="0" w:unhideWhenUsed="0"/>
-    <w:lsdException w:name="Body Text Indent 3" w:semiHidden="0" w:uiPriority="0" w:unhideWhenUsed="0"/>
-    <w:lsdException w:name="Block Text" w:semiHidden="0" w:uiPriority="0" w:unhideWhenUsed="0"/>
-    <w:lsdException w:name="Hyperlink" w:semiHidden="0" w:uiPriority="0" w:unhideWhenUsed="0"/>
-    <w:lsdException w:name="FollowedHyperlink" w:semiHidden="0" w:uiPriority="0" w:unhideWhenUsed="0"/>
-    <w:lsdException w:name="Strong" w:semiHidden="0" w:uiPriority="0" w:unhideWhenUsed="0" w:qFormat="1"/>
-    <w:lsdException w:name="Emphasis" w:semiHidden="0" w:uiPriority="0" w:unhideWhenUsed="0" w:qFormat="1"/>
-    <w:lsdException w:name="Document Map" w:semiHidden="0" w:uiPriority="0" w:unhideWhenUsed="0"/>
-    <w:lsdException w:name="Plain Text" w:semiHidden="0" w:uiPriority="0" w:unhideWhenUsed="0"/>
-    <w:lsdException w:name="E-mail Signature" w:semiHidden="0" w:uiPriority="0" w:unhideWhenUsed="0"/>
-    <w:lsdException w:name="Normal (Web)" w:semiHidden="0" w:uiPriority="0" w:unhideWhenUsed="0" w:qFormat="1"/>
-    <w:lsdException w:name="HTML Acronym" w:semiHidden="0" w:uiPriority="0" w:unhideWhenUsed="0"/>
-    <w:lsdException w:name="HTML Address" w:semiHidden="0" w:uiPriority="0" w:unhideWhenUsed="0"/>
-    <w:lsdException w:name="HTML Cite" w:semiHidden="0" w:uiPriority="0" w:unhideWhenUsed="0"/>
-    <w:lsdException w:name="HTML Code" w:semiHidden="0" w:uiPriority="0" w:unhideWhenUsed="0"/>
-    <w:lsdException w:name="HTML Definition" w:semiHidden="0" w:uiPriority="0" w:unhideWhenUsed="0"/>
-    <w:lsdException w:name="HTML Keyboard" w:semiHidden="0" w:uiPriority="0" w:unhideWhenUsed="0"/>
-    <w:lsdException w:name="HTML Preformatted" w:semiHidden="0" w:uiPriority="0" w:unhideWhenUsed="0"/>
-    <w:lsdException w:name="HTML Sample" w:semiHidden="0" w:uiPriority="0" w:unhideWhenUsed="0"/>
-    <w:lsdException w:name="HTML Typewriter" w:semiHidden="0" w:uiPriority="0" w:unhideWhenUsed="0"/>
-    <w:lsdException w:name="HTML Variable" w:semiHidden="0" w:uiPriority="0" w:unhideWhenUsed="0"/>
-    <w:lsdException w:name="Normal Table" w:uiPriority="0" w:unhideWhenUsed="0" w:qFormat="1"/>
-    <w:lsdException w:name="annotation subject" w:semiHidden="0" w:uiPriority="0" w:unhideWhenUsed="0"/>
-    <w:lsdException w:name="Table Simple 1" w:semiHidden="0" w:uiPriority="0" w:unhideWhenUsed="0"/>
-    <w:lsdException w:name="Table Simple 2" w:semiHidden="0" w:uiPriority="0" w:unhideWhenUsed="0"/>
-    <w:lsdException w:name="Table Simple 3" w:semiHidden="0" w:uiPriority="0" w:unhideWhenUsed="0"/>
-    <w:lsdException w:name="Table Classic 1" w:semiHidden="0" w:uiPriority="0" w:unhideWhenUsed="0"/>
-    <w:lsdException w:name="Table Classic 2" w:semiHidden="0" w:uiPriority="0" w:unhideWhenUsed="0"/>
-    <w:lsdException w:name="Table Classic 3" w:semiHidden="0" w:uiPriority="0" w:unhideWhenUsed="0"/>
-    <w:lsdException w:name="Table Classic 4" w:semiHidden="0" w:uiPriority="0" w:unhideWhenUsed="0"/>
-    <w:lsdException w:name="Table Colorful 1" w:semiHidden="0" w:uiPriority="0" w:unhideWhenUsed="0"/>
-    <w:lsdException w:name="Table Colorful 2" w:semiHidden="0" w:uiPriority="0" w:unhideWhenUsed="0"/>
-    <w:lsdException w:name="Table Colorful 3" w:semiHidden="0" w:uiPriority="0" w:unhideWhenUsed="0"/>
-    <w:lsdException w:name="Table Columns 1" w:semiHidden="0" w:uiPriority="0" w:unhideWhenUsed="0"/>
-    <w:lsdException w:name="Table Columns 2" w:semiHidden="0" w:uiPriority="0" w:unhideWhenUsed="0"/>
-    <w:lsdException w:name="Table Columns 3" w:semiHidden="0" w:uiPriority="0" w:unhideWhenUsed="0"/>
-    <w:lsdException w:name="Table Columns 4" w:semiHidden="0" w:uiPriority="0" w:unhideWhenUsed="0"/>
-    <w:lsdException w:name="Table Columns 5" w:semiHidden="0" w:uiPriority="0" w:unhideWhenUsed="0"/>
-    <w:lsdException w:name="Table Grid 1" w:semiHidden="0" w:uiPriority="0" w:unhideWhenUsed="0"/>
-    <w:lsdException w:name="Table Grid 2" w:semiHidden="0" w:uiPriority="0" w:unhideWhenUsed="0"/>
-    <w:lsdException w:name="Table Grid 3" w:semiHidden="0" w:uiPriority="0" w:unhideWhenUsed="0"/>
-    <w:lsdException w:name="Table Grid 4" w:semiHidden="0" w:uiPriority="0" w:unhideWhenUsed="0"/>
-    <w:lsdException w:name="Table Grid 5" w:semiHidden="0" w:uiPriority="0" w:unhideWhenUsed="0"/>
-    <w:lsdException w:name="Table Grid 6" w:semiHidden="0" w:uiPriority="0" w:unhideWhenUsed="0"/>
-    <w:lsdException w:name="Table Grid 7" w:semiHidden="0" w:uiPriority="0" w:unhideWhenUsed="0"/>
-    <w:lsdException w:name="Table Grid 8" w:semiHidden="0" w:uiPriority="0" w:unhideWhenUsed="0"/>
-    <w:lsdException w:name="Table List 1" w:semiHidden="0" w:uiPriority="0" w:unhideWhenUsed="0"/>
-    <w:lsdException w:name="Table List 2" w:semiHidden="0" w:uiPriority="0" w:unhideWhenUsed="0"/>
-    <w:lsdException w:name="Table List 3" w:semiHidden="0" w:uiPriority="0" w:unhideWhenUsed="0"/>
-    <w:lsdException w:name="Table List 4" w:semiHidden="0" w:uiPriority="0" w:unhideWhenUsed="0"/>
-    <w:lsdException w:name="Table List 5" w:semiHidden="0" w:uiPriority="0" w:unhideWhenUsed="0"/>
-    <w:lsdException w:name="Table List 6" w:semiHidden="0" w:uiPriority="0" w:unhideWhenUsed="0"/>
-    <w:lsdException w:name="Table List 7" w:semiHidden="0" w:uiPriority="0" w:unhideWhenUsed="0"/>
-    <w:lsdException w:name="Table List 8" w:semiHidden="0" w:uiPriority="0" w:unhideWhenUsed="0"/>
-    <w:lsdException w:name="Table 3D effects 1" w:semiHidden="0" w:uiPriority="0" w:unhideWhenUsed="0"/>
-    <w:lsdException w:name="Table 3D effects 2" w:semiHidden="0" w:uiPriority="0" w:unhideWhenUsed="0"/>
-    <w:lsdException w:name="Table 3D effects 3" w:semiHidden="0" w:uiPriority="0" w:unhideWhenUsed="0"/>
-    <w:lsdException w:name="Table Contemporary" w:semiHidden="0" w:uiPriority="0" w:unhideWhenUsed="0"/>
-    <w:lsdException w:name="Table Elegant" w:semiHidden="0" w:uiPriority="0" w:unhideWhenUsed="0"/>
-    <w:lsdException w:name="Table Professional" w:semiHidden="0" w:uiPriority="0" w:unhideWhenUsed="0"/>
-    <w:lsdException w:name="Table Subtle 1" w:semiHidden="0" w:uiPriority="0" w:unhideWhenUsed="0"/>
-    <w:lsdException w:name="Table Subtle 2" w:semiHidden="0" w:uiPriority="0" w:unhideWhenUsed="0"/>
-    <w:lsdException w:name="Table Web 1" w:semiHidden="0" w:uiPriority="0" w:unhideWhenUsed="0"/>
-    <w:lsdException w:name="Table Web 2" w:semiHidden="0" w:uiPriority="0" w:unhideWhenUsed="0"/>
-    <w:lsdException w:name="Table Web 3" w:semiHidden="0" w:uiPriority="0" w:unhideWhenUsed="0"/>
-    <w:lsdException w:name="Balloon Text" w:semiHidden="0" w:uiPriority="0" w:unhideWhenUsed="0"/>
-    <w:lsdException w:name="Table Grid" w:semiHidden="0" w:uiPriority="0" w:unhideWhenUsed="0" w:qFormat="1"/>
-    <w:lsdException w:name="Table Theme" w:semiHidden="0" w:uiPriority="0" w:unhideWhenUsed="0"/>
-    <w:lsdException w:name="Light Shading" w:semiHidden="0" w:uiPriority="60" w:unhideWhenUsed="0"/>
-    <w:lsdException w:name="Light List" w:semiHidden="0" w:uiPriority="61" w:unhideWhenUsed="0"/>
-    <w:lsdException w:name="Light Grid" w:semiHidden="0" w:uiPriority="62" w:unhideWhenUsed="0"/>
-    <w:lsdException w:name="Medium Shading 1" w:semiHidden="0" w:uiPriority="63" w:unhideWhenUsed="0"/>
-    <w:lsdException w:name="Medium Shading 2" w:semiHidden="0" w:uiPriority="64" w:unhideWhenUsed="0"/>
-    <w:lsdException w:name="Medium List 1" w:semiHidden="0" w:uiPriority="65" w:unhideWhenUsed="0"/>
-    <w:lsdException w:name="Medium List 2" w:semiHidden="0" w:uiPriority="66" w:unhideWhenUsed="0"/>
-    <w:lsdException w:name="Medium Grid 1" w:semiHidden="0" w:uiPriority="67" w:unhideWhenUsed="0"/>
-    <w:lsdException w:name="Medium Grid 2" w:semiHidden="0" w:uiPriority="68" w:unhideWhenUsed="0"/>
-    <w:lsdException w:name="Medium Grid 3" w:semiHidden="0" w:uiPriority="69" w:unhideWhenUsed="0"/>
-    <w:lsdException w:name="Dark List" w:semiHidden="0" w:uiPriority="70" w:unhideWhenUsed="0"/>
-    <w:lsdException w:name="Colorful Shading" w:semiHidden="0" w:uiPriority="71" w:unhideWhenUsed="0"/>
-    <w:lsdException w:name="Colorful List" w:semiHidden="0" w:uiPriority="72" w:unhideWhenUsed="0"/>
-    <w:lsdException w:name="Colorful Grid" w:semiHidden="0" w:uiPriority="73" w:unhideWhenUsed="0"/>
-    <w:lsdException w:name="Light Shading Accent 1" w:semiHidden="0" w:uiPriority="60" w:unhideWhenUsed="0"/>
-    <w:lsdException w:name="Light List Accent 1" w:semiHidden="0" w:uiPriority="61" w:unhideWhenUsed="0"/>
-    <w:lsdException w:name="Light Grid Accent 1" w:semiHidden="0" w:uiPriority="62" w:unhideWhenUsed="0"/>
-    <w:lsdException w:name="Medium Shading 1 Accent 1" w:semiHidden="0" w:uiPriority="63" w:unhideWhenUsed="0"/>
-    <w:lsdException w:name="Medium Shading 2 Accent 1" w:semiHidden="0" w:uiPriority="64" w:unhideWhenUsed="0"/>
-    <w:lsdException w:name="Medium List 1 Accent 1" w:semiHidden="0" w:uiPriority="65" w:unhideWhenUsed="0"/>
-    <w:lsdException w:name="Medium List 2 Accent 1" w:semiHidden="0" w:uiPriority="66" w:unhideWhenUsed="0"/>
-    <w:lsdException w:name="Medium Grid 1 Accent 1" w:semiHidden="0" w:uiPriority="67" w:unhideWhenUsed="0"/>
-    <w:lsdException w:name="Medium Grid 2 Accent 1" w:semiHidden="0" w:uiPriority="68" w:unhideWhenUsed="0"/>
-    <w:lsdException w:name="Medium Grid 3 Accent 1" w:semiHidden="0" w:uiPriority="69" w:unhideWhenUsed="0"/>
-    <w:lsdException w:name="Dark List Accent 1" w:semiHidden="0" w:uiPriority="70" w:unhideWhenUsed="0"/>
-    <w:lsdException w:name="Colorful Shading Accent 1" w:semiHidden="0" w:uiPriority="71" w:unhideWhenUsed="0"/>
-    <w:lsdException w:name="Colorful List Accent 1" w:semiHidden="0" w:uiPriority="72" w:unhideWhenUsed="0"/>
-    <w:lsdException w:name="Colorful Grid Accent 1" w:semiHidden="0" w:uiPriority="73" w:unhideWhenUsed="0"/>
-    <w:lsdException w:name="Light Shading Accent 2" w:semiHidden="0" w:uiPriority="60" w:unhideWhenUsed="0"/>
-    <w:lsdException w:name="Light List Accent 2" w:semiHidden="0" w:uiPriority="61" w:unhideWhenUsed="0"/>
-    <w:lsdException w:name="Light Grid Accent 2" w:semiHidden="0" w:uiPriority="62" w:unhideWhenUsed="0"/>
-    <w:lsdException w:name="Medium Shading 1 Accent 2" w:semiHidden="0" w:uiPriority="63" w:unhideWhenUsed="0"/>
-    <w:lsdException w:name="Medium Shading 2 Accent 2" w:semiHidden="0" w:uiPriority="64" w:unhideWhenUsed="0"/>
-    <w:lsdException w:name="Medium List 1 Accent 2" w:semiHidden="0" w:uiPriority="65" w:unhideWhenUsed="0"/>
-    <w:lsdException w:name="Medium List 2 Accent 2" w:semiHidden="0" w:uiPriority="66" w:unhideWhenUsed="0"/>
-    <w:lsdException w:name="Medium Grid 1 Accent 2" w:semiHidden="0" w:uiPriority="67" w:unhideWhenUsed="0"/>
-    <w:lsdException w:name="Medium Grid 2 Accent 2" w:semiHidden="0" w:uiPriority="68" w:unhideWhenUsed="0"/>
-    <w:lsdException w:name="Medium Grid 3 Accent 2" w:semiHidden="0" w:uiPriority="69" w:unhideWhenUsed="0"/>
-    <w:lsdException w:name="Dark List Accent 2" w:semiHidden="0" w:uiPriority="70" w:unhideWhenUsed="0"/>
-    <w:lsdException w:name="Colorful Shading Accent 2" w:semiHidden="0" w:uiPriority="71" w:unhideWhenUsed="0"/>
-    <w:lsdException w:name="Colorful List Accent 2" w:semiHidden="0" w:uiPriority="72" w:unhideWhenUsed="0"/>
-    <w:lsdException w:name="Colorful Grid Accent 2" w:semiHidden="0" w:uiPriority="73" w:unhideWhenUsed="0"/>
-    <w:lsdException w:name="Light Shading Accent 3" w:semiHidden="0" w:uiPriority="60" w:unhideWhenUsed="0"/>
-    <w:lsdException w:name="Light List Accent 3" w:semiHidden="0" w:uiPriority="61" w:unhideWhenUsed="0"/>
-    <w:lsdException w:name="Light Grid Accent 3" w:semiHidden="0" w:uiPriority="62" w:unhideWhenUsed="0"/>
-    <w:lsdException w:name="Medium Shading 1 Accent 3" w:semiHidden="0" w:uiPriority="63" w:unhideWhenUsed="0"/>
-    <w:lsdException w:name="Medium Shading 2 Accent 3" w:semiHidden="0" w:uiPriority="64" w:unhideWhenUsed="0"/>
-    <w:lsdException w:name="Medium List 1 Accent 3" w:semiHidden="0" w:uiPriority="65" w:unhideWhenUsed="0"/>
-    <w:lsdException w:name="Medium List 2 Accent 3" w:semiHidden="0" w:uiPriority="66" w:unhideWhenUsed="0"/>
-    <w:lsdException w:name="Medium Grid 1 Accent 3" w:semiHidden="0" w:uiPriority="67" w:unhideWhenUsed="0"/>
-    <w:lsdException w:name="Medium Grid 2 Accent 3" w:semiHidden="0" w:uiPriority="68" w:unhideWhenUsed="0"/>
-    <w:lsdException w:name="Medium Grid 3 Accent 3" w:semiHidden="0" w:uiPriority="69" w:unhideWhenUsed="0"/>
-    <w:lsdException w:name="Dark List Accent 3" w:semiHidden="0" w:uiPriority="70" w:unhideWhenUsed="0"/>
-    <w:lsdException w:name="Colorful Shading Accent 3" w:semiHidden="0" w:uiPriority="71" w:unhideWhenUsed="0"/>
-    <w:lsdException w:name="Colorful List Accent 3" w:semiHidden="0" w:uiPriority="72" w:unhideWhenUsed="0"/>
-    <w:lsdException w:name="Colorful Grid Accent 3" w:semiHidden="0" w:uiPriority="73" w:unhideWhenUsed="0"/>
-    <w:lsdException w:name="Light Shading Accent 4" w:semiHidden="0" w:uiPriority="60" w:unhideWhenUsed="0"/>
-    <w:lsdException w:name="Light List Accent 4" w:semiHidden="0" w:uiPriority="61" w:unhideWhenUsed="0"/>
-    <w:lsdException w:name="Light Grid Accent 4" w:semiHidden="0" w:uiPriority="62" w:unhideWhenUsed="0"/>
-    <w:lsdException w:name="Medium Shading 1 Accent 4" w:semiHidden="0" w:uiPriority="63" w:unhideWhenUsed="0"/>
-    <w:lsdException w:name="Medium Shading 2 Accent 4" w:semiHidden="0" w:uiPriority="64" w:unhideWhenUsed="0"/>
-    <w:lsdException w:name="Medium List 1 Accent 4" w:semiHidden="0" w:uiPriority="65" w:unhideWhenUsed="0"/>
-    <w:lsdException w:name="Medium List 2 Accent 4" w:semiHidden="0" w:uiPriority="66" w:unhideWhenUsed="0"/>
-    <w:lsdException w:name="Medium Grid 1 Accent 4" w:semiHidden="0" w:uiPriority="67" w:unhideWhenUsed="0"/>
-    <w:lsdException w:name="Medium Grid 2 Accent 4" w:semiHidden="0" w:uiPriority="68" w:unhideWhenUsed="0"/>
-    <w:lsdException w:name="Medium Grid 3 Accent 4" w:semiHidden="0" w:uiPriority="69" w:unhideWhenUsed="0"/>
-    <w:lsdException w:name="Dark List Accent 4" w:semiHidden="0" w:uiPriority="70" w:unhideWhenUsed="0"/>
-    <w:lsdException w:name="Colorful Shading Accent 4" w:semiHidden="0" w:uiPriority="71" w:unhideWhenUsed="0"/>
-    <w:lsdException w:name="Colorful List Accent 4" w:semiHidden="0" w:uiPriority="72" w:unhideWhenUsed="0"/>
-    <w:lsdException w:name="Colorful Grid Accent 4" w:semiHidden="0" w:uiPriority="73" w:unhideWhenUsed="0"/>
-    <w:lsdException w:name="Light Shading Accent 5" w:semiHidden="0" w:uiPriority="60" w:unhideWhenUsed="0"/>
-    <w:lsdException w:name="Light List Accent 5" w:semiHidden="0" w:uiPriority="61" w:unhideWhenUsed="0"/>
-    <w:lsdException w:name="Light Grid Accent 5" w:semiHidden="0" w:uiPriority="62" w:unhideWhenUsed="0"/>
-    <w:lsdException w:name="Medium Shading 1 Accent 5" w:semiHidden="0" w:uiPriority="63" w:unhideWhenUsed="0"/>
-    <w:lsdException w:name="Medium Shading 2 Accent 5" w:semiHidden="0" w:uiPriority="64" w:unhideWhenUsed="0"/>
-    <w:lsdException w:name="Medium List 1 Accent 5" w:semiHidden="0" w:uiPriority="65" w:unhideWhenUsed="0"/>
-    <w:lsdException w:name="Medium List 2 Accent 5" w:semiHidden="0" w:uiPriority="66" w:unhideWhenUsed="0"/>
-    <w:lsdException w:name="Medium Grid 1 Accent 5" w:semiHidden="0" w:uiPriority="67" w:unhideWhenUsed="0"/>
-    <w:lsdException w:name="Medium Grid 2 Accent 5" w:semiHidden="0" w:uiPriority="68" w:unhideWhenUsed="0"/>
-    <w:lsdException w:name="Medium Grid 3 Accent 5" w:semiHidden="0" w:uiPriority="69" w:unhideWhenUsed="0"/>
-    <w:lsdException w:name="Dark List Accent 5" w:semiHidden="0" w:uiPriority="70" w:unhideWhenUsed="0"/>
-    <w:lsdException w:name="Colorful Shading Accent 5" w:semiHidden="0" w:uiPriority="71" w:unhideWhenUsed="0"/>
-    <w:lsdException w:name="Colorful List Accent 5" w:semiHidden="0" w:uiPriority="72" w:unhideWhenUsed="0"/>
-    <w:lsdException w:name="Colorful Grid Accent 5" w:semiHidden="0" w:uiPriority="73" w:unhideWhenUsed="0"/>
-    <w:lsdException w:name="Light Shading Accent 6" w:semiHidden="0" w:uiPriority="60" w:unhideWhenUsed="0"/>
-    <w:lsdException w:name="Light List Accent 6" w:semiHidden="0" w:uiPriority="61" w:unhideWhenUsed="0"/>
-    <w:lsdException w:name="Light Grid Accent 6" w:semiHidden="0" w:uiPriority="62" w:unhideWhenUsed="0"/>
-    <w:lsdException w:name="Medium Shading 1 Accent 6" w:semiHidden="0" w:uiPriority="63" w:unhideWhenUsed="0"/>
-    <w:lsdException w:name="Medium Shading 2 Accent 6" w:semiHidden="0" w:uiPriority="64" w:unhideWhenUsed="0"/>
-    <w:lsdException w:name="Medium List 1 Accent 6" w:semiHidden="0" w:uiPriority="65" w:unhideWhenUsed="0"/>
-    <w:lsdException w:name="Medium List 2 Accent 6" w:semiHidden="0" w:uiPriority="66" w:unhideWhenUsed="0"/>
-    <w:lsdException w:name="Medium Grid 1 Accent 6" w:semiHidden="0" w:uiPriority="67" w:unhideWhenUsed="0"/>
-    <w:lsdException w:name="Medium Grid 2 Accent 6" w:semiHidden="0" w:uiPriority="68" w:unhideWhenUsed="0"/>
-    <w:lsdException w:name="Medium Grid 3 Accent 6" w:semiHidden="0" w:uiPriority="69" w:unhideWhenUsed="0"/>
-    <w:lsdException w:name="Dark List Accent 6" w:semiHidden="0" w:uiPriority="70" w:unhideWhenUsed="0"/>
-    <w:lsdException w:name="Colorful Shading Accent 6" w:semiHidden="0" w:uiPriority="71" w:unhideWhenUsed="0"/>
-    <w:lsdException w:name="Colorful List Accent 6" w:semiHidden="0" w:uiPriority="72" w:unhideWhenUsed="0"/>
-    <w:lsdException w:name="Colorful Grid Accent 6" w:semiHidden="0" w:uiPriority="73" w:unhideWhenUsed="0"/>
+  <w:latentStyles w:count="260" w:defQFormat="0" w:defUnhideWhenUsed="1" w:defSemiHidden="1" w:defUIPriority="99" w:defLockedState="0">
+    <w:lsdException w:qFormat="1" w:unhideWhenUsed="0" w:uiPriority="0" w:semiHidden="0" w:name="Normal"/>
+    <w:lsdException w:qFormat="1" w:unhideWhenUsed="0" w:uiPriority="0" w:semiHidden="0" w:name="heading 1"/>
+    <w:lsdException w:qFormat="1" w:uiPriority="0" w:semiHidden="0" w:name="heading 2"/>
+    <w:lsdException w:qFormat="1" w:uiPriority="0" w:name="heading 3"/>
+    <w:lsdException w:qFormat="1" w:uiPriority="0" w:semiHidden="0" w:name="heading 4"/>
+    <w:lsdException w:qFormat="1" w:uiPriority="0" w:name="heading 5"/>
+    <w:lsdException w:qFormat="1" w:uiPriority="0" w:name="heading 6"/>
+    <w:lsdException w:qFormat="1" w:uiPriority="0" w:name="heading 7"/>
+    <w:lsdException w:qFormat="1" w:uiPriority="0" w:name="heading 8"/>
+    <w:lsdException w:qFormat="1" w:uiPriority="0" w:name="heading 9"/>
+    <w:lsdException w:unhideWhenUsed="0" w:uiPriority="0" w:semiHidden="0" w:name="index 1"/>
+    <w:lsdException w:unhideWhenUsed="0" w:uiPriority="0" w:semiHidden="0" w:name="index 2"/>
+    <w:lsdException w:unhideWhenUsed="0" w:uiPriority="0" w:semiHidden="0" w:name="index 3"/>
+    <w:lsdException w:unhideWhenUsed="0" w:uiPriority="0" w:semiHidden="0" w:name="index 4"/>
+    <w:lsdException w:unhideWhenUsed="0" w:uiPriority="0" w:semiHidden="0" w:name="index 5"/>
+    <w:lsdException w:unhideWhenUsed="0" w:uiPriority="0" w:semiHidden="0" w:name="index 6"/>
+    <w:lsdException w:unhideWhenUsed="0" w:uiPriority="0" w:semiHidden="0" w:name="index 7"/>
+    <w:lsdException w:unhideWhenUsed="0" w:uiPriority="0" w:semiHidden="0" w:name="index 8"/>
+    <w:lsdException w:unhideWhenUsed="0" w:uiPriority="0" w:semiHidden="0" w:name="index 9"/>
+    <w:lsdException w:qFormat="1" w:unhideWhenUsed="0" w:uiPriority="0" w:semiHidden="0" w:name="toc 1"/>
+    <w:lsdException w:qFormat="1" w:unhideWhenUsed="0" w:uiPriority="0" w:semiHidden="0" w:name="toc 2"/>
+    <w:lsdException w:qFormat="1" w:unhideWhenUsed="0" w:uiPriority="0" w:semiHidden="0" w:name="toc 3"/>
+    <w:lsdException w:unhideWhenUsed="0" w:uiPriority="0" w:semiHidden="0" w:name="toc 4"/>
+    <w:lsdException w:unhideWhenUsed="0" w:uiPriority="0" w:semiHidden="0" w:name="toc 5"/>
+    <w:lsdException w:unhideWhenUsed="0" w:uiPriority="0" w:semiHidden="0" w:name="toc 6"/>
+    <w:lsdException w:unhideWhenUsed="0" w:uiPriority="0" w:semiHidden="0" w:name="toc 7"/>
+    <w:lsdException w:unhideWhenUsed="0" w:uiPriority="0" w:semiHidden="0" w:name="toc 8"/>
+    <w:lsdException w:unhideWhenUsed="0" w:uiPriority="0" w:semiHidden="0" w:name="toc 9"/>
+    <w:lsdException w:unhideWhenUsed="0" w:uiPriority="0" w:semiHidden="0" w:name="Normal Indent"/>
+    <w:lsdException w:unhideWhenUsed="0" w:uiPriority="0" w:semiHidden="0" w:name="footnote text"/>
+    <w:lsdException w:qFormat="1" w:unhideWhenUsed="0" w:uiPriority="0" w:semiHidden="0" w:name="annotation text"/>
+    <w:lsdException w:qFormat="1" w:unhideWhenUsed="0" w:uiPriority="0" w:semiHidden="0" w:name="header"/>
+    <w:lsdException w:qFormat="1" w:unhideWhenUsed="0" w:uiPriority="0" w:semiHidden="0" w:name="footer"/>
+    <w:lsdException w:unhideWhenUsed="0" w:uiPriority="0" w:semiHidden="0" w:name="index heading"/>
+    <w:lsdException w:qFormat="1" w:uiPriority="0" w:name="caption"/>
+    <w:lsdException w:unhideWhenUsed="0" w:uiPriority="0" w:semiHidden="0" w:name="table of figures"/>
+    <w:lsdException w:unhideWhenUsed="0" w:uiPriority="0" w:semiHidden="0" w:name="envelope address"/>
+    <w:lsdException w:unhideWhenUsed="0" w:uiPriority="0" w:semiHidden="0" w:name="envelope return"/>
+    <w:lsdException w:unhideWhenUsed="0" w:uiPriority="0" w:semiHidden="0" w:name="footnote reference"/>
+    <w:lsdException w:unhideWhenUsed="0" w:uiPriority="0" w:semiHidden="0" w:name="annotation reference"/>
+    <w:lsdException w:unhideWhenUsed="0" w:uiPriority="0" w:semiHidden="0" w:name="line number"/>
+    <w:lsdException w:unhideWhenUsed="0" w:uiPriority="0" w:semiHidden="0" w:name="page number"/>
+    <w:lsdException w:unhideWhenUsed="0" w:uiPriority="0" w:semiHidden="0" w:name="endnote reference"/>
+    <w:lsdException w:unhideWhenUsed="0" w:uiPriority="0" w:semiHidden="0" w:name="endnote text"/>
+    <w:lsdException w:unhideWhenUsed="0" w:uiPriority="0" w:semiHidden="0" w:name="table of authorities"/>
+    <w:lsdException w:unhideWhenUsed="0" w:uiPriority="0" w:semiHidden="0" w:name="macro"/>
+    <w:lsdException w:unhideWhenUsed="0" w:uiPriority="0" w:semiHidden="0" w:name="toa heading"/>
+    <w:lsdException w:unhideWhenUsed="0" w:uiPriority="0" w:semiHidden="0" w:name="List"/>
+    <w:lsdException w:unhideWhenUsed="0" w:uiPriority="0" w:semiHidden="0" w:name="List Bullet"/>
+    <w:lsdException w:unhideWhenUsed="0" w:uiPriority="0" w:semiHidden="0" w:name="List Number"/>
+    <w:lsdException w:unhideWhenUsed="0" w:uiPriority="0" w:semiHidden="0" w:name="List 2"/>
+    <w:lsdException w:unhideWhenUsed="0" w:uiPriority="0" w:semiHidden="0" w:name="List 3"/>
+    <w:lsdException w:unhideWhenUsed="0" w:uiPriority="0" w:semiHidden="0" w:name="List 4"/>
+    <w:lsdException w:unhideWhenUsed="0" w:uiPriority="0" w:semiHidden="0" w:name="List 5"/>
+    <w:lsdException w:unhideWhenUsed="0" w:uiPriority="0" w:semiHidden="0" w:name="List Bullet 2"/>
+    <w:lsdException w:unhideWhenUsed="0" w:uiPriority="0" w:semiHidden="0" w:name="List Bullet 3"/>
+    <w:lsdException w:unhideWhenUsed="0" w:uiPriority="0" w:semiHidden="0" w:name="List Bullet 4"/>
+    <w:lsdException w:unhideWhenUsed="0" w:uiPriority="0" w:semiHidden="0" w:name="List Bullet 5"/>
+    <w:lsdException w:unhideWhenUsed="0" w:uiPriority="0" w:semiHidden="0" w:name="List Number 2"/>
+    <w:lsdException w:unhideWhenUsed="0" w:uiPriority="0" w:semiHidden="0" w:name="List Number 3"/>
+    <w:lsdException w:unhideWhenUsed="0" w:uiPriority="0" w:semiHidden="0" w:name="List Number 4"/>
+    <w:lsdException w:unhideWhenUsed="0" w:uiPriority="0" w:semiHidden="0" w:name="List Number 5"/>
+    <w:lsdException w:qFormat="1" w:unhideWhenUsed="0" w:uiPriority="0" w:semiHidden="0" w:name="Title"/>
+    <w:lsdException w:unhideWhenUsed="0" w:uiPriority="0" w:semiHidden="0" w:name="Closing"/>
+    <w:lsdException w:unhideWhenUsed="0" w:uiPriority="0" w:semiHidden="0" w:name="Signature"/>
+    <w:lsdException w:qFormat="1" w:unhideWhenUsed="0" w:uiPriority="0" w:name="Default Paragraph Font"/>
+    <w:lsdException w:qFormat="1" w:unhideWhenUsed="0" w:uiPriority="0" w:name="Body Text"/>
+    <w:lsdException w:unhideWhenUsed="0" w:uiPriority="0" w:semiHidden="0" w:name="Body Text Indent"/>
+    <w:lsdException w:unhideWhenUsed="0" w:uiPriority="0" w:semiHidden="0" w:name="List Continue"/>
+    <w:lsdException w:unhideWhenUsed="0" w:uiPriority="0" w:semiHidden="0" w:name="List Continue 2"/>
+    <w:lsdException w:unhideWhenUsed="0" w:uiPriority="0" w:semiHidden="0" w:name="List Continue 3"/>
+    <w:lsdException w:unhideWhenUsed="0" w:uiPriority="0" w:semiHidden="0" w:name="List Continue 4"/>
+    <w:lsdException w:unhideWhenUsed="0" w:uiPriority="0" w:semiHidden="0" w:name="List Continue 5"/>
+    <w:lsdException w:unhideWhenUsed="0" w:uiPriority="0" w:semiHidden="0" w:name="Message Header"/>
+    <w:lsdException w:qFormat="1" w:unhideWhenUsed="0" w:uiPriority="0" w:semiHidden="0" w:name="Subtitle"/>
+    <w:lsdException w:unhideWhenUsed="0" w:uiPriority="0" w:semiHidden="0" w:name="Salutation"/>
+    <w:lsdException w:unhideWhenUsed="0" w:uiPriority="0" w:semiHidden="0" w:name="Date"/>
+    <w:lsdException w:unhideWhenUsed="0" w:uiPriority="0" w:semiHidden="0" w:name="Body Text First Indent"/>
+    <w:lsdException w:unhideWhenUsed="0" w:uiPriority="0" w:semiHidden="0" w:name="Body Text First Indent 2"/>
+    <w:lsdException w:uiPriority="99" w:name="Note Heading"/>
+    <w:lsdException w:unhideWhenUsed="0" w:uiPriority="0" w:semiHidden="0" w:name="Body Text 2"/>
+    <w:lsdException w:unhideWhenUsed="0" w:uiPriority="0" w:semiHidden="0" w:name="Body Text 3"/>
+    <w:lsdException w:unhideWhenUsed="0" w:uiPriority="0" w:semiHidden="0" w:name="Body Text Indent 2"/>
+    <w:lsdException w:unhideWhenUsed="0" w:uiPriority="0" w:semiHidden="0" w:name="Body Text Indent 3"/>
+    <w:lsdException w:unhideWhenUsed="0" w:uiPriority="0" w:semiHidden="0" w:name="Block Text"/>
+    <w:lsdException w:unhideWhenUsed="0" w:uiPriority="0" w:semiHidden="0" w:name="Hyperlink"/>
+    <w:lsdException w:unhideWhenUsed="0" w:uiPriority="0" w:semiHidden="0" w:name="FollowedHyperlink"/>
+    <w:lsdException w:qFormat="1" w:unhideWhenUsed="0" w:uiPriority="0" w:semiHidden="0" w:name="Strong"/>
+    <w:lsdException w:qFormat="1" w:unhideWhenUsed="0" w:uiPriority="0" w:semiHidden="0" w:name="Emphasis"/>
+    <w:lsdException w:unhideWhenUsed="0" w:uiPriority="0" w:semiHidden="0" w:name="Document Map"/>
+    <w:lsdException w:unhideWhenUsed="0" w:uiPriority="0" w:semiHidden="0" w:name="Plain Text"/>
+    <w:lsdException w:unhideWhenUsed="0" w:uiPriority="0" w:semiHidden="0" w:name="E-mail Signature"/>
+    <w:lsdException w:qFormat="1" w:unhideWhenUsed="0" w:uiPriority="0" w:semiHidden="0" w:name="Normal (Web)"/>
+    <w:lsdException w:unhideWhenUsed="0" w:uiPriority="0" w:semiHidden="0" w:name="HTML Acronym"/>
+    <w:lsdException w:unhideWhenUsed="0" w:uiPriority="0" w:semiHidden="0" w:name="HTML Address"/>
+    <w:lsdException w:unhideWhenUsed="0" w:uiPriority="0" w:semiHidden="0" w:name="HTML Cite"/>
+    <w:lsdException w:unhideWhenUsed="0" w:uiPriority="0" w:semiHidden="0" w:name="HTML Code"/>
+    <w:lsdException w:unhideWhenUsed="0" w:uiPriority="0" w:semiHidden="0" w:name="HTML Definition"/>
+    <w:lsdException w:unhideWhenUsed="0" w:uiPriority="0" w:semiHidden="0" w:name="HTML Keyboard"/>
+    <w:lsdException w:unhideWhenUsed="0" w:uiPriority="0" w:semiHidden="0" w:name="HTML Preformatted"/>
+    <w:lsdException w:unhideWhenUsed="0" w:uiPriority="0" w:semiHidden="0" w:name="HTML Sample"/>
+    <w:lsdException w:unhideWhenUsed="0" w:uiPriority="0" w:semiHidden="0" w:name="HTML Typewriter"/>
+    <w:lsdException w:unhideWhenUsed="0" w:uiPriority="0" w:semiHidden="0" w:name="HTML Variable"/>
+    <w:lsdException w:qFormat="1" w:unhideWhenUsed="0" w:uiPriority="0" w:name="Normal Table"/>
+    <w:lsdException w:unhideWhenUsed="0" w:uiPriority="0" w:semiHidden="0" w:name="annotation subject"/>
+    <w:lsdException w:unhideWhenUsed="0" w:uiPriority="0" w:semiHidden="0" w:name="Table Simple 1"/>
+    <w:lsdException w:unhideWhenUsed="0" w:uiPriority="0" w:semiHidden="0" w:name="Table Simple 2"/>
+    <w:lsdException w:unhideWhenUsed="0" w:uiPriority="0" w:semiHidden="0" w:name="Table Simple 3"/>
+    <w:lsdException w:unhideWhenUsed="0" w:uiPriority="0" w:semiHidden="0" w:name="Table Classic 1"/>
+    <w:lsdException w:unhideWhenUsed="0" w:uiPriority="0" w:semiHidden="0" w:name="Table Classic 2"/>
+    <w:lsdException w:unhideWhenUsed="0" w:uiPriority="0" w:semiHidden="0" w:name="Table Classic 3"/>
+    <w:lsdException w:unhideWhenUsed="0" w:uiPriority="0" w:semiHidden="0" w:name="Table Classic 4"/>
+    <w:lsdException w:unhideWhenUsed="0" w:uiPriority="0" w:semiHidden="0" w:name="Table Colorful 1"/>
+    <w:lsdException w:unhideWhenUsed="0" w:uiPriority="0" w:semiHidden="0" w:name="Table Colorful 2"/>
+    <w:lsdException w:unhideWhenUsed="0" w:uiPriority="0" w:semiHidden="0" w:name="Table Colorful 3"/>
+    <w:lsdException w:unhideWhenUsed="0" w:uiPriority="0" w:semiHidden="0" w:name="Table Columns 1"/>
+    <w:lsdException w:unhideWhenUsed="0" w:uiPriority="0" w:semiHidden="0" w:name="Table Columns 2"/>
+    <w:lsdException w:unhideWhenUsed="0" w:uiPriority="0" w:semiHidden="0" w:name="Table Columns 3"/>
+    <w:lsdException w:unhideWhenUsed="0" w:uiPriority="0" w:semiHidden="0" w:name="Table Columns 4"/>
+    <w:lsdException w:unhideWhenUsed="0" w:uiPriority="0" w:semiHidden="0" w:name="Table Columns 5"/>
+    <w:lsdException w:unhideWhenUsed="0" w:uiPriority="0" w:semiHidden="0" w:name="Table Grid 1"/>
+    <w:lsdException w:unhideWhenUsed="0" w:uiPriority="0" w:semiHidden="0" w:name="Table Grid 2"/>
+    <w:lsdException w:unhideWhenUsed="0" w:uiPriority="0" w:semiHidden="0" w:name="Table Grid 3"/>
+    <w:lsdException w:unhideWhenUsed="0" w:uiPriority="0" w:semiHidden="0" w:name="Table Grid 4"/>
+    <w:lsdException w:unhideWhenUsed="0" w:uiPriority="0" w:semiHidden="0" w:name="Table Grid 5"/>
+    <w:lsdException w:unhideWhenUsed="0" w:uiPriority="0" w:semiHidden="0" w:name="Table Grid 6"/>
+    <w:lsdException w:unhideWhenUsed="0" w:uiPriority="0" w:semiHidden="0" w:name="Table Grid 7"/>
+    <w:lsdException w:unhideWhenUsed="0" w:uiPriority="0" w:semiHidden="0" w:name="Table Grid 8"/>
+    <w:lsdException w:unhideWhenUsed="0" w:uiPriority="0" w:semiHidden="0" w:name="Table List 1"/>
+    <w:lsdException w:unhideWhenUsed="0" w:uiPriority="0" w:semiHidden="0" w:name="Table List 2"/>
+    <w:lsdException w:unhideWhenUsed="0" w:uiPriority="0" w:semiHidden="0" w:name="Table List 3"/>
+    <w:lsdException w:unhideWhenUsed="0" w:uiPriority="0" w:semiHidden="0" w:name="Table List 4"/>
+    <w:lsdException w:unhideWhenUsed="0" w:uiPriority="0" w:semiHidden="0" w:name="Table List 5"/>
+    <w:lsdException w:unhideWhenUsed="0" w:uiPriority="0" w:semiHidden="0" w:name="Table List 6"/>
+    <w:lsdException w:unhideWhenUsed="0" w:uiPriority="0" w:semiHidden="0" w:name="Table List 7"/>
+    <w:lsdException w:unhideWhenUsed="0" w:uiPriority="0" w:semiHidden="0" w:name="Table List 8"/>
+    <w:lsdException w:unhideWhenUsed="0" w:uiPriority="0" w:semiHidden="0" w:name="Table 3D effects 1"/>
+    <w:lsdException w:unhideWhenUsed="0" w:uiPriority="0" w:semiHidden="0" w:name="Table 3D effects 2"/>
+    <w:lsdException w:unhideWhenUsed="0" w:uiPriority="0" w:semiHidden="0" w:name="Table 3D effects 3"/>
+    <w:lsdException w:unhideWhenUsed="0" w:uiPriority="0" w:semiHidden="0" w:name="Table Contemporary"/>
+    <w:lsdException w:unhideWhenUsed="0" w:uiPriority="0" w:semiHidden="0" w:name="Table Elegant"/>
+    <w:lsdException w:unhideWhenUsed="0" w:uiPriority="0" w:semiHidden="0" w:name="Table Professional"/>
+    <w:lsdException w:unhideWhenUsed="0" w:uiPriority="0" w:semiHidden="0" w:name="Table Subtle 1"/>
+    <w:lsdException w:unhideWhenUsed="0" w:uiPriority="0" w:semiHidden="0" w:name="Table Subtle 2"/>
+    <w:lsdException w:unhideWhenUsed="0" w:uiPriority="0" w:semiHidden="0" w:name="Table Web 1"/>
+    <w:lsdException w:unhideWhenUsed="0" w:uiPriority="0" w:semiHidden="0" w:name="Table Web 2"/>
+    <w:lsdException w:unhideWhenUsed="0" w:uiPriority="0" w:semiHidden="0" w:name="Table Web 3"/>
+    <w:lsdException w:unhideWhenUsed="0" w:uiPriority="0" w:semiHidden="0" w:name="Balloon Text"/>
+    <w:lsdException w:qFormat="1" w:unhideWhenUsed="0" w:uiPriority="0" w:semiHidden="0" w:name="Table Grid"/>
+    <w:lsdException w:unhideWhenUsed="0" w:uiPriority="0" w:semiHidden="0" w:name="Table Theme"/>
+    <w:lsdException w:unhideWhenUsed="0" w:uiPriority="60" w:semiHidden="0" w:name="Light Shading"/>
+    <w:lsdException w:unhideWhenUsed="0" w:uiPriority="61" w:semiHidden="0" w:name="Light List"/>
+    <w:lsdException w:unhideWhenUsed="0" w:uiPriority="62" w:semiHidden="0" w:name="Light Grid"/>
+    <w:lsdException w:unhideWhenUsed="0" w:uiPriority="63" w:semiHidden="0" w:name="Medium Shading 1"/>
+    <w:lsdException w:unhideWhenUsed="0" w:uiPriority="64" w:semiHidden="0" w:name="Medium Shading 2"/>
+    <w:lsdException w:unhideWhenUsed="0" w:uiPriority="65" w:semiHidden="0" w:name="Medium List 1"/>
+    <w:lsdException w:unhideWhenUsed="0" w:uiPriority="66" w:semiHidden="0" w:name="Medium List 2"/>
+    <w:lsdException w:unhideWhenUsed="0" w:uiPriority="67" w:semiHidden="0" w:name="Medium Grid 1"/>
+    <w:lsdException w:unhideWhenUsed="0" w:uiPriority="68" w:semiHidden="0" w:name="Medium Grid 2"/>
+    <w:lsdException w:unhideWhenUsed="0" w:uiPriority="69" w:semiHidden="0" w:name="Medium Grid 3"/>
+    <w:lsdException w:unhideWhenUsed="0" w:uiPriority="70" w:semiHidden="0" w:name="Dark List"/>
+    <w:lsdException w:unhideWhenUsed="0" w:uiPriority="71" w:semiHidden="0" w:name="Colorful Shading"/>
+    <w:lsdException w:unhideWhenUsed="0" w:uiPriority="72" w:semiHidden="0" w:name="Colorful List"/>
+    <w:lsdException w:unhideWhenUsed="0" w:uiPriority="73" w:semiHidden="0" w:name="Colorful Grid"/>
+    <w:lsdException w:unhideWhenUsed="0" w:uiPriority="60" w:semiHidden="0" w:name="Light Shading Accent 1"/>
+    <w:lsdException w:unhideWhenUsed="0" w:uiPriority="61" w:semiHidden="0" w:name="Light List Accent 1"/>
+    <w:lsdException w:unhideWhenUsed="0" w:uiPriority="62" w:semiHidden="0" w:name="Light Grid Accent 1"/>
+    <w:lsdException w:unhideWhenUsed="0" w:uiPriority="63" w:semiHidden="0" w:name="Medium Shading 1 Accent 1"/>
+    <w:lsdException w:unhideWhenUsed="0" w:uiPriority="64" w:semiHidden="0" w:name="Medium Shading 2 Accent 1"/>
+    <w:lsdException w:unhideWhenUsed="0" w:uiPriority="65" w:semiHidden="0" w:name="Medium List 1 Accent 1"/>
+    <w:lsdException w:unhideWhenUsed="0" w:uiPriority="66" w:semiHidden="0" w:name="Medium List 2 Accent 1"/>
+    <w:lsdException w:unhideWhenUsed="0" w:uiPriority="67" w:semiHidden="0" w:name="Medium Grid 1 Accent 1"/>
+    <w:lsdException w:unhideWhenUsed="0" w:uiPriority="68" w:semiHidden="0" w:name="Medium Grid 2 Accent 1"/>
+    <w:lsdException w:unhideWhenUsed="0" w:uiPriority="69" w:semiHidden="0" w:name="Medium Grid 3 Accent 1"/>
+    <w:lsdException w:unhideWhenUsed="0" w:uiPriority="70" w:semiHidden="0" w:name="Dark List Accent 1"/>
+    <w:lsdException w:unhideWhenUsed="0" w:uiPriority="71" w:semiHidden="0" w:name="Colorful Shading Accent 1"/>
+    <w:lsdException w:unhideWhenUsed="0" w:uiPriority="72" w:semiHidden="0" w:name="Colorful List Accent 1"/>
+    <w:lsdException w:unhideWhenUsed="0" w:uiPriority="73" w:semiHidden="0" w:name="Colorful Grid Accent 1"/>
+    <w:lsdException w:unhideWhenUsed="0" w:uiPriority="60" w:semiHidden="0" w:name="Light Shading Accent 2"/>
+    <w:lsdException w:unhideWhenUsed="0" w:uiPriority="61" w:semiHidden="0" w:name="Light List Accent 2"/>
+    <w:lsdException w:unhideWhenUsed="0" w:uiPriority="62" w:semiHidden="0" w:name="Light Grid Accent 2"/>
+    <w:lsdException w:unhideWhenUsed="0" w:uiPriority="63" w:semiHidden="0" w:name="Medium Shading 1 Accent 2"/>
+    <w:lsdException w:unhideWhenUsed="0" w:uiPriority="64" w:semiHidden="0" w:name="Medium Shading 2 Accent 2"/>
+    <w:lsdException w:unhideWhenUsed="0" w:uiPriority="65" w:semiHidden="0" w:name="Medium List 1 Accent 2"/>
+    <w:lsdException w:unhideWhenUsed="0" w:uiPriority="66" w:semiHidden="0" w:name="Medium List 2 Accent 2"/>
+    <w:lsdException w:unhideWhenUsed="0" w:uiPriority="67" w:semiHidden="0" w:name="Medium Grid 1 Accent 2"/>
+    <w:lsdException w:unhideWhenUsed="0" w:uiPriority="68" w:semiHidden="0" w:name="Medium Grid 2 Accent 2"/>
+    <w:lsdException w:unhideWhenUsed="0" w:uiPriority="69" w:semiHidden="0" w:name="Medium Grid 3 Accent 2"/>
+    <w:lsdException w:unhideWhenUsed="0" w:uiPriority="70" w:semiHidden="0" w:name="Dark List Accent 2"/>
+    <w:lsdException w:unhideWhenUsed="0" w:uiPriority="71" w:semiHidden="0" w:name="Colorful Shading Accent 2"/>
+    <w:lsdException w:unhideWhenUsed="0" w:uiPriority="72" w:semiHidden="0" w:name="Colorful List Accent 2"/>
+    <w:lsdException w:unhideWhenUsed="0" w:uiPriority="73" w:semiHidden="0" w:name="Colorful Grid Accent 2"/>
+    <w:lsdException w:unhideWhenUsed="0" w:uiPriority="60" w:semiHidden="0" w:name="Light Shading Accent 3"/>
+    <w:lsdException w:unhideWhenUsed="0" w:uiPriority="61" w:semiHidden="0" w:name="Light List Accent 3"/>
+    <w:lsdException w:unhideWhenUsed="0" w:uiPriority="62" w:semiHidden="0" w:name="Light Grid Accent 3"/>
+    <w:lsdException w:unhideWhenUsed="0" w:uiPriority="63" w:semiHidden="0" w:name="Medium Shading 1 Accent 3"/>
+    <w:lsdException w:unhideWhenUsed="0" w:uiPriority="64" w:semiHidden="0" w:name="Medium Shading 2 Accent 3"/>
+    <w:lsdException w:unhideWhenUsed="0" w:uiPriority="65" w:semiHidden="0" w:name="Medium List 1 Accent 3"/>
+    <w:lsdException w:unhideWhenUsed="0" w:uiPriority="66" w:semiHidden="0" w:name="Medium List 2 Accent 3"/>
+    <w:lsdException w:unhideWhenUsed="0" w:uiPriority="67" w:semiHidden="0" w:name="Medium Grid 1 Accent 3"/>
+    <w:lsdException w:unhideWhenUsed="0" w:uiPriority="68" w:semiHidden="0" w:name="Medium Grid 2 Accent 3"/>
+    <w:lsdException w:unhideWhenUsed="0" w:uiPriority="69" w:semiHidden="0" w:name="Medium Grid 3 Accent 3"/>
+    <w:lsdException w:unhideWhenUsed="0" w:uiPriority="70" w:semiHidden="0" w:name="Dark List Accent 3"/>
+    <w:lsdException w:unhideWhenUsed="0" w:uiPriority="71" w:semiHidden="0" w:name="Colorful Shading Accent 3"/>
+    <w:lsdException w:unhideWhenUsed="0" w:uiPriority="72" w:semiHidden="0" w:name="Colorful List Accent 3"/>
+    <w:lsdException w:unhideWhenUsed="0" w:uiPriority="73" w:semiHidden="0" w:name="Colorful Grid Accent 3"/>
+    <w:lsdException w:unhideWhenUsed="0" w:uiPriority="60" w:semiHidden="0" w:name="Light Shading Accent 4"/>
+    <w:lsdException w:unhideWhenUsed="0" w:uiPriority="61" w:semiHidden="0" w:name="Light List Accent 4"/>
+    <w:lsdException w:unhideWhenUsed="0" w:uiPriority="62" w:semiHidden="0" w:name="Light Grid Accent 4"/>
+    <w:lsdException w:unhideWhenUsed="0" w:uiPriority="63" w:semiHidden="0" w:name="Medium Shading 1 Accent 4"/>
+    <w:lsdException w:unhideWhenUsed="0" w:uiPriority="64" w:semiHidden="0" w:name="Medium Shading 2 Accent 4"/>
+    <w:lsdException w:unhideWhenUsed="0" w:uiPriority="65" w:semiHidden="0" w:name="Medium List 1 Accent 4"/>
+    <w:lsdException w:unhideWhenUsed="0" w:uiPriority="66" w:semiHidden="0" w:name="Medium List 2 Accent 4"/>
+    <w:lsdException w:unhideWhenUsed="0" w:uiPriority="67" w:semiHidden="0" w:name="Medium Grid 1 Accent 4"/>
+    <w:lsdException w:unhideWhenUsed="0" w:uiPriority="68" w:semiHidden="0" w:name="Medium Grid 2 Accent 4"/>
+    <w:lsdException w:unhideWhenUsed="0" w:uiPriority="69" w:semiHidden="0" w:name="Medium Grid 3 Accent 4"/>
+    <w:lsdException w:unhideWhenUsed="0" w:uiPriority="70" w:semiHidden="0" w:name="Dark List Accent 4"/>
+    <w:lsdException w:unhideWhenUsed="0" w:uiPriority="71" w:semiHidden="0" w:name="Colorful Shading Accent 4"/>
+    <w:lsdException w:unhideWhenUsed="0" w:uiPriority="72" w:semiHidden="0" w:name="Colorful List Accent 4"/>
+    <w:lsdException w:unhideWhenUsed="0" w:uiPriority="73" w:semiHidden="0" w:name="Colorful Grid Accent 4"/>
+    <w:lsdException w:unhideWhenUsed="0" w:uiPriority="60" w:semiHidden="0" w:name="Light Shading Accent 5"/>
+    <w:lsdException w:unhideWhenUsed="0" w:uiPriority="61" w:semiHidden="0" w:name="Light List Accent 5"/>
+    <w:lsdException w:unhideWhenUsed="0" w:uiPriority="62" w:semiHidden="0" w:name="Light Grid Accent 5"/>
+    <w:lsdException w:unhideWhenUsed="0" w:uiPriority="63" w:semiHidden="0" w:name="Medium Shading 1 Accent 5"/>
+    <w:lsdException w:unhideWhenUsed="0" w:uiPriority="64" w:semiHidden="0" w:name="Medium Shading 2 Accent 5"/>
+    <w:lsdException w:unhideWhenUsed="0" w:uiPriority="65" w:semiHidden="0" w:name="Medium List 1 Accent 5"/>
+    <w:lsdException w:unhideWhenUsed="0" w:uiPriority="66" w:semiHidden="0" w:name="Medium List 2 Accent 5"/>
+    <w:lsdException w:unhideWhenUsed="0" w:uiPriority="67" w:semiHidden="0" w:name="Medium Grid 1 Accent 5"/>
+    <w:lsdException w:unhideWhenUsed="0" w:uiPriority="68" w:semiHidden="0" w:name="Medium Grid 2 Accent 5"/>
+    <w:lsdException w:unhideWhenUsed="0" w:uiPriority="69" w:semiHidden="0" w:name="Medium Grid 3 Accent 5"/>
+    <w:lsdException w:unhideWhenUsed="0" w:uiPriority="70" w:semiHidden="0" w:name="Dark List Accent 5"/>
+    <w:lsdException w:unhideWhenUsed="0" w:uiPriority="71" w:semiHidden="0" w:name="Colorful Shading Accent 5"/>
+    <w:lsdException w:unhideWhenUsed="0" w:uiPriority="72" w:semiHidden="0" w:name="Colorful List Accent 5"/>
+    <w:lsdException w:unhideWhenUsed="0" w:uiPriority="73" w:semiHidden="0" w:name="Colorful Grid Accent 5"/>
+    <w:lsdException w:unhideWhenUsed="0" w:uiPriority="60" w:semiHidden="0" w:name="Light Shading Accent 6"/>
+    <w:lsdException w:unhideWhenUsed="0" w:uiPriority="61" w:semiHidden="0" w:name="Light List Accent 6"/>
+    <w:lsdException w:unhideWhenUsed="0" w:uiPriority="62" w:semiHidden="0" w:name="Light Grid Accent 6"/>
+    <w:lsdException w:unhideWhenUsed="0" w:uiPriority="63" w:semiHidden="0" w:name="Medium Shading 1 Accent 6"/>
+    <w:lsdException w:unhideWhenUsed="0" w:uiPriority="64" w:semiHidden="0" w:name="Medium Shading 2 Accent 6"/>
+    <w:lsdException w:unhideWhenUsed="0" w:uiPriority="65" w:semiHidden="0" w:name="Medium List 1 Accent 6"/>
+    <w:lsdException w:unhideWhenUsed="0" w:uiPriority="66" w:semiHidden="0" w:name="Medium List 2 Accent 6"/>
+    <w:lsdException w:unhideWhenUsed="0" w:uiPriority="67" w:semiHidden="0" w:name="Medium Grid 1 Accent 6"/>
+    <w:lsdException w:unhideWhenUsed="0" w:uiPriority="68" w:semiHidden="0" w:name="Medium Grid 2 Accent 6"/>
+    <w:lsdException w:unhideWhenUsed="0" w:uiPriority="69" w:semiHidden="0" w:name="Medium Grid 3 Accent 6"/>
+    <w:lsdException w:unhideWhenUsed="0" w:uiPriority="70" w:semiHidden="0" w:name="Dark List Accent 6"/>
+    <w:lsdException w:unhideWhenUsed="0" w:uiPriority="71" w:semiHidden="0" w:name="Colorful Shading Accent 6"/>
+    <w:lsdException w:unhideWhenUsed="0" w:uiPriority="72" w:semiHidden="0" w:name="Colorful List Accent 6"/>
+    <w:lsdException w:unhideWhenUsed="0" w:uiPriority="73" w:semiHidden="0" w:name="Colorful Grid Accent 6"/>
   </w:latentStyles>
-  <w:style w:type="paragraph" w:default="1" w:styleId="Normal">
+  <w:style w:type="paragraph" w:default="1" w:styleId="1">
     <w:name w:val="Normal"/>
     <w:qFormat/>
+    <w:uiPriority w:val="0"/>
     <w:pPr>
       <w:kinsoku w:val="0"/>
       <w:autoSpaceDE w:val="0"/>
@@ -7232,7 +7500,7 @@
       <w:textAlignment w:val="baseline"/>
     </w:pPr>
     <w:rPr>
-      <w:rFonts w:ascii="Arial" w:eastAsia="宋体" w:hAnsi="Arial" w:cs="Arial"/>
+      <w:rFonts w:ascii="Arial" w:hAnsi="Arial" w:eastAsia="宋体" w:cs="Arial"/>
       <w:snapToGrid w:val="0"/>
       <w:color w:val="000000"/>
       <w:kern w:val="0"/>
@@ -7241,11 +7509,12 @@
       <w:lang w:val="en-US" w:eastAsia="en-US" w:bidi="ar-SA"/>
     </w:rPr>
   </w:style>
-  <w:style w:type="paragraph" w:styleId="Heading1">
+  <w:style w:type="paragraph" w:styleId="2">
     <w:name w:val="heading 1"/>
-    <w:basedOn w:val="Normal"/>
-    <w:next w:val="Normal"/>
+    <w:basedOn w:val="1"/>
+    <w:next w:val="1"/>
     <w:qFormat/>
+    <w:uiPriority w:val="0"/>
     <w:pPr>
       <w:keepNext/>
       <w:keepLines/>
@@ -7263,12 +7532,13 @@
       <w:sz w:val="44"/>
     </w:rPr>
   </w:style>
-  <w:style w:type="paragraph" w:styleId="Heading2">
+  <w:style w:type="paragraph" w:styleId="3">
     <w:name w:val="heading 2"/>
-    <w:basedOn w:val="Normal"/>
-    <w:next w:val="Normal"/>
+    <w:basedOn w:val="1"/>
+    <w:next w:val="1"/>
     <w:unhideWhenUsed/>
     <w:qFormat/>
+    <w:uiPriority w:val="0"/>
     <w:pPr>
       <w:keepNext/>
       <w:keepLines/>
@@ -7281,18 +7551,19 @@
       <w:outlineLvl w:val="1"/>
     </w:pPr>
     <w:rPr>
-      <w:rFonts w:ascii="Arial" w:eastAsia="黑体" w:hAnsi="Arial"/>
+      <w:rFonts w:ascii="Arial" w:hAnsi="Arial" w:eastAsia="黑体"/>
       <w:b/>
       <w:sz w:val="32"/>
     </w:rPr>
   </w:style>
-  <w:style w:type="paragraph" w:styleId="Heading3">
+  <w:style w:type="paragraph" w:styleId="4">
     <w:name w:val="heading 3"/>
-    <w:basedOn w:val="Normal"/>
-    <w:next w:val="Normal"/>
+    <w:basedOn w:val="1"/>
+    <w:next w:val="1"/>
     <w:semiHidden/>
     <w:unhideWhenUsed/>
     <w:qFormat/>
+    <w:uiPriority w:val="0"/>
     <w:pPr>
       <w:keepNext/>
       <w:keepLines/>
@@ -7309,12 +7580,13 @@
       <w:sz w:val="32"/>
     </w:rPr>
   </w:style>
-  <w:style w:type="paragraph" w:styleId="Heading4">
+  <w:style w:type="paragraph" w:styleId="5">
     <w:name w:val="heading 4"/>
-    <w:basedOn w:val="Normal"/>
-    <w:next w:val="Normal"/>
+    <w:basedOn w:val="1"/>
+    <w:next w:val="1"/>
     <w:unhideWhenUsed/>
     <w:qFormat/>
+    <w:uiPriority w:val="0"/>
     <w:pPr>
       <w:keepNext/>
       <w:keepLines/>
@@ -7327,18 +7599,19 @@
       <w:outlineLvl w:val="3"/>
     </w:pPr>
     <w:rPr>
-      <w:rFonts w:ascii="Arial" w:eastAsia="黑体" w:hAnsi="Arial"/>
+      <w:rFonts w:ascii="Arial" w:hAnsi="Arial" w:eastAsia="黑体"/>
       <w:b/>
       <w:sz w:val="28"/>
     </w:rPr>
   </w:style>
-  <w:style w:type="paragraph" w:styleId="Heading5">
+  <w:style w:type="paragraph" w:styleId="6">
     <w:name w:val="heading 5"/>
-    <w:basedOn w:val="Normal"/>
-    <w:next w:val="Normal"/>
+    <w:basedOn w:val="1"/>
+    <w:next w:val="1"/>
     <w:semiHidden/>
     <w:unhideWhenUsed/>
     <w:qFormat/>
+    <w:uiPriority w:val="0"/>
     <w:pPr>
       <w:keepNext/>
       <w:keepLines/>
@@ -7355,13 +7628,14 @@
       <w:sz w:val="28"/>
     </w:rPr>
   </w:style>
-  <w:style w:type="paragraph" w:styleId="Heading6">
+  <w:style w:type="paragraph" w:styleId="7">
     <w:name w:val="heading 6"/>
-    <w:basedOn w:val="Normal"/>
-    <w:next w:val="Normal"/>
+    <w:basedOn w:val="1"/>
+    <w:next w:val="1"/>
     <w:semiHidden/>
     <w:unhideWhenUsed/>
     <w:qFormat/>
+    <w:uiPriority w:val="0"/>
     <w:pPr>
       <w:keepNext/>
       <w:keepLines/>
@@ -7374,18 +7648,19 @@
       <w:outlineLvl w:val="5"/>
     </w:pPr>
     <w:rPr>
-      <w:rFonts w:ascii="Arial" w:eastAsia="黑体" w:hAnsi="Arial"/>
+      <w:rFonts w:ascii="Arial" w:hAnsi="Arial" w:eastAsia="黑体"/>
       <w:b/>
       <w:sz w:val="24"/>
     </w:rPr>
   </w:style>
-  <w:style w:type="paragraph" w:styleId="Heading7">
+  <w:style w:type="paragraph" w:styleId="8">
     <w:name w:val="heading 7"/>
-    <w:basedOn w:val="Normal"/>
-    <w:next w:val="Normal"/>
+    <w:basedOn w:val="1"/>
+    <w:next w:val="1"/>
     <w:semiHidden/>
     <w:unhideWhenUsed/>
     <w:qFormat/>
+    <w:uiPriority w:val="0"/>
     <w:pPr>
       <w:keepNext/>
       <w:keepLines/>
@@ -7402,13 +7677,14 @@
       <w:sz w:val="24"/>
     </w:rPr>
   </w:style>
-  <w:style w:type="paragraph" w:styleId="Heading8">
+  <w:style w:type="paragraph" w:styleId="9">
     <w:name w:val="heading 8"/>
-    <w:basedOn w:val="Normal"/>
-    <w:next w:val="Normal"/>
+    <w:basedOn w:val="1"/>
+    <w:next w:val="1"/>
     <w:semiHidden/>
     <w:unhideWhenUsed/>
     <w:qFormat/>
+    <w:uiPriority w:val="0"/>
     <w:pPr>
       <w:keepNext/>
       <w:keepLines/>
@@ -7421,17 +7697,18 @@
       <w:outlineLvl w:val="7"/>
     </w:pPr>
     <w:rPr>
-      <w:rFonts w:ascii="Arial" w:eastAsia="黑体" w:hAnsi="Arial"/>
+      <w:rFonts w:ascii="Arial" w:hAnsi="Arial" w:eastAsia="黑体"/>
       <w:sz w:val="24"/>
     </w:rPr>
   </w:style>
-  <w:style w:type="paragraph" w:styleId="Heading9">
+  <w:style w:type="paragraph" w:styleId="10">
     <w:name w:val="heading 9"/>
-    <w:basedOn w:val="Normal"/>
-    <w:next w:val="Normal"/>
+    <w:basedOn w:val="1"/>
+    <w:next w:val="1"/>
     <w:semiHidden/>
     <w:unhideWhenUsed/>
     <w:qFormat/>
+    <w:uiPriority w:val="0"/>
     <w:pPr>
       <w:keepNext/>
       <w:keepLines/>
@@ -7444,19 +7721,21 @@
       <w:outlineLvl w:val="8"/>
     </w:pPr>
     <w:rPr>
-      <w:rFonts w:ascii="Arial" w:eastAsia="黑体" w:hAnsi="Arial"/>
+      <w:rFonts w:ascii="Arial" w:hAnsi="Arial" w:eastAsia="黑体"/>
       <w:sz w:val="21"/>
     </w:rPr>
   </w:style>
-  <w:style w:type="character" w:default="1" w:styleId="DefaultParagraphFont">
+  <w:style w:type="character" w:default="1" w:styleId="22">
     <w:name w:val="Default Paragraph Font"/>
     <w:semiHidden/>
     <w:qFormat/>
+    <w:uiPriority w:val="0"/>
   </w:style>
-  <w:style w:type="table" w:default="1" w:styleId="TableNormal">
+  <w:style w:type="table" w:default="1" w:styleId="20">
     <w:name w:val="Normal Table"/>
     <w:semiHidden/>
     <w:qFormat/>
+    <w:uiPriority w:val="0"/>
     <w:tblPr>
       <w:tblCellMar>
         <w:top w:w="0" w:type="dxa"/>
@@ -7466,39 +7745,43 @@
       </w:tblCellMar>
     </w:tblPr>
   </w:style>
-  <w:style w:type="paragraph" w:styleId="CommentText">
+  <w:style w:type="paragraph" w:styleId="11">
     <w:name w:val="annotation text"/>
-    <w:basedOn w:val="Normal"/>
+    <w:basedOn w:val="1"/>
     <w:qFormat/>
+    <w:uiPriority w:val="0"/>
     <w:pPr>
       <w:jc w:val="left"/>
     </w:pPr>
   </w:style>
-  <w:style w:type="paragraph" w:styleId="BodyText">
+  <w:style w:type="paragraph" w:styleId="12">
     <w:name w:val="Body Text"/>
-    <w:basedOn w:val="Normal"/>
+    <w:basedOn w:val="1"/>
     <w:semiHidden/>
     <w:qFormat/>
+    <w:uiPriority w:val="0"/>
     <w:rPr>
-      <w:rFonts w:ascii="Arial" w:eastAsia="Arial" w:hAnsi="Arial" w:cs="Arial"/>
+      <w:rFonts w:ascii="Arial" w:hAnsi="Arial" w:eastAsia="Arial" w:cs="Arial"/>
       <w:sz w:val="21"/>
       <w:szCs w:val="21"/>
       <w:lang w:val="en-US" w:eastAsia="en-US" w:bidi="ar-SA"/>
     </w:rPr>
   </w:style>
-  <w:style w:type="paragraph" w:styleId="TOC3">
+  <w:style w:type="paragraph" w:styleId="13">
     <w:name w:val="toc 3"/>
-    <w:basedOn w:val="Normal"/>
-    <w:next w:val="Normal"/>
+    <w:basedOn w:val="1"/>
+    <w:next w:val="1"/>
     <w:qFormat/>
+    <w:uiPriority w:val="0"/>
     <w:pPr>
       <w:ind w:left="840" w:leftChars="400"/>
     </w:pPr>
   </w:style>
-  <w:style w:type="paragraph" w:styleId="Footer">
+  <w:style w:type="paragraph" w:styleId="14">
     <w:name w:val="footer"/>
-    <w:basedOn w:val="Normal"/>
+    <w:basedOn w:val="1"/>
     <w:qFormat/>
+    <w:uiPriority w:val="0"/>
     <w:pPr>
       <w:tabs>
         <w:tab w:val="center" w:pos="4153"/>
@@ -7511,16 +7794,17 @@
       <w:sz w:val="18"/>
     </w:rPr>
   </w:style>
-  <w:style w:type="paragraph" w:styleId="Header">
+  <w:style w:type="paragraph" w:styleId="15">
     <w:name w:val="header"/>
-    <w:basedOn w:val="Normal"/>
+    <w:basedOn w:val="1"/>
     <w:qFormat/>
+    <w:uiPriority w:val="0"/>
     <w:pPr>
       <w:pBdr>
-        <w:top w:val="nil"/>
-        <w:left w:val="nil"/>
-        <w:bottom w:val="nil"/>
-        <w:right w:val="nil"/>
+        <w:top w:val="none" w:color="auto" w:sz="0" w:space="0"/>
+        <w:left w:val="none" w:color="auto" w:sz="0" w:space="0"/>
+        <w:bottom w:val="none" w:color="auto" w:sz="0" w:space="0"/>
+        <w:right w:val="none" w:color="auto" w:sz="0" w:space="0"/>
       </w:pBdr>
       <w:tabs>
         <w:tab w:val="center" w:pos="4153"/>
@@ -7535,37 +7819,41 @@
       <w:sz w:val="18"/>
     </w:rPr>
   </w:style>
-  <w:style w:type="paragraph" w:styleId="TOC1">
+  <w:style w:type="paragraph" w:styleId="16">
     <w:name w:val="toc 1"/>
-    <w:basedOn w:val="Normal"/>
-    <w:next w:val="Normal"/>
+    <w:basedOn w:val="1"/>
+    <w:next w:val="1"/>
     <w:qFormat/>
+    <w:uiPriority w:val="0"/>
     <w:rPr>
-      <w:rFonts w:ascii="Arial" w:eastAsia="Microsoft JhengHei" w:hAnsi="Arial"/>
+      <w:rFonts w:ascii="Arial" w:hAnsi="Arial" w:eastAsia="Microsoft JhengHei"/>
       <w:sz w:val="24"/>
     </w:rPr>
   </w:style>
-  <w:style w:type="paragraph" w:styleId="TOC2">
+  <w:style w:type="paragraph" w:styleId="17">
     <w:name w:val="toc 2"/>
-    <w:basedOn w:val="Normal"/>
-    <w:next w:val="Normal"/>
+    <w:basedOn w:val="1"/>
+    <w:next w:val="1"/>
     <w:qFormat/>
+    <w:uiPriority w:val="0"/>
     <w:pPr>
       <w:ind w:left="420" w:leftChars="200"/>
     </w:pPr>
   </w:style>
-  <w:style w:type="paragraph" w:styleId="NormalWeb">
+  <w:style w:type="paragraph" w:styleId="18">
     <w:name w:val="Normal (Web)"/>
-    <w:basedOn w:val="Normal"/>
+    <w:basedOn w:val="1"/>
     <w:qFormat/>
+    <w:uiPriority w:val="0"/>
     <w:rPr>
       <w:sz w:val="24"/>
     </w:rPr>
   </w:style>
-  <w:style w:type="paragraph" w:styleId="Title">
+  <w:style w:type="paragraph" w:styleId="19">
     <w:name w:val="Title"/>
-    <w:basedOn w:val="Normal"/>
+    <w:basedOn w:val="1"/>
     <w:qFormat/>
+    <w:uiPriority w:val="0"/>
     <w:pPr>
       <w:spacing w:before="240" w:beforeLines="0" w:beforeAutospacing="0" w:after="60" w:afterLines="0" w:afterAutospacing="0"/>
       <w:jc w:val="center"/>
@@ -7577,68 +7865,73 @@
       <w:sz w:val="32"/>
     </w:rPr>
   </w:style>
-  <w:style w:type="table" w:styleId="TableGrid">
+  <w:style w:type="table" w:styleId="21">
     <w:name w:val="Table Grid"/>
-    <w:basedOn w:val="TableNormal"/>
+    <w:basedOn w:val="20"/>
     <w:qFormat/>
+    <w:uiPriority w:val="0"/>
     <w:pPr>
       <w:widowControl w:val="0"/>
       <w:jc w:val="both"/>
     </w:pPr>
     <w:tblPr>
       <w:tblBorders>
-        <w:top w:val="single" w:sz="4" w:space="0" w:color="auto"/>
-        <w:left w:val="single" w:sz="4" w:space="0" w:color="auto"/>
-        <w:bottom w:val="single" w:sz="4" w:space="0" w:color="auto"/>
-        <w:right w:val="single" w:sz="4" w:space="0" w:color="auto"/>
-        <w:insideH w:val="single" w:sz="4" w:space="0" w:color="auto"/>
-        <w:insideV w:val="single" w:sz="4" w:space="0" w:color="auto"/>
+        <w:top w:val="single" w:color="auto" w:sz="4" w:space="0"/>
+        <w:left w:val="single" w:color="auto" w:sz="4" w:space="0"/>
+        <w:bottom w:val="single" w:color="auto" w:sz="4" w:space="0"/>
+        <w:right w:val="single" w:color="auto" w:sz="4" w:space="0"/>
+        <w:insideH w:val="single" w:color="auto" w:sz="4" w:space="0"/>
+        <w:insideV w:val="single" w:color="auto" w:sz="4" w:space="0"/>
       </w:tblBorders>
     </w:tblPr>
   </w:style>
-  <w:style w:type="character" w:styleId="Strong">
+  <w:style w:type="character" w:styleId="23">
     <w:name w:val="Strong"/>
-    <w:basedOn w:val="DefaultParagraphFont"/>
+    <w:basedOn w:val="22"/>
     <w:qFormat/>
+    <w:uiPriority w:val="0"/>
     <w:rPr>
       <w:b/>
     </w:rPr>
   </w:style>
-  <w:style w:type="paragraph" w:customStyle="1" w:styleId="a">
+  <w:style w:type="paragraph" w:customStyle="1" w:styleId="24">
     <w:name w:val="柴_公司名"/>
-    <w:basedOn w:val="Title"/>
+    <w:basedOn w:val="19"/>
     <w:qFormat/>
+    <w:uiPriority w:val="0"/>
     <w:pPr>
       <w:spacing w:after="600" w:afterLines="600"/>
     </w:pPr>
     <w:rPr>
-      <w:rFonts w:ascii="宋体" w:eastAsia="宋体" w:hAnsi="宋体" w:cs="宋体" w:hint="eastAsia"/>
+      <w:rFonts w:hint="eastAsia" w:ascii="宋体" w:hAnsi="宋体" w:eastAsia="宋体" w:cs="宋体"/>
       <w:bCs/>
       <w:spacing w:val="-6"/>
       <w:sz w:val="52"/>
       <w:szCs w:val="52"/>
     </w:rPr>
   </w:style>
-  <w:style w:type="paragraph" w:customStyle="1" w:styleId="a0">
+  <w:style w:type="paragraph" w:customStyle="1" w:styleId="25">
     <w:name w:val="柴_文档名"/>
-    <w:basedOn w:val="Title"/>
+    <w:basedOn w:val="19"/>
     <w:qFormat/>
+    <w:uiPriority w:val="0"/>
     <w:pPr>
       <w:spacing w:after="900" w:afterLines="900"/>
     </w:pPr>
     <w:rPr>
-      <w:rFonts w:ascii="黑体" w:eastAsia="黑体" w:hAnsi="黑体" w:cs="黑体"/>
+      <w:rFonts w:ascii="黑体" w:hAnsi="黑体" w:eastAsia="黑体" w:cs="黑体"/>
       <w:bCs/>
       <w:spacing w:val="-7"/>
       <w:sz w:val="52"/>
       <w:szCs w:val="52"/>
     </w:rPr>
   </w:style>
-  <w:style w:type="table" w:customStyle="1" w:styleId="TableNormal0">
+  <w:style w:type="table" w:customStyle="1" w:styleId="26">
     <w:name w:val="Table Normal_0"/>
     <w:semiHidden/>
     <w:unhideWhenUsed/>
     <w:qFormat/>
+    <w:uiPriority w:val="0"/>
     <w:tblPr>
       <w:tblCellMar>
         <w:top w:w="0" w:type="dxa"/>
@@ -7648,81 +7941,87 @@
       </w:tblCellMar>
     </w:tblPr>
   </w:style>
-  <w:style w:type="paragraph" w:customStyle="1" w:styleId="TableText">
+  <w:style w:type="paragraph" w:customStyle="1" w:styleId="27">
     <w:name w:val="Table Text"/>
-    <w:basedOn w:val="Normal"/>
+    <w:basedOn w:val="1"/>
     <w:semiHidden/>
     <w:qFormat/>
+    <w:uiPriority w:val="0"/>
     <w:rPr>
-      <w:rFonts w:ascii="宋体" w:eastAsia="宋体" w:hAnsi="宋体" w:cs="宋体"/>
+      <w:rFonts w:ascii="宋体" w:hAnsi="宋体" w:eastAsia="宋体" w:cs="宋体"/>
       <w:sz w:val="21"/>
       <w:szCs w:val="21"/>
       <w:lang w:val="en-US" w:eastAsia="en-US" w:bidi="ar-SA"/>
     </w:rPr>
   </w:style>
-  <w:style w:type="paragraph" w:customStyle="1" w:styleId="1">
+  <w:style w:type="paragraph" w:customStyle="1" w:styleId="28">
     <w:name w:val="柴_标题1"/>
-    <w:basedOn w:val="Heading1"/>
-    <w:next w:val="a1"/>
-    <w:link w:val="1Char"/>
+    <w:basedOn w:val="2"/>
+    <w:next w:val="29"/>
+    <w:link w:val="38"/>
     <w:qFormat/>
+    <w:uiPriority w:val="0"/>
     <w:pPr>
       <w:spacing w:before="100" w:after="90" w:line="360" w:lineRule="auto"/>
     </w:pPr>
     <w:rPr>
-      <w:rFonts w:ascii="Arial" w:eastAsia="宋体" w:hAnsi="Arial"/>
+      <w:rFonts w:ascii="Arial" w:hAnsi="Arial" w:eastAsia="宋体"/>
       <w:sz w:val="32"/>
     </w:rPr>
   </w:style>
-  <w:style w:type="paragraph" w:customStyle="1" w:styleId="a1">
+  <w:style w:type="paragraph" w:customStyle="1" w:styleId="29">
     <w:name w:val="柴_正文"/>
-    <w:basedOn w:val="BodyText"/>
-    <w:link w:val="Char"/>
+    <w:basedOn w:val="12"/>
+    <w:link w:val="42"/>
     <w:qFormat/>
+    <w:uiPriority w:val="0"/>
     <w:pPr>
       <w:spacing w:line="360" w:lineRule="auto"/>
       <w:ind w:firstLine="470" w:firstLineChars="200"/>
     </w:pPr>
     <w:rPr>
-      <w:rFonts w:ascii="Arial" w:eastAsia="宋体" w:hAnsi="Arial"/>
+      <w:rFonts w:ascii="Arial" w:hAnsi="Arial" w:eastAsia="宋体"/>
       <w:sz w:val="24"/>
       <w:lang w:eastAsia="zh-CN"/>
     </w:rPr>
   </w:style>
-  <w:style w:type="paragraph" w:customStyle="1" w:styleId="2">
+  <w:style w:type="paragraph" w:customStyle="1" w:styleId="30">
     <w:name w:val="柴_标题2"/>
-    <w:basedOn w:val="Heading2"/>
-    <w:next w:val="a1"/>
+    <w:basedOn w:val="3"/>
+    <w:next w:val="29"/>
     <w:qFormat/>
+    <w:uiPriority w:val="0"/>
     <w:pPr>
       <w:spacing w:line="360" w:lineRule="auto"/>
     </w:pPr>
     <w:rPr>
-      <w:rFonts w:ascii="Arial" w:eastAsia="宋体" w:hAnsi="Arial"/>
+      <w:rFonts w:ascii="Arial" w:hAnsi="Arial" w:eastAsia="宋体"/>
       <w:sz w:val="28"/>
     </w:rPr>
   </w:style>
-  <w:style w:type="paragraph" w:customStyle="1" w:styleId="3">
+  <w:style w:type="paragraph" w:customStyle="1" w:styleId="31">
     <w:name w:val="柴_标题3"/>
-    <w:basedOn w:val="Heading3"/>
-    <w:next w:val="a1"/>
+    <w:basedOn w:val="4"/>
+    <w:next w:val="29"/>
     <w:qFormat/>
+    <w:uiPriority w:val="0"/>
     <w:pPr>
       <w:spacing w:line="360" w:lineRule="auto"/>
       <w:ind w:left="0" w:firstLine="472" w:firstLineChars="200"/>
     </w:pPr>
     <w:rPr>
-      <w:rFonts w:ascii="宋体" w:eastAsia="宋体" w:hAnsi="宋体" w:cs="宋体"/>
+      <w:rFonts w:ascii="宋体" w:hAnsi="宋体" w:eastAsia="宋体" w:cs="宋体"/>
       <w:spacing w:val="-2"/>
       <w:sz w:val="24"/>
       <w:szCs w:val="24"/>
     </w:rPr>
   </w:style>
-  <w:style w:type="paragraph" w:customStyle="1" w:styleId="a2">
+  <w:style w:type="paragraph" w:customStyle="1" w:styleId="32">
     <w:name w:val="柴_目录"/>
-    <w:basedOn w:val="Normal"/>
-    <w:next w:val="BodyText"/>
+    <w:basedOn w:val="1"/>
+    <w:next w:val="12"/>
     <w:qFormat/>
+    <w:uiPriority w:val="0"/>
     <w:pPr>
       <w:tabs>
         <w:tab w:val="right" w:leader="dot" w:pos="8442"/>
@@ -7730,59 +8029,64 @@
       <w:ind w:left="0" w:leftChars="0"/>
     </w:pPr>
     <w:rPr>
-      <w:rFonts w:ascii="Arial" w:eastAsia="Microsoft JhengHei" w:hAnsi="Arial"/>
+      <w:rFonts w:ascii="Arial" w:hAnsi="Arial" w:eastAsia="Microsoft JhengHei"/>
       <w:sz w:val="24"/>
     </w:rPr>
   </w:style>
-  <w:style w:type="paragraph" w:customStyle="1" w:styleId="WPSOffice1">
+  <w:style w:type="paragraph" w:customStyle="1" w:styleId="33">
     <w:name w:val="WPSOffice手动目录 1"/>
     <w:qFormat/>
+    <w:uiPriority w:val="0"/>
     <w:pPr>
       <w:ind w:leftChars="0"/>
     </w:pPr>
     <w:rPr>
-      <w:rFonts w:ascii="Times New Roman" w:eastAsia="宋体" w:hAnsi="Times New Roman" w:cs="Times New Roman"/>
+      <w:rFonts w:ascii="Times New Roman" w:hAnsi="Times New Roman" w:eastAsia="宋体" w:cs="Times New Roman"/>
       <w:sz w:val="20"/>
       <w:szCs w:val="20"/>
     </w:rPr>
   </w:style>
-  <w:style w:type="paragraph" w:customStyle="1" w:styleId="WPSOffice2">
+  <w:style w:type="paragraph" w:customStyle="1" w:styleId="34">
     <w:name w:val="WPSOffice手动目录 2"/>
     <w:qFormat/>
+    <w:uiPriority w:val="0"/>
     <w:pPr>
       <w:ind w:leftChars="200"/>
     </w:pPr>
     <w:rPr>
-      <w:rFonts w:ascii="Times New Roman" w:eastAsia="宋体" w:hAnsi="Times New Roman" w:cs="Times New Roman"/>
+      <w:rFonts w:ascii="Times New Roman" w:hAnsi="Times New Roman" w:eastAsia="宋体" w:cs="Times New Roman"/>
       <w:sz w:val="20"/>
       <w:szCs w:val="20"/>
     </w:rPr>
   </w:style>
-  <w:style w:type="paragraph" w:customStyle="1" w:styleId="WPSOffice3">
+  <w:style w:type="paragraph" w:customStyle="1" w:styleId="35">
     <w:name w:val="WPSOffice手动目录 3"/>
     <w:qFormat/>
+    <w:uiPriority w:val="0"/>
     <w:pPr>
       <w:ind w:leftChars="400"/>
     </w:pPr>
     <w:rPr>
-      <w:rFonts w:ascii="Times New Roman" w:eastAsia="宋体" w:hAnsi="Times New Roman" w:cs="Times New Roman"/>
+      <w:rFonts w:ascii="Times New Roman" w:hAnsi="Times New Roman" w:eastAsia="宋体" w:cs="Times New Roman"/>
       <w:sz w:val="20"/>
       <w:szCs w:val="20"/>
     </w:rPr>
   </w:style>
-  <w:style w:type="paragraph" w:customStyle="1" w:styleId="Compact">
+  <w:style w:type="paragraph" w:customStyle="1" w:styleId="36">
     <w:name w:val="Compact"/>
-    <w:basedOn w:val="BodyText"/>
+    <w:basedOn w:val="12"/>
     <w:qFormat/>
+    <w:uiPriority w:val="0"/>
     <w:pPr>
       <w:spacing w:before="36" w:after="36"/>
     </w:pPr>
   </w:style>
-  <w:style w:type="table" w:customStyle="1" w:styleId="Table">
+  <w:style w:type="table" w:customStyle="1" w:styleId="37">
     <w:name w:val="Table"/>
     <w:semiHidden/>
     <w:unhideWhenUsed/>
     <w:qFormat/>
+    <w:uiPriority w:val="0"/>
     <w:tblPr>
       <w:tblCellMar>
         <w:top w:w="0" w:type="dxa"/>
@@ -7794,26 +8098,28 @@
     <w:tblStylePr w:type="firstRow">
       <w:tcPr>
         <w:tcBorders>
-          <w:bottom w:val="single" w:sz="0" w:space="0" w:color="auto"/>
+          <w:bottom w:val="single" w:color="auto" w:sz="0" w:space="0"/>
         </w:tcBorders>
         <w:vAlign w:val="bottom"/>
       </w:tcPr>
     </w:tblStylePr>
   </w:style>
-  <w:style w:type="character" w:customStyle="1" w:styleId="1Char">
+  <w:style w:type="character" w:customStyle="1" w:styleId="38">
     <w:name w:val="柴_标题1 Char"/>
-    <w:link w:val="1"/>
+    <w:link w:val="28"/>
     <w:qFormat/>
+    <w:uiPriority w:val="0"/>
     <w:rPr>
-      <w:rFonts w:ascii="Arial" w:eastAsia="宋体" w:hAnsi="Arial"/>
+      <w:rFonts w:ascii="Arial" w:hAnsi="Arial" w:eastAsia="宋体"/>
       <w:sz w:val="32"/>
     </w:rPr>
   </w:style>
-  <w:style w:type="table" w:customStyle="1" w:styleId="TableNormal1">
+  <w:style w:type="table" w:customStyle="1" w:styleId="39">
     <w:name w:val="Table Normal_1"/>
     <w:semiHidden/>
     <w:unhideWhenUsed/>
     <w:qFormat/>
+    <w:uiPriority w:val="0"/>
     <w:tblPr>
       <w:tblCellMar>
         <w:top w:w="0" w:type="dxa"/>
@@ -7823,10 +8129,11 @@
       </w:tblCellMar>
     </w:tblPr>
   </w:style>
-  <w:style w:type="paragraph" w:customStyle="1" w:styleId="a3">
+  <w:style w:type="paragraph" w:customStyle="1" w:styleId="40">
     <w:name w:val="柴_正文_无缩进"/>
-    <w:basedOn w:val="Normal"/>
+    <w:basedOn w:val="1"/>
     <w:qFormat/>
+    <w:uiPriority w:val="0"/>
     <w:pPr>
       <w:ind w:firstLine="0" w:firstLineChars="0"/>
     </w:pPr>
@@ -7836,29 +8143,31 @@
       <w:lang w:eastAsia="zh-CN"/>
     </w:rPr>
   </w:style>
-  <w:style w:type="paragraph" w:customStyle="1" w:styleId="4">
+  <w:style w:type="paragraph" w:customStyle="1" w:styleId="41">
     <w:name w:val="柴_标题4"/>
-    <w:basedOn w:val="Heading4"/>
-    <w:next w:val="Normal"/>
+    <w:basedOn w:val="5"/>
+    <w:next w:val="1"/>
     <w:qFormat/>
+    <w:uiPriority w:val="0"/>
     <w:pPr>
       <w:widowControl w:val="0"/>
       <w:spacing w:before="160" w:line="360" w:lineRule="auto"/>
-      <w:ind w:left="981" w:hanging="862" w:leftChars="300"/>
+      <w:ind w:left="981" w:leftChars="300" w:hanging="862"/>
     </w:pPr>
     <w:rPr>
-      <w:rFonts w:ascii="Calibri" w:eastAsia="宋体" w:hAnsi="Calibri" w:cs="宋体" w:hint="eastAsia"/>
+      <w:rFonts w:hint="eastAsia" w:ascii="Calibri" w:hAnsi="Calibri" w:eastAsia="宋体" w:cs="宋体"/>
       <w:sz w:val="24"/>
       <w:szCs w:val="24"/>
       <w:lang w:eastAsia="zh-CN" w:bidi="zh-CN"/>
     </w:rPr>
   </w:style>
-  <w:style w:type="character" w:customStyle="1" w:styleId="Char">
+  <w:style w:type="character" w:customStyle="1" w:styleId="42">
     <w:name w:val="柴_正文 Char"/>
-    <w:link w:val="a1"/>
+    <w:link w:val="29"/>
     <w:qFormat/>
+    <w:uiPriority w:val="0"/>
     <w:rPr>
-      <w:rFonts w:ascii="Arial" w:eastAsia="宋体" w:hAnsi="Arial"/>
+      <w:rFonts w:ascii="Arial" w:hAnsi="Arial" w:eastAsia="宋体"/>
       <w:sz w:val="24"/>
       <w:lang w:eastAsia="zh-CN"/>
     </w:rPr>
